--- a/1. FLOODSENSE-MAIN/MAIN FILESS/DIAGRAMS/Fishbone.docx
+++ b/1. FLOODSENSE-MAIN/MAIN FILESS/DIAGRAMS/Fishbone.docx
@@ -1,6 +1,6 @@
 
 <file path=word/document.xml><?xml version="1.0" encoding="utf-8"?>
-<w:document xmlns:wpc="http://schemas.microsoft.com/office/word/2010/wordprocessingCanvas" xmlns:cx="http://schemas.microsoft.com/office/drawing/2014/chartex" xmlns:cx1="http://schemas.microsoft.com/office/drawing/2015/9/8/chartex" xmlns:cx2="http://schemas.microsoft.com/office/drawing/2015/10/21/chartex" xmlns:cx3="http://schemas.microsoft.com/office/drawing/2016/5/9/chartex" xmlns:cx4="http://schemas.microsoft.com/office/drawing/2016/5/10/chartex" xmlns:cx5="http://schemas.microsoft.com/office/drawing/2016/5/11/chartex" xmlns:cx6="http://schemas.microsoft.com/office/drawing/2016/5/12/chartex" xmlns:cx7="http://schemas.microsoft.com/office/drawing/2016/5/13/chartex" xmlns:cx8="http://schemas.microsoft.com/office/drawing/2016/5/14/chartex" xmlns:mc="http://schemas.openxmlformats.org/markup-compatibility/2006" xmlns:aink="http://schemas.microsoft.com/office/drawing/2016/ink" xmlns:am3d="http://schemas.microsoft.com/office/drawing/2017/model3d" xmlns:o="urn:schemas-microsoft-com:office:office" xmlns:r="http://schemas.openxmlformats.org/officeDocument/2006/relationships" xmlns:m="http://schemas.openxmlformats.org/officeDocument/2006/math" xmlns:v="urn:schemas-microsoft-com:vml" xmlns:wp14="http://schemas.microsoft.com/office/word/2010/wordprocessingDrawing" xmlns:wp="http://schemas.openxmlformats.org/drawingml/2006/wordprocessingDrawing" xmlns:w10="urn:schemas-microsoft-com:office:word" xmlns:w="http://schemas.openxmlformats.org/wordprocessingml/2006/main" xmlns:w14="http://schemas.microsoft.com/office/word/2010/wordml" xmlns:w15="http://schemas.microsoft.com/office/word/2012/wordml" xmlns:w16cex="http://schemas.microsoft.com/office/word/2018/wordml/cex" xmlns:w16cid="http://schemas.microsoft.com/office/word/2016/wordml/cid" xmlns:w16="http://schemas.microsoft.com/office/word/2018/wordml" xmlns:w16sdtdh="http://schemas.microsoft.com/office/word/2020/wordml/sdtdatahash" xmlns:w16se="http://schemas.microsoft.com/office/word/2015/wordml/symex" xmlns:wpg="http://schemas.microsoft.com/office/word/2010/wordprocessingGroup" xmlns:wpi="http://schemas.microsoft.com/office/word/2010/wordprocessingInk" xmlns:wne="http://schemas.microsoft.com/office/word/2006/wordml" xmlns:wps="http://schemas.microsoft.com/office/word/2010/wordprocessingShape" mc:Ignorable="w14 w15 w16se w16cid w16 w16cex w16sdtdh wp14">
+<w:document xmlns:wpc="http://schemas.microsoft.com/office/word/2010/wordprocessingCanvas" xmlns:cx="http://schemas.microsoft.com/office/drawing/2014/chartex" xmlns:cx1="http://schemas.microsoft.com/office/drawing/2015/9/8/chartex" xmlns:cx2="http://schemas.microsoft.com/office/drawing/2015/10/21/chartex" xmlns:cx3="http://schemas.microsoft.com/office/drawing/2016/5/9/chartex" xmlns:cx4="http://schemas.microsoft.com/office/drawing/2016/5/10/chartex" xmlns:cx5="http://schemas.microsoft.com/office/drawing/2016/5/11/chartex" xmlns:cx6="http://schemas.microsoft.com/office/drawing/2016/5/12/chartex" xmlns:cx7="http://schemas.microsoft.com/office/drawing/2016/5/13/chartex" xmlns:cx8="http://schemas.microsoft.com/office/drawing/2016/5/14/chartex" xmlns:mc="http://schemas.openxmlformats.org/markup-compatibility/2006" xmlns:aink="http://schemas.microsoft.com/office/drawing/2016/ink" xmlns:am3d="http://schemas.microsoft.com/office/drawing/2017/model3d" xmlns:o="urn:schemas-microsoft-com:office:office" xmlns:r="http://schemas.openxmlformats.org/officeDocument/2006/relationships" xmlns:m="http://schemas.openxmlformats.org/officeDocument/2006/math" xmlns:v="urn:schemas-microsoft-com:vml" xmlns:wp14="http://schemas.microsoft.com/office/word/2010/wordprocessingDrawing" xmlns:wp="http://schemas.openxmlformats.org/drawingml/2006/wordprocessingDrawing" xmlns:w10="urn:schemas-microsoft-com:office:word" xmlns:w="http://schemas.openxmlformats.org/wordprocessingml/2006/main" xmlns:w14="http://schemas.microsoft.com/office/word/2010/wordml" xmlns:w15="http://schemas.microsoft.com/office/word/2012/wordml" xmlns:w16cid="http://schemas.microsoft.com/office/word/2016/wordml/cid" xmlns:w16se="http://schemas.microsoft.com/office/word/2015/wordml/symex" xmlns:wpg="http://schemas.microsoft.com/office/word/2010/wordprocessingGroup" xmlns:wpi="http://schemas.microsoft.com/office/word/2010/wordprocessingInk" xmlns:wne="http://schemas.microsoft.com/office/word/2006/wordml" xmlns:wps="http://schemas.microsoft.com/office/word/2010/wordprocessingShape" mc:Ignorable="w14 w15 w16se w16cid wp14">
   <w:body>
     <w:p>
       <w:r>
@@ -67,7 +67,7 @@
                                 <w:color w:val="000000"/>
                                 <w:sz w:val="14"/>
                               </w:rPr>
-                              <w:t>Appendix Figure 3. Fish Bone Diagram of Limited Situation-Specific Pre-Event Preparedness Support</w:t>
+                              <w:t>Appendix Figure 4. Fishbone Diagram of Pre-Event Preparedness Needs</w:t>
                             </w:r>
                           </w:p>
                         </w:txbxContent>
@@ -90,7 +90,7 @@
                 <v:stroke joinstyle="miter"/>
                 <v:path gradientshapeok="t" o:connecttype="rect"/>
               </v:shapetype>
-              <v:shape id="Fishbone_3_Caption" o:spid="_x0000_s1026" type="#_x0000_t202" style="position:absolute;margin-left:52pt;margin-top:718.95pt;width:462pt;height:17pt;z-index:251702272;visibility:visible;mso-wrap-style:square;mso-wrap-distance-left:9pt;mso-wrap-distance-top:0;mso-wrap-distance-right:9pt;mso-wrap-distance-bottom:0;mso-position-horizontal:absolute;mso-position-horizontal-relative:page;mso-position-vertical:absolute;mso-position-vertical-relative:page;v-text-anchor:middle" o:gfxdata="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" filled="f" stroked="f" strokeweight=".5pt">
+              <v:shape id="Fishbone_3_Caption" o:spid="_x0000_s1026" type="#_x0000_t202" style="position:absolute;margin-left:52pt;margin-top:718.95pt;width:462pt;height:17pt;z-index:251702272;visibility:visible;mso-wrap-style:square;mso-wrap-distance-left:9pt;mso-wrap-distance-top:0;mso-wrap-distance-right:9pt;mso-wrap-distance-bottom:0;mso-position-horizontal:absolute;mso-position-horizontal-relative:page;mso-position-vertical:absolute;mso-position-vertical-relative:page;v-text-anchor:middle" o:gfxdata="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" filled="f" stroked="f" strokeweight=".5pt">
                 <v:textbox inset="2pt,1pt,2pt,1pt">
                   <w:txbxContent>
                     <w:p>
@@ -109,7 +109,7 @@
                           <w:color w:val="000000"/>
                           <w:sz w:val="14"/>
                         </w:rPr>
-                        <w:t>Appendix Figure 3. Fish Bone Diagram of Limited Situation-Specific Pre-Event Preparedness Support</w:t>
+                        <w:t>Appendix Figure 4. Fishbone Diagram of Pre-Event Preparedness Needs</w:t>
                       </w:r>
                     </w:p>
                   </w:txbxContent>
@@ -314,7 +314,7 @@
                                 <w:color w:val="000000"/>
                                 <w:sz w:val="12"/>
                               </w:rPr>
-                              <w:t>General guidance is not linked to</w:t>
+                              <w:t>Susceptibility and preparedness</w:t>
                             </w:r>
                           </w:p>
                           <w:p>
@@ -333,36 +333,7 @@
                                 <w:color w:val="000000"/>
                                 <w:sz w:val="12"/>
                               </w:rPr>
-                              <w:t xml:space="preserve">the current susceptibility </w:t>
-                            </w:r>
-                            <w:proofErr w:type="gramStart"/>
-                            <w:r>
-                              <w:rPr>
-                                <w:rFonts w:ascii="Arial" w:hAnsi="Arial" w:cs="Arial"/>
-                                <w:color w:val="000000"/>
-                                <w:sz w:val="12"/>
-                              </w:rPr>
-                              <w:t>result</w:t>
-                            </w:r>
-                            <w:proofErr w:type="gramEnd"/>
-                          </w:p>
-                          <w:p>
-                            <w:pPr>
-                              <w:spacing w:after="0" w:line="240" w:lineRule="auto"/>
-                              <w:jc w:val="center"/>
-                              <w:rPr>
-                                <w:rFonts w:ascii="Arial" w:hAnsi="Arial" w:cs="Arial"/>
-                                <w:color w:val="000000"/>
-                                <w:sz w:val="12"/>
-                              </w:rPr>
-                            </w:pPr>
-                            <w:r>
-                              <w:rPr>
-                                <w:rFonts w:ascii="Arial" w:hAnsi="Arial" w:cs="Arial"/>
-                                <w:color w:val="000000"/>
-                                <w:sz w:val="12"/>
-                              </w:rPr>
-                              <w:t>Need for a structured deterministic DSS</w:t>
+                              <w:t>serve different decision purposes</w:t>
                             </w:r>
                           </w:p>
                           <w:p>
@@ -381,7 +352,26 @@
                                 <w:color w:val="000000"/>
                                 <w:sz w:val="12"/>
                               </w:rPr>
-                              <w:t>without issuing evacuation orders</w:t>
+                              <w:t>Guidance must not issue official</w:t>
+                            </w:r>
+                          </w:p>
+                          <w:p>
+                            <w:pPr>
+                              <w:spacing w:after="0" w:line="240" w:lineRule="auto"/>
+                              <w:jc w:val="center"/>
+                              <w:rPr>
+                                <w:rFonts w:ascii="Arial" w:hAnsi="Arial" w:cs="Arial"/>
+                                <w:color w:val="000000"/>
+                                <w:sz w:val="12"/>
+                              </w:rPr>
+                            </w:pPr>
+                            <w:r>
+                              <w:rPr>
+                                <w:rFonts w:ascii="Arial" w:hAnsi="Arial" w:cs="Arial"/>
+                                <w:color w:val="000000"/>
+                                <w:sz w:val="12"/>
+                              </w:rPr>
+                              <w:t>evacuation orders</w:t>
                             </w:r>
                           </w:p>
                         </w:txbxContent>
@@ -400,7 +390,7 @@
           </mc:Choice>
           <mc:Fallback>
             <w:pict>
-              <v:shape w14:anchorId="53B852A6" id="Fishbone_3_Causes_3" o:spid="_x0000_s1028" type="#_x0000_t202" style="position:absolute;margin-left:124pt;margin-top:633.95pt;width:178pt;height:46pt;z-index:251700224;visibility:visible;mso-wrap-style:square;mso-wrap-distance-left:9pt;mso-wrap-distance-top:0;mso-wrap-distance-right:9pt;mso-wrap-distance-bottom:0;mso-position-horizontal:absolute;mso-position-horizontal-relative:page;mso-position-vertical:absolute;mso-position-vertical-relative:page;v-text-anchor:middle" o:gfxdata="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" filled="f" stroked="f" strokeweight=".5pt">
+              <v:shape w14:anchorId="53B852A6" id="Fishbone_3_Causes_3" o:spid="_x0000_s1028" type="#_x0000_t202" style="position:absolute;margin-left:124pt;margin-top:633.95pt;width:178pt;height:46pt;z-index:251700224;visibility:visible;mso-wrap-style:square;mso-wrap-distance-left:9pt;mso-wrap-distance-top:0;mso-wrap-distance-right:9pt;mso-wrap-distance-bottom:0;mso-position-horizontal:absolute;mso-position-horizontal-relative:page;mso-position-vertical:absolute;mso-position-vertical-relative:page;v-text-anchor:middle" o:gfxdata="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" filled="f" stroked="f" strokeweight=".5pt">
                 <v:textbox inset="2pt,1pt,2pt,1pt">
                   <w:txbxContent>
                     <w:p>
@@ -419,7 +409,7 @@
                           <w:color w:val="000000"/>
                           <w:sz w:val="12"/>
                         </w:rPr>
-                        <w:t>General guidance is not linked to</w:t>
+                        <w:t>Susceptibility and preparedness</w:t>
                       </w:r>
                     </w:p>
                     <w:p>
@@ -438,36 +428,7 @@
                           <w:color w:val="000000"/>
                           <w:sz w:val="12"/>
                         </w:rPr>
-                        <w:t xml:space="preserve">the current susceptibility </w:t>
-                      </w:r>
-                      <w:proofErr w:type="gramStart"/>
-                      <w:r>
-                        <w:rPr>
-                          <w:rFonts w:ascii="Arial" w:hAnsi="Arial" w:cs="Arial"/>
-                          <w:color w:val="000000"/>
-                          <w:sz w:val="12"/>
-                        </w:rPr>
-                        <w:t>result</w:t>
-                      </w:r>
-                      <w:proofErr w:type="gramEnd"/>
-                    </w:p>
-                    <w:p>
-                      <w:pPr>
-                        <w:spacing w:after="0" w:line="240" w:lineRule="auto"/>
-                        <w:jc w:val="center"/>
-                        <w:rPr>
-                          <w:rFonts w:ascii="Arial" w:hAnsi="Arial" w:cs="Arial"/>
-                          <w:color w:val="000000"/>
-                          <w:sz w:val="12"/>
-                        </w:rPr>
-                      </w:pPr>
-                      <w:r>
-                        <w:rPr>
-                          <w:rFonts w:ascii="Arial" w:hAnsi="Arial" w:cs="Arial"/>
-                          <w:color w:val="000000"/>
-                          <w:sz w:val="12"/>
-                        </w:rPr>
-                        <w:t>Need for a structured deterministic DSS</w:t>
+                        <w:t>serve different decision purposes</w:t>
                       </w:r>
                     </w:p>
                     <w:p>
@@ -486,7 +447,26 @@
                           <w:color w:val="000000"/>
                           <w:sz w:val="12"/>
                         </w:rPr>
-                        <w:t>without issuing evacuation orders</w:t>
+                        <w:t>Guidance must not issue official</w:t>
+                      </w:r>
+                    </w:p>
+                    <w:p>
+                      <w:pPr>
+                        <w:spacing w:after="0" w:line="240" w:lineRule="auto"/>
+                        <w:jc w:val="center"/>
+                        <w:rPr>
+                          <w:rFonts w:ascii="Arial" w:hAnsi="Arial" w:cs="Arial"/>
+                          <w:color w:val="000000"/>
+                          <w:sz w:val="12"/>
+                        </w:rPr>
+                      </w:pPr>
+                      <w:r>
+                        <w:rPr>
+                          <w:rFonts w:ascii="Arial" w:hAnsi="Arial" w:cs="Arial"/>
+                          <w:color w:val="000000"/>
+                          <w:sz w:val="12"/>
+                        </w:rPr>
+                        <w:t>evacuation orders</w:t>
                       </w:r>
                     </w:p>
                   </w:txbxContent>
@@ -561,7 +541,7 @@
           </mc:Choice>
           <mc:Fallback>
             <w:pict>
-              <v:shapetype w14:anchorId="6209D155" id="_x0000_t32" coordsize="21600,21600" o:spt="32" o:oned="t" path="m,l21600,21600e" filled="f">
+              <v:shapetype w14:anchorId="4E77E3A2" id="_x0000_t32" coordsize="21600,21600" o:spt="32" o:oned="t" path="m,l21600,21600e" filled="f">
                 <v:path arrowok="t" fillok="f" o:connecttype="none"/>
                 <o:lock v:ext="edit" shapetype="t"/>
               </v:shapetype>
@@ -713,7 +693,7 @@
           </mc:Choice>
           <mc:Fallback>
             <w:pict>
-              <v:shape w14:anchorId="74F7F834" id="Fishbone_3_Causes_2" o:spid="_x0000_s1029" type="#_x0000_t202" style="position:absolute;margin-left:227.95pt;margin-top:572.95pt;width:172pt;height:48pt;z-index:251698176;visibility:visible;mso-wrap-style:square;mso-wrap-distance-left:9pt;mso-wrap-distance-top:0;mso-wrap-distance-right:9pt;mso-wrap-distance-bottom:0;mso-position-horizontal:absolute;mso-position-horizontal-relative:page;mso-position-vertical:absolute;mso-position-vertical-relative:page;v-text-anchor:middle" o:gfxdata="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" filled="f" stroked="f" strokeweight=".5pt">
+              <v:shape w14:anchorId="74F7F834" id="Fishbone_3_Causes_2" o:spid="_x0000_s1029" type="#_x0000_t202" style="position:absolute;margin-left:227.95pt;margin-top:572.95pt;width:172pt;height:48pt;z-index:251698176;visibility:visible;mso-wrap-style:square;mso-wrap-distance-left:9pt;mso-wrap-distance-top:0;mso-wrap-distance-right:9pt;mso-wrap-distance-bottom:0;mso-position-horizontal:absolute;mso-position-horizontal-relative:page;mso-position-vertical:absolute;mso-position-vertical-relative:page;v-text-anchor:middle" o:gfxdata="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" filled="f" stroked="f" strokeweight=".5pt">
                 <v:textbox inset="2pt,1pt,2pt,1pt">
                   <w:txbxContent>
                     <w:p>
@@ -864,7 +844,7 @@
           </mc:Choice>
           <mc:Fallback>
             <w:pict>
-              <v:shape w14:anchorId="0FFC08CF" id="Fishbone_3_Branch_2" o:spid="_x0000_s1026" type="#_x0000_t32" style="position:absolute;margin-left:343pt;margin-top:563.95pt;width:78pt;height:64pt;z-index:251697152;visibility:visible;mso-wrap-style:square;mso-wrap-distance-left:9pt;mso-wrap-distance-top:0;mso-wrap-distance-right:9pt;mso-wrap-distance-bottom:0;mso-position-horizontal:absolute;mso-position-horizontal-relative:page;mso-position-vertical:absolute;mso-position-vertical-relative:page" o:gfxdata="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" strokecolor="#4b4b4b" strokeweight=".8pt">
+              <v:shape w14:anchorId="677905CB" id="Fishbone_3_Branch_2" o:spid="_x0000_s1026" type="#_x0000_t32" style="position:absolute;margin-left:343pt;margin-top:563.95pt;width:78pt;height:64pt;z-index:251697152;visibility:visible;mso-wrap-style:square;mso-wrap-distance-left:9pt;mso-wrap-distance-top:0;mso-wrap-distance-right:9pt;mso-wrap-distance-bottom:0;mso-position-horizontal:absolute;mso-position-horizontal-relative:page;mso-position-vertical:absolute;mso-position-vertical-relative:page" o:gfxdata="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" strokecolor="#4b4b4b" strokeweight=".8pt">
                 <w10:wrap anchorx="page" anchory="page"/>
                 <w10:anchorlock/>
               </v:shape>
@@ -1141,7 +1121,7 @@
           </mc:Choice>
           <mc:Fallback>
             <w:pict>
-              <v:shape w14:anchorId="14F7DBD4" id="Fishbone_3_Causes_1" o:spid="_x0000_s1031" type="#_x0000_t202" style="position:absolute;margin-left:65pt;margin-top:572.95pt;width:164pt;height:48pt;z-index:251695104;visibility:visible;mso-wrap-style:square;mso-wrap-distance-left:9pt;mso-wrap-distance-top:0;mso-wrap-distance-right:9pt;mso-wrap-distance-bottom:0;mso-position-horizontal:absolute;mso-position-horizontal-relative:page;mso-position-vertical:absolute;mso-position-vertical-relative:page;v-text-anchor:middle" o:gfxdata="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" filled="f" stroked="f" strokeweight=".5pt">
+              <v:shape w14:anchorId="14F7DBD4" id="Fishbone_3_Causes_1" o:spid="_x0000_s1031" type="#_x0000_t202" style="position:absolute;margin-left:65pt;margin-top:572.95pt;width:164pt;height:48pt;z-index:251695104;visibility:visible;mso-wrap-style:square;mso-wrap-distance-left:9pt;mso-wrap-distance-top:0;mso-wrap-distance-right:9pt;mso-wrap-distance-bottom:0;mso-position-horizontal:absolute;mso-position-horizontal-relative:page;mso-position-vertical:absolute;mso-position-vertical-relative:page;v-text-anchor:middle" o:gfxdata="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" filled="f" stroked="f" strokeweight=".5pt">
                 <v:textbox inset="2pt,1pt,2pt,1pt">
                   <w:txbxContent>
                     <w:p>
@@ -1292,7 +1272,7 @@
           </mc:Choice>
           <mc:Fallback>
             <w:pict>
-              <v:shape w14:anchorId="501C35F9" id="Fishbone_3_Branch_1" o:spid="_x0000_s1026" type="#_x0000_t32" style="position:absolute;margin-left:185pt;margin-top:563.95pt;width:81pt;height:64pt;z-index:251694080;visibility:visible;mso-wrap-style:square;mso-wrap-distance-left:9pt;mso-wrap-distance-top:0;mso-wrap-distance-right:9pt;mso-wrap-distance-bottom:0;mso-position-horizontal:absolute;mso-position-horizontal-relative:page;mso-position-vertical:absolute;mso-position-vertical-relative:page" o:gfxdata="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" strokecolor="#4b4b4b" strokeweight=".8pt">
+              <v:shape w14:anchorId="2EBA2206" id="Fishbone_3_Branch_1" o:spid="_x0000_s1026" type="#_x0000_t32" style="position:absolute;margin-left:185pt;margin-top:563.95pt;width:81pt;height:64pt;z-index:251694080;visibility:visible;mso-wrap-style:square;mso-wrap-distance-left:9pt;mso-wrap-distance-top:0;mso-wrap-distance-right:9pt;mso-wrap-distance-bottom:0;mso-position-horizontal:absolute;mso-position-horizontal-relative:page;mso-position-vertical:absolute;mso-position-vertical-relative:page" o:gfxdata="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" strokecolor="#4b4b4b" strokeweight=".8pt">
                 <w10:wrap anchorx="page" anchory="page"/>
                 <w10:anchorlock/>
               </v:shape>
@@ -1577,7 +1557,7 @@
           </mc:Choice>
           <mc:Fallback>
             <w:pict>
-              <v:shape w14:anchorId="34F4FBA9" id="Fishbone_3_Effect_Label" o:spid="_x0000_s1033" type="#_x0000_t202" style="position:absolute;margin-left:437pt;margin-top:595.95pt;width:79pt;height:64pt;z-index:251692032;visibility:visible;mso-wrap-style:square;mso-wrap-distance-left:9pt;mso-wrap-distance-top:0;mso-wrap-distance-right:9pt;mso-wrap-distance-bottom:0;mso-position-horizontal:absolute;mso-position-horizontal-relative:page;mso-position-vertical:absolute;mso-position-vertical-relative:page;v-text-anchor:middle" o:gfxdata="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" filled="f" stroked="f" strokeweight=".5pt">
+              <v:shape w14:anchorId="34F4FBA9" id="Fishbone_3_Effect_Label" o:spid="_x0000_s1033" type="#_x0000_t202" style="position:absolute;margin-left:437pt;margin-top:595.95pt;width:79pt;height:64pt;z-index:251692032;visibility:visible;mso-wrap-style:square;mso-wrap-distance-left:9pt;mso-wrap-distance-top:0;mso-wrap-distance-right:9pt;mso-wrap-distance-bottom:0;mso-position-horizontal:absolute;mso-position-horizontal-relative:page;mso-position-vertical:absolute;mso-position-vertical-relative:page;v-text-anchor:middle" o:gfxdata="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" filled="f" stroked="f" strokeweight=".5pt">
                 <v:textbox inset="2pt,1pt,2pt,1pt">
                   <w:txbxContent>
                     <w:p>
@@ -1766,7 +1746,7 @@
           </mc:Choice>
           <mc:Fallback>
             <w:pict>
-              <v:shape w14:anchorId="786FAB75" id="Fishbone_3_Effect_Head" o:spid="_x0000_s1026" style="position:absolute;margin-left:431pt;margin-top:578.95pt;width:126pt;height:98pt;z-index:251691008;visibility:visible;mso-wrap-style:square;mso-wrap-distance-left:9pt;mso-wrap-distance-top:0;mso-wrap-distance-right:9pt;mso-wrap-distance-bottom:0;mso-position-horizontal:absolute;mso-position-horizontal-relative:page;mso-position-vertical:absolute;mso-position-vertical-relative:page;v-text-anchor:top" coordsize="1600201,1244601" o:gfxdata="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" path="m,l1600200,622300,,1244600,,xe" fillcolor="#f7f7f7" strokecolor="#7d7d7d" strokeweight=".8pt">
+              <v:shape w14:anchorId="6C5EFA67" id="Fishbone_3_Effect_Head" o:spid="_x0000_s1026" style="position:absolute;margin-left:431pt;margin-top:578.95pt;width:126pt;height:98pt;z-index:251691008;visibility:visible;mso-wrap-style:square;mso-wrap-distance-left:9pt;mso-wrap-distance-top:0;mso-wrap-distance-right:9pt;mso-wrap-distance-bottom:0;mso-position-horizontal:absolute;mso-position-horizontal-relative:page;mso-position-vertical:absolute;mso-position-vertical-relative:page;v-text-anchor:top" coordsize="1600201,1244601" o:gfxdata="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" path="m,l1600200,622300,,1244600,,xe" fillcolor="#f7f7f7" strokecolor="#7d7d7d" strokeweight=".8pt">
                 <v:fill rotate="t" angle="90" focus="100%" type="gradient"/>
                 <v:path arrowok="t" textboxrect="0,0,1600201,1244601"/>
                 <w10:wrap anchorx="page" anchory="page"/>
@@ -1839,7 +1819,7 @@
           </mc:Choice>
           <mc:Fallback>
             <w:pict>
-              <v:shape w14:anchorId="65D65D33" id="Fishbone_3_Spine" o:spid="_x0000_s1026" type="#_x0000_t32" style="position:absolute;margin-left:73pt;margin-top:627.95pt;width:358pt;height:0;z-index:251689984;visibility:visible;mso-wrap-style:square;mso-wrap-distance-left:9pt;mso-wrap-distance-top:0;mso-wrap-distance-right:9pt;mso-wrap-distance-bottom:0;mso-position-horizontal:absolute;mso-position-horizontal-relative:page;mso-position-vertical:absolute;mso-position-vertical-relative:page" o:gfxdata="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" strokecolor="#4b4b4b" strokeweight=".95pt">
+              <v:shape w14:anchorId="679E4BC2" id="Fishbone_3_Spine" o:spid="_x0000_s1026" type="#_x0000_t32" style="position:absolute;margin-left:73pt;margin-top:627.95pt;width:358pt;height:0;z-index:251689984;visibility:visible;mso-wrap-style:square;mso-wrap-distance-left:9pt;mso-wrap-distance-top:0;mso-wrap-distance-right:9pt;mso-wrap-distance-bottom:0;mso-position-horizontal:absolute;mso-position-horizontal-relative:page;mso-position-vertical:absolute;mso-position-vertical-relative:page" o:gfxdata="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" strokecolor="#4b4b4b" strokeweight=".95pt">
                 <w10:wrap anchorx="page" anchory="page"/>
                 <w10:anchorlock/>
               </v:shape>
@@ -1940,7 +1920,7 @@
           </mc:Choice>
           <mc:Fallback>
             <w:pict>
-              <v:shape w14:anchorId="24EBBF99" id="Fishbone_3_Tail" o:spid="_x0000_s1026" style="position:absolute;margin-left:27pt;margin-top:607.95pt;width:46pt;height:40pt;z-index:251688960;visibility:visible;mso-wrap-style:square;mso-wrap-distance-left:9pt;mso-wrap-distance-top:0;mso-wrap-distance-right:9pt;mso-wrap-distance-bottom:0;mso-position-horizontal:absolute;mso-position-horizontal-relative:page;mso-position-vertical:absolute;mso-position-vertical-relative:page;v-text-anchor:top" coordsize="584201,508001" o:gfxdata="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" path="m,l584200,254000,,508000,,xe" fillcolor="#f7f7f7" strokecolor="#7d7d7d" strokeweight=".8pt">
+              <v:shape w14:anchorId="431C7C02" id="Fishbone_3_Tail" o:spid="_x0000_s1026" style="position:absolute;margin-left:27pt;margin-top:607.95pt;width:46pt;height:40pt;z-index:251688960;visibility:visible;mso-wrap-style:square;mso-wrap-distance-left:9pt;mso-wrap-distance-top:0;mso-wrap-distance-right:9pt;mso-wrap-distance-bottom:0;mso-position-horizontal:absolute;mso-position-horizontal-relative:page;mso-position-vertical:absolute;mso-position-vertical-relative:page;v-text-anchor:top" coordsize="584201,508001" o:gfxdata="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" path="m,l584200,254000,,508000,,xe" fillcolor="#f7f7f7" strokecolor="#7d7d7d" strokeweight=".8pt">
                 <v:fill rotate="t" angle="90" focus="100%" type="gradient"/>
                 <v:path arrowok="t" textboxrect="0,0,584201,508001"/>
                 <w10:wrap anchorx="page" anchory="page"/>
@@ -2014,7 +1994,7 @@
                                 <w:color w:val="000000"/>
                                 <w:sz w:val="14"/>
                               </w:rPr>
-                              <w:t>Appendix Figure 2. Fish Bone Diagram of the Expert-Knowledge and Resident-Assessment Disconnect</w:t>
+                              <w:t>Appendix Figure 3. Fishbone Diagram of Expert-Knowledge and Assessment Needs</w:t>
                             </w:r>
                           </w:p>
                         </w:txbxContent>
@@ -2033,7 +2013,7 @@
           </mc:Choice>
           <mc:Fallback>
             <w:pict>
-              <v:shape w14:anchorId="7DE3377E" id="Fishbone_2_Caption" o:spid="_x0000_s1034" type="#_x0000_t202" style="position:absolute;margin-left:52pt;margin-top:470.95pt;width:462pt;height:17pt;z-index:251687936;visibility:visible;mso-wrap-style:square;mso-wrap-distance-left:9pt;mso-wrap-distance-top:0;mso-wrap-distance-right:9pt;mso-wrap-distance-bottom:0;mso-position-horizontal:absolute;mso-position-horizontal-relative:page;mso-position-vertical:absolute;mso-position-vertical-relative:page;v-text-anchor:middle" o:gfxdata="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" filled="f" stroked="f" strokeweight=".5pt">
+              <v:shape w14:anchorId="7DE3377E" id="Fishbone_2_Caption" o:spid="_x0000_s1034" type="#_x0000_t202" style="position:absolute;margin-left:52pt;margin-top:470.95pt;width:462pt;height:17pt;z-index:251687936;visibility:visible;mso-wrap-style:square;mso-wrap-distance-left:9pt;mso-wrap-distance-top:0;mso-wrap-distance-right:9pt;mso-wrap-distance-bottom:0;mso-position-horizontal:absolute;mso-position-horizontal-relative:page;mso-position-vertical:absolute;mso-position-vertical-relative:page;v-text-anchor:middle" o:gfxdata="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" filled="f" stroked="f" strokeweight=".5pt">
                 <v:textbox inset="2pt,1pt,2pt,1pt">
                   <w:txbxContent>
                     <w:p>
@@ -2052,7 +2032,7 @@
                           <w:color w:val="000000"/>
                           <w:sz w:val="14"/>
                         </w:rPr>
-                        <w:t>Appendix Figure 2. Fish Bone Diagram of the Expert-Knowledge and Resident-Assessment Disconnect</w:t>
+                        <w:t>Appendix Figure 3. Fishbone Diagram of Expert-Knowledge and Assessment Needs</w:t>
                       </w:r>
                     </w:p>
                   </w:txbxContent>
@@ -2257,7 +2237,7 @@
                                 <w:color w:val="000000"/>
                                 <w:sz w:val="12"/>
                               </w:rPr>
-                              <w:t>Rules and spatial profiles require</w:t>
+                              <w:t>Rules and geographic facts require</w:t>
                             </w:r>
                           </w:p>
                           <w:p>
@@ -2276,7 +2256,7 @@
                                 <w:color w:val="000000"/>
                                 <w:sz w:val="12"/>
                               </w:rPr>
-                              <w:t>expert validation and source records</w:t>
+                              <w:t>source records and expert validation</w:t>
                             </w:r>
                           </w:p>
                           <w:p>
@@ -2295,7 +2275,7 @@
                                 <w:color w:val="000000"/>
                                 <w:sz w:val="12"/>
                               </w:rPr>
-                              <w:t>Drafts need review, approval, publication,</w:t>
+                              <w:t>Administrative records need review</w:t>
                             </w:r>
                           </w:p>
                           <w:p>
@@ -2314,7 +2294,7 @@
                                 <w:color w:val="000000"/>
                                 <w:sz w:val="12"/>
                               </w:rPr>
-                              <w:t>versioning, and rollback</w:t>
+                              <w:t>and traceable publication status</w:t>
                             </w:r>
                           </w:p>
                         </w:txbxContent>
@@ -2333,7 +2313,7 @@
           </mc:Choice>
           <mc:Fallback>
             <w:pict>
-              <v:shape w14:anchorId="113EAB03" id="Fishbone_2_Causes_3" o:spid="_x0000_s1036" type="#_x0000_t202" style="position:absolute;margin-left:124pt;margin-top:385.95pt;width:178pt;height:46pt;z-index:251685888;visibility:visible;mso-wrap-style:square;mso-wrap-distance-left:9pt;mso-wrap-distance-top:0;mso-wrap-distance-right:9pt;mso-wrap-distance-bottom:0;mso-position-horizontal:absolute;mso-position-horizontal-relative:page;mso-position-vertical:absolute;mso-position-vertical-relative:page;v-text-anchor:middle" o:gfxdata="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" filled="f" stroked="f" strokeweight=".5pt">
+              <v:shape w14:anchorId="113EAB03" id="Fishbone_2_Causes_3" o:spid="_x0000_s1036" type="#_x0000_t202" style="position:absolute;margin-left:124pt;margin-top:385.95pt;width:178pt;height:46pt;z-index:251685888;visibility:visible;mso-wrap-style:square;mso-wrap-distance-left:9pt;mso-wrap-distance-top:0;mso-wrap-distance-right:9pt;mso-wrap-distance-bottom:0;mso-position-horizontal:absolute;mso-position-horizontal-relative:page;mso-position-vertical:absolute;mso-position-vertical-relative:page;v-text-anchor:middle" o:gfxdata="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" filled="f" stroked="f" strokeweight=".5pt">
                 <v:textbox inset="2pt,1pt,2pt,1pt">
                   <w:txbxContent>
                     <w:p>
@@ -2352,7 +2332,7 @@
                           <w:color w:val="000000"/>
                           <w:sz w:val="12"/>
                         </w:rPr>
-                        <w:t>Rules and spatial profiles require</w:t>
+                        <w:t>Rules and geographic facts require</w:t>
                       </w:r>
                     </w:p>
                     <w:p>
@@ -2371,7 +2351,7 @@
                           <w:color w:val="000000"/>
                           <w:sz w:val="12"/>
                         </w:rPr>
-                        <w:t>expert validation and source records</w:t>
+                        <w:t>source records and expert validation</w:t>
                       </w:r>
                     </w:p>
                     <w:p>
@@ -2390,7 +2370,7 @@
                           <w:color w:val="000000"/>
                           <w:sz w:val="12"/>
                         </w:rPr>
-                        <w:t>Drafts need review, approval, publication,</w:t>
+                        <w:t>Administrative records need review</w:t>
                       </w:r>
                     </w:p>
                     <w:p>
@@ -2409,7 +2389,7 @@
                           <w:color w:val="000000"/>
                           <w:sz w:val="12"/>
                         </w:rPr>
-                        <w:t>versioning, and rollback</w:t>
+                        <w:t>and traceable publication status</w:t>
                       </w:r>
                     </w:p>
                   </w:txbxContent>
@@ -2484,7 +2464,7 @@
           </mc:Choice>
           <mc:Fallback>
             <w:pict>
-              <v:shape w14:anchorId="6B1E2A8E" id="Fishbone_2_Branch_3" o:spid="_x0000_s1026" type="#_x0000_t32" style="position:absolute;margin-left:280pt;margin-top:379.95pt;width:71pt;height:61pt;flip:x;z-index:251684864;visibility:visible;mso-wrap-style:square;mso-wrap-distance-left:9pt;mso-wrap-distance-top:0;mso-wrap-distance-right:9pt;mso-wrap-distance-bottom:0;mso-position-horizontal:absolute;mso-position-horizontal-relative:page;mso-position-vertical:absolute;mso-position-vertical-relative:page" o:gfxdata="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" strokecolor="#4b4b4b" strokeweight=".8pt">
+              <v:shape w14:anchorId="6F2406EF" id="Fishbone_2_Branch_3" o:spid="_x0000_s1026" type="#_x0000_t32" style="position:absolute;margin-left:280pt;margin-top:379.95pt;width:71pt;height:61pt;flip:x;z-index:251684864;visibility:visible;mso-wrap-style:square;mso-wrap-distance-left:9pt;mso-wrap-distance-top:0;mso-wrap-distance-right:9pt;mso-wrap-distance-bottom:0;mso-position-horizontal:absolute;mso-position-horizontal-relative:page;mso-position-vertical:absolute;mso-position-vertical-relative:page" o:gfxdata="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" strokecolor="#4b4b4b" strokeweight=".8pt">
                 <w10:wrap anchorx="page" anchory="page"/>
                 <w10:anchorlock/>
               </v:shape>
@@ -2499,10 +2479,10 @@
         <mc:AlternateContent>
           <mc:Choice Requires="wps">
             <w:drawing>
-              <wp:anchor distT="0" distB="0" distL="114300" distR="114300" simplePos="0" relativeHeight="251683840" behindDoc="0" locked="1" layoutInCell="1" allowOverlap="1" wp14:anchorId="631C903A" wp14:editId="160A94BB">
+              <wp:anchor distT="0" distB="0" distL="114300" distR="114300" simplePos="0" relativeHeight="251683840" behindDoc="0" locked="1" layoutInCell="1" allowOverlap="1" wp14:anchorId="631C903A" wp14:editId="6A192103">
                 <wp:simplePos x="0" y="0"/>
                 <wp:positionH relativeFrom="page">
-                  <wp:posOffset>3098800</wp:posOffset>
+                  <wp:posOffset>2966720</wp:posOffset>
                 </wp:positionH>
                 <wp:positionV relativeFrom="page">
                   <wp:posOffset>4126865</wp:posOffset>
@@ -2556,7 +2536,7 @@
                                 <w:color w:val="000000"/>
                                 <w:sz w:val="12"/>
                               </w:rPr>
-                              <w:t>No unified inference process for</w:t>
+                              <w:t>Location and rainfall facts require</w:t>
                             </w:r>
                           </w:p>
                           <w:p>
@@ -2575,7 +2555,7 @@
                                 <w:color w:val="000000"/>
                                 <w:sz w:val="12"/>
                               </w:rPr>
-                              <w:t>zone, rainfall intensity, and duration</w:t>
+                              <w:t>consistent deterministic processing</w:t>
                             </w:r>
                           </w:p>
                           <w:p>
@@ -2594,7 +2574,7 @@
                                 <w:color w:val="000000"/>
                                 <w:sz w:val="12"/>
                               </w:rPr>
-                              <w:t>No consistent explanation across</w:t>
+                              <w:t>Results need a clear explanation</w:t>
                             </w:r>
                           </w:p>
                           <w:p>
@@ -2613,7 +2593,7 @@
                                 <w:color w:val="000000"/>
                                 <w:sz w:val="12"/>
                               </w:rPr>
-                              <w:t>map, results, and Check My Area</w:t>
+                              <w:t>and geographic context</w:t>
                             </w:r>
                           </w:p>
                         </w:txbxContent>
@@ -2632,7 +2612,7 @@
           </mc:Choice>
           <mc:Fallback>
             <w:pict>
-              <v:shape w14:anchorId="631C903A" id="Fishbone_2_Causes_2" o:spid="_x0000_s1037" type="#_x0000_t202" style="position:absolute;margin-left:244pt;margin-top:324.95pt;width:172pt;height:48pt;z-index:251683840;visibility:visible;mso-wrap-style:square;mso-wrap-distance-left:9pt;mso-wrap-distance-top:0;mso-wrap-distance-right:9pt;mso-wrap-distance-bottom:0;mso-position-horizontal:absolute;mso-position-horizontal-relative:page;mso-position-vertical:absolute;mso-position-vertical-relative:page;v-text-anchor:middle" o:gfxdata="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" filled="f" stroked="f" strokeweight=".5pt">
+              <v:shape w14:anchorId="631C903A" id="Fishbone_2_Causes_2" o:spid="_x0000_s1037" type="#_x0000_t202" style="position:absolute;margin-left:233.6pt;margin-top:324.95pt;width:172pt;height:48pt;z-index:251683840;visibility:visible;mso-wrap-style:square;mso-wrap-distance-left:9pt;mso-wrap-distance-top:0;mso-wrap-distance-right:9pt;mso-wrap-distance-bottom:0;mso-position-horizontal:absolute;mso-position-horizontal-relative:page;mso-position-vertical:absolute;mso-position-vertical-relative:page;v-text-anchor:middle" o:gfxdata="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" filled="f" stroked="f" strokeweight=".5pt">
                 <v:textbox inset="2pt,1pt,2pt,1pt">
                   <w:txbxContent>
                     <w:p>
@@ -2651,7 +2631,7 @@
                           <w:color w:val="000000"/>
                           <w:sz w:val="12"/>
                         </w:rPr>
-                        <w:t>No unified inference process for</w:t>
+                        <w:t>Location and rainfall facts require</w:t>
                       </w:r>
                     </w:p>
                     <w:p>
@@ -2670,7 +2650,7 @@
                           <w:color w:val="000000"/>
                           <w:sz w:val="12"/>
                         </w:rPr>
-                        <w:t>zone, rainfall intensity, and duration</w:t>
+                        <w:t>consistent deterministic processing</w:t>
                       </w:r>
                     </w:p>
                     <w:p>
@@ -2689,7 +2669,7 @@
                           <w:color w:val="000000"/>
                           <w:sz w:val="12"/>
                         </w:rPr>
-                        <w:t>No consistent explanation across</w:t>
+                        <w:t>Results need a clear explanation</w:t>
                       </w:r>
                     </w:p>
                     <w:p>
@@ -2708,7 +2688,7 @@
                           <w:color w:val="000000"/>
                           <w:sz w:val="12"/>
                         </w:rPr>
-                        <w:t>map, results, and Check My Area</w:t>
+                        <w:t>and geographic context</w:t>
                       </w:r>
                     </w:p>
                   </w:txbxContent>
@@ -2783,7 +2763,7 @@
           </mc:Choice>
           <mc:Fallback>
             <w:pict>
-              <v:shape w14:anchorId="5F48C2A8" id="Fishbone_2_Branch_2" o:spid="_x0000_s1026" type="#_x0000_t32" style="position:absolute;margin-left:343pt;margin-top:315.95pt;width:78pt;height:64pt;z-index:251682816;visibility:visible;mso-wrap-style:square;mso-wrap-distance-left:9pt;mso-wrap-distance-top:0;mso-wrap-distance-right:9pt;mso-wrap-distance-bottom:0;mso-position-horizontal:absolute;mso-position-horizontal-relative:page;mso-position-vertical:absolute;mso-position-vertical-relative:page" o:gfxdata="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" strokecolor="#4b4b4b" strokeweight=".8pt">
+              <v:shape w14:anchorId="04CE1FD9" id="Fishbone_2_Branch_2" o:spid="_x0000_s1026" type="#_x0000_t32" style="position:absolute;margin-left:343pt;margin-top:315.95pt;width:78pt;height:64pt;z-index:251682816;visibility:visible;mso-wrap-style:square;mso-wrap-distance-left:9pt;mso-wrap-distance-top:0;mso-wrap-distance-right:9pt;mso-wrap-distance-bottom:0;mso-position-horizontal:absolute;mso-position-horizontal-relative:page;mso-position-vertical:absolute;mso-position-vertical-relative:page" o:gfxdata="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" strokecolor="#4b4b4b" strokeweight=".8pt">
                 <w10:wrap anchorx="page" anchory="page"/>
                 <w10:anchorlock/>
               </v:shape>
@@ -3060,7 +3040,7 @@
           </mc:Choice>
           <mc:Fallback>
             <w:pict>
-              <v:shape w14:anchorId="13CDA264" id="Fishbone_2_Causes_1" o:spid="_x0000_s1039" type="#_x0000_t202" style="position:absolute;margin-left:65pt;margin-top:324.95pt;width:164pt;height:48pt;z-index:251680768;visibility:visible;mso-wrap-style:square;mso-wrap-distance-left:9pt;mso-wrap-distance-top:0;mso-wrap-distance-right:9pt;mso-wrap-distance-bottom:0;mso-position-horizontal:absolute;mso-position-horizontal-relative:page;mso-position-vertical:absolute;mso-position-vertical-relative:page;v-text-anchor:middle" o:gfxdata="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" filled="f" stroked="f" strokeweight=".5pt">
+              <v:shape w14:anchorId="13CDA264" id="Fishbone_2_Causes_1" o:spid="_x0000_s1039" type="#_x0000_t202" style="position:absolute;margin-left:65pt;margin-top:324.95pt;width:164pt;height:48pt;z-index:251680768;visibility:visible;mso-wrap-style:square;mso-wrap-distance-left:9pt;mso-wrap-distance-top:0;mso-wrap-distance-right:9pt;mso-wrap-distance-bottom:0;mso-position-horizontal:absolute;mso-position-horizontal-relative:page;mso-position-vertical:absolute;mso-position-vertical-relative:page;v-text-anchor:middle" o:gfxdata="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" filled="f" stroked="f" strokeweight=".5pt">
                 <v:textbox inset="2pt,1pt,2pt,1pt">
                   <w:txbxContent>
                     <w:p>
@@ -3211,7 +3191,7 @@
           </mc:Choice>
           <mc:Fallback>
             <w:pict>
-              <v:shape w14:anchorId="797A76B0" id="Fishbone_2_Branch_1" o:spid="_x0000_s1026" type="#_x0000_t32" style="position:absolute;margin-left:185pt;margin-top:315.95pt;width:81pt;height:64pt;z-index:251679744;visibility:visible;mso-wrap-style:square;mso-wrap-distance-left:9pt;mso-wrap-distance-top:0;mso-wrap-distance-right:9pt;mso-wrap-distance-bottom:0;mso-position-horizontal:absolute;mso-position-horizontal-relative:page;mso-position-vertical:absolute;mso-position-vertical-relative:page" o:gfxdata="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" strokecolor="#4b4b4b" strokeweight=".8pt">
+              <v:shape w14:anchorId="6B44B089" id="Fishbone_2_Branch_1" o:spid="_x0000_s1026" type="#_x0000_t32" style="position:absolute;margin-left:185pt;margin-top:315.95pt;width:81pt;height:64pt;z-index:251679744;visibility:visible;mso-wrap-style:square;mso-wrap-distance-left:9pt;mso-wrap-distance-top:0;mso-wrap-distance-right:9pt;mso-wrap-distance-bottom:0;mso-position-horizontal:absolute;mso-position-horizontal-relative:page;mso-position-vertical:absolute;mso-position-vertical-relative:page" o:gfxdata="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" strokecolor="#4b4b4b" strokeweight=".8pt">
                 <w10:wrap anchorx="page" anchory="page"/>
                 <w10:anchorlock/>
               </v:shape>
@@ -3496,7 +3476,7 @@
           </mc:Choice>
           <mc:Fallback>
             <w:pict>
-              <v:shape w14:anchorId="1DFA6DA2" id="Fishbone_2_Effect_Label" o:spid="_x0000_s1041" type="#_x0000_t202" style="position:absolute;margin-left:437pt;margin-top:347.95pt;width:79pt;height:64pt;z-index:251677696;visibility:visible;mso-wrap-style:square;mso-wrap-distance-left:9pt;mso-wrap-distance-top:0;mso-wrap-distance-right:9pt;mso-wrap-distance-bottom:0;mso-position-horizontal:absolute;mso-position-horizontal-relative:page;mso-position-vertical:absolute;mso-position-vertical-relative:page;v-text-anchor:middle" o:gfxdata="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" filled="f" stroked="f" strokeweight=".5pt">
+              <v:shape w14:anchorId="1DFA6DA2" id="Fishbone_2_Effect_Label" o:spid="_x0000_s1041" type="#_x0000_t202" style="position:absolute;margin-left:437pt;margin-top:347.95pt;width:79pt;height:64pt;z-index:251677696;visibility:visible;mso-wrap-style:square;mso-wrap-distance-left:9pt;mso-wrap-distance-top:0;mso-wrap-distance-right:9pt;mso-wrap-distance-bottom:0;mso-position-horizontal:absolute;mso-position-horizontal-relative:page;mso-position-vertical:absolute;mso-position-vertical-relative:page;v-text-anchor:middle" o:gfxdata="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" filled="f" stroked="f" strokeweight=".5pt">
                 <v:textbox inset="2pt,1pt,2pt,1pt">
                   <w:txbxContent>
                     <w:p>
@@ -3685,7 +3665,7 @@
           </mc:Choice>
           <mc:Fallback>
             <w:pict>
-              <v:shape w14:anchorId="0AB7B05C" id="Fishbone_2_Effect_Head" o:spid="_x0000_s1026" style="position:absolute;margin-left:431pt;margin-top:330.95pt;width:126pt;height:98pt;z-index:251676672;visibility:visible;mso-wrap-style:square;mso-wrap-distance-left:9pt;mso-wrap-distance-top:0;mso-wrap-distance-right:9pt;mso-wrap-distance-bottom:0;mso-position-horizontal:absolute;mso-position-horizontal-relative:page;mso-position-vertical:absolute;mso-position-vertical-relative:page;v-text-anchor:top" coordsize="1600201,1244601" o:gfxdata="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" path="m,l1600200,622300,,1244600,,xe" fillcolor="#f7f7f7" strokecolor="#7d7d7d" strokeweight=".8pt">
+              <v:shape w14:anchorId="01F0BAC4" id="Fishbone_2_Effect_Head" o:spid="_x0000_s1026" style="position:absolute;margin-left:431pt;margin-top:330.95pt;width:126pt;height:98pt;z-index:251676672;visibility:visible;mso-wrap-style:square;mso-wrap-distance-left:9pt;mso-wrap-distance-top:0;mso-wrap-distance-right:9pt;mso-wrap-distance-bottom:0;mso-position-horizontal:absolute;mso-position-horizontal-relative:page;mso-position-vertical:absolute;mso-position-vertical-relative:page;v-text-anchor:top" coordsize="1600201,1244601" o:gfxdata="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" path="m,l1600200,622300,,1244600,,xe" fillcolor="#f7f7f7" strokecolor="#7d7d7d" strokeweight=".8pt">
                 <v:fill rotate="t" angle="90" focus="100%" type="gradient"/>
                 <v:path arrowok="t" textboxrect="0,0,1600201,1244601"/>
                 <w10:wrap anchorx="page" anchory="page"/>
@@ -3758,7 +3738,7 @@
           </mc:Choice>
           <mc:Fallback>
             <w:pict>
-              <v:shape w14:anchorId="59CB63A3" id="Fishbone_2_Spine" o:spid="_x0000_s1026" type="#_x0000_t32" style="position:absolute;margin-left:73pt;margin-top:379.95pt;width:358pt;height:0;z-index:251675648;visibility:visible;mso-wrap-style:square;mso-wrap-distance-left:9pt;mso-wrap-distance-top:0;mso-wrap-distance-right:9pt;mso-wrap-distance-bottom:0;mso-position-horizontal:absolute;mso-position-horizontal-relative:page;mso-position-vertical:absolute;mso-position-vertical-relative:page" o:gfxdata="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" strokecolor="#4b4b4b" strokeweight=".95pt">
+              <v:shape w14:anchorId="2D4EC5CE" id="Fishbone_2_Spine" o:spid="_x0000_s1026" type="#_x0000_t32" style="position:absolute;margin-left:73pt;margin-top:379.95pt;width:358pt;height:0;z-index:251675648;visibility:visible;mso-wrap-style:square;mso-wrap-distance-left:9pt;mso-wrap-distance-top:0;mso-wrap-distance-right:9pt;mso-wrap-distance-bottom:0;mso-position-horizontal:absolute;mso-position-horizontal-relative:page;mso-position-vertical:absolute;mso-position-vertical-relative:page" o:gfxdata="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" strokecolor="#4b4b4b" strokeweight=".95pt">
                 <w10:wrap anchorx="page" anchory="page"/>
                 <w10:anchorlock/>
               </v:shape>
@@ -3859,7 +3839,7 @@
           </mc:Choice>
           <mc:Fallback>
             <w:pict>
-              <v:shape w14:anchorId="25F6D93F" id="Fishbone_2_Tail" o:spid="_x0000_s1026" style="position:absolute;margin-left:27pt;margin-top:359.95pt;width:46pt;height:40pt;z-index:251674624;visibility:visible;mso-wrap-style:square;mso-wrap-distance-left:9pt;mso-wrap-distance-top:0;mso-wrap-distance-right:9pt;mso-wrap-distance-bottom:0;mso-position-horizontal:absolute;mso-position-horizontal-relative:page;mso-position-vertical:absolute;mso-position-vertical-relative:page;v-text-anchor:top" coordsize="584201,508001" o:gfxdata="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" path="m,l584200,254000,,508000,,xe" fillcolor="#f7f7f7" strokecolor="#7d7d7d" strokeweight=".8pt">
+              <v:shape w14:anchorId="25F294A8" id="Fishbone_2_Tail" o:spid="_x0000_s1026" style="position:absolute;margin-left:27pt;margin-top:359.95pt;width:46pt;height:40pt;z-index:251674624;visibility:visible;mso-wrap-style:square;mso-wrap-distance-left:9pt;mso-wrap-distance-top:0;mso-wrap-distance-right:9pt;mso-wrap-distance-bottom:0;mso-position-horizontal:absolute;mso-position-horizontal-relative:page;mso-position-vertical:absolute;mso-position-vertical-relative:page;v-text-anchor:top" coordsize="584201,508001" o:gfxdata="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" path="m,l584200,254000,,508000,,xe" fillcolor="#f7f7f7" strokecolor="#7d7d7d" strokeweight=".8pt">
                 <v:fill rotate="t" angle="90" focus="100%" type="gradient"/>
                 <v:path arrowok="t" textboxrect="0,0,584201,508001"/>
                 <w10:wrap anchorx="page" anchory="page"/>
@@ -3933,7 +3913,7 @@
                                 <w:color w:val="000000"/>
                                 <w:sz w:val="14"/>
                               </w:rPr>
-                              <w:t>Appendix Figure 1. Fish Bone Diagram of Limited Location-Specific Flood Susceptibility Information</w:t>
+                              <w:t>Appendix Figure 2. Fishbone Diagram of Location-Specific Flood Information Needs</w:t>
                             </w:r>
                           </w:p>
                         </w:txbxContent>
@@ -3952,7 +3932,7 @@
           </mc:Choice>
           <mc:Fallback>
             <w:pict>
-              <v:shape w14:anchorId="1E296EFC" id="Fishbone_1_Caption" o:spid="_x0000_s1042" type="#_x0000_t202" style="position:absolute;margin-left:52pt;margin-top:222.95pt;width:462pt;height:17pt;z-index:251673600;visibility:visible;mso-wrap-style:square;mso-wrap-distance-left:9pt;mso-wrap-distance-top:0;mso-wrap-distance-right:9pt;mso-wrap-distance-bottom:0;mso-position-horizontal:absolute;mso-position-horizontal-relative:page;mso-position-vertical:absolute;mso-position-vertical-relative:page;v-text-anchor:middle" o:gfxdata="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" filled="f" stroked="f" strokeweight=".5pt">
+              <v:shape w14:anchorId="1E296EFC" id="Fishbone_1_Caption" o:spid="_x0000_s1042" type="#_x0000_t202" style="position:absolute;margin-left:52pt;margin-top:222.95pt;width:462pt;height:17pt;z-index:251673600;visibility:visible;mso-wrap-style:square;mso-wrap-distance-left:9pt;mso-wrap-distance-top:0;mso-wrap-distance-right:9pt;mso-wrap-distance-bottom:0;mso-position-horizontal:absolute;mso-position-horizontal-relative:page;mso-position-vertical:absolute;mso-position-vertical-relative:page;v-text-anchor:middle" o:gfxdata="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" filled="f" stroked="f" strokeweight=".5pt">
                 <v:textbox inset="2pt,1pt,2pt,1pt">
                   <w:txbxContent>
                     <w:p>
@@ -3971,7 +3951,7 @@
                           <w:color w:val="000000"/>
                           <w:sz w:val="14"/>
                         </w:rPr>
-                        <w:t>Appendix Figure 1. Fish Bone Diagram of Limited Location-Specific Flood Susceptibility Information</w:t>
+                        <w:t>Appendix Figure 2. Fishbone Diagram of Location-Specific Flood Information Needs</w:t>
                       </w:r>
                     </w:p>
                   </w:txbxContent>
@@ -4176,7 +4156,7 @@
                                 <w:color w:val="000000"/>
                                 <w:sz w:val="12"/>
                               </w:rPr>
-                              <w:t>Reliance on SMS, social media,</w:t>
+                              <w:t>Residents use several information</w:t>
                             </w:r>
                           </w:p>
                           <w:p>
@@ -4195,7 +4175,7 @@
                                 <w:color w:val="000000"/>
                                 <w:sz w:val="12"/>
                               </w:rPr>
-                              <w:t>and barangay public-address systems</w:t>
+                              <w:t>channels with different purposes</w:t>
                             </w:r>
                           </w:p>
                           <w:p>
@@ -4214,7 +4194,26 @@
                                 <w:color w:val="000000"/>
                                 <w:sz w:val="12"/>
                               </w:rPr>
-                              <w:t>No on-demand area and rainfall-scenario assessment</w:t>
+                              <w:t>A hypothetical scenario needs explicit</w:t>
+                            </w:r>
+                          </w:p>
+                          <w:p>
+                            <w:pPr>
+                              <w:spacing w:after="0" w:line="240" w:lineRule="auto"/>
+                              <w:jc w:val="center"/>
+                              <w:rPr>
+                                <w:rFonts w:ascii="Arial" w:hAnsi="Arial" w:cs="Arial"/>
+                                <w:color w:val="000000"/>
+                                <w:sz w:val="12"/>
+                              </w:rPr>
+                            </w:pPr>
+                            <w:r>
+                              <w:rPr>
+                                <w:rFonts w:ascii="Arial" w:hAnsi="Arial" w:cs="Arial"/>
+                                <w:color w:val="000000"/>
+                                <w:sz w:val="12"/>
+                              </w:rPr>
+                              <w:t>selection and confirmation</w:t>
                             </w:r>
                           </w:p>
                         </w:txbxContent>
@@ -4233,7 +4232,7 @@
           </mc:Choice>
           <mc:Fallback>
             <w:pict>
-              <v:shape w14:anchorId="047DC7E2" id="Fishbone_1_Causes_3" o:spid="_x0000_s1044" type="#_x0000_t202" style="position:absolute;margin-left:124pt;margin-top:137.95pt;width:178pt;height:46pt;z-index:251671552;visibility:visible;mso-wrap-style:square;mso-wrap-distance-left:9pt;mso-wrap-distance-top:0;mso-wrap-distance-right:9pt;mso-wrap-distance-bottom:0;mso-position-horizontal:absolute;mso-position-horizontal-relative:page;mso-position-vertical:absolute;mso-position-vertical-relative:page;v-text-anchor:middle" o:gfxdata="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" filled="f" stroked="f" strokeweight=".5pt">
+              <v:shape w14:anchorId="047DC7E2" id="Fishbone_1_Causes_3" o:spid="_x0000_s1044" type="#_x0000_t202" style="position:absolute;margin-left:124pt;margin-top:137.95pt;width:178pt;height:46pt;z-index:251671552;visibility:visible;mso-wrap-style:square;mso-wrap-distance-left:9pt;mso-wrap-distance-top:0;mso-wrap-distance-right:9pt;mso-wrap-distance-bottom:0;mso-position-horizontal:absolute;mso-position-horizontal-relative:page;mso-position-vertical:absolute;mso-position-vertical-relative:page;v-text-anchor:middle" o:gfxdata="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" filled="f" stroked="f" strokeweight=".5pt">
                 <v:textbox inset="2pt,1pt,2pt,1pt">
                   <w:txbxContent>
                     <w:p>
@@ -4252,7 +4251,7 @@
                           <w:color w:val="000000"/>
                           <w:sz w:val="12"/>
                         </w:rPr>
-                        <w:t>Reliance on SMS, social media,</w:t>
+                        <w:t>Residents use several information</w:t>
                       </w:r>
                     </w:p>
                     <w:p>
@@ -4271,7 +4270,7 @@
                           <w:color w:val="000000"/>
                           <w:sz w:val="12"/>
                         </w:rPr>
-                        <w:t>and barangay public-address systems</w:t>
+                        <w:t>channels with different purposes</w:t>
                       </w:r>
                     </w:p>
                     <w:p>
@@ -4290,7 +4289,26 @@
                           <w:color w:val="000000"/>
                           <w:sz w:val="12"/>
                         </w:rPr>
-                        <w:t>No on-demand area and rainfall-scenario assessment</w:t>
+                        <w:t>A hypothetical scenario needs explicit</w:t>
+                      </w:r>
+                    </w:p>
+                    <w:p>
+                      <w:pPr>
+                        <w:spacing w:after="0" w:line="240" w:lineRule="auto"/>
+                        <w:jc w:val="center"/>
+                        <w:rPr>
+                          <w:rFonts w:ascii="Arial" w:hAnsi="Arial" w:cs="Arial"/>
+                          <w:color w:val="000000"/>
+                          <w:sz w:val="12"/>
+                        </w:rPr>
+                      </w:pPr>
+                      <w:r>
+                        <w:rPr>
+                          <w:rFonts w:ascii="Arial" w:hAnsi="Arial" w:cs="Arial"/>
+                          <w:color w:val="000000"/>
+                          <w:sz w:val="12"/>
+                        </w:rPr>
+                        <w:t>selection and confirmation</w:t>
                       </w:r>
                     </w:p>
                   </w:txbxContent>
@@ -4365,7 +4383,7 @@
           </mc:Choice>
           <mc:Fallback>
             <w:pict>
-              <v:shape w14:anchorId="0D3CC757" id="Fishbone_1_Branch_3" o:spid="_x0000_s1026" type="#_x0000_t32" style="position:absolute;margin-left:280pt;margin-top:131.95pt;width:71pt;height:61pt;flip:x;z-index:251670528;visibility:visible;mso-wrap-style:square;mso-wrap-distance-left:9pt;mso-wrap-distance-top:0;mso-wrap-distance-right:9pt;mso-wrap-distance-bottom:0;mso-position-horizontal:absolute;mso-position-horizontal-relative:page;mso-position-vertical:absolute;mso-position-vertical-relative:page" o:gfxdata="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" strokecolor="#4b4b4b" strokeweight=".8pt">
+              <v:shape w14:anchorId="192DBEBE" id="Fishbone_1_Branch_3" o:spid="_x0000_s1026" type="#_x0000_t32" style="position:absolute;margin-left:280pt;margin-top:131.95pt;width:71pt;height:61pt;flip:x;z-index:251670528;visibility:visible;mso-wrap-style:square;mso-wrap-distance-left:9pt;mso-wrap-distance-top:0;mso-wrap-distance-right:9pt;mso-wrap-distance-bottom:0;mso-position-horizontal:absolute;mso-position-horizontal-relative:page;mso-position-vertical:absolute;mso-position-vertical-relative:page" o:gfxdata="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" strokecolor="#4b4b4b" strokeweight=".8pt">
                 <w10:wrap anchorx="page" anchory="page"/>
                 <w10:anchorlock/>
               </v:shape>
@@ -4380,13 +4398,13 @@
         <mc:AlternateContent>
           <mc:Choice Requires="wps">
             <w:drawing>
-              <wp:anchor distT="0" distB="0" distL="114300" distR="114300" simplePos="0" relativeHeight="251669504" behindDoc="0" locked="1" layoutInCell="1" allowOverlap="1" wp14:anchorId="38090E7F" wp14:editId="00C20EFA">
+              <wp:anchor distT="0" distB="0" distL="114300" distR="114300" simplePos="0" relativeHeight="251669504" behindDoc="0" locked="1" layoutInCell="1" allowOverlap="1" wp14:anchorId="38090E7F" wp14:editId="6078F7DC">
                 <wp:simplePos x="0" y="0"/>
                 <wp:positionH relativeFrom="page">
-                  <wp:posOffset>3098800</wp:posOffset>
+                  <wp:posOffset>2825115</wp:posOffset>
                 </wp:positionH>
                 <wp:positionV relativeFrom="page">
-                  <wp:posOffset>977265</wp:posOffset>
+                  <wp:posOffset>969010</wp:posOffset>
                 </wp:positionV>
                 <wp:extent cx="2184400" cy="609600"/>
                 <wp:effectExtent l="0" t="0" r="6350" b="0"/>
@@ -4431,13 +4449,14 @@
                                 <w:sz w:val="12"/>
                               </w:rPr>
                             </w:pPr>
+                            <w:bookmarkStart w:id="0" w:name="_GoBack"/>
                             <w:r>
                               <w:rPr>
                                 <w:rFonts w:ascii="Arial" w:hAnsi="Arial" w:cs="Arial"/>
                                 <w:color w:val="000000"/>
                                 <w:sz w:val="12"/>
                               </w:rPr>
-                              <w:t>No interactive public GIS platform</w:t>
+                              <w:t>Public maps have different scopes</w:t>
                             </w:r>
                           </w:p>
                           <w:p>
@@ -4456,7 +4475,7 @@
                                 <w:color w:val="000000"/>
                                 <w:sz w:val="12"/>
                               </w:rPr>
-                              <w:t>for institutional flood records</w:t>
+                              <w:t>Local source approval is necessary</w:t>
                             </w:r>
                           </w:p>
                           <w:p>
@@ -4475,7 +4494,7 @@
                                 <w:color w:val="000000"/>
                                 <w:sz w:val="12"/>
                               </w:rPr>
-                              <w:t>No selectable, dynamically</w:t>
+                              <w:t>Administrative boundaries alone do not</w:t>
                             </w:r>
                           </w:p>
                           <w:p>
@@ -4494,8 +4513,9 @@
                                 <w:color w:val="000000"/>
                                 <w:sz w:val="12"/>
                               </w:rPr>
-                              <w:t>classified flood zones</w:t>
+                              <w:t>classify flood susceptibility</w:t>
                             </w:r>
+                            <w:bookmarkEnd w:id="0"/>
                           </w:p>
                         </w:txbxContent>
                       </wps:txbx>
@@ -4513,7 +4533,7 @@
           </mc:Choice>
           <mc:Fallback>
             <w:pict>
-              <v:shape w14:anchorId="38090E7F" id="Fishbone_1_Causes_2" o:spid="_x0000_s1045" type="#_x0000_t202" style="position:absolute;margin-left:244pt;margin-top:76.95pt;width:172pt;height:48pt;z-index:251669504;visibility:visible;mso-wrap-style:square;mso-wrap-distance-left:9pt;mso-wrap-distance-top:0;mso-wrap-distance-right:9pt;mso-wrap-distance-bottom:0;mso-position-horizontal:absolute;mso-position-horizontal-relative:page;mso-position-vertical:absolute;mso-position-vertical-relative:page;v-text-anchor:middle" o:gfxdata="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" filled="f" stroked="f" strokeweight=".5pt">
+              <v:shape w14:anchorId="38090E7F" id="Fishbone_1_Causes_2" o:spid="_x0000_s1045" type="#_x0000_t202" style="position:absolute;margin-left:222.45pt;margin-top:76.3pt;width:172pt;height:48pt;z-index:251669504;visibility:visible;mso-wrap-style:square;mso-wrap-distance-left:9pt;mso-wrap-distance-top:0;mso-wrap-distance-right:9pt;mso-wrap-distance-bottom:0;mso-position-horizontal:absolute;mso-position-horizontal-relative:page;mso-position-vertical:absolute;mso-position-vertical-relative:page;v-text-anchor:middle" o:gfxdata="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" filled="f" stroked="f" strokeweight=".5pt">
                 <v:textbox inset="2pt,1pt,2pt,1pt">
                   <w:txbxContent>
                     <w:p>
@@ -4526,13 +4546,14 @@
                           <w:sz w:val="12"/>
                         </w:rPr>
                       </w:pPr>
+                      <w:bookmarkStart w:id="1" w:name="_GoBack"/>
                       <w:r>
                         <w:rPr>
                           <w:rFonts w:ascii="Arial" w:hAnsi="Arial" w:cs="Arial"/>
                           <w:color w:val="000000"/>
                           <w:sz w:val="12"/>
                         </w:rPr>
-                        <w:t>No interactive public GIS platform</w:t>
+                        <w:t>Public maps have different scopes</w:t>
                       </w:r>
                     </w:p>
                     <w:p>
@@ -4551,7 +4572,7 @@
                           <w:color w:val="000000"/>
                           <w:sz w:val="12"/>
                         </w:rPr>
-                        <w:t>for institutional flood records</w:t>
+                        <w:t>Local source approval is necessary</w:t>
                       </w:r>
                     </w:p>
                     <w:p>
@@ -4570,7 +4591,7 @@
                           <w:color w:val="000000"/>
                           <w:sz w:val="12"/>
                         </w:rPr>
-                        <w:t>No selectable, dynamically</w:t>
+                        <w:t>Administrative boundaries alone do not</w:t>
                       </w:r>
                     </w:p>
                     <w:p>
@@ -4589,8 +4610,9 @@
                           <w:color w:val="000000"/>
                           <w:sz w:val="12"/>
                         </w:rPr>
-                        <w:t>classified flood zones</w:t>
+                        <w:t>classify flood susceptibility</w:t>
                       </w:r>
+                      <w:bookmarkEnd w:id="1"/>
                     </w:p>
                   </w:txbxContent>
                 </v:textbox>
@@ -4664,7 +4686,7 @@
           </mc:Choice>
           <mc:Fallback>
             <w:pict>
-              <v:shape w14:anchorId="3DBC92BD" id="Fishbone_1_Branch_2" o:spid="_x0000_s1026" type="#_x0000_t32" style="position:absolute;margin-left:343pt;margin-top:67.95pt;width:78pt;height:64pt;z-index:251668480;visibility:visible;mso-wrap-style:square;mso-wrap-distance-left:9pt;mso-wrap-distance-top:0;mso-wrap-distance-right:9pt;mso-wrap-distance-bottom:0;mso-position-horizontal:absolute;mso-position-horizontal-relative:page;mso-position-vertical:absolute;mso-position-vertical-relative:page" o:gfxdata="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" strokecolor="#4b4b4b" strokeweight=".8pt">
+              <v:shape w14:anchorId="488FE974" id="Fishbone_1_Branch_2" o:spid="_x0000_s1026" type="#_x0000_t32" style="position:absolute;margin-left:343pt;margin-top:67.95pt;width:78pt;height:64pt;z-index:251668480;visibility:visible;mso-wrap-style:square;mso-wrap-distance-left:9pt;mso-wrap-distance-top:0;mso-wrap-distance-right:9pt;mso-wrap-distance-bottom:0;mso-position-horizontal:absolute;mso-position-horizontal-relative:page;mso-position-vertical:absolute;mso-position-vertical-relative:page" o:gfxdata="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" strokecolor="#4b4b4b" strokeweight=".8pt">
                 <w10:wrap anchorx="page" anchory="page"/>
                 <w10:anchorlock/>
               </v:shape>
@@ -4865,7 +4887,7 @@
                                 <w:color w:val="000000"/>
                                 <w:sz w:val="12"/>
                               </w:rPr>
-                              <w:t>Flood information is not</w:t>
+                              <w:t>Surveyed residents reported difficulty</w:t>
                             </w:r>
                           </w:p>
                           <w:p>
@@ -4884,7 +4906,7 @@
                                 <w:color w:val="000000"/>
                                 <w:sz w:val="12"/>
                               </w:rPr>
-                              <w:t>consistently area-specific</w:t>
+                              <w:t>finding needed flood information</w:t>
                             </w:r>
                           </w:p>
                           <w:p>
@@ -4903,7 +4925,7 @@
                                 <w:color w:val="000000"/>
                                 <w:sz w:val="12"/>
                               </w:rPr>
-                              <w:t>Need for plain-language</w:t>
+                              <w:t>Location-specific explanations</w:t>
                             </w:r>
                           </w:p>
                           <w:p>
@@ -4922,7 +4944,7 @@
                                 <w:color w:val="000000"/>
                                 <w:sz w:val="12"/>
                               </w:rPr>
-                              <w:t>susceptibility explanations</w:t>
+                              <w:t>remain important</w:t>
                             </w:r>
                           </w:p>
                         </w:txbxContent>
@@ -4941,7 +4963,7 @@
           </mc:Choice>
           <mc:Fallback>
             <w:pict>
-              <v:shape w14:anchorId="5A021CFE" id="Fishbone_1_Causes_1" o:spid="_x0000_s1047" type="#_x0000_t202" style="position:absolute;margin-left:65pt;margin-top:76.95pt;width:164pt;height:48pt;z-index:251666432;visibility:visible;mso-wrap-style:square;mso-wrap-distance-left:9pt;mso-wrap-distance-top:0;mso-wrap-distance-right:9pt;mso-wrap-distance-bottom:0;mso-position-horizontal:absolute;mso-position-horizontal-relative:page;mso-position-vertical:absolute;mso-position-vertical-relative:page;v-text-anchor:middle" o:gfxdata="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" filled="f" stroked="f" strokeweight=".5pt">
+              <v:shape w14:anchorId="5A021CFE" id="Fishbone_1_Causes_1" o:spid="_x0000_s1047" type="#_x0000_t202" style="position:absolute;margin-left:65pt;margin-top:76.95pt;width:164pt;height:48pt;z-index:251666432;visibility:visible;mso-wrap-style:square;mso-wrap-distance-left:9pt;mso-wrap-distance-top:0;mso-wrap-distance-right:9pt;mso-wrap-distance-bottom:0;mso-position-horizontal:absolute;mso-position-horizontal-relative:page;mso-position-vertical:absolute;mso-position-vertical-relative:page;v-text-anchor:middle" o:gfxdata="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" filled="f" stroked="f" strokeweight=".5pt">
                 <v:textbox inset="2pt,1pt,2pt,1pt">
                   <w:txbxContent>
                     <w:p>
@@ -4960,7 +4982,7 @@
                           <w:color w:val="000000"/>
                           <w:sz w:val="12"/>
                         </w:rPr>
-                        <w:t>Flood information is not</w:t>
+                        <w:t>Surveyed residents reported difficulty</w:t>
                       </w:r>
                     </w:p>
                     <w:p>
@@ -4979,7 +5001,7 @@
                           <w:color w:val="000000"/>
                           <w:sz w:val="12"/>
                         </w:rPr>
-                        <w:t>consistently area-specific</w:t>
+                        <w:t>finding needed flood information</w:t>
                       </w:r>
                     </w:p>
                     <w:p>
@@ -4998,7 +5020,7 @@
                           <w:color w:val="000000"/>
                           <w:sz w:val="12"/>
                         </w:rPr>
-                        <w:t>Need for plain-language</w:t>
+                        <w:t>Location-specific explanations</w:t>
                       </w:r>
                     </w:p>
                     <w:p>
@@ -5017,7 +5039,7 @@
                           <w:color w:val="000000"/>
                           <w:sz w:val="12"/>
                         </w:rPr>
-                        <w:t>susceptibility explanations</w:t>
+                        <w:t>remain important</w:t>
                       </w:r>
                     </w:p>
                   </w:txbxContent>
@@ -5092,7 +5114,7 @@
           </mc:Choice>
           <mc:Fallback>
             <w:pict>
-              <v:shape w14:anchorId="5101347A" id="Fishbone_1_Branch_1" o:spid="_x0000_s1026" type="#_x0000_t32" style="position:absolute;margin-left:185pt;margin-top:67.95pt;width:81pt;height:64pt;z-index:251665408;visibility:visible;mso-wrap-style:square;mso-wrap-distance-left:9pt;mso-wrap-distance-top:0;mso-wrap-distance-right:9pt;mso-wrap-distance-bottom:0;mso-position-horizontal:absolute;mso-position-horizontal-relative:page;mso-position-vertical:absolute;mso-position-vertical-relative:page" o:gfxdata="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" strokecolor="#4b4b4b" strokeweight=".8pt">
+              <v:shape w14:anchorId="4C16FFD7" id="Fishbone_1_Branch_1" o:spid="_x0000_s1026" type="#_x0000_t32" style="position:absolute;margin-left:185pt;margin-top:67.95pt;width:81pt;height:64pt;z-index:251665408;visibility:visible;mso-wrap-style:square;mso-wrap-distance-left:9pt;mso-wrap-distance-top:0;mso-wrap-distance-right:9pt;mso-wrap-distance-bottom:0;mso-position-horizontal:absolute;mso-position-horizontal-relative:page;mso-position-vertical:absolute;mso-position-vertical-relative:page" o:gfxdata="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" strokecolor="#4b4b4b" strokeweight=".8pt">
                 <w10:wrap anchorx="page" anchory="page"/>
                 <w10:anchorlock/>
               </v:shape>
@@ -5377,7 +5399,7 @@
           </mc:Choice>
           <mc:Fallback>
             <w:pict>
-              <v:shape w14:anchorId="2CB9719D" id="Fishbone_1_Effect_Label" o:spid="_x0000_s1049" type="#_x0000_t202" style="position:absolute;margin-left:437pt;margin-top:99.95pt;width:79pt;height:64pt;z-index:251663360;visibility:visible;mso-wrap-style:square;mso-wrap-distance-left:9pt;mso-wrap-distance-top:0;mso-wrap-distance-right:9pt;mso-wrap-distance-bottom:0;mso-position-horizontal:absolute;mso-position-horizontal-relative:page;mso-position-vertical:absolute;mso-position-vertical-relative:page;v-text-anchor:middle" o:gfxdata="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" filled="f" stroked="f" strokeweight=".5pt">
+              <v:shape w14:anchorId="2CB9719D" id="Fishbone_1_Effect_Label" o:spid="_x0000_s1049" type="#_x0000_t202" style="position:absolute;margin-left:437pt;margin-top:99.95pt;width:79pt;height:64pt;z-index:251663360;visibility:visible;mso-wrap-style:square;mso-wrap-distance-left:9pt;mso-wrap-distance-top:0;mso-wrap-distance-right:9pt;mso-wrap-distance-bottom:0;mso-position-horizontal:absolute;mso-position-horizontal-relative:page;mso-position-vertical:absolute;mso-position-vertical-relative:page;v-text-anchor:middle" o:gfxdata="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" filled="f" stroked="f" strokeweight=".5pt">
                 <v:textbox inset="2pt,1pt,2pt,1pt">
                   <w:txbxContent>
                     <w:p>
@@ -5566,7 +5588,7 @@
           </mc:Choice>
           <mc:Fallback>
             <w:pict>
-              <v:shape w14:anchorId="07F1D62A" id="Fishbone_1_Effect_Head" o:spid="_x0000_s1026" style="position:absolute;margin-left:431pt;margin-top:82.95pt;width:126pt;height:98pt;z-index:251662336;visibility:visible;mso-wrap-style:square;mso-wrap-distance-left:9pt;mso-wrap-distance-top:0;mso-wrap-distance-right:9pt;mso-wrap-distance-bottom:0;mso-position-horizontal:absolute;mso-position-horizontal-relative:page;mso-position-vertical:absolute;mso-position-vertical-relative:page;v-text-anchor:top" coordsize="1600201,1244601" o:gfxdata="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" path="m,l1600200,622300,,1244600,,xe" fillcolor="#f7f7f7" strokecolor="#7d7d7d" strokeweight=".8pt">
+              <v:shape w14:anchorId="52964527" id="Fishbone_1_Effect_Head" o:spid="_x0000_s1026" style="position:absolute;margin-left:431pt;margin-top:82.95pt;width:126pt;height:98pt;z-index:251662336;visibility:visible;mso-wrap-style:square;mso-wrap-distance-left:9pt;mso-wrap-distance-top:0;mso-wrap-distance-right:9pt;mso-wrap-distance-bottom:0;mso-position-horizontal:absolute;mso-position-horizontal-relative:page;mso-position-vertical:absolute;mso-position-vertical-relative:page;v-text-anchor:top" coordsize="1600201,1244601" o:gfxdata="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" path="m,l1600200,622300,,1244600,,xe" fillcolor="#f7f7f7" strokecolor="#7d7d7d" strokeweight=".8pt">
                 <v:fill rotate="t" angle="90" focus="100%" type="gradient"/>
                 <v:path arrowok="t" textboxrect="0,0,1600201,1244601"/>
                 <w10:wrap anchorx="page" anchory="page"/>
@@ -5639,7 +5661,7 @@
           </mc:Choice>
           <mc:Fallback>
             <w:pict>
-              <v:shape w14:anchorId="1521A579" id="Fishbone_1_Spine" o:spid="_x0000_s1026" type="#_x0000_t32" style="position:absolute;margin-left:73pt;margin-top:131.95pt;width:358pt;height:0;z-index:251661312;visibility:visible;mso-wrap-style:square;mso-wrap-distance-left:9pt;mso-wrap-distance-top:0;mso-wrap-distance-right:9pt;mso-wrap-distance-bottom:0;mso-position-horizontal:absolute;mso-position-horizontal-relative:page;mso-position-vertical:absolute;mso-position-vertical-relative:page" o:gfxdata="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" strokecolor="#4b4b4b" strokeweight=".95pt">
+              <v:shape w14:anchorId="077A0A0F" id="Fishbone_1_Spine" o:spid="_x0000_s1026" type="#_x0000_t32" style="position:absolute;margin-left:73pt;margin-top:131.95pt;width:358pt;height:0;z-index:251661312;visibility:visible;mso-wrap-style:square;mso-wrap-distance-left:9pt;mso-wrap-distance-top:0;mso-wrap-distance-right:9pt;mso-wrap-distance-bottom:0;mso-position-horizontal:absolute;mso-position-horizontal-relative:page;mso-position-vertical:absolute;mso-position-vertical-relative:page" o:gfxdata="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" strokecolor="#4b4b4b" strokeweight=".95pt">
                 <w10:wrap anchorx="page" anchory="page"/>
                 <w10:anchorlock/>
               </v:shape>
@@ -5740,7 +5762,7 @@
           </mc:Choice>
           <mc:Fallback>
             <w:pict>
-              <v:shape w14:anchorId="7A690C02" id="Fishbone_1_Tail" o:spid="_x0000_s1026" style="position:absolute;margin-left:27pt;margin-top:111.95pt;width:46pt;height:40pt;z-index:251660288;visibility:visible;mso-wrap-style:square;mso-wrap-distance-left:9pt;mso-wrap-distance-top:0;mso-wrap-distance-right:9pt;mso-wrap-distance-bottom:0;mso-position-horizontal:absolute;mso-position-horizontal-relative:page;mso-position-vertical:absolute;mso-position-vertical-relative:page;v-text-anchor:top" coordsize="584201,508001" o:gfxdata="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" path="m,l584200,254000,,508000,,xe" fillcolor="#f7f7f7" strokecolor="#7d7d7d" strokeweight=".8pt">
+              <v:shape w14:anchorId="40C7E5C6" id="Fishbone_1_Tail" o:spid="_x0000_s1026" style="position:absolute;margin-left:27pt;margin-top:111.95pt;width:46pt;height:40pt;z-index:251660288;visibility:visible;mso-wrap-style:square;mso-wrap-distance-left:9pt;mso-wrap-distance-top:0;mso-wrap-distance-right:9pt;mso-wrap-distance-bottom:0;mso-position-horizontal:absolute;mso-position-horizontal-relative:page;mso-position-vertical:absolute;mso-position-vertical-relative:page;v-text-anchor:top" coordsize="584201,508001" o:gfxdata="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" path="m,l584200,254000,,508000,,xe" fillcolor="#f7f7f7" strokecolor="#7d7d7d" strokeweight=".8pt">
                 <v:fill rotate="t" angle="90" focus="100%" type="gradient"/>
                 <v:path arrowok="t" textboxrect="0,0,584201,508001"/>
                 <w10:wrap anchorx="page" anchory="page"/>
@@ -5813,7 +5835,7 @@
                                 <w:color w:val="000000"/>
                                 <w:sz w:val="18"/>
                               </w:rPr>
-                              <w:t>Appendix 1. FloodSense Ishikawa Fish Bone Diagrams</w:t>
+                              <w:t>Appendix 2. FloodSense Fishbone Diagrams</w:t>
                             </w:r>
                           </w:p>
                         </w:txbxContent>
@@ -5832,7 +5854,7 @@
           </mc:Choice>
           <mc:Fallback>
             <w:pict>
-              <v:shape w14:anchorId="5010AC2F" id="Document_Title" o:spid="_x0000_s1050" type="#_x0000_t202" style="position:absolute;margin-left:31pt;margin-top:14.95pt;width:5in;height:18pt;z-index:251659264;visibility:visible;mso-wrap-style:square;mso-wrap-distance-left:9pt;mso-wrap-distance-top:0;mso-wrap-distance-right:9pt;mso-wrap-distance-bottom:0;mso-position-horizontal:absolute;mso-position-horizontal-relative:page;mso-position-vertical:absolute;mso-position-vertical-relative:page;v-text-anchor:middle" o:gfxdata="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" filled="f" stroked="f" strokeweight=".5pt">
+              <v:shape w14:anchorId="5010AC2F" id="Document_Title" o:spid="_x0000_s1050" type="#_x0000_t202" style="position:absolute;margin-left:31pt;margin-top:14.95pt;width:5in;height:18pt;z-index:251659264;visibility:visible;mso-wrap-style:square;mso-wrap-distance-left:9pt;mso-wrap-distance-top:0;mso-wrap-distance-right:9pt;mso-wrap-distance-bottom:0;mso-position-horizontal:absolute;mso-position-horizontal-relative:page;mso-position-vertical:absolute;mso-position-vertical-relative:page;v-text-anchor:middle" o:gfxdata="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" filled="f" stroked="f" strokeweight=".5pt">
                 <v:textbox inset="2pt,1pt,2pt,1pt">
                   <w:txbxContent>
                     <w:p>
@@ -5850,7 +5872,7 @@
                           <w:color w:val="000000"/>
                           <w:sz w:val="18"/>
                         </w:rPr>
-                        <w:t>Appendix 1. FloodSense Ishikawa Fish Bone Diagrams</w:t>
+                        <w:t>Appendix 2. FloodSense Fishbone Diagrams</w:t>
                       </w:r>
                     </w:p>
                   </w:txbxContent>
@@ -5874,7 +5896,7 @@
 </file>
 
 <file path=word/styles.xml><?xml version="1.0" encoding="utf-8"?>
-<w:styles xmlns:mc="http://schemas.openxmlformats.org/markup-compatibility/2006" xmlns:r="http://schemas.openxmlformats.org/officeDocument/2006/relationships" xmlns:w="http://schemas.openxmlformats.org/wordprocessingml/2006/main" xmlns:w14="http://schemas.microsoft.com/office/word/2010/wordml" xmlns:w15="http://schemas.microsoft.com/office/word/2012/wordml" xmlns:w16cex="http://schemas.microsoft.com/office/word/2018/wordml/cex" xmlns:w16cid="http://schemas.microsoft.com/office/word/2016/wordml/cid" xmlns:w16="http://schemas.microsoft.com/office/word/2018/wordml" xmlns:w16sdtdh="http://schemas.microsoft.com/office/word/2020/wordml/sdtdatahash" xmlns:w16se="http://schemas.microsoft.com/office/word/2015/wordml/symex" mc:Ignorable="w14 w15 w16se w16cid w16 w16cex w16sdtdh">
+<w:styles xmlns:mc="http://schemas.openxmlformats.org/markup-compatibility/2006" xmlns:r="http://schemas.openxmlformats.org/officeDocument/2006/relationships" xmlns:w="http://schemas.openxmlformats.org/wordprocessingml/2006/main" xmlns:w14="http://schemas.microsoft.com/office/word/2010/wordml" xmlns:w15="http://schemas.microsoft.com/office/word/2012/wordml" xmlns:w16cid="http://schemas.microsoft.com/office/word/2016/wordml/cid" xmlns:w16se="http://schemas.microsoft.com/office/word/2015/wordml/symex" mc:Ignorable="w14 w15 w16se w16cid">
   <w:docDefaults>
     <w:rPrDefault>
       <w:rPr>
@@ -5890,7 +5912,7 @@
       </w:pPr>
     </w:pPrDefault>
   </w:docDefaults>
-  <w:latentStyles w:defLockedState="0" w:defUIPriority="99" w:defSemiHidden="0" w:defUnhideWhenUsed="0" w:defQFormat="0" w:count="376">
+  <w:latentStyles w:defLockedState="0" w:defUIPriority="99" w:defSemiHidden="0" w:defUnhideWhenUsed="0" w:defQFormat="0" w:count="375">
     <w:lsdException w:name="Normal" w:uiPriority="0" w:qFormat="1"/>
     <w:lsdException w:name="heading 1" w:uiPriority="9" w:qFormat="1"/>
     <w:lsdException w:name="heading 2" w:semiHidden="1" w:uiPriority="9" w:unhideWhenUsed="1" w:qFormat="1"/>
@@ -6266,7 +6288,6 @@
     <w:lsdException w:name="Smart Hyperlink" w:semiHidden="1" w:unhideWhenUsed="1"/>
     <w:lsdException w:name="Hashtag" w:semiHidden="1" w:unhideWhenUsed="1"/>
     <w:lsdException w:name="Unresolved Mention" w:semiHidden="1" w:unhideWhenUsed="1"/>
-    <w:lsdException w:name="Smart Link" w:semiHidden="1" w:unhideWhenUsed="1"/>
   </w:latentStyles>
   <w:style w:type="paragraph" w:default="1" w:styleId="Normal">
     <w:name w:val="Normal"/>

--- a/1. FLOODSENSE-MAIN/MAIN FILESS/DIAGRAMS/Fishbone.docx
+++ b/1. FLOODSENSE-MAIN/MAIN FILESS/DIAGRAMS/Fishbone.docx
@@ -10,18 +10,18 @@
         <mc:AlternateContent>
           <mc:Choice Requires="wps">
             <w:drawing>
-              <wp:anchor distT="0" distB="0" distL="114300" distR="114300" simplePos="0" relativeHeight="251702272" behindDoc="0" locked="1" layoutInCell="1" allowOverlap="1" wp14:anchorId="39043794" wp14:editId="782D8464">
+              <wp:anchor distT="0" distB="0" distL="114300" distR="114300" simplePos="0" relativeHeight="251702272" behindDoc="0" locked="0" layoutInCell="1" allowOverlap="1" wp14:anchorId="39043794" wp14:editId="782D8464">
                 <wp:simplePos x="0" y="0"/>
                 <wp:positionH relativeFrom="page">
-                  <wp:posOffset>660400</wp:posOffset>
+                  <wp:posOffset>1371600</wp:posOffset>
                 </wp:positionH>
                 <wp:positionV relativeFrom="page">
-                  <wp:posOffset>9130665</wp:posOffset>
+                  <wp:posOffset>9258300</wp:posOffset>
                 </wp:positionV>
-                <wp:extent cx="5867400" cy="215900"/>
+                <wp:extent cx="5274945" cy="393700"/>
                 <wp:effectExtent l="0" t="0" r="0" b="0"/>
                 <wp:wrapNone/>
-                <wp:docPr id="43" name="Fishbone_3_Caption"/>
+                <wp:docPr id="43" name="Fishbone_3_Caption" descr="Appendix Figure 3. Fishbone Diagram of Preparedness and Center-Information Difficulties"/>
                 <wp:cNvGraphicFramePr/>
                 <a:graphic xmlns:a="http://schemas.openxmlformats.org/drawingml/2006/main">
                   <a:graphicData uri="http://schemas.microsoft.com/office/word/2010/wordprocessingShape">
@@ -30,7 +30,7 @@
                       <wps:spPr>
                         <a:xfrm>
                           <a:off x="0" y="0"/>
-                          <a:ext cx="5867400" cy="215900"/>
+                          <a:ext cx="5274945" cy="393700"/>
                         </a:xfrm>
                         <a:prstGeom prst="rect">
                           <a:avLst/>
@@ -53,26 +53,23 @@
                         <w:txbxContent>
                           <w:p>
                             <w:pPr>
-                              <w:spacing w:after="0" w:line="240" w:lineRule="auto"/>
+                              <w:spacing w:before="0" w:after="0" w:line="264" w:lineRule="exact"/>
+                              <w:ind w:left="0" w:right="0" w:firstLine="0"/>
                               <w:jc w:val="center"/>
-                              <w:rPr>
-                                <w:rFonts w:ascii="Arial" w:hAnsi="Arial" w:cs="Arial"/>
-                                <w:color w:val="000000"/>
-                                <w:sz w:val="14"/>
-                              </w:rPr>
                             </w:pPr>
                             <w:r>
                               <w:rPr>
-                                <w:rFonts w:ascii="Arial" w:hAnsi="Arial" w:cs="Arial"/>
+                                <w:rFonts w:ascii="Arial" w:hAnsi="Arial" w:eastAsia="Arial" w:cs="Arial"/>
                                 <w:color w:val="000000"/>
-                                <w:sz w:val="14"/>
+                                <w:sz w:val="22"/>
+                                <w:szCs w:val="22"/>
                               </w:rPr>
-                              <w:t>Appendix Figure 4. Fishbone Diagram of Pre-Event Preparedness Needs</w:t>
+                              <w:t>Appendix Figure 3. Fishbone Diagram of Preparedness and Center-Information Difficulties</w:t>
                             </w:r>
                           </w:p>
                         </w:txbxContent>
                       </wps:txbx>
-                      <wps:bodyPr rot="0" spcFirstLastPara="0" vertOverflow="overflow" horzOverflow="overflow" vert="horz" wrap="square" lIns="25400" tIns="12700" rIns="25400" bIns="12700" numCol="1" spcCol="0" rtlCol="0" fromWordArt="0" anchor="ctr" anchorCtr="0" forceAA="0" compatLnSpc="1">
+                      <wps:bodyPr rot="0" spcFirstLastPara="0" vertOverflow="overflow" horzOverflow="overflow" vert="horz" wrap="square" lIns="0" tIns="0" rIns="0" bIns="0" numCol="1" spcCol="0" rtlCol="0" fromWordArt="0" anchor="t" anchorCtr="0" forceAA="0" compatLnSpc="1">
                         <a:prstTxWarp prst="textNoShape">
                           <a:avLst/>
                         </a:prstTxWarp>
@@ -90,26 +87,23 @@
                 <v:stroke joinstyle="miter"/>
                 <v:path gradientshapeok="t" o:connecttype="rect"/>
               </v:shapetype>
-              <v:shape id="Fishbone_3_Caption" o:spid="_x0000_s1026" type="#_x0000_t202" style="position:absolute;margin-left:52pt;margin-top:718.95pt;width:462pt;height:17pt;z-index:251702272;visibility:visible;mso-wrap-style:square;mso-wrap-distance-left:9pt;mso-wrap-distance-top:0;mso-wrap-distance-right:9pt;mso-wrap-distance-bottom:0;mso-position-horizontal:absolute;mso-position-horizontal-relative:page;mso-position-vertical:absolute;mso-position-vertical-relative:page;v-text-anchor:middle" o:gfxdata="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" filled="f" stroked="f" strokeweight=".5pt">
-                <v:textbox inset="2pt,1pt,2pt,1pt">
+              <v:shape id="Fishbone_3_Caption" o:spid="_x0000_s1026" type="#_x0000_t202" style="position:absolute;margin-left:108.0000pt;margin-top:729.0000pt;width:415.3500pt;height:31.0000pt;z-index:251702272;visibility:visible;mso-wrap-style:square;mso-wrap-distance-left:9pt;mso-wrap-distance-top:0;mso-wrap-distance-right:9pt;mso-wrap-distance-bottom:0;mso-position-horizontal:absolute;mso-position-horizontal-relative:page;mso-position-vertical:absolute;mso-position-vertical-relative:page;v-text-anchor:top" filled="f" stroked="f" strokeweight=".5pt">
+                <v:textbox inset="0,0,0,0">
                   <w:txbxContent>
                     <w:p>
                       <w:pPr>
-                        <w:spacing w:after="0" w:line="240" w:lineRule="auto"/>
+                        <w:spacing w:before="0" w:after="0" w:line="264" w:lineRule="exact"/>
+                        <w:ind w:left="0" w:right="0" w:firstLine="0"/>
                         <w:jc w:val="center"/>
-                        <w:rPr>
-                          <w:rFonts w:ascii="Arial" w:hAnsi="Arial" w:cs="Arial"/>
-                          <w:color w:val="000000"/>
-                          <w:sz w:val="14"/>
-                        </w:rPr>
                       </w:pPr>
                       <w:r>
                         <w:rPr>
-                          <w:rFonts w:ascii="Arial" w:hAnsi="Arial" w:cs="Arial"/>
+                          <w:rFonts w:ascii="Arial" w:hAnsi="Arial" w:eastAsia="Arial" w:cs="Arial"/>
                           <w:color w:val="000000"/>
-                          <w:sz w:val="14"/>
+                          <w:sz w:val="22"/>
+                          <w:szCs w:val="22"/>
                         </w:rPr>
-                        <w:t>Appendix Figure 4. Fishbone Diagram of Pre-Event Preparedness Needs</w:t>
+                        <w:t>Appendix Figure 3. Fishbone Diagram of Preparedness and Center-Information Difficulties</w:t>
                       </w:r>
                     </w:p>
                   </w:txbxContent>
@@ -128,18 +122,18 @@
         <mc:AlternateContent>
           <mc:Choice Requires="wps">
             <w:drawing>
-              <wp:anchor distT="0" distB="0" distL="114300" distR="114300" simplePos="0" relativeHeight="251701248" behindDoc="0" locked="1" layoutInCell="1" allowOverlap="1" wp14:anchorId="55F8B42E" wp14:editId="18284F64">
+              <wp:anchor distT="0" distB="0" distL="114300" distR="114300" simplePos="0" relativeHeight="251701248" behindDoc="0" locked="0" layoutInCell="1" allowOverlap="1" wp14:anchorId="55F8B42E" wp14:editId="18284F64">
                 <wp:simplePos x="0" y="0"/>
                 <wp:positionH relativeFrom="page">
-                  <wp:posOffset>2857500</wp:posOffset>
+                  <wp:posOffset>3100716</wp:posOffset>
                 </wp:positionH>
                 <wp:positionV relativeFrom="page">
-                  <wp:posOffset>8749665</wp:posOffset>
+                  <wp:posOffset>8841422</wp:posOffset>
                 </wp:positionV>
-                <wp:extent cx="1397000" cy="241300"/>
-                <wp:effectExtent l="0" t="0" r="12700" b="25400"/>
+                <wp:extent cx="564946" cy="190500"/>
+                <wp:effectExtent l="0" t="0" r="0" b="0"/>
                 <wp:wrapNone/>
-                <wp:docPr id="42" name="Fishbone_3_Category_3"/>
+                <wp:docPr id="42" name="Fishbone_3_Category_3" descr="SEQUENCE"/>
                 <wp:cNvGraphicFramePr/>
                 <a:graphic xmlns:a="http://schemas.openxmlformats.org/drawingml/2006/main">
                   <a:graphicData uri="http://schemas.microsoft.com/office/word/2010/wordprocessingShape">
@@ -148,7 +142,7 @@
                       <wps:spPr>
                         <a:xfrm>
                           <a:off x="0" y="0"/>
-                          <a:ext cx="1397000" cy="241300"/>
+                          <a:ext cx="564946" cy="190500"/>
                         </a:xfrm>
                         <a:prstGeom prst="rect">
                           <a:avLst/>
@@ -156,9 +150,9 @@
                         <a:solidFill>
                           <a:srgbClr val="FFFFFF"/>
                         </a:solidFill>
-                        <a:ln w="10160">
+                        <a:ln w="7620">
                           <a:solidFill>
-                            <a:srgbClr val="2D2D2D"/>
+                            <a:srgbClr val="5A5A5A"/>
                           </a:solidFill>
                         </a:ln>
                       </wps:spPr>
@@ -182,28 +176,25 @@
                         <w:txbxContent>
                           <w:p>
                             <w:pPr>
-                              <w:spacing w:after="0" w:line="240" w:lineRule="auto"/>
+                              <w:spacing w:before="0" w:after="0" w:line="150" w:lineRule="exact"/>
+                              <w:ind w:left="0" w:right="0" w:firstLine="0"/>
                               <w:jc w:val="center"/>
-                              <w:rPr>
-                                <w:rFonts w:ascii="Arial" w:hAnsi="Arial" w:cs="Arial"/>
-                                <w:b/>
-                                <w:color w:val="000000"/>
-                                <w:sz w:val="13"/>
-                              </w:rPr>
                             </w:pPr>
                             <w:r>
                               <w:rPr>
-                                <w:rFonts w:ascii="Arial" w:hAnsi="Arial" w:cs="Arial"/>
-                                <w:b/>
+                                <w:rFonts w:ascii="Arial" w:hAnsi="Arial" w:eastAsia="Arial" w:cs="Arial"/>
                                 <w:color w:val="000000"/>
                                 <w:sz w:val="13"/>
+                                <w:szCs w:val="13"/>
+                                <w:b/>
+                                <w:bCs/>
                               </w:rPr>
-                              <w:t>SUPPORT METHOD</w:t>
+                              <w:t>SEQUENCE</w:t>
                             </w:r>
                           </w:p>
                         </w:txbxContent>
                       </wps:txbx>
-                      <wps:bodyPr rot="0" spcFirstLastPara="0" vertOverflow="overflow" horzOverflow="overflow" vert="horz" wrap="square" lIns="25400" tIns="12700" rIns="25400" bIns="12700" numCol="1" spcCol="0" rtlCol="0" fromWordArt="0" anchor="ctr" anchorCtr="0" forceAA="0" compatLnSpc="1">
+                      <wps:bodyPr rot="0" spcFirstLastPara="0" vertOverflow="overflow" horzOverflow="overflow" vert="horz" wrap="square" lIns="0" tIns="0" rIns="0" bIns="0" numCol="1" spcCol="0" rtlCol="0" fromWordArt="0" anchor="ctr" anchorCtr="0" forceAA="0" compatLnSpc="1">
                         <a:prstTxWarp prst="textNoShape">
                           <a:avLst/>
                         </a:prstTxWarp>
@@ -217,28 +208,25 @@
           </mc:Choice>
           <mc:Fallback>
             <w:pict>
-              <v:rect w14:anchorId="55F8B42E" id="Fishbone_3_Category_3" o:spid="_x0000_s1027" style="position:absolute;margin-left:225pt;margin-top:688.95pt;width:110pt;height:19pt;z-index:251701248;visibility:visible;mso-wrap-style:square;mso-wrap-distance-left:9pt;mso-wrap-distance-top:0;mso-wrap-distance-right:9pt;mso-wrap-distance-bottom:0;mso-position-horizontal:absolute;mso-position-horizontal-relative:page;mso-position-vertical:absolute;mso-position-vertical-relative:page;v-text-anchor:middle" o:gfxdata="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" strokecolor="#2d2d2d" strokeweight=".8pt">
-                <v:textbox inset="2pt,1pt,2pt,1pt">
+              <v:rect w14:anchorId="55F8B42E" id="Fishbone_3_Category_3" o:spid="_x0000_s1027" style="position:absolute;margin-left:244.1508pt;margin-top:696.1750pt;width:44.4839pt;height:15.0000pt;z-index:251701248;visibility:visible;mso-wrap-style:square;mso-wrap-distance-left:9pt;mso-wrap-distance-top:0;mso-wrap-distance-right:9pt;mso-wrap-distance-bottom:0;mso-position-horizontal:absolute;mso-position-horizontal-relative:page;mso-position-vertical:absolute;mso-position-vertical-relative:page;v-text-anchor:middle" strokecolor="#5A5A5A" strokeweight="0.6pt">
+                <v:textbox inset="0,0,0,0">
                   <w:txbxContent>
                     <w:p>
                       <w:pPr>
-                        <w:spacing w:after="0" w:line="240" w:lineRule="auto"/>
+                        <w:spacing w:before="0" w:after="0" w:line="150" w:lineRule="exact"/>
+                        <w:ind w:left="0" w:right="0" w:firstLine="0"/>
                         <w:jc w:val="center"/>
-                        <w:rPr>
-                          <w:rFonts w:ascii="Arial" w:hAnsi="Arial" w:cs="Arial"/>
-                          <w:b/>
-                          <w:color w:val="000000"/>
-                          <w:sz w:val="13"/>
-                        </w:rPr>
                       </w:pPr>
                       <w:r>
                         <w:rPr>
-                          <w:rFonts w:ascii="Arial" w:hAnsi="Arial" w:cs="Arial"/>
-                          <w:b/>
+                          <w:rFonts w:ascii="Arial" w:hAnsi="Arial" w:eastAsia="Arial" w:cs="Arial"/>
                           <w:color w:val="000000"/>
                           <w:sz w:val="13"/>
+                          <w:szCs w:val="13"/>
+                          <w:b/>
+                          <w:bCs/>
                         </w:rPr>
-                        <w:t>SUPPORT METHOD</w:t>
+                        <w:t>SEQUENCE</w:t>
                       </w:r>
                     </w:p>
                   </w:txbxContent>
@@ -257,18 +245,18 @@
         <mc:AlternateContent>
           <mc:Choice Requires="wps">
             <w:drawing>
-              <wp:anchor distT="0" distB="0" distL="114300" distR="114300" simplePos="0" relativeHeight="251700224" behindDoc="0" locked="1" layoutInCell="1" allowOverlap="1" wp14:anchorId="53B852A6" wp14:editId="7F973A3A">
+              <wp:anchor distT="0" distB="0" distL="114300" distR="114300" simplePos="0" relativeHeight="251700224" behindDoc="0" locked="0" layoutInCell="1" allowOverlap="1" wp14:anchorId="53B852A6" wp14:editId="7F973A3A">
                 <wp:simplePos x="0" y="0"/>
                 <wp:positionH relativeFrom="page">
-                  <wp:posOffset>1574800</wp:posOffset>
+                  <wp:posOffset>2330104</wp:posOffset>
                 </wp:positionH>
                 <wp:positionV relativeFrom="page">
-                  <wp:posOffset>8051165</wp:posOffset>
+                  <wp:posOffset>8183562</wp:posOffset>
                 </wp:positionV>
-                <wp:extent cx="2260600" cy="584200"/>
-                <wp:effectExtent l="0" t="0" r="6350" b="6350"/>
+                <wp:extent cx="1421886" cy="609600"/>
+                <wp:effectExtent l="0" t="0" r="0" b="0"/>
                 <wp:wrapNone/>
-                <wp:docPr id="41" name="Fishbone_3_Causes_3"/>
+                <wp:docPr id="41" name="Fishbone_3_Causes_3" descr="Order of recommended preparedness actions was unclear"/>
                 <wp:cNvGraphicFramePr/>
                 <a:graphic xmlns:a="http://schemas.openxmlformats.org/drawingml/2006/main">
                   <a:graphicData uri="http://schemas.microsoft.com/office/word/2010/wordprocessingShape">
@@ -277,7 +265,7 @@
                       <wps:spPr>
                         <a:xfrm>
                           <a:off x="0" y="0"/>
-                          <a:ext cx="2260600" cy="584200"/>
+                          <a:ext cx="1421886" cy="609600"/>
                         </a:xfrm>
                         <a:prstGeom prst="rect">
                           <a:avLst/>
@@ -300,83 +288,55 @@
                         <w:txbxContent>
                           <w:p>
                             <w:pPr>
-                              <w:spacing w:after="0" w:line="240" w:lineRule="auto"/>
+                              <w:spacing w:before="0" w:after="0" w:line="156" w:lineRule="exact"/>
+                              <w:ind w:left="0" w:right="0" w:firstLine="0"/>
                               <w:jc w:val="center"/>
-                              <w:rPr>
-                                <w:rFonts w:ascii="Arial" w:hAnsi="Arial" w:cs="Arial"/>
-                                <w:color w:val="000000"/>
-                                <w:sz w:val="12"/>
-                              </w:rPr>
                             </w:pPr>
                             <w:r>
                               <w:rPr>
-                                <w:rFonts w:ascii="Arial" w:hAnsi="Arial" w:cs="Arial"/>
+                                <w:rFonts w:ascii="Arial" w:hAnsi="Arial" w:eastAsia="Arial" w:cs="Arial"/>
                                 <w:color w:val="000000"/>
-                                <w:sz w:val="12"/>
+                                <w:sz w:val="13"/>
+                                <w:szCs w:val="13"/>
                               </w:rPr>
-                              <w:t>Susceptibility and preparedness</w:t>
+                              <w:t>Order of recommended</w:t>
                             </w:r>
                           </w:p>
                           <w:p>
                             <w:pPr>
-                              <w:spacing w:after="0" w:line="240" w:lineRule="auto"/>
+                              <w:spacing w:before="0" w:after="0" w:line="156" w:lineRule="exact"/>
+                              <w:ind w:left="0" w:right="0" w:firstLine="0"/>
                               <w:jc w:val="center"/>
-                              <w:rPr>
-                                <w:rFonts w:ascii="Arial" w:hAnsi="Arial" w:cs="Arial"/>
-                                <w:color w:val="000000"/>
-                                <w:sz w:val="12"/>
-                              </w:rPr>
                             </w:pPr>
                             <w:r>
                               <w:rPr>
-                                <w:rFonts w:ascii="Arial" w:hAnsi="Arial" w:cs="Arial"/>
+                                <w:rFonts w:ascii="Arial" w:hAnsi="Arial" w:eastAsia="Arial" w:cs="Arial"/>
                                 <w:color w:val="000000"/>
-                                <w:sz w:val="12"/>
+                                <w:sz w:val="13"/>
+                                <w:szCs w:val="13"/>
                               </w:rPr>
-                              <w:t>serve different decision purposes</w:t>
+                              <w:t>preparedness actions</w:t>
                             </w:r>
                           </w:p>
                           <w:p>
                             <w:pPr>
-                              <w:spacing w:after="0" w:line="240" w:lineRule="auto"/>
+                              <w:spacing w:before="0" w:after="0" w:line="156" w:lineRule="exact"/>
+                              <w:ind w:left="0" w:right="0" w:firstLine="0"/>
                               <w:jc w:val="center"/>
-                              <w:rPr>
-                                <w:rFonts w:ascii="Arial" w:hAnsi="Arial" w:cs="Arial"/>
-                                <w:color w:val="000000"/>
-                                <w:sz w:val="12"/>
-                              </w:rPr>
                             </w:pPr>
                             <w:r>
                               <w:rPr>
-                                <w:rFonts w:ascii="Arial" w:hAnsi="Arial" w:cs="Arial"/>
+                                <w:rFonts w:ascii="Arial" w:hAnsi="Arial" w:eastAsia="Arial" w:cs="Arial"/>
                                 <w:color w:val="000000"/>
-                                <w:sz w:val="12"/>
+                                <w:sz w:val="13"/>
+                                <w:szCs w:val="13"/>
                               </w:rPr>
-                              <w:t>Guidance must not issue official</w:t>
-                            </w:r>
-                          </w:p>
-                          <w:p>
-                            <w:pPr>
-                              <w:spacing w:after="0" w:line="240" w:lineRule="auto"/>
-                              <w:jc w:val="center"/>
-                              <w:rPr>
-                                <w:rFonts w:ascii="Arial" w:hAnsi="Arial" w:cs="Arial"/>
-                                <w:color w:val="000000"/>
-                                <w:sz w:val="12"/>
-                              </w:rPr>
-                            </w:pPr>
-                            <w:r>
-                              <w:rPr>
-                                <w:rFonts w:ascii="Arial" w:hAnsi="Arial" w:cs="Arial"/>
-                                <w:color w:val="000000"/>
-                                <w:sz w:val="12"/>
-                              </w:rPr>
-                              <w:t>evacuation orders</w:t>
+                              <w:t>was unclear</w:t>
                             </w:r>
                           </w:p>
                         </w:txbxContent>
                       </wps:txbx>
-                      <wps:bodyPr rot="0" spcFirstLastPara="0" vertOverflow="overflow" horzOverflow="overflow" vert="horz" wrap="square" lIns="25400" tIns="12700" rIns="25400" bIns="12700" numCol="1" spcCol="0" rtlCol="0" fromWordArt="0" anchor="ctr" anchorCtr="0" forceAA="0" compatLnSpc="1">
+                      <wps:bodyPr rot="0" spcFirstLastPara="0" vertOverflow="overflow" horzOverflow="overflow" vert="horz" wrap="square" lIns="0" tIns="0" rIns="0" bIns="0" numCol="1" spcCol="0" rtlCol="0" fromWordArt="0" anchor="ctr" anchorCtr="0" forceAA="0" compatLnSpc="1">
                         <a:prstTxWarp prst="textNoShape">
                           <a:avLst/>
                         </a:prstTxWarp>
@@ -390,83 +350,55 @@
           </mc:Choice>
           <mc:Fallback>
             <w:pict>
-              <v:shape w14:anchorId="53B852A6" id="Fishbone_3_Causes_3" o:spid="_x0000_s1028" type="#_x0000_t202" style="position:absolute;margin-left:124pt;margin-top:633.95pt;width:178pt;height:46pt;z-index:251700224;visibility:visible;mso-wrap-style:square;mso-wrap-distance-left:9pt;mso-wrap-distance-top:0;mso-wrap-distance-right:9pt;mso-wrap-distance-bottom:0;mso-position-horizontal:absolute;mso-position-horizontal-relative:page;mso-position-vertical:absolute;mso-position-vertical-relative:page;v-text-anchor:middle" o:gfxdata="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" filled="f" stroked="f" strokeweight=".5pt">
-                <v:textbox inset="2pt,1pt,2pt,1pt">
+              <v:shape w14:anchorId="53B852A6" id="Fishbone_3_Causes_3" o:spid="_x0000_s1028" type="#_x0000_t202" style="position:absolute;margin-left:183.4727pt;margin-top:644.3750pt;width:111.9596pt;height:48.0000pt;z-index:251700224;visibility:visible;mso-wrap-style:square;mso-wrap-distance-left:9pt;mso-wrap-distance-top:0;mso-wrap-distance-right:9pt;mso-wrap-distance-bottom:0;mso-position-horizontal:absolute;mso-position-horizontal-relative:page;mso-position-vertical:absolute;mso-position-vertical-relative:page;v-text-anchor:middle" filled="f" stroked="f" strokeweight=".5pt">
+                <v:textbox inset="0,0,0,0">
                   <w:txbxContent>
                     <w:p>
                       <w:pPr>
-                        <w:spacing w:after="0" w:line="240" w:lineRule="auto"/>
+                        <w:spacing w:before="0" w:after="0" w:line="156" w:lineRule="exact"/>
+                        <w:ind w:left="0" w:right="0" w:firstLine="0"/>
                         <w:jc w:val="center"/>
-                        <w:rPr>
-                          <w:rFonts w:ascii="Arial" w:hAnsi="Arial" w:cs="Arial"/>
-                          <w:color w:val="000000"/>
-                          <w:sz w:val="12"/>
-                        </w:rPr>
                       </w:pPr>
                       <w:r>
                         <w:rPr>
-                          <w:rFonts w:ascii="Arial" w:hAnsi="Arial" w:cs="Arial"/>
+                          <w:rFonts w:ascii="Arial" w:hAnsi="Arial" w:eastAsia="Arial" w:cs="Arial"/>
                           <w:color w:val="000000"/>
-                          <w:sz w:val="12"/>
+                          <w:sz w:val="13"/>
+                          <w:szCs w:val="13"/>
                         </w:rPr>
-                        <w:t>Susceptibility and preparedness</w:t>
+                        <w:t>Order of recommended</w:t>
                       </w:r>
                     </w:p>
                     <w:p>
                       <w:pPr>
-                        <w:spacing w:after="0" w:line="240" w:lineRule="auto"/>
+                        <w:spacing w:before="0" w:after="0" w:line="156" w:lineRule="exact"/>
+                        <w:ind w:left="0" w:right="0" w:firstLine="0"/>
                         <w:jc w:val="center"/>
-                        <w:rPr>
-                          <w:rFonts w:ascii="Arial" w:hAnsi="Arial" w:cs="Arial"/>
-                          <w:color w:val="000000"/>
-                          <w:sz w:val="12"/>
-                        </w:rPr>
                       </w:pPr>
                       <w:r>
                         <w:rPr>
-                          <w:rFonts w:ascii="Arial" w:hAnsi="Arial" w:cs="Arial"/>
+                          <w:rFonts w:ascii="Arial" w:hAnsi="Arial" w:eastAsia="Arial" w:cs="Arial"/>
                           <w:color w:val="000000"/>
-                          <w:sz w:val="12"/>
+                          <w:sz w:val="13"/>
+                          <w:szCs w:val="13"/>
                         </w:rPr>
-                        <w:t>serve different decision purposes</w:t>
+                        <w:t>preparedness actions</w:t>
                       </w:r>
                     </w:p>
                     <w:p>
                       <w:pPr>
-                        <w:spacing w:after="0" w:line="240" w:lineRule="auto"/>
+                        <w:spacing w:before="0" w:after="0" w:line="156" w:lineRule="exact"/>
+                        <w:ind w:left="0" w:right="0" w:firstLine="0"/>
                         <w:jc w:val="center"/>
-                        <w:rPr>
-                          <w:rFonts w:ascii="Arial" w:hAnsi="Arial" w:cs="Arial"/>
-                          <w:color w:val="000000"/>
-                          <w:sz w:val="12"/>
-                        </w:rPr>
                       </w:pPr>
                       <w:r>
                         <w:rPr>
-                          <w:rFonts w:ascii="Arial" w:hAnsi="Arial" w:cs="Arial"/>
+                          <w:rFonts w:ascii="Arial" w:hAnsi="Arial" w:eastAsia="Arial" w:cs="Arial"/>
                           <w:color w:val="000000"/>
-                          <w:sz w:val="12"/>
+                          <w:sz w:val="13"/>
+                          <w:szCs w:val="13"/>
                         </w:rPr>
-                        <w:t>Guidance must not issue official</w:t>
-                      </w:r>
-                    </w:p>
-                    <w:p>
-                      <w:pPr>
-                        <w:spacing w:after="0" w:line="240" w:lineRule="auto"/>
-                        <w:jc w:val="center"/>
-                        <w:rPr>
-                          <w:rFonts w:ascii="Arial" w:hAnsi="Arial" w:cs="Arial"/>
-                          <w:color w:val="000000"/>
-                          <w:sz w:val="12"/>
-                        </w:rPr>
-                      </w:pPr>
-                      <w:r>
-                        <w:rPr>
-                          <w:rFonts w:ascii="Arial" w:hAnsi="Arial" w:cs="Arial"/>
-                          <w:color w:val="000000"/>
-                          <w:sz w:val="12"/>
-                        </w:rPr>
-                        <w:t>evacuation orders</w:t>
+                        <w:t>was unclear</w:t>
                       </w:r>
                     </w:p>
                   </w:txbxContent>
@@ -485,16 +417,16 @@
         <mc:AlternateContent>
           <mc:Choice Requires="wps">
             <w:drawing>
-              <wp:anchor distT="0" distB="0" distL="114300" distR="114300" simplePos="0" relativeHeight="251699200" behindDoc="0" locked="1" layoutInCell="1" allowOverlap="1" wp14:anchorId="5A36D070" wp14:editId="0AEA9CA2">
+              <wp:anchor distT="0" distB="0" distL="114300" distR="114300" simplePos="0" relativeHeight="251699200" behindDoc="0" locked="0" layoutInCell="1" allowOverlap="1" wp14:anchorId="5A36D070" wp14:editId="0AEA9CA2">
                 <wp:simplePos x="0" y="0"/>
                 <wp:positionH relativeFrom="page">
-                  <wp:posOffset>3556000</wp:posOffset>
+                  <wp:posOffset>3383823</wp:posOffset>
                 </wp:positionH>
                 <wp:positionV relativeFrom="page">
-                  <wp:posOffset>7974965</wp:posOffset>
+                  <wp:posOffset>8145462</wp:posOffset>
                 </wp:positionV>
-                <wp:extent cx="901700" cy="774700"/>
-                <wp:effectExtent l="0" t="0" r="31750" b="25400"/>
+                <wp:extent cx="740143" cy="695960"/>
+                <wp:effectExtent l="0" t="0" r="0" b="0"/>
                 <wp:wrapNone/>
                 <wp:docPr id="40" name="Fishbone_3_Branch_3"/>
                 <wp:cNvGraphicFramePr/>
@@ -505,17 +437,15 @@
                       <wps:spPr>
                         <a:xfrm flipH="1">
                           <a:off x="0" y="0"/>
-                          <a:ext cx="901700" cy="774700"/>
+                          <a:ext cx="740143" cy="695960"/>
                         </a:xfrm>
                         <a:prstGeom prst="straightConnector1">
                           <a:avLst/>
                         </a:prstGeom>
-                        <a:ln w="10160">
+                        <a:ln w="8255">
                           <a:solidFill>
-                            <a:srgbClr val="4B4B4B"/>
+                            <a:srgbClr val="7D7D7D"/>
                           </a:solidFill>
-                          <a:headEnd type="none"/>
-                          <a:tailEnd type="none"/>
                         </a:ln>
                       </wps:spPr>
                       <wps:style>
@@ -541,11 +471,11 @@
           </mc:Choice>
           <mc:Fallback>
             <w:pict>
-              <v:shapetype w14:anchorId="4E77E3A2" id="_x0000_t32" coordsize="21600,21600" o:spt="32" o:oned="t" path="m,l21600,21600e" filled="f">
+              <v:shapetype w14:anchorId="4E77E3A2" id="_x0000_t32" coordsize="21600,21600" o:spt="32" o:oned="t" path="m,l21600,21600e" filled="f" strokecolor="#7D7D7D" strokeweight="0.65pt">
                 <v:path arrowok="t" fillok="f" o:connecttype="none"/>
                 <o:lock v:ext="edit" shapetype="t"/>
               </v:shapetype>
-              <v:shape id="Fishbone_3_Branch_3" o:spid="_x0000_s1026" type="#_x0000_t32" style="position:absolute;margin-left:280pt;margin-top:627.95pt;width:71pt;height:61pt;flip:x;z-index:251699200;visibility:visible;mso-wrap-style:square;mso-wrap-distance-left:9pt;mso-wrap-distance-top:0;mso-wrap-distance-right:9pt;mso-wrap-distance-bottom:0;mso-position-horizontal:absolute;mso-position-horizontal-relative:page;mso-position-vertical:absolute;mso-position-vertical-relative:page" o:gfxdata="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" strokecolor="#4b4b4b" strokeweight=".8pt">
+              <v:shape id="Fishbone_3_Branch_3" o:spid="_x0000_s1026" type="#_x0000_t32" style="position:absolute;margin-left:266.4428pt;margin-top:641.3750pt;width:58.2790pt;height:54.8000pt;flip:x;z-index:251699200;visibility:visible;mso-wrap-style:square;mso-wrap-distance-left:9pt;mso-wrap-distance-top:0;mso-wrap-distance-right:9pt;mso-wrap-distance-bottom:0;mso-position-horizontal:absolute;mso-position-horizontal-relative:page;mso-position-vertical:absolute;mso-position-vertical-relative:page" strokecolor="#7D7D7D" strokeweight="0.65pt">
                 <w10:wrap anchorx="page" anchory="page"/>
                 <w10:anchorlock/>
               </v:shape>
@@ -560,18 +490,18 @@
         <mc:AlternateContent>
           <mc:Choice Requires="wps">
             <w:drawing>
-              <wp:anchor distT="0" distB="0" distL="114300" distR="114300" simplePos="0" relativeHeight="251698176" behindDoc="0" locked="1" layoutInCell="1" allowOverlap="1" wp14:anchorId="74F7F834" wp14:editId="35F9A194">
+              <wp:anchor distT="0" distB="0" distL="114300" distR="114300" simplePos="0" relativeHeight="251698176" behindDoc="0" locked="0" layoutInCell="1" allowOverlap="1" wp14:anchorId="74F7F834" wp14:editId="35F9A194">
                 <wp:simplePos x="0" y="0"/>
                 <wp:positionH relativeFrom="page">
-                  <wp:posOffset>2894965</wp:posOffset>
+                  <wp:posOffset>3447300</wp:posOffset>
                 </wp:positionH>
                 <wp:positionV relativeFrom="page">
-                  <wp:posOffset>7276465</wp:posOffset>
+                  <wp:posOffset>7567612</wp:posOffset>
                 </wp:positionV>
-                <wp:extent cx="2184400" cy="609600"/>
-                <wp:effectExtent l="0" t="0" r="6350" b="0"/>
+                <wp:extent cx="1345714" cy="558800"/>
+                <wp:effectExtent l="0" t="0" r="0" b="0"/>
                 <wp:wrapNone/>
-                <wp:docPr id="39" name="Fishbone_3_Causes_2"/>
+                <wp:docPr id="39" name="Fishbone_3_Causes_2" descr="Verified center information difficult to locate Some respondents did not know where to find it"/>
                 <wp:cNvGraphicFramePr/>
                 <a:graphic xmlns:a="http://schemas.openxmlformats.org/drawingml/2006/main">
                   <a:graphicData uri="http://schemas.microsoft.com/office/word/2010/wordprocessingShape">
@@ -580,7 +510,7 @@
                       <wps:spPr>
                         <a:xfrm>
                           <a:off x="0" y="0"/>
-                          <a:ext cx="2184400" cy="609600"/>
+                          <a:ext cx="1345714" cy="558800"/>
                         </a:xfrm>
                         <a:prstGeom prst="rect">
                           <a:avLst/>
@@ -603,83 +533,71 @@
                         <w:txbxContent>
                           <w:p>
                             <w:pPr>
-                              <w:spacing w:after="0" w:line="240" w:lineRule="auto"/>
+                              <w:spacing w:before="0" w:after="0" w:line="156" w:lineRule="exact"/>
+                              <w:ind w:left="0" w:right="0" w:firstLine="0"/>
                               <w:jc w:val="center"/>
-                              <w:rPr>
-                                <w:rFonts w:ascii="Arial" w:hAnsi="Arial" w:cs="Arial"/>
-                                <w:color w:val="000000"/>
-                                <w:sz w:val="12"/>
-                              </w:rPr>
                             </w:pPr>
                             <w:r>
                               <w:rPr>
-                                <w:rFonts w:ascii="Arial" w:hAnsi="Arial" w:cs="Arial"/>
+                                <w:rFonts w:ascii="Arial" w:hAnsi="Arial" w:eastAsia="Arial" w:cs="Arial"/>
                                 <w:color w:val="000000"/>
-                                <w:sz w:val="12"/>
+                                <w:sz w:val="13"/>
+                                <w:szCs w:val="13"/>
                               </w:rPr>
-                              <w:t>Verified centers require coordinates,</w:t>
+                              <w:t>Verified center information</w:t>
                             </w:r>
                           </w:p>
                           <w:p>
                             <w:pPr>
-                              <w:spacing w:after="0" w:line="240" w:lineRule="auto"/>
+                              <w:spacing w:before="0" w:after="0" w:line="156" w:lineRule="exact"/>
+                              <w:ind w:left="0" w:right="0" w:firstLine="0"/>
                               <w:jc w:val="center"/>
-                              <w:rPr>
-                                <w:rFonts w:ascii="Arial" w:hAnsi="Arial" w:cs="Arial"/>
-                                <w:color w:val="000000"/>
-                                <w:sz w:val="12"/>
-                              </w:rPr>
                             </w:pPr>
                             <w:r>
                               <w:rPr>
-                                <w:rFonts w:ascii="Arial" w:hAnsi="Arial" w:cs="Arial"/>
+                                <w:rFonts w:ascii="Arial" w:hAnsi="Arial" w:eastAsia="Arial" w:cs="Arial"/>
                                 <w:color w:val="000000"/>
-                                <w:sz w:val="12"/>
+                                <w:sz w:val="13"/>
+                                <w:szCs w:val="13"/>
                               </w:rPr>
-                              <w:t>status, source, and validation dates</w:t>
+                              <w:t>difficult to locate</w:t>
                             </w:r>
                           </w:p>
                           <w:p>
                             <w:pPr>
-                              <w:spacing w:after="0" w:line="240" w:lineRule="auto"/>
+                              <w:spacing w:before="0" w:after="0" w:line="156" w:lineRule="exact"/>
+                              <w:ind w:left="0" w:right="0" w:firstLine="0"/>
                               <w:jc w:val="center"/>
-                              <w:rPr>
-                                <w:rFonts w:ascii="Arial" w:hAnsi="Arial" w:cs="Arial"/>
-                                <w:color w:val="000000"/>
-                                <w:sz w:val="12"/>
-                              </w:rPr>
                             </w:pPr>
                             <w:r>
                               <w:rPr>
-                                <w:rFonts w:ascii="Arial" w:hAnsi="Arial" w:cs="Arial"/>
+                                <w:rFonts w:ascii="Arial" w:hAnsi="Arial" w:eastAsia="Arial" w:cs="Arial"/>
                                 <w:color w:val="000000"/>
-                                <w:sz w:val="12"/>
+                                <w:sz w:val="13"/>
+                                <w:szCs w:val="13"/>
                               </w:rPr>
-                              <w:t>Nearest distance cannot prove route</w:t>
+                              <w:t>Some respondents did not know</w:t>
                             </w:r>
                           </w:p>
                           <w:p>
                             <w:pPr>
-                              <w:spacing w:after="0" w:line="240" w:lineRule="auto"/>
+                              <w:spacing w:before="0" w:after="0" w:line="156" w:lineRule="exact"/>
+                              <w:ind w:left="0" w:right="0" w:firstLine="0"/>
                               <w:jc w:val="center"/>
-                              <w:rPr>
-                                <w:rFonts w:ascii="Arial" w:hAnsi="Arial" w:cs="Arial"/>
-                                <w:color w:val="000000"/>
-                                <w:sz w:val="12"/>
-                              </w:rPr>
                             </w:pPr>
                             <w:r>
                               <w:rPr>
-                                <w:rFonts w:ascii="Arial" w:hAnsi="Arial" w:cs="Arial"/>
+                                <w:rFonts w:ascii="Arial" w:hAnsi="Arial" w:eastAsia="Arial" w:cs="Arial"/>
                                 <w:color w:val="000000"/>
-                                <w:sz w:val="12"/>
+                                <w:sz w:val="13"/>
+                                <w:szCs w:val="13"/>
                               </w:rPr>
-                              <w:t>safety or facility availability</w:t>
+                              <w:t>where to find it</w:t>
                             </w:r>
                           </w:p>
                         </w:txbxContent>
                       </wps:txbx>
-                      <wps:bodyPr rot="0" spcFirstLastPara="0" vertOverflow="overflow" horzOverflow="overflow" vert="horz" wrap="square" lIns="25400" tIns="12700" rIns="25400" bIns="12700" numCol="1" spcCol="0" rtlCol="0" fromWordArt="0" anchor="ctr" anchorCtr="0" forceAA="0" compatLnSpc="1">
+                      <wps:bodyPr rot="0" spcFirstLastPara="0" vertOverflow="overflow" horzOverflow="overflow" vert="horz" wrap="square" lIns="0" tIns="0" rIns="0" bIns="0" numCol="1" spcCol="0" rtlCol="0" fromWordArt="0" anchor="ctr" anchorCtr="0" forceAA="0" compatLnSpc="1">
                         <a:prstTxWarp prst="textNoShape">
                           <a:avLst/>
                         </a:prstTxWarp>
@@ -693,83 +611,71 @@
           </mc:Choice>
           <mc:Fallback>
             <w:pict>
-              <v:shape w14:anchorId="74F7F834" id="Fishbone_3_Causes_2" o:spid="_x0000_s1029" type="#_x0000_t202" style="position:absolute;margin-left:227.95pt;margin-top:572.95pt;width:172pt;height:48pt;z-index:251698176;visibility:visible;mso-wrap-style:square;mso-wrap-distance-left:9pt;mso-wrap-distance-top:0;mso-wrap-distance-right:9pt;mso-wrap-distance-bottom:0;mso-position-horizontal:absolute;mso-position-horizontal-relative:page;mso-position-vertical:absolute;mso-position-vertical-relative:page;v-text-anchor:middle" o:gfxdata="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" filled="f" stroked="f" strokeweight=".5pt">
-                <v:textbox inset="2pt,1pt,2pt,1pt">
+              <v:shape w14:anchorId="74F7F834" id="Fishbone_3_Causes_2" o:spid="_x0000_s1029" type="#_x0000_t202" style="position:absolute;margin-left:271.4410pt;margin-top:595.8750pt;width:105.9617pt;height:44.0000pt;z-index:251698176;visibility:visible;mso-wrap-style:square;mso-wrap-distance-left:9pt;mso-wrap-distance-top:0;mso-wrap-distance-right:9pt;mso-wrap-distance-bottom:0;mso-position-horizontal:absolute;mso-position-horizontal-relative:page;mso-position-vertical:absolute;mso-position-vertical-relative:page;v-text-anchor:middle" filled="f" stroked="f" strokeweight=".5pt">
+                <v:textbox inset="0,0,0,0">
                   <w:txbxContent>
                     <w:p>
                       <w:pPr>
-                        <w:spacing w:after="0" w:line="240" w:lineRule="auto"/>
+                        <w:spacing w:before="0" w:after="0" w:line="156" w:lineRule="exact"/>
+                        <w:ind w:left="0" w:right="0" w:firstLine="0"/>
                         <w:jc w:val="center"/>
-                        <w:rPr>
-                          <w:rFonts w:ascii="Arial" w:hAnsi="Arial" w:cs="Arial"/>
-                          <w:color w:val="000000"/>
-                          <w:sz w:val="12"/>
-                        </w:rPr>
                       </w:pPr>
                       <w:r>
                         <w:rPr>
-                          <w:rFonts w:ascii="Arial" w:hAnsi="Arial" w:cs="Arial"/>
+                          <w:rFonts w:ascii="Arial" w:hAnsi="Arial" w:eastAsia="Arial" w:cs="Arial"/>
                           <w:color w:val="000000"/>
-                          <w:sz w:val="12"/>
+                          <w:sz w:val="13"/>
+                          <w:szCs w:val="13"/>
                         </w:rPr>
-                        <w:t>Verified centers require coordinates,</w:t>
+                        <w:t>Verified center information</w:t>
                       </w:r>
                     </w:p>
                     <w:p>
                       <w:pPr>
-                        <w:spacing w:after="0" w:line="240" w:lineRule="auto"/>
+                        <w:spacing w:before="0" w:after="0" w:line="156" w:lineRule="exact"/>
+                        <w:ind w:left="0" w:right="0" w:firstLine="0"/>
                         <w:jc w:val="center"/>
-                        <w:rPr>
-                          <w:rFonts w:ascii="Arial" w:hAnsi="Arial" w:cs="Arial"/>
-                          <w:color w:val="000000"/>
-                          <w:sz w:val="12"/>
-                        </w:rPr>
                       </w:pPr>
                       <w:r>
                         <w:rPr>
-                          <w:rFonts w:ascii="Arial" w:hAnsi="Arial" w:cs="Arial"/>
+                          <w:rFonts w:ascii="Arial" w:hAnsi="Arial" w:eastAsia="Arial" w:cs="Arial"/>
                           <w:color w:val="000000"/>
-                          <w:sz w:val="12"/>
+                          <w:sz w:val="13"/>
+                          <w:szCs w:val="13"/>
                         </w:rPr>
-                        <w:t>status, source, and validation dates</w:t>
+                        <w:t>difficult to locate</w:t>
                       </w:r>
                     </w:p>
                     <w:p>
                       <w:pPr>
-                        <w:spacing w:after="0" w:line="240" w:lineRule="auto"/>
+                        <w:spacing w:before="0" w:after="0" w:line="156" w:lineRule="exact"/>
+                        <w:ind w:left="0" w:right="0" w:firstLine="0"/>
                         <w:jc w:val="center"/>
-                        <w:rPr>
-                          <w:rFonts w:ascii="Arial" w:hAnsi="Arial" w:cs="Arial"/>
-                          <w:color w:val="000000"/>
-                          <w:sz w:val="12"/>
-                        </w:rPr>
                       </w:pPr>
                       <w:r>
                         <w:rPr>
-                          <w:rFonts w:ascii="Arial" w:hAnsi="Arial" w:cs="Arial"/>
+                          <w:rFonts w:ascii="Arial" w:hAnsi="Arial" w:eastAsia="Arial" w:cs="Arial"/>
                           <w:color w:val="000000"/>
-                          <w:sz w:val="12"/>
+                          <w:sz w:val="13"/>
+                          <w:szCs w:val="13"/>
                         </w:rPr>
-                        <w:t>Nearest distance cannot prove route</w:t>
+                        <w:t>Some respondents did not know</w:t>
                       </w:r>
                     </w:p>
                     <w:p>
                       <w:pPr>
-                        <w:spacing w:after="0" w:line="240" w:lineRule="auto"/>
+                        <w:spacing w:before="0" w:after="0" w:line="156" w:lineRule="exact"/>
+                        <w:ind w:left="0" w:right="0" w:firstLine="0"/>
                         <w:jc w:val="center"/>
-                        <w:rPr>
-                          <w:rFonts w:ascii="Arial" w:hAnsi="Arial" w:cs="Arial"/>
-                          <w:color w:val="000000"/>
-                          <w:sz w:val="12"/>
-                        </w:rPr>
                       </w:pPr>
                       <w:r>
                         <w:rPr>
-                          <w:rFonts w:ascii="Arial" w:hAnsi="Arial" w:cs="Arial"/>
+                          <w:rFonts w:ascii="Arial" w:hAnsi="Arial" w:eastAsia="Arial" w:cs="Arial"/>
                           <w:color w:val="000000"/>
-                          <w:sz w:val="12"/>
+                          <w:sz w:val="13"/>
+                          <w:szCs w:val="13"/>
                         </w:rPr>
-                        <w:t>safety or facility availability</w:t>
+                        <w:t>where to find it</w:t>
                       </w:r>
                     </w:p>
                   </w:txbxContent>
@@ -788,16 +694,16 @@
         <mc:AlternateContent>
           <mc:Choice Requires="wps">
             <w:drawing>
-              <wp:anchor distT="0" distB="0" distL="114300" distR="114300" simplePos="0" relativeHeight="251697152" behindDoc="0" locked="1" layoutInCell="1" allowOverlap="1" wp14:anchorId="7414DE7E" wp14:editId="0ABB8C2A">
+              <wp:anchor distT="0" distB="0" distL="114300" distR="114300" simplePos="0" relativeHeight="251697152" behindDoc="0" locked="0" layoutInCell="1" allowOverlap="1" wp14:anchorId="7414DE7E" wp14:editId="0ABB8C2A">
                 <wp:simplePos x="0" y="0"/>
                 <wp:positionH relativeFrom="page">
-                  <wp:posOffset>4356100</wp:posOffset>
+                  <wp:posOffset>4530219</wp:posOffset>
                 </wp:positionH>
                 <wp:positionV relativeFrom="page">
-                  <wp:posOffset>7162165</wp:posOffset>
+                  <wp:posOffset>7440612</wp:posOffset>
                 </wp:positionV>
-                <wp:extent cx="990600" cy="812800"/>
-                <wp:effectExtent l="0" t="0" r="19050" b="25400"/>
+                <wp:extent cx="665240" cy="704850"/>
+                <wp:effectExtent l="0" t="0" r="0" b="0"/>
                 <wp:wrapNone/>
                 <wp:docPr id="38" name="Fishbone_3_Branch_2"/>
                 <wp:cNvGraphicFramePr/>
@@ -808,17 +714,15 @@
                       <wps:spPr>
                         <a:xfrm>
                           <a:off x="0" y="0"/>
-                          <a:ext cx="990600" cy="812800"/>
+                          <a:ext cx="665240" cy="704850"/>
                         </a:xfrm>
                         <a:prstGeom prst="straightConnector1">
                           <a:avLst/>
                         </a:prstGeom>
-                        <a:ln w="10160">
+                        <a:ln w="8255">
                           <a:solidFill>
-                            <a:srgbClr val="4B4B4B"/>
+                            <a:srgbClr val="7D7D7D"/>
                           </a:solidFill>
-                          <a:headEnd type="none"/>
-                          <a:tailEnd type="none"/>
                         </a:ln>
                       </wps:spPr>
                       <wps:style>
@@ -844,7 +748,7 @@
           </mc:Choice>
           <mc:Fallback>
             <w:pict>
-              <v:shape w14:anchorId="677905CB" id="Fishbone_3_Branch_2" o:spid="_x0000_s1026" type="#_x0000_t32" style="position:absolute;margin-left:343pt;margin-top:563.95pt;width:78pt;height:64pt;z-index:251697152;visibility:visible;mso-wrap-style:square;mso-wrap-distance-left:9pt;mso-wrap-distance-top:0;mso-wrap-distance-right:9pt;mso-wrap-distance-bottom:0;mso-position-horizontal:absolute;mso-position-horizontal-relative:page;mso-position-vertical:absolute;mso-position-vertical-relative:page" o:gfxdata="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" strokecolor="#4b4b4b" strokeweight=".8pt">
+              <v:shape w14:anchorId="677905CB" id="Fishbone_3_Branch_2" o:spid="_x0000_s1026" type="#_x0000_t32" style="position:absolute;margin-left:356.7102pt;margin-top:585.8750pt;width:52.3811pt;height:55.5000pt;z-index:251697152;visibility:visible;mso-wrap-style:square;mso-wrap-distance-left:9pt;mso-wrap-distance-top:0;mso-wrap-distance-right:9pt;mso-wrap-distance-bottom:0;mso-position-horizontal:absolute;mso-position-horizontal-relative:page;mso-position-vertical:absolute;mso-position-vertical-relative:page" strokecolor="#7D7D7D" strokeweight="0.65pt">
                 <w10:wrap anchorx="page" anchory="page"/>
                 <w10:anchorlock/>
               </v:shape>
@@ -859,18 +763,18 @@
         <mc:AlternateContent>
           <mc:Choice Requires="wps">
             <w:drawing>
-              <wp:anchor distT="0" distB="0" distL="114300" distR="114300" simplePos="0" relativeHeight="251696128" behindDoc="0" locked="1" layoutInCell="1" allowOverlap="1" wp14:anchorId="1F5F8F25" wp14:editId="68762335">
+              <wp:anchor distT="0" distB="0" distL="114300" distR="114300" simplePos="0" relativeHeight="251696128" behindDoc="0" locked="0" layoutInCell="1" allowOverlap="1" wp14:anchorId="1F5F8F25" wp14:editId="68762335">
                 <wp:simplePos x="0" y="0"/>
                 <wp:positionH relativeFrom="page">
-                  <wp:posOffset>3771900</wp:posOffset>
+                  <wp:posOffset>4244572</wp:posOffset>
                 </wp:positionH>
                 <wp:positionV relativeFrom="page">
-                  <wp:posOffset>6920865</wp:posOffset>
+                  <wp:posOffset>7250112</wp:posOffset>
                 </wp:positionV>
-                <wp:extent cx="1168400" cy="241300"/>
-                <wp:effectExtent l="0" t="0" r="12700" b="25400"/>
+                <wp:extent cx="571294" cy="190500"/>
+                <wp:effectExtent l="0" t="0" r="0" b="0"/>
                 <wp:wrapNone/>
-                <wp:docPr id="37" name="Fishbone_3_Category_2"/>
+                <wp:docPr id="37" name="Fishbone_3_Category_2" descr="CENTERS"/>
                 <wp:cNvGraphicFramePr/>
                 <a:graphic xmlns:a="http://schemas.openxmlformats.org/drawingml/2006/main">
                   <a:graphicData uri="http://schemas.microsoft.com/office/word/2010/wordprocessingShape">
@@ -879,7 +783,7 @@
                       <wps:spPr>
                         <a:xfrm>
                           <a:off x="0" y="0"/>
-                          <a:ext cx="1168400" cy="241300"/>
+                          <a:ext cx="571294" cy="190500"/>
                         </a:xfrm>
                         <a:prstGeom prst="rect">
                           <a:avLst/>
@@ -887,9 +791,9 @@
                         <a:solidFill>
                           <a:srgbClr val="FFFFFF"/>
                         </a:solidFill>
-                        <a:ln w="10160">
+                        <a:ln w="7620">
                           <a:solidFill>
-                            <a:srgbClr val="2D2D2D"/>
+                            <a:srgbClr val="5A5A5A"/>
                           </a:solidFill>
                         </a:ln>
                       </wps:spPr>
@@ -913,28 +817,25 @@
                         <w:txbxContent>
                           <w:p>
                             <w:pPr>
-                              <w:spacing w:after="0" w:line="240" w:lineRule="auto"/>
+                              <w:spacing w:before="0" w:after="0" w:line="150" w:lineRule="exact"/>
+                              <w:ind w:left="0" w:right="0" w:firstLine="0"/>
                               <w:jc w:val="center"/>
-                              <w:rPr>
-                                <w:rFonts w:ascii="Arial" w:hAnsi="Arial" w:cs="Arial"/>
-                                <w:b/>
-                                <w:color w:val="000000"/>
-                                <w:sz w:val="13"/>
-                              </w:rPr>
                             </w:pPr>
                             <w:r>
                               <w:rPr>
-                                <w:rFonts w:ascii="Arial" w:hAnsi="Arial" w:cs="Arial"/>
-                                <w:b/>
+                                <w:rFonts w:ascii="Arial" w:hAnsi="Arial" w:eastAsia="Arial" w:cs="Arial"/>
                                 <w:color w:val="000000"/>
                                 <w:sz w:val="13"/>
+                                <w:szCs w:val="13"/>
+                                <w:b/>
+                                <w:bCs/>
                               </w:rPr>
-                              <w:t>EVACUATION DATA</w:t>
+                              <w:t>CENTERS</w:t>
                             </w:r>
                           </w:p>
                         </w:txbxContent>
                       </wps:txbx>
-                      <wps:bodyPr rot="0" spcFirstLastPara="0" vertOverflow="overflow" horzOverflow="overflow" vert="horz" wrap="square" lIns="25400" tIns="12700" rIns="25400" bIns="12700" numCol="1" spcCol="0" rtlCol="0" fromWordArt="0" anchor="ctr" anchorCtr="0" forceAA="0" compatLnSpc="1">
+                      <wps:bodyPr rot="0" spcFirstLastPara="0" vertOverflow="overflow" horzOverflow="overflow" vert="horz" wrap="square" lIns="0" tIns="0" rIns="0" bIns="0" numCol="1" spcCol="0" rtlCol="0" fromWordArt="0" anchor="ctr" anchorCtr="0" forceAA="0" compatLnSpc="1">
                         <a:prstTxWarp prst="textNoShape">
                           <a:avLst/>
                         </a:prstTxWarp>
@@ -948,28 +849,25 @@
           </mc:Choice>
           <mc:Fallback>
             <w:pict>
-              <v:rect w14:anchorId="1F5F8F25" id="Fishbone_3_Category_2" o:spid="_x0000_s1030" style="position:absolute;margin-left:297pt;margin-top:544.95pt;width:92pt;height:19pt;z-index:251696128;visibility:visible;mso-wrap-style:square;mso-wrap-distance-left:9pt;mso-wrap-distance-top:0;mso-wrap-distance-right:9pt;mso-wrap-distance-bottom:0;mso-position-horizontal:absolute;mso-position-horizontal-relative:page;mso-position-vertical:absolute;mso-position-vertical-relative:page;v-text-anchor:middle" o:gfxdata="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" strokecolor="#2d2d2d" strokeweight=".8pt">
-                <v:textbox inset="2pt,1pt,2pt,1pt">
+              <v:rect w14:anchorId="1F5F8F25" id="Fishbone_3_Category_2" o:spid="_x0000_s1030" style="position:absolute;margin-left:334.2183pt;margin-top:570.8750pt;width:44.9838pt;height:15.0000pt;z-index:251696128;visibility:visible;mso-wrap-style:square;mso-wrap-distance-left:9pt;mso-wrap-distance-top:0;mso-wrap-distance-right:9pt;mso-wrap-distance-bottom:0;mso-position-horizontal:absolute;mso-position-horizontal-relative:page;mso-position-vertical:absolute;mso-position-vertical-relative:page;v-text-anchor:middle" strokecolor="#5A5A5A" strokeweight="0.6pt">
+                <v:textbox inset="0,0,0,0">
                   <w:txbxContent>
                     <w:p>
                       <w:pPr>
-                        <w:spacing w:after="0" w:line="240" w:lineRule="auto"/>
+                        <w:spacing w:before="0" w:after="0" w:line="150" w:lineRule="exact"/>
+                        <w:ind w:left="0" w:right="0" w:firstLine="0"/>
                         <w:jc w:val="center"/>
-                        <w:rPr>
-                          <w:rFonts w:ascii="Arial" w:hAnsi="Arial" w:cs="Arial"/>
-                          <w:b/>
-                          <w:color w:val="000000"/>
-                          <w:sz w:val="13"/>
-                        </w:rPr>
                       </w:pPr>
                       <w:r>
                         <w:rPr>
-                          <w:rFonts w:ascii="Arial" w:hAnsi="Arial" w:cs="Arial"/>
-                          <w:b/>
+                          <w:rFonts w:ascii="Arial" w:hAnsi="Arial" w:eastAsia="Arial" w:cs="Arial"/>
                           <w:color w:val="000000"/>
                           <w:sz w:val="13"/>
+                          <w:szCs w:val="13"/>
+                          <w:b/>
+                          <w:bCs/>
                         </w:rPr>
-                        <w:t>EVACUATION DATA</w:t>
+                        <w:t>CENTERS</w:t>
                       </w:r>
                     </w:p>
                   </w:txbxContent>
@@ -988,18 +886,18 @@
         <mc:AlternateContent>
           <mc:Choice Requires="wps">
             <w:drawing>
-              <wp:anchor distT="0" distB="0" distL="114300" distR="114300" simplePos="0" relativeHeight="251695104" behindDoc="0" locked="1" layoutInCell="1" allowOverlap="1" wp14:anchorId="14F7DBD4" wp14:editId="69C99A0C">
+              <wp:anchor distT="0" distB="0" distL="114300" distR="114300" simplePos="0" relativeHeight="251695104" behindDoc="0" locked="0" layoutInCell="1" allowOverlap="1" wp14:anchorId="14F7DBD4" wp14:editId="69C99A0C">
                 <wp:simplePos x="0" y="0"/>
                 <wp:positionH relativeFrom="page">
-                  <wp:posOffset>825500</wp:posOffset>
+                  <wp:posOffset>1822287</wp:posOffset>
                 </wp:positionH>
                 <wp:positionV relativeFrom="page">
-                  <wp:posOffset>7276465</wp:posOffset>
+                  <wp:posOffset>7650162</wp:posOffset>
                 </wp:positionV>
-                <wp:extent cx="2082800" cy="609600"/>
+                <wp:extent cx="1193369" cy="469900"/>
                 <wp:effectExtent l="0" t="0" r="0" b="0"/>
                 <wp:wrapNone/>
-                <wp:docPr id="36" name="Fishbone_3_Causes_1"/>
+                <wp:docPr id="36" name="Fishbone_3_Causes_1" descr="Preparedness guidance too general Advice not specific to the resident’s location or situation"/>
                 <wp:cNvGraphicFramePr/>
                 <a:graphic xmlns:a="http://schemas.openxmlformats.org/drawingml/2006/main">
                   <a:graphicData uri="http://schemas.microsoft.com/office/word/2010/wordprocessingShape">
@@ -1008,7 +906,7 @@
                       <wps:spPr>
                         <a:xfrm>
                           <a:off x="0" y="0"/>
-                          <a:ext cx="2082800" cy="609600"/>
+                          <a:ext cx="1193369" cy="469900"/>
                         </a:xfrm>
                         <a:prstGeom prst="rect">
                           <a:avLst/>
@@ -1031,83 +929,55 @@
                         <w:txbxContent>
                           <w:p>
                             <w:pPr>
-                              <w:spacing w:after="0" w:line="240" w:lineRule="auto"/>
+                              <w:spacing w:before="0" w:after="0" w:line="156" w:lineRule="exact"/>
+                              <w:ind w:left="0" w:right="0" w:firstLine="0"/>
                               <w:jc w:val="center"/>
-                              <w:rPr>
-                                <w:rFonts w:ascii="Arial" w:hAnsi="Arial" w:cs="Arial"/>
-                                <w:color w:val="000000"/>
-                                <w:sz w:val="12"/>
-                              </w:rPr>
                             </w:pPr>
                             <w:r>
                               <w:rPr>
-                                <w:rFonts w:ascii="Arial" w:hAnsi="Arial" w:cs="Arial"/>
+                                <w:rFonts w:ascii="Arial" w:hAnsi="Arial" w:eastAsia="Arial" w:cs="Arial"/>
                                 <w:color w:val="000000"/>
-                                <w:sz w:val="12"/>
+                                <w:sz w:val="13"/>
+                                <w:szCs w:val="13"/>
                               </w:rPr>
-                              <w:t>Preparedness needs vary by</w:t>
+                              <w:t>Preparedness guidance too general</w:t>
                             </w:r>
                           </w:p>
                           <w:p>
                             <w:pPr>
-                              <w:spacing w:after="0" w:line="240" w:lineRule="auto"/>
+                              <w:spacing w:before="0" w:after="0" w:line="156" w:lineRule="exact"/>
+                              <w:ind w:left="0" w:right="0" w:firstLine="0"/>
                               <w:jc w:val="center"/>
-                              <w:rPr>
-                                <w:rFonts w:ascii="Arial" w:hAnsi="Arial" w:cs="Arial"/>
-                                <w:color w:val="000000"/>
-                                <w:sz w:val="12"/>
-                              </w:rPr>
                             </w:pPr>
                             <w:r>
                               <w:rPr>
-                                <w:rFonts w:ascii="Arial" w:hAnsi="Arial" w:cs="Arial"/>
+                                <w:rFonts w:ascii="Arial" w:hAnsi="Arial" w:eastAsia="Arial" w:cs="Arial"/>
                                 <w:color w:val="000000"/>
-                                <w:sz w:val="12"/>
+                                <w:sz w:val="13"/>
+                                <w:szCs w:val="13"/>
                               </w:rPr>
-                              <w:t>household situation</w:t>
+                              <w:t>Advice not specific to the</w:t>
                             </w:r>
                           </w:p>
                           <w:p>
                             <w:pPr>
-                              <w:spacing w:after="0" w:line="240" w:lineRule="auto"/>
+                              <w:spacing w:before="0" w:after="0" w:line="156" w:lineRule="exact"/>
+                              <w:ind w:left="0" w:right="0" w:firstLine="0"/>
                               <w:jc w:val="center"/>
-                              <w:rPr>
-                                <w:rFonts w:ascii="Arial" w:hAnsi="Arial" w:cs="Arial"/>
-                                <w:color w:val="000000"/>
-                                <w:sz w:val="12"/>
-                              </w:rPr>
                             </w:pPr>
                             <w:r>
                               <w:rPr>
-                                <w:rFonts w:ascii="Arial" w:hAnsi="Arial" w:cs="Arial"/>
+                                <w:rFonts w:ascii="Arial" w:hAnsi="Arial" w:eastAsia="Arial" w:cs="Arial"/>
                                 <w:color w:val="000000"/>
-                                <w:sz w:val="12"/>
+                                <w:sz w:val="13"/>
+                                <w:szCs w:val="13"/>
                               </w:rPr>
-                              <w:t>Guidance must address go-bags, family</w:t>
-                            </w:r>
-                          </w:p>
-                          <w:p>
-                            <w:pPr>
-                              <w:spacing w:after="0" w:line="240" w:lineRule="auto"/>
-                              <w:jc w:val="center"/>
-                              <w:rPr>
-                                <w:rFonts w:ascii="Arial" w:hAnsi="Arial" w:cs="Arial"/>
-                                <w:color w:val="000000"/>
-                                <w:sz w:val="12"/>
-                              </w:rPr>
-                            </w:pPr>
-                            <w:r>
-                              <w:rPr>
-                                <w:rFonts w:ascii="Arial" w:hAnsi="Arial" w:cs="Arial"/>
-                                <w:color w:val="000000"/>
-                                <w:sz w:val="12"/>
-                              </w:rPr>
-                              <w:t>plans, and vulnerable household members</w:t>
+                              <w:t>resident’s location or situation</w:t>
                             </w:r>
                           </w:p>
                         </w:txbxContent>
                       </wps:txbx>
-                      <wps:bodyPr rot="0" spcFirstLastPara="0" vertOverflow="overflow" horzOverflow="overflow" vert="horz" wrap="square" lIns="25400" tIns="12700" rIns="25400" bIns="12700" numCol="1" spcCol="0" rtlCol="0" fromWordArt="0" anchor="ctr" anchorCtr="0" forceAA="0" compatLnSpc="1">
+                      <wps:bodyPr rot="0" spcFirstLastPara="0" vertOverflow="overflow" horzOverflow="overflow" vert="horz" wrap="square" lIns="0" tIns="0" rIns="0" bIns="0" numCol="1" spcCol="0" rtlCol="0" fromWordArt="0" anchor="ctr" anchorCtr="0" forceAA="0" compatLnSpc="1">
                         <a:prstTxWarp prst="textNoShape">
                           <a:avLst/>
                         </a:prstTxWarp>
@@ -1121,83 +991,55 @@
           </mc:Choice>
           <mc:Fallback>
             <w:pict>
-              <v:shape w14:anchorId="14F7DBD4" id="Fishbone_3_Causes_1" o:spid="_x0000_s1031" type="#_x0000_t202" style="position:absolute;margin-left:65pt;margin-top:572.95pt;width:164pt;height:48pt;z-index:251695104;visibility:visible;mso-wrap-style:square;mso-wrap-distance-left:9pt;mso-wrap-distance-top:0;mso-wrap-distance-right:9pt;mso-wrap-distance-bottom:0;mso-position-horizontal:absolute;mso-position-horizontal-relative:page;mso-position-vertical:absolute;mso-position-vertical-relative:page;v-text-anchor:middle" o:gfxdata="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" filled="f" stroked="f" strokeweight=".5pt">
-                <v:textbox inset="2pt,1pt,2pt,1pt">
+              <v:shape w14:anchorId="14F7DBD4" id="Fishbone_3_Causes_1" o:spid="_x0000_s1031" type="#_x0000_t202" style="position:absolute;margin-left:143.4872pt;margin-top:602.3750pt;width:93.9661pt;height:37.0000pt;z-index:251695104;visibility:visible;mso-wrap-style:square;mso-wrap-distance-left:9pt;mso-wrap-distance-top:0;mso-wrap-distance-right:9pt;mso-wrap-distance-bottom:0;mso-position-horizontal:absolute;mso-position-horizontal-relative:page;mso-position-vertical:absolute;mso-position-vertical-relative:page;v-text-anchor:middle" filled="f" stroked="f" strokeweight=".5pt">
+                <v:textbox inset="0,0,0,0">
                   <w:txbxContent>
                     <w:p>
                       <w:pPr>
-                        <w:spacing w:after="0" w:line="240" w:lineRule="auto"/>
+                        <w:spacing w:before="0" w:after="0" w:line="156" w:lineRule="exact"/>
+                        <w:ind w:left="0" w:right="0" w:firstLine="0"/>
                         <w:jc w:val="center"/>
-                        <w:rPr>
-                          <w:rFonts w:ascii="Arial" w:hAnsi="Arial" w:cs="Arial"/>
-                          <w:color w:val="000000"/>
-                          <w:sz w:val="12"/>
-                        </w:rPr>
                       </w:pPr>
                       <w:r>
                         <w:rPr>
-                          <w:rFonts w:ascii="Arial" w:hAnsi="Arial" w:cs="Arial"/>
+                          <w:rFonts w:ascii="Arial" w:hAnsi="Arial" w:eastAsia="Arial" w:cs="Arial"/>
                           <w:color w:val="000000"/>
-                          <w:sz w:val="12"/>
+                          <w:sz w:val="13"/>
+                          <w:szCs w:val="13"/>
                         </w:rPr>
-                        <w:t>Preparedness needs vary by</w:t>
+                        <w:t>Preparedness guidance too general</w:t>
                       </w:r>
                     </w:p>
                     <w:p>
                       <w:pPr>
-                        <w:spacing w:after="0" w:line="240" w:lineRule="auto"/>
+                        <w:spacing w:before="0" w:after="0" w:line="156" w:lineRule="exact"/>
+                        <w:ind w:left="0" w:right="0" w:firstLine="0"/>
                         <w:jc w:val="center"/>
-                        <w:rPr>
-                          <w:rFonts w:ascii="Arial" w:hAnsi="Arial" w:cs="Arial"/>
-                          <w:color w:val="000000"/>
-                          <w:sz w:val="12"/>
-                        </w:rPr>
                       </w:pPr>
                       <w:r>
                         <w:rPr>
-                          <w:rFonts w:ascii="Arial" w:hAnsi="Arial" w:cs="Arial"/>
+                          <w:rFonts w:ascii="Arial" w:hAnsi="Arial" w:eastAsia="Arial" w:cs="Arial"/>
                           <w:color w:val="000000"/>
-                          <w:sz w:val="12"/>
+                          <w:sz w:val="13"/>
+                          <w:szCs w:val="13"/>
                         </w:rPr>
-                        <w:t>household situation</w:t>
+                        <w:t>Advice not specific to the</w:t>
                       </w:r>
                     </w:p>
                     <w:p>
                       <w:pPr>
-                        <w:spacing w:after="0" w:line="240" w:lineRule="auto"/>
+                        <w:spacing w:before="0" w:after="0" w:line="156" w:lineRule="exact"/>
+                        <w:ind w:left="0" w:right="0" w:firstLine="0"/>
                         <w:jc w:val="center"/>
-                        <w:rPr>
-                          <w:rFonts w:ascii="Arial" w:hAnsi="Arial" w:cs="Arial"/>
-                          <w:color w:val="000000"/>
-                          <w:sz w:val="12"/>
-                        </w:rPr>
                       </w:pPr>
                       <w:r>
                         <w:rPr>
-                          <w:rFonts w:ascii="Arial" w:hAnsi="Arial" w:cs="Arial"/>
+                          <w:rFonts w:ascii="Arial" w:hAnsi="Arial" w:eastAsia="Arial" w:cs="Arial"/>
                           <w:color w:val="000000"/>
-                          <w:sz w:val="12"/>
+                          <w:sz w:val="13"/>
+                          <w:szCs w:val="13"/>
                         </w:rPr>
-                        <w:t>Guidance must address go-bags, family</w:t>
-                      </w:r>
-                    </w:p>
-                    <w:p>
-                      <w:pPr>
-                        <w:spacing w:after="0" w:line="240" w:lineRule="auto"/>
-                        <w:jc w:val="center"/>
-                        <w:rPr>
-                          <w:rFonts w:ascii="Arial" w:hAnsi="Arial" w:cs="Arial"/>
-                          <w:color w:val="000000"/>
-                          <w:sz w:val="12"/>
-                        </w:rPr>
-                      </w:pPr>
-                      <w:r>
-                        <w:rPr>
-                          <w:rFonts w:ascii="Arial" w:hAnsi="Arial" w:cs="Arial"/>
-                          <w:color w:val="000000"/>
-                          <w:sz w:val="12"/>
-                        </w:rPr>
-                        <w:t>plans, and vulnerable household members</w:t>
+                        <w:t>resident’s location or situation</w:t>
                       </w:r>
                     </w:p>
                   </w:txbxContent>
@@ -1216,16 +1058,16 @@
         <mc:AlternateContent>
           <mc:Choice Requires="wps">
             <w:drawing>
-              <wp:anchor distT="0" distB="0" distL="114300" distR="114300" simplePos="0" relativeHeight="251694080" behindDoc="0" locked="1" layoutInCell="1" allowOverlap="1" wp14:anchorId="5A9F46FC" wp14:editId="0545A9FF">
+              <wp:anchor distT="0" distB="0" distL="114300" distR="114300" simplePos="0" relativeHeight="251694080" behindDoc="0" locked="0" layoutInCell="1" allowOverlap="1" wp14:anchorId="5A9F46FC" wp14:editId="0545A9FF">
                 <wp:simplePos x="0" y="0"/>
                 <wp:positionH relativeFrom="page">
-                  <wp:posOffset>2349500</wp:posOffset>
+                  <wp:posOffset>2805547</wp:posOffset>
                 </wp:positionH>
                 <wp:positionV relativeFrom="page">
-                  <wp:posOffset>7162165</wp:posOffset>
+                  <wp:posOffset>7440612</wp:posOffset>
                 </wp:positionV>
-                <wp:extent cx="1028700" cy="812800"/>
-                <wp:effectExtent l="0" t="0" r="19050" b="25400"/>
+                <wp:extent cx="584624" cy="704850"/>
+                <wp:effectExtent l="0" t="0" r="0" b="0"/>
                 <wp:wrapNone/>
                 <wp:docPr id="35" name="Fishbone_3_Branch_1"/>
                 <wp:cNvGraphicFramePr/>
@@ -1236,17 +1078,15 @@
                       <wps:spPr>
                         <a:xfrm>
                           <a:off x="0" y="0"/>
-                          <a:ext cx="1028700" cy="812800"/>
+                          <a:ext cx="584624" cy="704850"/>
                         </a:xfrm>
                         <a:prstGeom prst="straightConnector1">
                           <a:avLst/>
                         </a:prstGeom>
-                        <a:ln w="10160">
+                        <a:ln w="8255">
                           <a:solidFill>
-                            <a:srgbClr val="4B4B4B"/>
+                            <a:srgbClr val="7D7D7D"/>
                           </a:solidFill>
-                          <a:headEnd type="none"/>
-                          <a:tailEnd type="none"/>
                         </a:ln>
                       </wps:spPr>
                       <wps:style>
@@ -1272,7 +1112,7 @@
           </mc:Choice>
           <mc:Fallback>
             <w:pict>
-              <v:shape w14:anchorId="2EBA2206" id="Fishbone_3_Branch_1" o:spid="_x0000_s1026" type="#_x0000_t32" style="position:absolute;margin-left:185pt;margin-top:563.95pt;width:81pt;height:64pt;z-index:251694080;visibility:visible;mso-wrap-style:square;mso-wrap-distance-left:9pt;mso-wrap-distance-top:0;mso-wrap-distance-right:9pt;mso-wrap-distance-bottom:0;mso-position-horizontal:absolute;mso-position-horizontal-relative:page;mso-position-vertical:absolute;mso-position-vertical-relative:page" o:gfxdata="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" strokecolor="#4b4b4b" strokeweight=".8pt">
+              <v:shape w14:anchorId="2EBA2206" id="Fishbone_3_Branch_1" o:spid="_x0000_s1026" type="#_x0000_t32" style="position:absolute;margin-left:220.9092pt;margin-top:585.8750pt;width:46.0334pt;height:55.5000pt;z-index:251694080;visibility:visible;mso-wrap-style:square;mso-wrap-distance-left:9pt;mso-wrap-distance-top:0;mso-wrap-distance-right:9pt;mso-wrap-distance-bottom:0;mso-position-horizontal:absolute;mso-position-horizontal-relative:page;mso-position-vertical:absolute;mso-position-vertical-relative:page" strokecolor="#7D7D7D" strokeweight="0.65pt">
                 <w10:wrap anchorx="page" anchory="page"/>
                 <w10:anchorlock/>
               </v:shape>
@@ -1287,18 +1127,18 @@
         <mc:AlternateContent>
           <mc:Choice Requires="wps">
             <w:drawing>
-              <wp:anchor distT="0" distB="0" distL="114300" distR="114300" simplePos="0" relativeHeight="251693056" behindDoc="0" locked="1" layoutInCell="1" allowOverlap="1" wp14:anchorId="4AEB7682" wp14:editId="75AA2A5A">
+              <wp:anchor distT="0" distB="0" distL="114300" distR="114300" simplePos="0" relativeHeight="251693056" behindDoc="0" locked="0" layoutInCell="1" allowOverlap="1" wp14:anchorId="4AEB7682" wp14:editId="75AA2A5A">
                 <wp:simplePos x="0" y="0"/>
                 <wp:positionH relativeFrom="page">
-                  <wp:posOffset>1765300</wp:posOffset>
+                  <wp:posOffset>2408815</wp:posOffset>
                 </wp:positionH>
                 <wp:positionV relativeFrom="page">
-                  <wp:posOffset>6920865</wp:posOffset>
+                  <wp:posOffset>7250112</wp:posOffset>
                 </wp:positionV>
-                <wp:extent cx="1168400" cy="241300"/>
-                <wp:effectExtent l="0" t="0" r="12700" b="25400"/>
+                <wp:extent cx="793463" cy="190500"/>
+                <wp:effectExtent l="0" t="0" r="0" b="0"/>
                 <wp:wrapNone/>
-                <wp:docPr id="34" name="Fishbone_3_Category_1"/>
+                <wp:docPr id="34" name="Fishbone_3_Category_1" descr="GUIDANCE"/>
                 <wp:cNvGraphicFramePr/>
                 <a:graphic xmlns:a="http://schemas.openxmlformats.org/drawingml/2006/main">
                   <a:graphicData uri="http://schemas.microsoft.com/office/word/2010/wordprocessingShape">
@@ -1307,7 +1147,7 @@
                       <wps:spPr>
                         <a:xfrm>
                           <a:off x="0" y="0"/>
-                          <a:ext cx="1168400" cy="241300"/>
+                          <a:ext cx="793463" cy="190500"/>
                         </a:xfrm>
                         <a:prstGeom prst="rect">
                           <a:avLst/>
@@ -1315,9 +1155,9 @@
                         <a:solidFill>
                           <a:srgbClr val="FFFFFF"/>
                         </a:solidFill>
-                        <a:ln w="10160">
+                        <a:ln w="7620">
                           <a:solidFill>
-                            <a:srgbClr val="2D2D2D"/>
+                            <a:srgbClr val="5A5A5A"/>
                           </a:solidFill>
                         </a:ln>
                       </wps:spPr>
@@ -1341,28 +1181,25 @@
                         <w:txbxContent>
                           <w:p>
                             <w:pPr>
-                              <w:spacing w:after="0" w:line="240" w:lineRule="auto"/>
+                              <w:spacing w:before="0" w:after="0" w:line="150" w:lineRule="exact"/>
+                              <w:ind w:left="0" w:right="0" w:firstLine="0"/>
                               <w:jc w:val="center"/>
-                              <w:rPr>
-                                <w:rFonts w:ascii="Arial" w:hAnsi="Arial" w:cs="Arial"/>
-                                <w:b/>
-                                <w:color w:val="000000"/>
-                                <w:sz w:val="13"/>
-                              </w:rPr>
                             </w:pPr>
                             <w:r>
                               <w:rPr>
-                                <w:rFonts w:ascii="Arial" w:hAnsi="Arial" w:cs="Arial"/>
-                                <w:b/>
+                                <w:rFonts w:ascii="Arial" w:hAnsi="Arial" w:eastAsia="Arial" w:cs="Arial"/>
                                 <w:color w:val="000000"/>
                                 <w:sz w:val="13"/>
+                                <w:szCs w:val="13"/>
+                                <w:b/>
+                                <w:bCs/>
                               </w:rPr>
-                              <w:t>HOUSEHOLD NEEDS</w:t>
+                              <w:t>GUIDANCE</w:t>
                             </w:r>
                           </w:p>
                         </w:txbxContent>
                       </wps:txbx>
-                      <wps:bodyPr rot="0" spcFirstLastPara="0" vertOverflow="overflow" horzOverflow="overflow" vert="horz" wrap="square" lIns="25400" tIns="12700" rIns="25400" bIns="12700" numCol="1" spcCol="0" rtlCol="0" fromWordArt="0" anchor="ctr" anchorCtr="0" forceAA="0" compatLnSpc="1">
+                      <wps:bodyPr rot="0" spcFirstLastPara="0" vertOverflow="overflow" horzOverflow="overflow" vert="horz" wrap="square" lIns="0" tIns="0" rIns="0" bIns="0" numCol="1" spcCol="0" rtlCol="0" fromWordArt="0" anchor="ctr" anchorCtr="0" forceAA="0" compatLnSpc="1">
                         <a:prstTxWarp prst="textNoShape">
                           <a:avLst/>
                         </a:prstTxWarp>
@@ -1376,28 +1213,25 @@
           </mc:Choice>
           <mc:Fallback>
             <w:pict>
-              <v:rect w14:anchorId="4AEB7682" id="Fishbone_3_Category_1" o:spid="_x0000_s1032" style="position:absolute;margin-left:139pt;margin-top:544.95pt;width:92pt;height:19pt;z-index:251693056;visibility:visible;mso-wrap-style:square;mso-wrap-distance-left:9pt;mso-wrap-distance-top:0;mso-wrap-distance-right:9pt;mso-wrap-distance-bottom:0;mso-position-horizontal:absolute;mso-position-horizontal-relative:page;mso-position-vertical:absolute;mso-position-vertical-relative:page;v-text-anchor:middle" o:gfxdata="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" strokecolor="#2d2d2d" strokeweight=".8pt">
-                <v:textbox inset="2pt,1pt,2pt,1pt">
+              <v:rect w14:anchorId="4AEB7682" id="Fishbone_3_Category_1" o:spid="_x0000_s1032" style="position:absolute;margin-left:189.6705pt;margin-top:570.8750pt;width:62.4774pt;height:15.0000pt;z-index:251693056;visibility:visible;mso-wrap-style:square;mso-wrap-distance-left:9pt;mso-wrap-distance-top:0;mso-wrap-distance-right:9pt;mso-wrap-distance-bottom:0;mso-position-horizontal:absolute;mso-position-horizontal-relative:page;mso-position-vertical:absolute;mso-position-vertical-relative:page;v-text-anchor:middle" strokecolor="#5A5A5A" strokeweight="0.6pt">
+                <v:textbox inset="0,0,0,0">
                   <w:txbxContent>
                     <w:p>
                       <w:pPr>
-                        <w:spacing w:after="0" w:line="240" w:lineRule="auto"/>
+                        <w:spacing w:before="0" w:after="0" w:line="150" w:lineRule="exact"/>
+                        <w:ind w:left="0" w:right="0" w:firstLine="0"/>
                         <w:jc w:val="center"/>
-                        <w:rPr>
-                          <w:rFonts w:ascii="Arial" w:hAnsi="Arial" w:cs="Arial"/>
-                          <w:b/>
-                          <w:color w:val="000000"/>
-                          <w:sz w:val="13"/>
-                        </w:rPr>
                       </w:pPr>
                       <w:r>
                         <w:rPr>
-                          <w:rFonts w:ascii="Arial" w:hAnsi="Arial" w:cs="Arial"/>
-                          <w:b/>
+                          <w:rFonts w:ascii="Arial" w:hAnsi="Arial" w:eastAsia="Arial" w:cs="Arial"/>
                           <w:color w:val="000000"/>
                           <w:sz w:val="13"/>
+                          <w:szCs w:val="13"/>
+                          <w:b/>
+                          <w:bCs/>
                         </w:rPr>
-                        <w:t>HOUSEHOLD NEEDS</w:t>
+                        <w:t>GUIDANCE</w:t>
                       </w:r>
                     </w:p>
                   </w:txbxContent>
@@ -1416,18 +1250,18 @@
         <mc:AlternateContent>
           <mc:Choice Requires="wps">
             <w:drawing>
-              <wp:anchor distT="0" distB="0" distL="114300" distR="114300" simplePos="0" relativeHeight="251692032" behindDoc="0" locked="1" layoutInCell="1" allowOverlap="1" wp14:anchorId="34F4FBA9" wp14:editId="4E5B2A3F">
+              <wp:anchor distT="0" distB="0" distL="114300" distR="114300" simplePos="0" relativeHeight="251692032" behindDoc="0" locked="0" layoutInCell="1" allowOverlap="1" wp14:anchorId="34F4FBA9" wp14:editId="4E5B2A3F">
                 <wp:simplePos x="0" y="0"/>
                 <wp:positionH relativeFrom="page">
-                  <wp:posOffset>5549900</wp:posOffset>
+                  <wp:posOffset>5605521</wp:posOffset>
                 </wp:positionH>
                 <wp:positionV relativeFrom="page">
-                  <wp:posOffset>7568565</wp:posOffset>
+                  <wp:posOffset>7878762</wp:posOffset>
                 </wp:positionV>
-                <wp:extent cx="1003300" cy="812800"/>
-                <wp:effectExtent l="0" t="0" r="6350" b="6350"/>
+                <wp:extent cx="774420" cy="533400"/>
+                <wp:effectExtent l="0" t="0" r="0" b="0"/>
                 <wp:wrapNone/>
-                <wp:docPr id="33" name="Fishbone_3_Effect_Label"/>
+                <wp:docPr id="33" name="Fishbone_3_Effect_Label" descr="PREPAREDNESS AND CENTER INFORMATION DIFFICULTIES"/>
                 <wp:cNvGraphicFramePr/>
                 <a:graphic xmlns:a="http://schemas.openxmlformats.org/drawingml/2006/main">
                   <a:graphicData uri="http://schemas.microsoft.com/office/word/2010/wordprocessingShape">
@@ -1436,7 +1270,7 @@
                       <wps:spPr>
                         <a:xfrm>
                           <a:off x="0" y="0"/>
-                          <a:ext cx="1003300" cy="812800"/>
+                          <a:ext cx="774420" cy="533400"/>
                         </a:xfrm>
                         <a:prstGeom prst="rect">
                           <a:avLst/>
@@ -1459,91 +1293,79 @@
                         <w:txbxContent>
                           <w:p>
                             <w:pPr>
-                              <w:spacing w:after="0" w:line="240" w:lineRule="auto"/>
+                              <w:spacing w:before="0" w:after="0" w:line="146" w:lineRule="exact"/>
+                              <w:ind w:left="0" w:right="0" w:firstLine="0"/>
                               <w:jc w:val="center"/>
-                              <w:rPr>
-                                <w:rFonts w:ascii="Arial" w:hAnsi="Arial" w:cs="Arial"/>
-                                <w:b/>
-                                <w:color w:val="000000"/>
-                                <w:sz w:val="12"/>
-                              </w:rPr>
                             </w:pPr>
                             <w:r>
                               <w:rPr>
-                                <w:rFonts w:ascii="Arial" w:hAnsi="Arial" w:cs="Arial"/>
+                                <w:rFonts w:ascii="Arial" w:hAnsi="Arial" w:eastAsia="Arial" w:cs="Arial"/>
+                                <w:color w:val="000000"/>
+                                <w:sz w:val="13"/>
+                                <w:szCs w:val="13"/>
                                 <w:b/>
-                                <w:color w:val="000000"/>
-                                <w:sz w:val="12"/>
+                                <w:bCs/>
                               </w:rPr>
-                              <w:t>LIMITED</w:t>
+                              <w:t>PREPAREDNESS</w:t>
                             </w:r>
                           </w:p>
                           <w:p>
                             <w:pPr>
-                              <w:spacing w:after="0" w:line="240" w:lineRule="auto"/>
+                              <w:spacing w:before="0" w:after="0" w:line="146" w:lineRule="exact"/>
+                              <w:ind w:left="0" w:right="0" w:firstLine="0"/>
                               <w:jc w:val="center"/>
-                              <w:rPr>
-                                <w:rFonts w:ascii="Arial" w:hAnsi="Arial" w:cs="Arial"/>
-                                <w:b/>
-                                <w:color w:val="000000"/>
-                                <w:sz w:val="12"/>
-                              </w:rPr>
                             </w:pPr>
                             <w:r>
                               <w:rPr>
-                                <w:rFonts w:ascii="Arial" w:hAnsi="Arial" w:cs="Arial"/>
+                                <w:rFonts w:ascii="Arial" w:hAnsi="Arial" w:eastAsia="Arial" w:cs="Arial"/>
+                                <w:color w:val="000000"/>
+                                <w:sz w:val="13"/>
+                                <w:szCs w:val="13"/>
                                 <w:b/>
-                                <w:color w:val="000000"/>
-                                <w:sz w:val="12"/>
+                                <w:bCs/>
                               </w:rPr>
-                              <w:t>SITUATION-SPECIFIC</w:t>
+                              <w:t>AND CENTER</w:t>
                             </w:r>
                           </w:p>
                           <w:p>
                             <w:pPr>
-                              <w:spacing w:after="0" w:line="240" w:lineRule="auto"/>
+                              <w:spacing w:before="0" w:after="0" w:line="146" w:lineRule="exact"/>
+                              <w:ind w:left="0" w:right="0" w:firstLine="0"/>
                               <w:jc w:val="center"/>
-                              <w:rPr>
-                                <w:rFonts w:ascii="Arial" w:hAnsi="Arial" w:cs="Arial"/>
-                                <w:b/>
-                                <w:color w:val="000000"/>
-                                <w:sz w:val="12"/>
-                              </w:rPr>
                             </w:pPr>
                             <w:r>
                               <w:rPr>
-                                <w:rFonts w:ascii="Arial" w:hAnsi="Arial" w:cs="Arial"/>
+                                <w:rFonts w:ascii="Arial" w:hAnsi="Arial" w:eastAsia="Arial" w:cs="Arial"/>
+                                <w:color w:val="000000"/>
+                                <w:sz w:val="13"/>
+                                <w:szCs w:val="13"/>
                                 <w:b/>
-                                <w:color w:val="000000"/>
-                                <w:sz w:val="12"/>
+                                <w:bCs/>
                               </w:rPr>
-                              <w:t>PRE-EVENT</w:t>
+                              <w:t>INFORMATION</w:t>
                             </w:r>
                           </w:p>
                           <w:p>
                             <w:pPr>
-                              <w:spacing w:after="0" w:line="240" w:lineRule="auto"/>
+                              <w:spacing w:before="0" w:after="0" w:line="146" w:lineRule="exact"/>
+                              <w:ind w:left="0" w:right="0" w:firstLine="0"/>
                               <w:jc w:val="center"/>
-                              <w:rPr>
-                                <w:rFonts w:ascii="Arial" w:hAnsi="Arial" w:cs="Arial"/>
-                                <w:b/>
-                                <w:color w:val="000000"/>
-                                <w:sz w:val="12"/>
-                              </w:rPr>
                             </w:pPr>
                             <w:r>
                               <w:rPr>
-                                <w:rFonts w:ascii="Arial" w:hAnsi="Arial" w:cs="Arial"/>
+                                <w:rFonts w:ascii="Arial" w:hAnsi="Arial" w:eastAsia="Arial" w:cs="Arial"/>
+                                <w:color w:val="000000"/>
+                                <w:sz w:val="13"/>
+                                <w:szCs w:val="13"/>
                                 <w:b/>
-                                <w:color w:val="000000"/>
-                                <w:sz w:val="12"/>
+                                <w:bCs/>
                               </w:rPr>
-                              <w:t>PREPAREDNESS SUPPORT</w:t>
+                              <w:t>DIFFICULTIES</w:t>
                             </w:r>
                           </w:p>
                         </w:txbxContent>
                       </wps:txbx>
-                      <wps:bodyPr rot="0" spcFirstLastPara="0" vertOverflow="overflow" horzOverflow="overflow" vert="horz" wrap="square" lIns="25400" tIns="12700" rIns="25400" bIns="12700" numCol="1" spcCol="0" rtlCol="0" fromWordArt="0" anchor="ctr" anchorCtr="0" forceAA="0" compatLnSpc="1">
+                      <wps:bodyPr rot="0" spcFirstLastPara="0" vertOverflow="overflow" horzOverflow="overflow" vert="horz" wrap="square" lIns="0" tIns="0" rIns="0" bIns="0" numCol="1" spcCol="0" rtlCol="0" fromWordArt="0" anchor="ctr" anchorCtr="0" forceAA="0" compatLnSpc="1">
                         <a:prstTxWarp prst="textNoShape">
                           <a:avLst/>
                         </a:prstTxWarp>
@@ -1557,91 +1379,79 @@
           </mc:Choice>
           <mc:Fallback>
             <w:pict>
-              <v:shape w14:anchorId="34F4FBA9" id="Fishbone_3_Effect_Label" o:spid="_x0000_s1033" type="#_x0000_t202" style="position:absolute;margin-left:437pt;margin-top:595.95pt;width:79pt;height:64pt;z-index:251692032;visibility:visible;mso-wrap-style:square;mso-wrap-distance-left:9pt;mso-wrap-distance-top:0;mso-wrap-distance-right:9pt;mso-wrap-distance-bottom:0;mso-position-horizontal:absolute;mso-position-horizontal-relative:page;mso-position-vertical:absolute;mso-position-vertical-relative:page;v-text-anchor:middle" o:gfxdata="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" filled="f" stroked="f" strokeweight=".5pt">
-                <v:textbox inset="2pt,1pt,2pt,1pt">
+              <v:shape w14:anchorId="34F4FBA9" id="Fishbone_3_Effect_Label" o:spid="_x0000_s1033" type="#_x0000_t202" style="position:absolute;margin-left:441.3796pt;margin-top:620.3750pt;width:60.9780pt;height:42.0000pt;z-index:251692032;visibility:visible;mso-wrap-style:square;mso-wrap-distance-left:9pt;mso-wrap-distance-top:0;mso-wrap-distance-right:9pt;mso-wrap-distance-bottom:0;mso-position-horizontal:absolute;mso-position-horizontal-relative:page;mso-position-vertical:absolute;mso-position-vertical-relative:page;v-text-anchor:middle" filled="f" stroked="f" strokeweight=".5pt">
+                <v:textbox inset="0,0,0,0">
                   <w:txbxContent>
                     <w:p>
                       <w:pPr>
-                        <w:spacing w:after="0" w:line="240" w:lineRule="auto"/>
+                        <w:spacing w:before="0" w:after="0" w:line="146" w:lineRule="exact"/>
+                        <w:ind w:left="0" w:right="0" w:firstLine="0"/>
                         <w:jc w:val="center"/>
-                        <w:rPr>
-                          <w:rFonts w:ascii="Arial" w:hAnsi="Arial" w:cs="Arial"/>
-                          <w:b/>
-                          <w:color w:val="000000"/>
-                          <w:sz w:val="12"/>
-                        </w:rPr>
                       </w:pPr>
                       <w:r>
                         <w:rPr>
-                          <w:rFonts w:ascii="Arial" w:hAnsi="Arial" w:cs="Arial"/>
+                          <w:rFonts w:ascii="Arial" w:hAnsi="Arial" w:eastAsia="Arial" w:cs="Arial"/>
+                          <w:color w:val="000000"/>
+                          <w:sz w:val="13"/>
+                          <w:szCs w:val="13"/>
                           <w:b/>
-                          <w:color w:val="000000"/>
-                          <w:sz w:val="12"/>
+                          <w:bCs/>
                         </w:rPr>
-                        <w:t>LIMITED</w:t>
+                        <w:t>PREPAREDNESS</w:t>
                       </w:r>
                     </w:p>
                     <w:p>
                       <w:pPr>
-                        <w:spacing w:after="0" w:line="240" w:lineRule="auto"/>
+                        <w:spacing w:before="0" w:after="0" w:line="146" w:lineRule="exact"/>
+                        <w:ind w:left="0" w:right="0" w:firstLine="0"/>
                         <w:jc w:val="center"/>
-                        <w:rPr>
-                          <w:rFonts w:ascii="Arial" w:hAnsi="Arial" w:cs="Arial"/>
-                          <w:b/>
-                          <w:color w:val="000000"/>
-                          <w:sz w:val="12"/>
-                        </w:rPr>
                       </w:pPr>
                       <w:r>
                         <w:rPr>
-                          <w:rFonts w:ascii="Arial" w:hAnsi="Arial" w:cs="Arial"/>
+                          <w:rFonts w:ascii="Arial" w:hAnsi="Arial" w:eastAsia="Arial" w:cs="Arial"/>
+                          <w:color w:val="000000"/>
+                          <w:sz w:val="13"/>
+                          <w:szCs w:val="13"/>
                           <w:b/>
-                          <w:color w:val="000000"/>
-                          <w:sz w:val="12"/>
+                          <w:bCs/>
                         </w:rPr>
-                        <w:t>SITUATION-SPECIFIC</w:t>
+                        <w:t>AND CENTER</w:t>
                       </w:r>
                     </w:p>
                     <w:p>
                       <w:pPr>
-                        <w:spacing w:after="0" w:line="240" w:lineRule="auto"/>
+                        <w:spacing w:before="0" w:after="0" w:line="146" w:lineRule="exact"/>
+                        <w:ind w:left="0" w:right="0" w:firstLine="0"/>
                         <w:jc w:val="center"/>
-                        <w:rPr>
-                          <w:rFonts w:ascii="Arial" w:hAnsi="Arial" w:cs="Arial"/>
-                          <w:b/>
-                          <w:color w:val="000000"/>
-                          <w:sz w:val="12"/>
-                        </w:rPr>
                       </w:pPr>
                       <w:r>
                         <w:rPr>
-                          <w:rFonts w:ascii="Arial" w:hAnsi="Arial" w:cs="Arial"/>
+                          <w:rFonts w:ascii="Arial" w:hAnsi="Arial" w:eastAsia="Arial" w:cs="Arial"/>
+                          <w:color w:val="000000"/>
+                          <w:sz w:val="13"/>
+                          <w:szCs w:val="13"/>
                           <w:b/>
-                          <w:color w:val="000000"/>
-                          <w:sz w:val="12"/>
+                          <w:bCs/>
                         </w:rPr>
-                        <w:t>PRE-EVENT</w:t>
+                        <w:t>INFORMATION</w:t>
                       </w:r>
                     </w:p>
                     <w:p>
                       <w:pPr>
-                        <w:spacing w:after="0" w:line="240" w:lineRule="auto"/>
+                        <w:spacing w:before="0" w:after="0" w:line="146" w:lineRule="exact"/>
+                        <w:ind w:left="0" w:right="0" w:firstLine="0"/>
                         <w:jc w:val="center"/>
-                        <w:rPr>
-                          <w:rFonts w:ascii="Arial" w:hAnsi="Arial" w:cs="Arial"/>
-                          <w:b/>
-                          <w:color w:val="000000"/>
-                          <w:sz w:val="12"/>
-                        </w:rPr>
                       </w:pPr>
                       <w:r>
                         <w:rPr>
-                          <w:rFonts w:ascii="Arial" w:hAnsi="Arial" w:cs="Arial"/>
+                          <w:rFonts w:ascii="Arial" w:hAnsi="Arial" w:eastAsia="Arial" w:cs="Arial"/>
+                          <w:color w:val="000000"/>
+                          <w:sz w:val="13"/>
+                          <w:szCs w:val="13"/>
                           <w:b/>
-                          <w:color w:val="000000"/>
-                          <w:sz w:val="12"/>
+                          <w:bCs/>
                         </w:rPr>
-                        <w:t>PREPAREDNESS SUPPORT</w:t>
+                        <w:t>DIFFICULTIES</w:t>
                       </w:r>
                     </w:p>
                   </w:txbxContent>
@@ -1660,16 +1470,16 @@
         <mc:AlternateContent>
           <mc:Choice Requires="wps">
             <w:drawing>
-              <wp:anchor distT="0" distB="0" distL="114300" distR="114300" simplePos="0" relativeHeight="251691008" behindDoc="0" locked="1" layoutInCell="1" allowOverlap="1" wp14:anchorId="168BD8BC" wp14:editId="13E7E774">
+              <wp:anchor distT="0" distB="0" distL="114300" distR="114300" simplePos="0" relativeHeight="251691008" behindDoc="0" locked="0" layoutInCell="1" allowOverlap="1" wp14:anchorId="168BD8BC" wp14:editId="13E7E774">
                 <wp:simplePos x="0" y="0"/>
                 <wp:positionH relativeFrom="page">
-                  <wp:posOffset>5473700</wp:posOffset>
+                  <wp:posOffset>5549661</wp:posOffset>
                 </wp:positionH>
                 <wp:positionV relativeFrom="page">
-                  <wp:posOffset>7352665</wp:posOffset>
+                  <wp:posOffset>7383462</wp:posOffset>
                 </wp:positionV>
-                <wp:extent cx="1600200" cy="1244600"/>
-                <wp:effectExtent l="0" t="0" r="19050" b="12700"/>
+                <wp:extent cx="1096884" cy="1524000"/>
+                <wp:effectExtent l="0" t="0" r="0" b="0"/>
                 <wp:wrapNone/>
                 <wp:docPr id="32" name="Fishbone_3_Effect_Head"/>
                 <wp:cNvGraphicFramePr/>
@@ -1680,7 +1490,7 @@
                       <wps:spPr>
                         <a:xfrm>
                           <a:off x="0" y="0"/>
-                          <a:ext cx="1600200" cy="1244600"/>
+                          <a:ext cx="1096884" cy="1524000"/>
                         </a:xfrm>
                         <a:custGeom>
                           <a:avLst/>
@@ -1706,16 +1516,16 @@
                         <a:gradFill flip="none" rotWithShape="1">
                           <a:gsLst>
                             <a:gs pos="0">
-                              <a:srgbClr val="F7F7F7"/>
+                              <a:srgbClr val="F0F0F0"/>
                             </a:gs>
                             <a:gs pos="100000">
-                              <a:srgbClr val="FFFFFF"/>
+                              <a:srgbClr val="BFBFBF"/>
                             </a:gs>
                           </a:gsLst>
-                          <a:lin ang="0" scaled="1"/>
+                          <a:lin ang="5400000" scaled="1"/>
                           <a:tileRect/>
                         </a:gradFill>
-                        <a:ln w="10160">
+                        <a:ln w="7620">
                           <a:solidFill>
                             <a:srgbClr val="7D7D7D"/>
                           </a:solidFill>
@@ -1746,8 +1556,8 @@
           </mc:Choice>
           <mc:Fallback>
             <w:pict>
-              <v:shape w14:anchorId="6C5EFA67" id="Fishbone_3_Effect_Head" o:spid="_x0000_s1026" style="position:absolute;margin-left:431pt;margin-top:578.95pt;width:126pt;height:98pt;z-index:251691008;visibility:visible;mso-wrap-style:square;mso-wrap-distance-left:9pt;mso-wrap-distance-top:0;mso-wrap-distance-right:9pt;mso-wrap-distance-bottom:0;mso-position-horizontal:absolute;mso-position-horizontal-relative:page;mso-position-vertical:absolute;mso-position-vertical-relative:page;v-text-anchor:top" coordsize="1600201,1244601" o:gfxdata="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" path="m,l1600200,622300,,1244600,,xe" fillcolor="#f7f7f7" strokecolor="#7d7d7d" strokeweight=".8pt">
-                <v:fill rotate="t" angle="90" focus="100%" type="gradient"/>
+              <v:shape w14:anchorId="6C5EFA67" id="Fishbone_3_Effect_Head" o:spid="_x0000_s1026" style="position:absolute;margin-left:436.9812pt;margin-top:581.3750pt;width:86.3688pt;height:120.0000pt;z-index:251691008;visibility:visible;mso-wrap-style:square;mso-wrap-distance-left:9pt;mso-wrap-distance-top:0;mso-wrap-distance-right:9pt;mso-wrap-distance-bottom:0;mso-position-horizontal:absolute;mso-position-horizontal-relative:page;mso-position-vertical:absolute;mso-position-vertical-relative:page;v-text-anchor:top" coordsize="1600201,1244601" path="m,l1600200,622300,,1244600,,xe" fillcolor="#F0F0F0" strokecolor="#7D7D7D" strokeweight="0.6pt">
+                <v:fill rotate="t" angle="0" focus="100%" type="gradient" color2="#BFBFBF"/>
                 <v:path arrowok="t" textboxrect="0,0,1600201,1244601"/>
                 <w10:wrap anchorx="page" anchory="page"/>
                 <w10:anchorlock/>
@@ -1763,15 +1573,15 @@
         <mc:AlternateContent>
           <mc:Choice Requires="wps">
             <w:drawing>
-              <wp:anchor distT="0" distB="0" distL="114300" distR="114300" simplePos="0" relativeHeight="251689984" behindDoc="0" locked="1" layoutInCell="1" allowOverlap="1" wp14:anchorId="67575656" wp14:editId="44D7207C">
+              <wp:anchor distT="0" distB="0" distL="114300" distR="114300" simplePos="0" relativeHeight="251689984" behindDoc="0" locked="0" layoutInCell="1" allowOverlap="1" wp14:anchorId="67575656" wp14:editId="44D7207C">
                 <wp:simplePos x="0" y="0"/>
                 <wp:positionH relativeFrom="page">
-                  <wp:posOffset>927100</wp:posOffset>
+                  <wp:posOffset>1789279</wp:posOffset>
                 </wp:positionH>
                 <wp:positionV relativeFrom="page">
-                  <wp:posOffset>7974965</wp:posOffset>
+                  <wp:posOffset>8145462</wp:posOffset>
                 </wp:positionV>
-                <wp:extent cx="4546600" cy="0"/>
+                <wp:extent cx="3760382" cy="0"/>
                 <wp:effectExtent l="0" t="0" r="0" b="0"/>
                 <wp:wrapNone/>
                 <wp:docPr id="31" name="Fishbone_3_Spine"/>
@@ -1783,17 +1593,15 @@
                       <wps:spPr>
                         <a:xfrm>
                           <a:off x="0" y="0"/>
-                          <a:ext cx="4546600" cy="0"/>
+                          <a:ext cx="3760382" cy="0"/>
                         </a:xfrm>
                         <a:prstGeom prst="straightConnector1">
                           <a:avLst/>
                         </a:prstGeom>
-                        <a:ln w="12065">
+                        <a:ln w="9525">
                           <a:solidFill>
-                            <a:srgbClr val="4B4B4B"/>
+                            <a:srgbClr val="7D7D7D"/>
                           </a:solidFill>
-                          <a:headEnd type="none"/>
-                          <a:tailEnd type="none"/>
                         </a:ln>
                       </wps:spPr>
                       <wps:style>
@@ -1819,7 +1627,7 @@
           </mc:Choice>
           <mc:Fallback>
             <w:pict>
-              <v:shape w14:anchorId="679E4BC2" id="Fishbone_3_Spine" o:spid="_x0000_s1026" type="#_x0000_t32" style="position:absolute;margin-left:73pt;margin-top:627.95pt;width:358pt;height:0;z-index:251689984;visibility:visible;mso-wrap-style:square;mso-wrap-distance-left:9pt;mso-wrap-distance-top:0;mso-wrap-distance-right:9pt;mso-wrap-distance-bottom:0;mso-position-horizontal:absolute;mso-position-horizontal-relative:page;mso-position-vertical:absolute;mso-position-vertical-relative:page" o:gfxdata="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" strokecolor="#4b4b4b" strokeweight=".95pt">
+              <v:shape w14:anchorId="679E4BC2" id="Fishbone_3_Spine" o:spid="_x0000_s1026" type="#_x0000_t32" style="position:absolute;margin-left:140.8881pt;margin-top:641.3750pt;width:296.0931pt;height:0.0000pt;z-index:251689984;visibility:visible;mso-wrap-style:square;mso-wrap-distance-left:9pt;mso-wrap-distance-top:0;mso-wrap-distance-right:9pt;mso-wrap-distance-bottom:0;mso-position-horizontal:absolute;mso-position-horizontal-relative:page;mso-position-vertical:absolute;mso-position-vertical-relative:page" strokecolor="#7D7D7D" strokeweight="0.75pt">
                 <w10:wrap anchorx="page" anchory="page"/>
                 <w10:anchorlock/>
               </v:shape>
@@ -1834,16 +1642,16 @@
         <mc:AlternateContent>
           <mc:Choice Requires="wps">
             <w:drawing>
-              <wp:anchor distT="0" distB="0" distL="114300" distR="114300" simplePos="0" relativeHeight="251688960" behindDoc="0" locked="1" layoutInCell="1" allowOverlap="1" wp14:anchorId="4CEA8523" wp14:editId="1AA64497">
+              <wp:anchor distT="0" distB="0" distL="114300" distR="114300" simplePos="0" relativeHeight="251688960" behindDoc="0" locked="0" layoutInCell="1" allowOverlap="1" wp14:anchorId="4CEA8523" wp14:editId="1AA64497">
                 <wp:simplePos x="0" y="0"/>
                 <wp:positionH relativeFrom="page">
-                  <wp:posOffset>342900</wp:posOffset>
+                  <wp:posOffset>1371600</wp:posOffset>
                 </wp:positionH>
                 <wp:positionV relativeFrom="page">
-                  <wp:posOffset>7720965</wp:posOffset>
+                  <wp:posOffset>7860982</wp:posOffset>
                 </wp:positionV>
-                <wp:extent cx="584200" cy="508000"/>
-                <wp:effectExtent l="0" t="0" r="25400" b="25400"/>
+                <wp:extent cx="417679" cy="568960"/>
+                <wp:effectExtent l="0" t="0" r="0" b="0"/>
                 <wp:wrapNone/>
                 <wp:docPr id="30" name="Fishbone_3_Tail"/>
                 <wp:cNvGraphicFramePr/>
@@ -1854,7 +1662,7 @@
                       <wps:spPr>
                         <a:xfrm>
                           <a:off x="0" y="0"/>
-                          <a:ext cx="584200" cy="508000"/>
+                          <a:ext cx="417679" cy="568960"/>
                         </a:xfrm>
                         <a:custGeom>
                           <a:avLst/>
@@ -1880,16 +1688,16 @@
                         <a:gradFill flip="none" rotWithShape="1">
                           <a:gsLst>
                             <a:gs pos="0">
-                              <a:srgbClr val="F7F7F7"/>
+                              <a:srgbClr val="F0F0F0"/>
                             </a:gs>
                             <a:gs pos="100000">
-                              <a:srgbClr val="FFFFFF"/>
+                              <a:srgbClr val="BFBFBF"/>
                             </a:gs>
                           </a:gsLst>
-                          <a:lin ang="0" scaled="1"/>
+                          <a:lin ang="5400000" scaled="1"/>
                           <a:tileRect/>
                         </a:gradFill>
-                        <a:ln w="10160">
+                        <a:ln w="7620">
                           <a:solidFill>
                             <a:srgbClr val="7D7D7D"/>
                           </a:solidFill>
@@ -1920,8 +1728,8 @@
           </mc:Choice>
           <mc:Fallback>
             <w:pict>
-              <v:shape w14:anchorId="431C7C02" id="Fishbone_3_Tail" o:spid="_x0000_s1026" style="position:absolute;margin-left:27pt;margin-top:607.95pt;width:46pt;height:40pt;z-index:251688960;visibility:visible;mso-wrap-style:square;mso-wrap-distance-left:9pt;mso-wrap-distance-top:0;mso-wrap-distance-right:9pt;mso-wrap-distance-bottom:0;mso-position-horizontal:absolute;mso-position-horizontal-relative:page;mso-position-vertical:absolute;mso-position-vertical-relative:page;v-text-anchor:top" coordsize="584201,508001" o:gfxdata="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" path="m,l584200,254000,,508000,,xe" fillcolor="#f7f7f7" strokecolor="#7d7d7d" strokeweight=".8pt">
-                <v:fill rotate="t" angle="90" focus="100%" type="gradient"/>
+              <v:shape w14:anchorId="431C7C02" id="Fishbone_3_Tail" o:spid="_x0000_s1026" style="position:absolute;margin-left:108.0000pt;margin-top:618.9750pt;width:32.8881pt;height:44.8000pt;z-index:251688960;visibility:visible;mso-wrap-style:square;mso-wrap-distance-left:9pt;mso-wrap-distance-top:0;mso-wrap-distance-right:9pt;mso-wrap-distance-bottom:0;mso-position-horizontal:absolute;mso-position-horizontal-relative:page;mso-position-vertical:absolute;mso-position-vertical-relative:page;v-text-anchor:top" coordsize="584201,508001" path="m,l584200,254000,,508000,,xe" fillcolor="#F0F0F0" strokecolor="#7D7D7D" strokeweight="0.6pt">
+                <v:fill rotate="t" angle="0" focus="100%" type="gradient" color2="#BFBFBF"/>
                 <v:path arrowok="t" textboxrect="0,0,584201,508001"/>
                 <w10:wrap anchorx="page" anchory="page"/>
                 <w10:anchorlock/>
@@ -1937,18 +1745,18 @@
         <mc:AlternateContent>
           <mc:Choice Requires="wps">
             <w:drawing>
-              <wp:anchor distT="0" distB="0" distL="114300" distR="114300" simplePos="0" relativeHeight="251687936" behindDoc="0" locked="1" layoutInCell="1" allowOverlap="1" wp14:anchorId="7DE3377E" wp14:editId="28D8AF28">
+              <wp:anchor distT="0" distB="0" distL="114300" distR="114300" simplePos="0" relativeHeight="251687936" behindDoc="0" locked="0" layoutInCell="1" allowOverlap="1" wp14:anchorId="7DE3377E" wp14:editId="28D8AF28">
                 <wp:simplePos x="0" y="0"/>
                 <wp:positionH relativeFrom="page">
-                  <wp:posOffset>660400</wp:posOffset>
+                  <wp:posOffset>1371600</wp:posOffset>
                 </wp:positionH>
                 <wp:positionV relativeFrom="page">
-                  <wp:posOffset>5981065</wp:posOffset>
+                  <wp:posOffset>6324600</wp:posOffset>
                 </wp:positionV>
-                <wp:extent cx="5867400" cy="215900"/>
+                <wp:extent cx="5274945" cy="393700"/>
                 <wp:effectExtent l="0" t="0" r="0" b="0"/>
                 <wp:wrapNone/>
-                <wp:docPr id="29" name="Fishbone_2_Caption"/>
+                <wp:docPr id="29" name="Fishbone_2_Caption" descr="Appendix Figure 2. Fishbone Diagram of Local Flood-Susceptibility Difficulties"/>
                 <wp:cNvGraphicFramePr/>
                 <a:graphic xmlns:a="http://schemas.openxmlformats.org/drawingml/2006/main">
                   <a:graphicData uri="http://schemas.microsoft.com/office/word/2010/wordprocessingShape">
@@ -1957,7 +1765,7 @@
                       <wps:spPr>
                         <a:xfrm>
                           <a:off x="0" y="0"/>
-                          <a:ext cx="5867400" cy="215900"/>
+                          <a:ext cx="5274945" cy="393700"/>
                         </a:xfrm>
                         <a:prstGeom prst="rect">
                           <a:avLst/>
@@ -1980,26 +1788,23 @@
                         <w:txbxContent>
                           <w:p>
                             <w:pPr>
-                              <w:spacing w:after="0" w:line="240" w:lineRule="auto"/>
+                              <w:spacing w:before="0" w:after="0" w:line="264" w:lineRule="exact"/>
+                              <w:ind w:left="0" w:right="0" w:firstLine="0"/>
                               <w:jc w:val="center"/>
-                              <w:rPr>
-                                <w:rFonts w:ascii="Arial" w:hAnsi="Arial" w:cs="Arial"/>
-                                <w:color w:val="000000"/>
-                                <w:sz w:val="14"/>
-                              </w:rPr>
                             </w:pPr>
                             <w:r>
                               <w:rPr>
-                                <w:rFonts w:ascii="Arial" w:hAnsi="Arial" w:cs="Arial"/>
+                                <w:rFonts w:ascii="Arial" w:hAnsi="Arial" w:eastAsia="Arial" w:cs="Arial"/>
                                 <w:color w:val="000000"/>
-                                <w:sz w:val="14"/>
+                                <w:sz w:val="22"/>
+                                <w:szCs w:val="22"/>
                               </w:rPr>
-                              <w:t>Appendix Figure 3. Fishbone Diagram of Expert-Knowledge and Assessment Needs</w:t>
+                              <w:t>Appendix Figure 2. Fishbone Diagram of Local Flood-Susceptibility Difficulties</w:t>
                             </w:r>
                           </w:p>
                         </w:txbxContent>
                       </wps:txbx>
-                      <wps:bodyPr rot="0" spcFirstLastPara="0" vertOverflow="overflow" horzOverflow="overflow" vert="horz" wrap="square" lIns="25400" tIns="12700" rIns="25400" bIns="12700" numCol="1" spcCol="0" rtlCol="0" fromWordArt="0" anchor="ctr" anchorCtr="0" forceAA="0" compatLnSpc="1">
+                      <wps:bodyPr rot="0" spcFirstLastPara="0" vertOverflow="overflow" horzOverflow="overflow" vert="horz" wrap="square" lIns="0" tIns="0" rIns="0" bIns="0" numCol="1" spcCol="0" rtlCol="0" fromWordArt="0" anchor="t" anchorCtr="0" forceAA="0" compatLnSpc="1">
                         <a:prstTxWarp prst="textNoShape">
                           <a:avLst/>
                         </a:prstTxWarp>
@@ -2013,26 +1818,23 @@
           </mc:Choice>
           <mc:Fallback>
             <w:pict>
-              <v:shape w14:anchorId="7DE3377E" id="Fishbone_2_Caption" o:spid="_x0000_s1034" type="#_x0000_t202" style="position:absolute;margin-left:52pt;margin-top:470.95pt;width:462pt;height:17pt;z-index:251687936;visibility:visible;mso-wrap-style:square;mso-wrap-distance-left:9pt;mso-wrap-distance-top:0;mso-wrap-distance-right:9pt;mso-wrap-distance-bottom:0;mso-position-horizontal:absolute;mso-position-horizontal-relative:page;mso-position-vertical:absolute;mso-position-vertical-relative:page;v-text-anchor:middle" o:gfxdata="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" filled="f" stroked="f" strokeweight=".5pt">
-                <v:textbox inset="2pt,1pt,2pt,1pt">
+              <v:shape w14:anchorId="7DE3377E" id="Fishbone_2_Caption" o:spid="_x0000_s1034" type="#_x0000_t202" style="position:absolute;margin-left:108.0000pt;margin-top:498.0000pt;width:415.3500pt;height:31.0000pt;z-index:251687936;visibility:visible;mso-wrap-style:square;mso-wrap-distance-left:9pt;mso-wrap-distance-top:0;mso-wrap-distance-right:9pt;mso-wrap-distance-bottom:0;mso-position-horizontal:absolute;mso-position-horizontal-relative:page;mso-position-vertical:absolute;mso-position-vertical-relative:page;v-text-anchor:top" filled="f" stroked="f" strokeweight=".5pt">
+                <v:textbox inset="0,0,0,0">
                   <w:txbxContent>
                     <w:p>
                       <w:pPr>
-                        <w:spacing w:after="0" w:line="240" w:lineRule="auto"/>
+                        <w:spacing w:before="0" w:after="0" w:line="264" w:lineRule="exact"/>
+                        <w:ind w:left="0" w:right="0" w:firstLine="0"/>
                         <w:jc w:val="center"/>
-                        <w:rPr>
-                          <w:rFonts w:ascii="Arial" w:hAnsi="Arial" w:cs="Arial"/>
-                          <w:color w:val="000000"/>
-                          <w:sz w:val="14"/>
-                        </w:rPr>
                       </w:pPr>
                       <w:r>
                         <w:rPr>
-                          <w:rFonts w:ascii="Arial" w:hAnsi="Arial" w:cs="Arial"/>
+                          <w:rFonts w:ascii="Arial" w:hAnsi="Arial" w:eastAsia="Arial" w:cs="Arial"/>
                           <w:color w:val="000000"/>
-                          <w:sz w:val="14"/>
+                          <w:sz w:val="22"/>
+                          <w:szCs w:val="22"/>
                         </w:rPr>
-                        <w:t>Appendix Figure 3. Fishbone Diagram of Expert-Knowledge and Assessment Needs</w:t>
+                        <w:t>Appendix Figure 2. Fishbone Diagram of Local Flood-Susceptibility Difficulties</w:t>
                       </w:r>
                     </w:p>
                   </w:txbxContent>
@@ -2051,18 +1853,18 @@
         <mc:AlternateContent>
           <mc:Choice Requires="wps">
             <w:drawing>
-              <wp:anchor distT="0" distB="0" distL="114300" distR="114300" simplePos="0" relativeHeight="251686912" behindDoc="0" locked="1" layoutInCell="1" allowOverlap="1" wp14:anchorId="284A0B83" wp14:editId="22C3930A">
+              <wp:anchor distT="0" distB="0" distL="114300" distR="114300" simplePos="0" relativeHeight="251686912" behindDoc="0" locked="0" layoutInCell="1" allowOverlap="1" wp14:anchorId="284A0B83" wp14:editId="22C3930A">
                 <wp:simplePos x="0" y="0"/>
                 <wp:positionH relativeFrom="page">
-                  <wp:posOffset>2857500</wp:posOffset>
+                  <wp:posOffset>3100716</wp:posOffset>
                 </wp:positionH>
                 <wp:positionV relativeFrom="page">
-                  <wp:posOffset>5600065</wp:posOffset>
+                  <wp:posOffset>5927566</wp:posOffset>
                 </wp:positionV>
-                <wp:extent cx="1397000" cy="241300"/>
-                <wp:effectExtent l="0" t="0" r="12700" b="25400"/>
+                <wp:extent cx="564946" cy="190500"/>
+                <wp:effectExtent l="0" t="0" r="0" b="0"/>
                 <wp:wrapNone/>
-                <wp:docPr id="28" name="Fishbone_2_Category_3"/>
+                <wp:docPr id="28" name="Fishbone_2_Category_3" descr="SOURCES"/>
                 <wp:cNvGraphicFramePr/>
                 <a:graphic xmlns:a="http://schemas.openxmlformats.org/drawingml/2006/main">
                   <a:graphicData uri="http://schemas.microsoft.com/office/word/2010/wordprocessingShape">
@@ -2071,7 +1873,7 @@
                       <wps:spPr>
                         <a:xfrm>
                           <a:off x="0" y="0"/>
-                          <a:ext cx="1397000" cy="241300"/>
+                          <a:ext cx="564946" cy="190500"/>
                         </a:xfrm>
                         <a:prstGeom prst="rect">
                           <a:avLst/>
@@ -2079,9 +1881,9 @@
                         <a:solidFill>
                           <a:srgbClr val="FFFFFF"/>
                         </a:solidFill>
-                        <a:ln w="10160">
+                        <a:ln w="7620">
                           <a:solidFill>
-                            <a:srgbClr val="2D2D2D"/>
+                            <a:srgbClr val="5A5A5A"/>
                           </a:solidFill>
                         </a:ln>
                       </wps:spPr>
@@ -2105,28 +1907,25 @@
                         <w:txbxContent>
                           <w:p>
                             <w:pPr>
-                              <w:spacing w:after="0" w:line="240" w:lineRule="auto"/>
+                              <w:spacing w:before="0" w:after="0" w:line="150" w:lineRule="exact"/>
+                              <w:ind w:left="0" w:right="0" w:firstLine="0"/>
                               <w:jc w:val="center"/>
-                              <w:rPr>
-                                <w:rFonts w:ascii="Arial" w:hAnsi="Arial" w:cs="Arial"/>
-                                <w:b/>
-                                <w:color w:val="000000"/>
-                                <w:sz w:val="13"/>
-                              </w:rPr>
                             </w:pPr>
                             <w:r>
                               <w:rPr>
-                                <w:rFonts w:ascii="Arial" w:hAnsi="Arial" w:cs="Arial"/>
-                                <w:b/>
+                                <w:rFonts w:ascii="Arial" w:hAnsi="Arial" w:eastAsia="Arial" w:cs="Arial"/>
                                 <w:color w:val="000000"/>
                                 <w:sz w:val="13"/>
+                                <w:szCs w:val="13"/>
+                                <w:b/>
+                                <w:bCs/>
                               </w:rPr>
-                              <w:t>GOVERNANCE</w:t>
+                              <w:t>SOURCES</w:t>
                             </w:r>
                           </w:p>
                         </w:txbxContent>
                       </wps:txbx>
-                      <wps:bodyPr rot="0" spcFirstLastPara="0" vertOverflow="overflow" horzOverflow="overflow" vert="horz" wrap="square" lIns="25400" tIns="12700" rIns="25400" bIns="12700" numCol="1" spcCol="0" rtlCol="0" fromWordArt="0" anchor="ctr" anchorCtr="0" forceAA="0" compatLnSpc="1">
+                      <wps:bodyPr rot="0" spcFirstLastPara="0" vertOverflow="overflow" horzOverflow="overflow" vert="horz" wrap="square" lIns="0" tIns="0" rIns="0" bIns="0" numCol="1" spcCol="0" rtlCol="0" fromWordArt="0" anchor="ctr" anchorCtr="0" forceAA="0" compatLnSpc="1">
                         <a:prstTxWarp prst="textNoShape">
                           <a:avLst/>
                         </a:prstTxWarp>
@@ -2140,28 +1939,25 @@
           </mc:Choice>
           <mc:Fallback>
             <w:pict>
-              <v:rect w14:anchorId="284A0B83" id="Fishbone_2_Category_3" o:spid="_x0000_s1035" style="position:absolute;margin-left:225pt;margin-top:440.95pt;width:110pt;height:19pt;z-index:251686912;visibility:visible;mso-wrap-style:square;mso-wrap-distance-left:9pt;mso-wrap-distance-top:0;mso-wrap-distance-right:9pt;mso-wrap-distance-bottom:0;mso-position-horizontal:absolute;mso-position-horizontal-relative:page;mso-position-vertical:absolute;mso-position-vertical-relative:page;v-text-anchor:middle" o:gfxdata="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" strokecolor="#2d2d2d" strokeweight=".8pt">
-                <v:textbox inset="2pt,1pt,2pt,1pt">
+              <v:rect w14:anchorId="284A0B83" id="Fishbone_2_Category_3" o:spid="_x0000_s1035" style="position:absolute;margin-left:244.1508pt;margin-top:466.7375pt;width:44.4839pt;height:15.0000pt;z-index:251686912;visibility:visible;mso-wrap-style:square;mso-wrap-distance-left:9pt;mso-wrap-distance-top:0;mso-wrap-distance-right:9pt;mso-wrap-distance-bottom:0;mso-position-horizontal:absolute;mso-position-horizontal-relative:page;mso-position-vertical:absolute;mso-position-vertical-relative:page;v-text-anchor:middle" strokecolor="#5A5A5A" strokeweight="0.6pt">
+                <v:textbox inset="0,0,0,0">
                   <w:txbxContent>
                     <w:p>
                       <w:pPr>
-                        <w:spacing w:after="0" w:line="240" w:lineRule="auto"/>
+                        <w:spacing w:before="0" w:after="0" w:line="150" w:lineRule="exact"/>
+                        <w:ind w:left="0" w:right="0" w:firstLine="0"/>
                         <w:jc w:val="center"/>
-                        <w:rPr>
-                          <w:rFonts w:ascii="Arial" w:hAnsi="Arial" w:cs="Arial"/>
-                          <w:b/>
-                          <w:color w:val="000000"/>
-                          <w:sz w:val="13"/>
-                        </w:rPr>
                       </w:pPr>
                       <w:r>
                         <w:rPr>
-                          <w:rFonts w:ascii="Arial" w:hAnsi="Arial" w:cs="Arial"/>
-                          <w:b/>
+                          <w:rFonts w:ascii="Arial" w:hAnsi="Arial" w:eastAsia="Arial" w:cs="Arial"/>
                           <w:color w:val="000000"/>
                           <w:sz w:val="13"/>
+                          <w:szCs w:val="13"/>
+                          <w:b/>
+                          <w:bCs/>
                         </w:rPr>
-                        <w:t>GOVERNANCE</w:t>
+                        <w:t>SOURCES</w:t>
                       </w:r>
                     </w:p>
                   </w:txbxContent>
@@ -2180,18 +1976,18 @@
         <mc:AlternateContent>
           <mc:Choice Requires="wps">
             <w:drawing>
-              <wp:anchor distT="0" distB="0" distL="114300" distR="114300" simplePos="0" relativeHeight="251685888" behindDoc="0" locked="1" layoutInCell="1" allowOverlap="1" wp14:anchorId="113EAB03" wp14:editId="3B13DBCE">
+              <wp:anchor distT="0" distB="0" distL="114300" distR="114300" simplePos="0" relativeHeight="251685888" behindDoc="0" locked="0" layoutInCell="1" allowOverlap="1" wp14:anchorId="113EAB03" wp14:editId="3B13DBCE">
                 <wp:simplePos x="0" y="0"/>
                 <wp:positionH relativeFrom="page">
-                  <wp:posOffset>1574800</wp:posOffset>
+                  <wp:posOffset>2330104</wp:posOffset>
                 </wp:positionH>
                 <wp:positionV relativeFrom="page">
-                  <wp:posOffset>4901565</wp:posOffset>
+                  <wp:posOffset>5269706</wp:posOffset>
                 </wp:positionV>
-                <wp:extent cx="2260600" cy="584200"/>
-                <wp:effectExtent l="0" t="0" r="6350" b="6350"/>
+                <wp:extent cx="1421886" cy="609600"/>
+                <wp:effectExtent l="0" t="0" r="0" b="0"/>
                 <wp:wrapNone/>
-                <wp:docPr id="27" name="Fishbone_2_Causes_3"/>
+                <wp:docPr id="27" name="Fishbone_2_Causes_3" descr="Information source unclear Information date unclear"/>
                 <wp:cNvGraphicFramePr/>
                 <a:graphic xmlns:a="http://schemas.openxmlformats.org/drawingml/2006/main">
                   <a:graphicData uri="http://schemas.microsoft.com/office/word/2010/wordprocessingShape">
@@ -2200,7 +1996,7 @@
                       <wps:spPr>
                         <a:xfrm>
                           <a:off x="0" y="0"/>
-                          <a:ext cx="2260600" cy="584200"/>
+                          <a:ext cx="1421886" cy="609600"/>
                         </a:xfrm>
                         <a:prstGeom prst="rect">
                           <a:avLst/>
@@ -2223,83 +2019,39 @@
                         <w:txbxContent>
                           <w:p>
                             <w:pPr>
-                              <w:spacing w:after="0" w:line="240" w:lineRule="auto"/>
+                              <w:spacing w:before="0" w:after="0" w:line="156" w:lineRule="exact"/>
+                              <w:ind w:left="0" w:right="0" w:firstLine="0"/>
                               <w:jc w:val="center"/>
-                              <w:rPr>
-                                <w:rFonts w:ascii="Arial" w:hAnsi="Arial" w:cs="Arial"/>
-                                <w:color w:val="000000"/>
-                                <w:sz w:val="12"/>
-                              </w:rPr>
                             </w:pPr>
                             <w:r>
                               <w:rPr>
-                                <w:rFonts w:ascii="Arial" w:hAnsi="Arial" w:cs="Arial"/>
+                                <w:rFonts w:ascii="Arial" w:hAnsi="Arial" w:eastAsia="Arial" w:cs="Arial"/>
                                 <w:color w:val="000000"/>
-                                <w:sz w:val="12"/>
+                                <w:sz w:val="13"/>
+                                <w:szCs w:val="13"/>
                               </w:rPr>
-                              <w:t>Rules and geographic facts require</w:t>
+                              <w:t>Information source unclear</w:t>
                             </w:r>
                           </w:p>
                           <w:p>
                             <w:pPr>
-                              <w:spacing w:after="0" w:line="240" w:lineRule="auto"/>
+                              <w:spacing w:before="0" w:after="0" w:line="156" w:lineRule="exact"/>
+                              <w:ind w:left="0" w:right="0" w:firstLine="0"/>
                               <w:jc w:val="center"/>
-                              <w:rPr>
-                                <w:rFonts w:ascii="Arial" w:hAnsi="Arial" w:cs="Arial"/>
-                                <w:color w:val="000000"/>
-                                <w:sz w:val="12"/>
-                              </w:rPr>
                             </w:pPr>
                             <w:r>
                               <w:rPr>
-                                <w:rFonts w:ascii="Arial" w:hAnsi="Arial" w:cs="Arial"/>
+                                <w:rFonts w:ascii="Arial" w:hAnsi="Arial" w:eastAsia="Arial" w:cs="Arial"/>
                                 <w:color w:val="000000"/>
-                                <w:sz w:val="12"/>
+                                <w:sz w:val="13"/>
+                                <w:szCs w:val="13"/>
                               </w:rPr>
-                              <w:t>source records and expert validation</w:t>
-                            </w:r>
-                          </w:p>
-                          <w:p>
-                            <w:pPr>
-                              <w:spacing w:after="0" w:line="240" w:lineRule="auto"/>
-                              <w:jc w:val="center"/>
-                              <w:rPr>
-                                <w:rFonts w:ascii="Arial" w:hAnsi="Arial" w:cs="Arial"/>
-                                <w:color w:val="000000"/>
-                                <w:sz w:val="12"/>
-                              </w:rPr>
-                            </w:pPr>
-                            <w:r>
-                              <w:rPr>
-                                <w:rFonts w:ascii="Arial" w:hAnsi="Arial" w:cs="Arial"/>
-                                <w:color w:val="000000"/>
-                                <w:sz w:val="12"/>
-                              </w:rPr>
-                              <w:t>Administrative records need review</w:t>
-                            </w:r>
-                          </w:p>
-                          <w:p>
-                            <w:pPr>
-                              <w:spacing w:after="0" w:line="240" w:lineRule="auto"/>
-                              <w:jc w:val="center"/>
-                              <w:rPr>
-                                <w:rFonts w:ascii="Arial" w:hAnsi="Arial" w:cs="Arial"/>
-                                <w:color w:val="000000"/>
-                                <w:sz w:val="12"/>
-                              </w:rPr>
-                            </w:pPr>
-                            <w:r>
-                              <w:rPr>
-                                <w:rFonts w:ascii="Arial" w:hAnsi="Arial" w:cs="Arial"/>
-                                <w:color w:val="000000"/>
-                                <w:sz w:val="12"/>
-                              </w:rPr>
-                              <w:t>and traceable publication status</w:t>
+                              <w:t>Information date unclear</w:t>
                             </w:r>
                           </w:p>
                         </w:txbxContent>
                       </wps:txbx>
-                      <wps:bodyPr rot="0" spcFirstLastPara="0" vertOverflow="overflow" horzOverflow="overflow" vert="horz" wrap="square" lIns="25400" tIns="12700" rIns="25400" bIns="12700" numCol="1" spcCol="0" rtlCol="0" fromWordArt="0" anchor="ctr" anchorCtr="0" forceAA="0" compatLnSpc="1">
+                      <wps:bodyPr rot="0" spcFirstLastPara="0" vertOverflow="overflow" horzOverflow="overflow" vert="horz" wrap="square" lIns="0" tIns="0" rIns="0" bIns="0" numCol="1" spcCol="0" rtlCol="0" fromWordArt="0" anchor="ctr" anchorCtr="0" forceAA="0" compatLnSpc="1">
                         <a:prstTxWarp prst="textNoShape">
                           <a:avLst/>
                         </a:prstTxWarp>
@@ -2313,83 +2065,39 @@
           </mc:Choice>
           <mc:Fallback>
             <w:pict>
-              <v:shape w14:anchorId="113EAB03" id="Fishbone_2_Causes_3" o:spid="_x0000_s1036" type="#_x0000_t202" style="position:absolute;margin-left:124pt;margin-top:385.95pt;width:178pt;height:46pt;z-index:251685888;visibility:visible;mso-wrap-style:square;mso-wrap-distance-left:9pt;mso-wrap-distance-top:0;mso-wrap-distance-right:9pt;mso-wrap-distance-bottom:0;mso-position-horizontal:absolute;mso-position-horizontal-relative:page;mso-position-vertical:absolute;mso-position-vertical-relative:page;v-text-anchor:middle" o:gfxdata="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" filled="f" stroked="f" strokeweight=".5pt">
-                <v:textbox inset="2pt,1pt,2pt,1pt">
+              <v:shape w14:anchorId="113EAB03" id="Fishbone_2_Causes_3" o:spid="_x0000_s1036" type="#_x0000_t202" style="position:absolute;margin-left:183.4727pt;margin-top:414.9375pt;width:111.9596pt;height:48.0000pt;z-index:251685888;visibility:visible;mso-wrap-style:square;mso-wrap-distance-left:9pt;mso-wrap-distance-top:0;mso-wrap-distance-right:9pt;mso-wrap-distance-bottom:0;mso-position-horizontal:absolute;mso-position-horizontal-relative:page;mso-position-vertical:absolute;mso-position-vertical-relative:page;v-text-anchor:middle" filled="f" stroked="f" strokeweight=".5pt">
+                <v:textbox inset="0,0,0,0">
                   <w:txbxContent>
                     <w:p>
                       <w:pPr>
-                        <w:spacing w:after="0" w:line="240" w:lineRule="auto"/>
+                        <w:spacing w:before="0" w:after="0" w:line="156" w:lineRule="exact"/>
+                        <w:ind w:left="0" w:right="0" w:firstLine="0"/>
                         <w:jc w:val="center"/>
-                        <w:rPr>
-                          <w:rFonts w:ascii="Arial" w:hAnsi="Arial" w:cs="Arial"/>
-                          <w:color w:val="000000"/>
-                          <w:sz w:val="12"/>
-                        </w:rPr>
                       </w:pPr>
                       <w:r>
                         <w:rPr>
-                          <w:rFonts w:ascii="Arial" w:hAnsi="Arial" w:cs="Arial"/>
+                          <w:rFonts w:ascii="Arial" w:hAnsi="Arial" w:eastAsia="Arial" w:cs="Arial"/>
                           <w:color w:val="000000"/>
-                          <w:sz w:val="12"/>
+                          <w:sz w:val="13"/>
+                          <w:szCs w:val="13"/>
                         </w:rPr>
-                        <w:t>Rules and geographic facts require</w:t>
+                        <w:t>Information source unclear</w:t>
                       </w:r>
                     </w:p>
                     <w:p>
                       <w:pPr>
-                        <w:spacing w:after="0" w:line="240" w:lineRule="auto"/>
+                        <w:spacing w:before="0" w:after="0" w:line="156" w:lineRule="exact"/>
+                        <w:ind w:left="0" w:right="0" w:firstLine="0"/>
                         <w:jc w:val="center"/>
-                        <w:rPr>
-                          <w:rFonts w:ascii="Arial" w:hAnsi="Arial" w:cs="Arial"/>
-                          <w:color w:val="000000"/>
-                          <w:sz w:val="12"/>
-                        </w:rPr>
                       </w:pPr>
                       <w:r>
                         <w:rPr>
-                          <w:rFonts w:ascii="Arial" w:hAnsi="Arial" w:cs="Arial"/>
+                          <w:rFonts w:ascii="Arial" w:hAnsi="Arial" w:eastAsia="Arial" w:cs="Arial"/>
                           <w:color w:val="000000"/>
-                          <w:sz w:val="12"/>
+                          <w:sz w:val="13"/>
+                          <w:szCs w:val="13"/>
                         </w:rPr>
-                        <w:t>source records and expert validation</w:t>
-                      </w:r>
-                    </w:p>
-                    <w:p>
-                      <w:pPr>
-                        <w:spacing w:after="0" w:line="240" w:lineRule="auto"/>
-                        <w:jc w:val="center"/>
-                        <w:rPr>
-                          <w:rFonts w:ascii="Arial" w:hAnsi="Arial" w:cs="Arial"/>
-                          <w:color w:val="000000"/>
-                          <w:sz w:val="12"/>
-                        </w:rPr>
-                      </w:pPr>
-                      <w:r>
-                        <w:rPr>
-                          <w:rFonts w:ascii="Arial" w:hAnsi="Arial" w:cs="Arial"/>
-                          <w:color w:val="000000"/>
-                          <w:sz w:val="12"/>
-                        </w:rPr>
-                        <w:t>Administrative records need review</w:t>
-                      </w:r>
-                    </w:p>
-                    <w:p>
-                      <w:pPr>
-                        <w:spacing w:after="0" w:line="240" w:lineRule="auto"/>
-                        <w:jc w:val="center"/>
-                        <w:rPr>
-                          <w:rFonts w:ascii="Arial" w:hAnsi="Arial" w:cs="Arial"/>
-                          <w:color w:val="000000"/>
-                          <w:sz w:val="12"/>
-                        </w:rPr>
-                      </w:pPr>
-                      <w:r>
-                        <w:rPr>
-                          <w:rFonts w:ascii="Arial" w:hAnsi="Arial" w:cs="Arial"/>
-                          <w:color w:val="000000"/>
-                          <w:sz w:val="12"/>
-                        </w:rPr>
-                        <w:t>and traceable publication status</w:t>
+                        <w:t>Information date unclear</w:t>
                       </w:r>
                     </w:p>
                   </w:txbxContent>
@@ -2408,16 +2116,16 @@
         <mc:AlternateContent>
           <mc:Choice Requires="wps">
             <w:drawing>
-              <wp:anchor distT="0" distB="0" distL="114300" distR="114300" simplePos="0" relativeHeight="251684864" behindDoc="0" locked="1" layoutInCell="1" allowOverlap="1" wp14:anchorId="7D4184AF" wp14:editId="01E3BFCA">
+              <wp:anchor distT="0" distB="0" distL="114300" distR="114300" simplePos="0" relativeHeight="251684864" behindDoc="0" locked="0" layoutInCell="1" allowOverlap="1" wp14:anchorId="7D4184AF" wp14:editId="01E3BFCA">
                 <wp:simplePos x="0" y="0"/>
                 <wp:positionH relativeFrom="page">
-                  <wp:posOffset>3556000</wp:posOffset>
+                  <wp:posOffset>3383823</wp:posOffset>
                 </wp:positionH>
                 <wp:positionV relativeFrom="page">
-                  <wp:posOffset>4825365</wp:posOffset>
+                  <wp:posOffset>5231606</wp:posOffset>
                 </wp:positionV>
-                <wp:extent cx="901700" cy="774700"/>
-                <wp:effectExtent l="0" t="0" r="31750" b="25400"/>
+                <wp:extent cx="740143" cy="695960"/>
+                <wp:effectExtent l="0" t="0" r="0" b="0"/>
                 <wp:wrapNone/>
                 <wp:docPr id="26" name="Fishbone_2_Branch_3"/>
                 <wp:cNvGraphicFramePr/>
@@ -2428,17 +2136,15 @@
                       <wps:spPr>
                         <a:xfrm flipH="1">
                           <a:off x="0" y="0"/>
-                          <a:ext cx="901700" cy="774700"/>
+                          <a:ext cx="740143" cy="695960"/>
                         </a:xfrm>
                         <a:prstGeom prst="straightConnector1">
                           <a:avLst/>
                         </a:prstGeom>
-                        <a:ln w="10160">
+                        <a:ln w="8255">
                           <a:solidFill>
-                            <a:srgbClr val="4B4B4B"/>
+                            <a:srgbClr val="7D7D7D"/>
                           </a:solidFill>
-                          <a:headEnd type="none"/>
-                          <a:tailEnd type="none"/>
                         </a:ln>
                       </wps:spPr>
                       <wps:style>
@@ -2464,7 +2170,7 @@
           </mc:Choice>
           <mc:Fallback>
             <w:pict>
-              <v:shape w14:anchorId="6F2406EF" id="Fishbone_2_Branch_3" o:spid="_x0000_s1026" type="#_x0000_t32" style="position:absolute;margin-left:280pt;margin-top:379.95pt;width:71pt;height:61pt;flip:x;z-index:251684864;visibility:visible;mso-wrap-style:square;mso-wrap-distance-left:9pt;mso-wrap-distance-top:0;mso-wrap-distance-right:9pt;mso-wrap-distance-bottom:0;mso-position-horizontal:absolute;mso-position-horizontal-relative:page;mso-position-vertical:absolute;mso-position-vertical-relative:page" o:gfxdata="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" strokecolor="#4b4b4b" strokeweight=".8pt">
+              <v:shape w14:anchorId="6F2406EF" id="Fishbone_2_Branch_3" o:spid="_x0000_s1026" type="#_x0000_t32" style="position:absolute;margin-left:266.4428pt;margin-top:411.9375pt;width:58.2790pt;height:54.8000pt;flip:x;z-index:251684864;visibility:visible;mso-wrap-style:square;mso-wrap-distance-left:9pt;mso-wrap-distance-top:0;mso-wrap-distance-right:9pt;mso-wrap-distance-bottom:0;mso-position-horizontal:absolute;mso-position-horizontal-relative:page;mso-position-vertical:absolute;mso-position-vertical-relative:page" strokecolor="#7D7D7D" strokeweight="0.65pt">
                 <w10:wrap anchorx="page" anchory="page"/>
                 <w10:anchorlock/>
               </v:shape>
@@ -2479,18 +2185,18 @@
         <mc:AlternateContent>
           <mc:Choice Requires="wps">
             <w:drawing>
-              <wp:anchor distT="0" distB="0" distL="114300" distR="114300" simplePos="0" relativeHeight="251683840" behindDoc="0" locked="1" layoutInCell="1" allowOverlap="1" wp14:anchorId="631C903A" wp14:editId="6A192103">
+              <wp:anchor distT="0" distB="0" distL="114300" distR="114300" simplePos="0" relativeHeight="251683840" behindDoc="0" locked="0" layoutInCell="1" allowOverlap="1" wp14:anchorId="631C903A" wp14:editId="6A192103">
                 <wp:simplePos x="0" y="0"/>
                 <wp:positionH relativeFrom="page">
-                  <wp:posOffset>2966720</wp:posOffset>
+                  <wp:posOffset>3447300</wp:posOffset>
                 </wp:positionH>
                 <wp:positionV relativeFrom="page">
-                  <wp:posOffset>4126865</wp:posOffset>
+                  <wp:posOffset>4653756</wp:posOffset>
                 </wp:positionV>
-                <wp:extent cx="2184400" cy="609600"/>
-                <wp:effectExtent l="0" t="0" r="6350" b="0"/>
+                <wp:extent cx="1345714" cy="558800"/>
+                <wp:effectExtent l="0" t="0" r="0" b="0"/>
                 <wp:wrapNone/>
-                <wp:docPr id="25" name="Fishbone_2_Causes_2"/>
+                <wp:docPr id="25" name="Fishbone_2_Causes_2" descr="Difficulty determining whether a location may be susceptible Some respondents did not know how to determine susceptibility"/>
                 <wp:cNvGraphicFramePr/>
                 <a:graphic xmlns:a="http://schemas.openxmlformats.org/drawingml/2006/main">
                   <a:graphicData uri="http://schemas.microsoft.com/office/word/2010/wordprocessingShape">
@@ -2499,7 +2205,7 @@
                       <wps:spPr>
                         <a:xfrm>
                           <a:off x="0" y="0"/>
-                          <a:ext cx="2184400" cy="609600"/>
+                          <a:ext cx="1345714" cy="558800"/>
                         </a:xfrm>
                         <a:prstGeom prst="rect">
                           <a:avLst/>
@@ -2522,83 +2228,71 @@
                         <w:txbxContent>
                           <w:p>
                             <w:pPr>
-                              <w:spacing w:after="0" w:line="240" w:lineRule="auto"/>
+                              <w:spacing w:before="0" w:after="0" w:line="156" w:lineRule="exact"/>
+                              <w:ind w:left="0" w:right="0" w:firstLine="0"/>
                               <w:jc w:val="center"/>
-                              <w:rPr>
-                                <w:rFonts w:ascii="Arial" w:hAnsi="Arial" w:cs="Arial"/>
-                                <w:color w:val="000000"/>
-                                <w:sz w:val="12"/>
-                              </w:rPr>
                             </w:pPr>
                             <w:r>
                               <w:rPr>
-                                <w:rFonts w:ascii="Arial" w:hAnsi="Arial" w:cs="Arial"/>
+                                <w:rFonts w:ascii="Arial" w:hAnsi="Arial" w:eastAsia="Arial" w:cs="Arial"/>
                                 <w:color w:val="000000"/>
-                                <w:sz w:val="12"/>
+                                <w:sz w:val="13"/>
+                                <w:szCs w:val="13"/>
                               </w:rPr>
-                              <w:t>Location and rainfall facts require</w:t>
+                              <w:t>Difficulty determining whether</w:t>
                             </w:r>
                           </w:p>
                           <w:p>
                             <w:pPr>
-                              <w:spacing w:after="0" w:line="240" w:lineRule="auto"/>
+                              <w:spacing w:before="0" w:after="0" w:line="156" w:lineRule="exact"/>
+                              <w:ind w:left="0" w:right="0" w:firstLine="0"/>
                               <w:jc w:val="center"/>
-                              <w:rPr>
-                                <w:rFonts w:ascii="Arial" w:hAnsi="Arial" w:cs="Arial"/>
-                                <w:color w:val="000000"/>
-                                <w:sz w:val="12"/>
-                              </w:rPr>
                             </w:pPr>
                             <w:r>
                               <w:rPr>
-                                <w:rFonts w:ascii="Arial" w:hAnsi="Arial" w:cs="Arial"/>
+                                <w:rFonts w:ascii="Arial" w:hAnsi="Arial" w:eastAsia="Arial" w:cs="Arial"/>
                                 <w:color w:val="000000"/>
-                                <w:sz w:val="12"/>
+                                <w:sz w:val="13"/>
+                                <w:szCs w:val="13"/>
                               </w:rPr>
-                              <w:t>consistent deterministic processing</w:t>
+                              <w:t>a location may be susceptible</w:t>
                             </w:r>
                           </w:p>
                           <w:p>
                             <w:pPr>
-                              <w:spacing w:after="0" w:line="240" w:lineRule="auto"/>
+                              <w:spacing w:before="0" w:after="0" w:line="156" w:lineRule="exact"/>
+                              <w:ind w:left="0" w:right="0" w:firstLine="0"/>
                               <w:jc w:val="center"/>
-                              <w:rPr>
-                                <w:rFonts w:ascii="Arial" w:hAnsi="Arial" w:cs="Arial"/>
-                                <w:color w:val="000000"/>
-                                <w:sz w:val="12"/>
-                              </w:rPr>
                             </w:pPr>
                             <w:r>
                               <w:rPr>
-                                <w:rFonts w:ascii="Arial" w:hAnsi="Arial" w:cs="Arial"/>
+                                <w:rFonts w:ascii="Arial" w:hAnsi="Arial" w:eastAsia="Arial" w:cs="Arial"/>
                                 <w:color w:val="000000"/>
-                                <w:sz w:val="12"/>
+                                <w:sz w:val="13"/>
+                                <w:szCs w:val="13"/>
                               </w:rPr>
-                              <w:t>Results need a clear explanation</w:t>
+                              <w:t>Some respondents did not know</w:t>
                             </w:r>
                           </w:p>
                           <w:p>
                             <w:pPr>
-                              <w:spacing w:after="0" w:line="240" w:lineRule="auto"/>
+                              <w:spacing w:before="0" w:after="0" w:line="156" w:lineRule="exact"/>
+                              <w:ind w:left="0" w:right="0" w:firstLine="0"/>
                               <w:jc w:val="center"/>
-                              <w:rPr>
-                                <w:rFonts w:ascii="Arial" w:hAnsi="Arial" w:cs="Arial"/>
-                                <w:color w:val="000000"/>
-                                <w:sz w:val="12"/>
-                              </w:rPr>
                             </w:pPr>
                             <w:r>
                               <w:rPr>
-                                <w:rFonts w:ascii="Arial" w:hAnsi="Arial" w:cs="Arial"/>
+                                <w:rFonts w:ascii="Arial" w:hAnsi="Arial" w:eastAsia="Arial" w:cs="Arial"/>
                                 <w:color w:val="000000"/>
-                                <w:sz w:val="12"/>
+                                <w:sz w:val="13"/>
+                                <w:szCs w:val="13"/>
                               </w:rPr>
-                              <w:t>and geographic context</w:t>
+                              <w:t>how to determine susceptibility</w:t>
                             </w:r>
                           </w:p>
                         </w:txbxContent>
                       </wps:txbx>
-                      <wps:bodyPr rot="0" spcFirstLastPara="0" vertOverflow="overflow" horzOverflow="overflow" vert="horz" wrap="square" lIns="25400" tIns="12700" rIns="25400" bIns="12700" numCol="1" spcCol="0" rtlCol="0" fromWordArt="0" anchor="ctr" anchorCtr="0" forceAA="0" compatLnSpc="1">
+                      <wps:bodyPr rot="0" spcFirstLastPara="0" vertOverflow="overflow" horzOverflow="overflow" vert="horz" wrap="square" lIns="0" tIns="0" rIns="0" bIns="0" numCol="1" spcCol="0" rtlCol="0" fromWordArt="0" anchor="ctr" anchorCtr="0" forceAA="0" compatLnSpc="1">
                         <a:prstTxWarp prst="textNoShape">
                           <a:avLst/>
                         </a:prstTxWarp>
@@ -2612,83 +2306,71 @@
           </mc:Choice>
           <mc:Fallback>
             <w:pict>
-              <v:shape w14:anchorId="631C903A" id="Fishbone_2_Causes_2" o:spid="_x0000_s1037" type="#_x0000_t202" style="position:absolute;margin-left:233.6pt;margin-top:324.95pt;width:172pt;height:48pt;z-index:251683840;visibility:visible;mso-wrap-style:square;mso-wrap-distance-left:9pt;mso-wrap-distance-top:0;mso-wrap-distance-right:9pt;mso-wrap-distance-bottom:0;mso-position-horizontal:absolute;mso-position-horizontal-relative:page;mso-position-vertical:absolute;mso-position-vertical-relative:page;v-text-anchor:middle" o:gfxdata="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" filled="f" stroked="f" strokeweight=".5pt">
-                <v:textbox inset="2pt,1pt,2pt,1pt">
+              <v:shape w14:anchorId="631C903A" id="Fishbone_2_Causes_2" o:spid="_x0000_s1037" type="#_x0000_t202" style="position:absolute;margin-left:271.4410pt;margin-top:366.4375pt;width:105.9617pt;height:44.0000pt;z-index:251683840;visibility:visible;mso-wrap-style:square;mso-wrap-distance-left:9pt;mso-wrap-distance-top:0;mso-wrap-distance-right:9pt;mso-wrap-distance-bottom:0;mso-position-horizontal:absolute;mso-position-horizontal-relative:page;mso-position-vertical:absolute;mso-position-vertical-relative:page;v-text-anchor:middle" filled="f" stroked="f" strokeweight=".5pt">
+                <v:textbox inset="0,0,0,0">
                   <w:txbxContent>
                     <w:p>
                       <w:pPr>
-                        <w:spacing w:after="0" w:line="240" w:lineRule="auto"/>
+                        <w:spacing w:before="0" w:after="0" w:line="156" w:lineRule="exact"/>
+                        <w:ind w:left="0" w:right="0" w:firstLine="0"/>
                         <w:jc w:val="center"/>
-                        <w:rPr>
-                          <w:rFonts w:ascii="Arial" w:hAnsi="Arial" w:cs="Arial"/>
-                          <w:color w:val="000000"/>
-                          <w:sz w:val="12"/>
-                        </w:rPr>
                       </w:pPr>
                       <w:r>
                         <w:rPr>
-                          <w:rFonts w:ascii="Arial" w:hAnsi="Arial" w:cs="Arial"/>
+                          <w:rFonts w:ascii="Arial" w:hAnsi="Arial" w:eastAsia="Arial" w:cs="Arial"/>
                           <w:color w:val="000000"/>
-                          <w:sz w:val="12"/>
+                          <w:sz w:val="13"/>
+                          <w:szCs w:val="13"/>
                         </w:rPr>
-                        <w:t>Location and rainfall facts require</w:t>
+                        <w:t>Difficulty determining whether</w:t>
                       </w:r>
                     </w:p>
                     <w:p>
                       <w:pPr>
-                        <w:spacing w:after="0" w:line="240" w:lineRule="auto"/>
+                        <w:spacing w:before="0" w:after="0" w:line="156" w:lineRule="exact"/>
+                        <w:ind w:left="0" w:right="0" w:firstLine="0"/>
                         <w:jc w:val="center"/>
-                        <w:rPr>
-                          <w:rFonts w:ascii="Arial" w:hAnsi="Arial" w:cs="Arial"/>
-                          <w:color w:val="000000"/>
-                          <w:sz w:val="12"/>
-                        </w:rPr>
                       </w:pPr>
                       <w:r>
                         <w:rPr>
-                          <w:rFonts w:ascii="Arial" w:hAnsi="Arial" w:cs="Arial"/>
+                          <w:rFonts w:ascii="Arial" w:hAnsi="Arial" w:eastAsia="Arial" w:cs="Arial"/>
                           <w:color w:val="000000"/>
-                          <w:sz w:val="12"/>
+                          <w:sz w:val="13"/>
+                          <w:szCs w:val="13"/>
                         </w:rPr>
-                        <w:t>consistent deterministic processing</w:t>
+                        <w:t>a location may be susceptible</w:t>
                       </w:r>
                     </w:p>
                     <w:p>
                       <w:pPr>
-                        <w:spacing w:after="0" w:line="240" w:lineRule="auto"/>
+                        <w:spacing w:before="0" w:after="0" w:line="156" w:lineRule="exact"/>
+                        <w:ind w:left="0" w:right="0" w:firstLine="0"/>
                         <w:jc w:val="center"/>
-                        <w:rPr>
-                          <w:rFonts w:ascii="Arial" w:hAnsi="Arial" w:cs="Arial"/>
-                          <w:color w:val="000000"/>
-                          <w:sz w:val="12"/>
-                        </w:rPr>
                       </w:pPr>
                       <w:r>
                         <w:rPr>
-                          <w:rFonts w:ascii="Arial" w:hAnsi="Arial" w:cs="Arial"/>
+                          <w:rFonts w:ascii="Arial" w:hAnsi="Arial" w:eastAsia="Arial" w:cs="Arial"/>
                           <w:color w:val="000000"/>
-                          <w:sz w:val="12"/>
+                          <w:sz w:val="13"/>
+                          <w:szCs w:val="13"/>
                         </w:rPr>
-                        <w:t>Results need a clear explanation</w:t>
+                        <w:t>Some respondents did not know</w:t>
                       </w:r>
                     </w:p>
                     <w:p>
                       <w:pPr>
-                        <w:spacing w:after="0" w:line="240" w:lineRule="auto"/>
+                        <w:spacing w:before="0" w:after="0" w:line="156" w:lineRule="exact"/>
+                        <w:ind w:left="0" w:right="0" w:firstLine="0"/>
                         <w:jc w:val="center"/>
-                        <w:rPr>
-                          <w:rFonts w:ascii="Arial" w:hAnsi="Arial" w:cs="Arial"/>
-                          <w:color w:val="000000"/>
-                          <w:sz w:val="12"/>
-                        </w:rPr>
                       </w:pPr>
                       <w:r>
                         <w:rPr>
-                          <w:rFonts w:ascii="Arial" w:hAnsi="Arial" w:cs="Arial"/>
+                          <w:rFonts w:ascii="Arial" w:hAnsi="Arial" w:eastAsia="Arial" w:cs="Arial"/>
                           <w:color w:val="000000"/>
-                          <w:sz w:val="12"/>
+                          <w:sz w:val="13"/>
+                          <w:szCs w:val="13"/>
                         </w:rPr>
-                        <w:t>and geographic context</w:t>
+                        <w:t>how to determine susceptibility</w:t>
                       </w:r>
                     </w:p>
                   </w:txbxContent>
@@ -2707,16 +2389,16 @@
         <mc:AlternateContent>
           <mc:Choice Requires="wps">
             <w:drawing>
-              <wp:anchor distT="0" distB="0" distL="114300" distR="114300" simplePos="0" relativeHeight="251682816" behindDoc="0" locked="1" layoutInCell="1" allowOverlap="1" wp14:anchorId="14F686B0" wp14:editId="7ED9E742">
+              <wp:anchor distT="0" distB="0" distL="114300" distR="114300" simplePos="0" relativeHeight="251682816" behindDoc="0" locked="0" layoutInCell="1" allowOverlap="1" wp14:anchorId="14F686B0" wp14:editId="7ED9E742">
                 <wp:simplePos x="0" y="0"/>
                 <wp:positionH relativeFrom="page">
-                  <wp:posOffset>4356100</wp:posOffset>
+                  <wp:posOffset>4530219</wp:posOffset>
                 </wp:positionH>
                 <wp:positionV relativeFrom="page">
-                  <wp:posOffset>4012565</wp:posOffset>
+                  <wp:posOffset>4526756</wp:posOffset>
                 </wp:positionV>
-                <wp:extent cx="990600" cy="812800"/>
-                <wp:effectExtent l="0" t="0" r="19050" b="25400"/>
+                <wp:extent cx="665240" cy="704850"/>
+                <wp:effectExtent l="0" t="0" r="0" b="0"/>
                 <wp:wrapNone/>
                 <wp:docPr id="24" name="Fishbone_2_Branch_2"/>
                 <wp:cNvGraphicFramePr/>
@@ -2727,17 +2409,15 @@
                       <wps:spPr>
                         <a:xfrm>
                           <a:off x="0" y="0"/>
-                          <a:ext cx="990600" cy="812800"/>
+                          <a:ext cx="665240" cy="704850"/>
                         </a:xfrm>
                         <a:prstGeom prst="straightConnector1">
                           <a:avLst/>
                         </a:prstGeom>
-                        <a:ln w="10160">
+                        <a:ln w="8255">
                           <a:solidFill>
-                            <a:srgbClr val="4B4B4B"/>
+                            <a:srgbClr val="7D7D7D"/>
                           </a:solidFill>
-                          <a:headEnd type="none"/>
-                          <a:tailEnd type="none"/>
                         </a:ln>
                       </wps:spPr>
                       <wps:style>
@@ -2763,7 +2443,7 @@
           </mc:Choice>
           <mc:Fallback>
             <w:pict>
-              <v:shape w14:anchorId="04CE1FD9" id="Fishbone_2_Branch_2" o:spid="_x0000_s1026" type="#_x0000_t32" style="position:absolute;margin-left:343pt;margin-top:315.95pt;width:78pt;height:64pt;z-index:251682816;visibility:visible;mso-wrap-style:square;mso-wrap-distance-left:9pt;mso-wrap-distance-top:0;mso-wrap-distance-right:9pt;mso-wrap-distance-bottom:0;mso-position-horizontal:absolute;mso-position-horizontal-relative:page;mso-position-vertical:absolute;mso-position-vertical-relative:page" o:gfxdata="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" strokecolor="#4b4b4b" strokeweight=".8pt">
+              <v:shape w14:anchorId="04CE1FD9" id="Fishbone_2_Branch_2" o:spid="_x0000_s1026" type="#_x0000_t32" style="position:absolute;margin-left:356.7102pt;margin-top:356.4375pt;width:52.3811pt;height:55.5000pt;z-index:251682816;visibility:visible;mso-wrap-style:square;mso-wrap-distance-left:9pt;mso-wrap-distance-top:0;mso-wrap-distance-right:9pt;mso-wrap-distance-bottom:0;mso-position-horizontal:absolute;mso-position-horizontal-relative:page;mso-position-vertical:absolute;mso-position-vertical-relative:page" strokecolor="#7D7D7D" strokeweight="0.65pt">
                 <w10:wrap anchorx="page" anchory="page"/>
                 <w10:anchorlock/>
               </v:shape>
@@ -2778,18 +2458,18 @@
         <mc:AlternateContent>
           <mc:Choice Requires="wps">
             <w:drawing>
-              <wp:anchor distT="0" distB="0" distL="114300" distR="114300" simplePos="0" relativeHeight="251681792" behindDoc="0" locked="1" layoutInCell="1" allowOverlap="1" wp14:anchorId="313C5F80" wp14:editId="73530924">
+              <wp:anchor distT="0" distB="0" distL="114300" distR="114300" simplePos="0" relativeHeight="251681792" behindDoc="0" locked="0" layoutInCell="1" allowOverlap="1" wp14:anchorId="313C5F80" wp14:editId="73530924">
                 <wp:simplePos x="0" y="0"/>
                 <wp:positionH relativeFrom="page">
-                  <wp:posOffset>3771900</wp:posOffset>
+                  <wp:posOffset>4244572</wp:posOffset>
                 </wp:positionH>
                 <wp:positionV relativeFrom="page">
-                  <wp:posOffset>3771265</wp:posOffset>
+                  <wp:posOffset>4336256</wp:posOffset>
                 </wp:positionV>
-                <wp:extent cx="1168400" cy="241300"/>
-                <wp:effectExtent l="0" t="0" r="12700" b="25400"/>
+                <wp:extent cx="571294" cy="190500"/>
+                <wp:effectExtent l="0" t="0" r="0" b="0"/>
                 <wp:wrapNone/>
-                <wp:docPr id="23" name="Fishbone_2_Category_2"/>
+                <wp:docPr id="23" name="Fishbone_2_Category_2" descr="MEANING"/>
                 <wp:cNvGraphicFramePr/>
                 <a:graphic xmlns:a="http://schemas.openxmlformats.org/drawingml/2006/main">
                   <a:graphicData uri="http://schemas.microsoft.com/office/word/2010/wordprocessingShape">
@@ -2798,7 +2478,7 @@
                       <wps:spPr>
                         <a:xfrm>
                           <a:off x="0" y="0"/>
-                          <a:ext cx="1168400" cy="241300"/>
+                          <a:ext cx="571294" cy="190500"/>
                         </a:xfrm>
                         <a:prstGeom prst="rect">
                           <a:avLst/>
@@ -2806,9 +2486,9 @@
                         <a:solidFill>
                           <a:srgbClr val="FFFFFF"/>
                         </a:solidFill>
-                        <a:ln w="10160">
+                        <a:ln w="7620">
                           <a:solidFill>
-                            <a:srgbClr val="2D2D2D"/>
+                            <a:srgbClr val="5A5A5A"/>
                           </a:solidFill>
                         </a:ln>
                       </wps:spPr>
@@ -2832,28 +2512,25 @@
                         <w:txbxContent>
                           <w:p>
                             <w:pPr>
-                              <w:spacing w:after="0" w:line="240" w:lineRule="auto"/>
+                              <w:spacing w:before="0" w:after="0" w:line="150" w:lineRule="exact"/>
+                              <w:ind w:left="0" w:right="0" w:firstLine="0"/>
                               <w:jc w:val="center"/>
-                              <w:rPr>
-                                <w:rFonts w:ascii="Arial" w:hAnsi="Arial" w:cs="Arial"/>
-                                <w:b/>
-                                <w:color w:val="000000"/>
-                                <w:sz w:val="13"/>
-                              </w:rPr>
                             </w:pPr>
                             <w:r>
                               <w:rPr>
-                                <w:rFonts w:ascii="Arial" w:hAnsi="Arial" w:cs="Arial"/>
-                                <w:b/>
+                                <w:rFonts w:ascii="Arial" w:hAnsi="Arial" w:eastAsia="Arial" w:cs="Arial"/>
                                 <w:color w:val="000000"/>
                                 <w:sz w:val="13"/>
+                                <w:szCs w:val="13"/>
+                                <w:b/>
+                                <w:bCs/>
                               </w:rPr>
-                              <w:t>ASSESSMENT</w:t>
+                              <w:t>MEANING</w:t>
                             </w:r>
                           </w:p>
                         </w:txbxContent>
                       </wps:txbx>
-                      <wps:bodyPr rot="0" spcFirstLastPara="0" vertOverflow="overflow" horzOverflow="overflow" vert="horz" wrap="square" lIns="25400" tIns="12700" rIns="25400" bIns="12700" numCol="1" spcCol="0" rtlCol="0" fromWordArt="0" anchor="ctr" anchorCtr="0" forceAA="0" compatLnSpc="1">
+                      <wps:bodyPr rot="0" spcFirstLastPara="0" vertOverflow="overflow" horzOverflow="overflow" vert="horz" wrap="square" lIns="0" tIns="0" rIns="0" bIns="0" numCol="1" spcCol="0" rtlCol="0" fromWordArt="0" anchor="ctr" anchorCtr="0" forceAA="0" compatLnSpc="1">
                         <a:prstTxWarp prst="textNoShape">
                           <a:avLst/>
                         </a:prstTxWarp>
@@ -2867,28 +2544,25 @@
           </mc:Choice>
           <mc:Fallback>
             <w:pict>
-              <v:rect w14:anchorId="313C5F80" id="Fishbone_2_Category_2" o:spid="_x0000_s1038" style="position:absolute;margin-left:297pt;margin-top:296.95pt;width:92pt;height:19pt;z-index:251681792;visibility:visible;mso-wrap-style:square;mso-wrap-distance-left:9pt;mso-wrap-distance-top:0;mso-wrap-distance-right:9pt;mso-wrap-distance-bottom:0;mso-position-horizontal:absolute;mso-position-horizontal-relative:page;mso-position-vertical:absolute;mso-position-vertical-relative:page;v-text-anchor:middle" o:gfxdata="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" strokecolor="#2d2d2d" strokeweight=".8pt">
-                <v:textbox inset="2pt,1pt,2pt,1pt">
+              <v:rect w14:anchorId="313C5F80" id="Fishbone_2_Category_2" o:spid="_x0000_s1038" style="position:absolute;margin-left:334.2183pt;margin-top:341.4375pt;width:44.9838pt;height:15.0000pt;z-index:251681792;visibility:visible;mso-wrap-style:square;mso-wrap-distance-left:9pt;mso-wrap-distance-top:0;mso-wrap-distance-right:9pt;mso-wrap-distance-bottom:0;mso-position-horizontal:absolute;mso-position-horizontal-relative:page;mso-position-vertical:absolute;mso-position-vertical-relative:page;v-text-anchor:middle" strokecolor="#5A5A5A" strokeweight="0.6pt">
+                <v:textbox inset="0,0,0,0">
                   <w:txbxContent>
                     <w:p>
                       <w:pPr>
-                        <w:spacing w:after="0" w:line="240" w:lineRule="auto"/>
+                        <w:spacing w:before="0" w:after="0" w:line="150" w:lineRule="exact"/>
+                        <w:ind w:left="0" w:right="0" w:firstLine="0"/>
                         <w:jc w:val="center"/>
-                        <w:rPr>
-                          <w:rFonts w:ascii="Arial" w:hAnsi="Arial" w:cs="Arial"/>
-                          <w:b/>
-                          <w:color w:val="000000"/>
-                          <w:sz w:val="13"/>
-                        </w:rPr>
                       </w:pPr>
                       <w:r>
                         <w:rPr>
-                          <w:rFonts w:ascii="Arial" w:hAnsi="Arial" w:cs="Arial"/>
-                          <w:b/>
+                          <w:rFonts w:ascii="Arial" w:hAnsi="Arial" w:eastAsia="Arial" w:cs="Arial"/>
                           <w:color w:val="000000"/>
                           <w:sz w:val="13"/>
+                          <w:szCs w:val="13"/>
+                          <w:b/>
+                          <w:bCs/>
                         </w:rPr>
-                        <w:t>ASSESSMENT</w:t>
+                        <w:t>MEANING</w:t>
                       </w:r>
                     </w:p>
                   </w:txbxContent>
@@ -2907,18 +2581,18 @@
         <mc:AlternateContent>
           <mc:Choice Requires="wps">
             <w:drawing>
-              <wp:anchor distT="0" distB="0" distL="114300" distR="114300" simplePos="0" relativeHeight="251680768" behindDoc="0" locked="1" layoutInCell="1" allowOverlap="1" wp14:anchorId="13CDA264" wp14:editId="6334C95F">
+              <wp:anchor distT="0" distB="0" distL="114300" distR="114300" simplePos="0" relativeHeight="251680768" behindDoc="0" locked="0" layoutInCell="1" allowOverlap="1" wp14:anchorId="13CDA264" wp14:editId="6334C95F">
                 <wp:simplePos x="0" y="0"/>
                 <wp:positionH relativeFrom="page">
-                  <wp:posOffset>825500</wp:posOffset>
+                  <wp:posOffset>1822287</wp:posOffset>
                 </wp:positionH>
                 <wp:positionV relativeFrom="page">
-                  <wp:posOffset>4126865</wp:posOffset>
+                  <wp:posOffset>4736306</wp:posOffset>
                 </wp:positionV>
-                <wp:extent cx="2082800" cy="609600"/>
+                <wp:extent cx="1193369" cy="469900"/>
                 <wp:effectExtent l="0" t="0" r="0" b="0"/>
                 <wp:wrapNone/>
-                <wp:docPr id="22" name="Fishbone_2_Causes_1"/>
+                <wp:docPr id="22" name="Fishbone_2_Causes_1" descr="Information too general Details not specific to the resident’s location"/>
                 <wp:cNvGraphicFramePr/>
                 <a:graphic xmlns:a="http://schemas.openxmlformats.org/drawingml/2006/main">
                   <a:graphicData uri="http://schemas.microsoft.com/office/word/2010/wordprocessingShape">
@@ -2927,7 +2601,7 @@
                       <wps:spPr>
                         <a:xfrm>
                           <a:off x="0" y="0"/>
-                          <a:ext cx="2082800" cy="609600"/>
+                          <a:ext cx="1193369" cy="469900"/>
                         </a:xfrm>
                         <a:prstGeom prst="rect">
                           <a:avLst/>
@@ -2950,83 +2624,55 @@
                         <w:txbxContent>
                           <w:p>
                             <w:pPr>
-                              <w:spacing w:after="0" w:line="240" w:lineRule="auto"/>
+                              <w:spacing w:before="0" w:after="0" w:line="156" w:lineRule="exact"/>
+                              <w:ind w:left="0" w:right="0" w:firstLine="0"/>
                               <w:jc w:val="center"/>
-                              <w:rPr>
-                                <w:rFonts w:ascii="Arial" w:hAnsi="Arial" w:cs="Arial"/>
-                                <w:color w:val="000000"/>
-                                <w:sz w:val="12"/>
-                              </w:rPr>
                             </w:pPr>
                             <w:r>
                               <w:rPr>
-                                <w:rFonts w:ascii="Arial" w:hAnsi="Arial" w:cs="Arial"/>
+                                <w:rFonts w:ascii="Arial" w:hAnsi="Arial" w:eastAsia="Arial" w:cs="Arial"/>
                                 <w:color w:val="000000"/>
-                                <w:sz w:val="12"/>
+                                <w:sz w:val="13"/>
+                                <w:szCs w:val="13"/>
                               </w:rPr>
-                              <w:t>Institutional knowledge remains</w:t>
+                              <w:t>Information too general</w:t>
                             </w:r>
                           </w:p>
                           <w:p>
                             <w:pPr>
-                              <w:spacing w:after="0" w:line="240" w:lineRule="auto"/>
+                              <w:spacing w:before="0" w:after="0" w:line="156" w:lineRule="exact"/>
+                              <w:ind w:left="0" w:right="0" w:firstLine="0"/>
                               <w:jc w:val="center"/>
-                              <w:rPr>
-                                <w:rFonts w:ascii="Arial" w:hAnsi="Arial" w:cs="Arial"/>
-                                <w:color w:val="000000"/>
-                                <w:sz w:val="12"/>
-                              </w:rPr>
                             </w:pPr>
                             <w:r>
                               <w:rPr>
-                                <w:rFonts w:ascii="Arial" w:hAnsi="Arial" w:cs="Arial"/>
+                                <w:rFonts w:ascii="Arial" w:hAnsi="Arial" w:eastAsia="Arial" w:cs="Arial"/>
                                 <w:color w:val="000000"/>
-                                <w:sz w:val="12"/>
+                                <w:sz w:val="13"/>
+                                <w:szCs w:val="13"/>
                               </w:rPr>
-                              <w:t>across records, maps, and protocols</w:t>
+                              <w:t>Details not specific to the</w:t>
                             </w:r>
                           </w:p>
                           <w:p>
                             <w:pPr>
-                              <w:spacing w:after="0" w:line="240" w:lineRule="auto"/>
+                              <w:spacing w:before="0" w:after="0" w:line="156" w:lineRule="exact"/>
+                              <w:ind w:left="0" w:right="0" w:firstLine="0"/>
                               <w:jc w:val="center"/>
-                              <w:rPr>
-                                <w:rFonts w:ascii="Arial" w:hAnsi="Arial" w:cs="Arial"/>
-                                <w:color w:val="000000"/>
-                                <w:sz w:val="12"/>
-                              </w:rPr>
                             </w:pPr>
                             <w:r>
                               <w:rPr>
-                                <w:rFonts w:ascii="Arial" w:hAnsi="Arial" w:cs="Arial"/>
+                                <w:rFonts w:ascii="Arial" w:hAnsi="Arial" w:eastAsia="Arial" w:cs="Arial"/>
                                 <w:color w:val="000000"/>
-                                <w:sz w:val="12"/>
+                                <w:sz w:val="13"/>
+                                <w:szCs w:val="13"/>
                               </w:rPr>
-                              <w:t>Flood relationships must be formalized</w:t>
-                            </w:r>
-                          </w:p>
-                          <w:p>
-                            <w:pPr>
-                              <w:spacing w:after="0" w:line="240" w:lineRule="auto"/>
-                              <w:jc w:val="center"/>
-                              <w:rPr>
-                                <w:rFonts w:ascii="Arial" w:hAnsi="Arial" w:cs="Arial"/>
-                                <w:color w:val="000000"/>
-                                <w:sz w:val="12"/>
-                              </w:rPr>
-                            </w:pPr>
-                            <w:r>
-                              <w:rPr>
-                                <w:rFonts w:ascii="Arial" w:hAnsi="Arial" w:cs="Arial"/>
-                                <w:color w:val="000000"/>
-                                <w:sz w:val="12"/>
-                              </w:rPr>
-                              <w:t>as facts and IF-THEN rules</w:t>
+                              <w:t>resident’s location</w:t>
                             </w:r>
                           </w:p>
                         </w:txbxContent>
                       </wps:txbx>
-                      <wps:bodyPr rot="0" spcFirstLastPara="0" vertOverflow="overflow" horzOverflow="overflow" vert="horz" wrap="square" lIns="25400" tIns="12700" rIns="25400" bIns="12700" numCol="1" spcCol="0" rtlCol="0" fromWordArt="0" anchor="ctr" anchorCtr="0" forceAA="0" compatLnSpc="1">
+                      <wps:bodyPr rot="0" spcFirstLastPara="0" vertOverflow="overflow" horzOverflow="overflow" vert="horz" wrap="square" lIns="0" tIns="0" rIns="0" bIns="0" numCol="1" spcCol="0" rtlCol="0" fromWordArt="0" anchor="ctr" anchorCtr="0" forceAA="0" compatLnSpc="1">
                         <a:prstTxWarp prst="textNoShape">
                           <a:avLst/>
                         </a:prstTxWarp>
@@ -3040,83 +2686,55 @@
           </mc:Choice>
           <mc:Fallback>
             <w:pict>
-              <v:shape w14:anchorId="13CDA264" id="Fishbone_2_Causes_1" o:spid="_x0000_s1039" type="#_x0000_t202" style="position:absolute;margin-left:65pt;margin-top:324.95pt;width:164pt;height:48pt;z-index:251680768;visibility:visible;mso-wrap-style:square;mso-wrap-distance-left:9pt;mso-wrap-distance-top:0;mso-wrap-distance-right:9pt;mso-wrap-distance-bottom:0;mso-position-horizontal:absolute;mso-position-horizontal-relative:page;mso-position-vertical:absolute;mso-position-vertical-relative:page;v-text-anchor:middle" o:gfxdata="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" filled="f" stroked="f" strokeweight=".5pt">
-                <v:textbox inset="2pt,1pt,2pt,1pt">
+              <v:shape w14:anchorId="13CDA264" id="Fishbone_2_Causes_1" o:spid="_x0000_s1039" type="#_x0000_t202" style="position:absolute;margin-left:143.4872pt;margin-top:372.9375pt;width:93.9661pt;height:37.0000pt;z-index:251680768;visibility:visible;mso-wrap-style:square;mso-wrap-distance-left:9pt;mso-wrap-distance-top:0;mso-wrap-distance-right:9pt;mso-wrap-distance-bottom:0;mso-position-horizontal:absolute;mso-position-horizontal-relative:page;mso-position-vertical:absolute;mso-position-vertical-relative:page;v-text-anchor:middle" filled="f" stroked="f" strokeweight=".5pt">
+                <v:textbox inset="0,0,0,0">
                   <w:txbxContent>
                     <w:p>
                       <w:pPr>
-                        <w:spacing w:after="0" w:line="240" w:lineRule="auto"/>
+                        <w:spacing w:before="0" w:after="0" w:line="156" w:lineRule="exact"/>
+                        <w:ind w:left="0" w:right="0" w:firstLine="0"/>
                         <w:jc w:val="center"/>
-                        <w:rPr>
-                          <w:rFonts w:ascii="Arial" w:hAnsi="Arial" w:cs="Arial"/>
-                          <w:color w:val="000000"/>
-                          <w:sz w:val="12"/>
-                        </w:rPr>
                       </w:pPr>
                       <w:r>
                         <w:rPr>
-                          <w:rFonts w:ascii="Arial" w:hAnsi="Arial" w:cs="Arial"/>
+                          <w:rFonts w:ascii="Arial" w:hAnsi="Arial" w:eastAsia="Arial" w:cs="Arial"/>
                           <w:color w:val="000000"/>
-                          <w:sz w:val="12"/>
+                          <w:sz w:val="13"/>
+                          <w:szCs w:val="13"/>
                         </w:rPr>
-                        <w:t>Institutional knowledge remains</w:t>
+                        <w:t>Information too general</w:t>
                       </w:r>
                     </w:p>
                     <w:p>
                       <w:pPr>
-                        <w:spacing w:after="0" w:line="240" w:lineRule="auto"/>
+                        <w:spacing w:before="0" w:after="0" w:line="156" w:lineRule="exact"/>
+                        <w:ind w:left="0" w:right="0" w:firstLine="0"/>
                         <w:jc w:val="center"/>
-                        <w:rPr>
-                          <w:rFonts w:ascii="Arial" w:hAnsi="Arial" w:cs="Arial"/>
-                          <w:color w:val="000000"/>
-                          <w:sz w:val="12"/>
-                        </w:rPr>
                       </w:pPr>
                       <w:r>
                         <w:rPr>
-                          <w:rFonts w:ascii="Arial" w:hAnsi="Arial" w:cs="Arial"/>
+                          <w:rFonts w:ascii="Arial" w:hAnsi="Arial" w:eastAsia="Arial" w:cs="Arial"/>
                           <w:color w:val="000000"/>
-                          <w:sz w:val="12"/>
+                          <w:sz w:val="13"/>
+                          <w:szCs w:val="13"/>
                         </w:rPr>
-                        <w:t>across records, maps, and protocols</w:t>
+                        <w:t>Details not specific to the</w:t>
                       </w:r>
                     </w:p>
                     <w:p>
                       <w:pPr>
-                        <w:spacing w:after="0" w:line="240" w:lineRule="auto"/>
+                        <w:spacing w:before="0" w:after="0" w:line="156" w:lineRule="exact"/>
+                        <w:ind w:left="0" w:right="0" w:firstLine="0"/>
                         <w:jc w:val="center"/>
-                        <w:rPr>
-                          <w:rFonts w:ascii="Arial" w:hAnsi="Arial" w:cs="Arial"/>
-                          <w:color w:val="000000"/>
-                          <w:sz w:val="12"/>
-                        </w:rPr>
                       </w:pPr>
                       <w:r>
                         <w:rPr>
-                          <w:rFonts w:ascii="Arial" w:hAnsi="Arial" w:cs="Arial"/>
+                          <w:rFonts w:ascii="Arial" w:hAnsi="Arial" w:eastAsia="Arial" w:cs="Arial"/>
                           <w:color w:val="000000"/>
-                          <w:sz w:val="12"/>
+                          <w:sz w:val="13"/>
+                          <w:szCs w:val="13"/>
                         </w:rPr>
-                        <w:t>Flood relationships must be formalized</w:t>
-                      </w:r>
-                    </w:p>
-                    <w:p>
-                      <w:pPr>
-                        <w:spacing w:after="0" w:line="240" w:lineRule="auto"/>
-                        <w:jc w:val="center"/>
-                        <w:rPr>
-                          <w:rFonts w:ascii="Arial" w:hAnsi="Arial" w:cs="Arial"/>
-                          <w:color w:val="000000"/>
-                          <w:sz w:val="12"/>
-                        </w:rPr>
-                      </w:pPr>
-                      <w:r>
-                        <w:rPr>
-                          <w:rFonts w:ascii="Arial" w:hAnsi="Arial" w:cs="Arial"/>
-                          <w:color w:val="000000"/>
-                          <w:sz w:val="12"/>
-                        </w:rPr>
-                        <w:t>as facts and IF-THEN rules</w:t>
+                        <w:t>resident’s location</w:t>
                       </w:r>
                     </w:p>
                   </w:txbxContent>
@@ -3135,16 +2753,16 @@
         <mc:AlternateContent>
           <mc:Choice Requires="wps">
             <w:drawing>
-              <wp:anchor distT="0" distB="0" distL="114300" distR="114300" simplePos="0" relativeHeight="251679744" behindDoc="0" locked="1" layoutInCell="1" allowOverlap="1" wp14:anchorId="556D18C2" wp14:editId="69903F68">
+              <wp:anchor distT="0" distB="0" distL="114300" distR="114300" simplePos="0" relativeHeight="251679744" behindDoc="0" locked="0" layoutInCell="1" allowOverlap="1" wp14:anchorId="556D18C2" wp14:editId="69903F68">
                 <wp:simplePos x="0" y="0"/>
                 <wp:positionH relativeFrom="page">
-                  <wp:posOffset>2349500</wp:posOffset>
+                  <wp:posOffset>2805547</wp:posOffset>
                 </wp:positionH>
                 <wp:positionV relativeFrom="page">
-                  <wp:posOffset>4012565</wp:posOffset>
+                  <wp:posOffset>4526756</wp:posOffset>
                 </wp:positionV>
-                <wp:extent cx="1028700" cy="812800"/>
-                <wp:effectExtent l="0" t="0" r="19050" b="25400"/>
+                <wp:extent cx="584624" cy="704850"/>
+                <wp:effectExtent l="0" t="0" r="0" b="0"/>
                 <wp:wrapNone/>
                 <wp:docPr id="21" name="Fishbone_2_Branch_1"/>
                 <wp:cNvGraphicFramePr/>
@@ -3155,17 +2773,15 @@
                       <wps:spPr>
                         <a:xfrm>
                           <a:off x="0" y="0"/>
-                          <a:ext cx="1028700" cy="812800"/>
+                          <a:ext cx="584624" cy="704850"/>
                         </a:xfrm>
                         <a:prstGeom prst="straightConnector1">
                           <a:avLst/>
                         </a:prstGeom>
-                        <a:ln w="10160">
+                        <a:ln w="8255">
                           <a:solidFill>
-                            <a:srgbClr val="4B4B4B"/>
+                            <a:srgbClr val="7D7D7D"/>
                           </a:solidFill>
-                          <a:headEnd type="none"/>
-                          <a:tailEnd type="none"/>
                         </a:ln>
                       </wps:spPr>
                       <wps:style>
@@ -3191,7 +2807,7 @@
           </mc:Choice>
           <mc:Fallback>
             <w:pict>
-              <v:shape w14:anchorId="6B44B089" id="Fishbone_2_Branch_1" o:spid="_x0000_s1026" type="#_x0000_t32" style="position:absolute;margin-left:185pt;margin-top:315.95pt;width:81pt;height:64pt;z-index:251679744;visibility:visible;mso-wrap-style:square;mso-wrap-distance-left:9pt;mso-wrap-distance-top:0;mso-wrap-distance-right:9pt;mso-wrap-distance-bottom:0;mso-position-horizontal:absolute;mso-position-horizontal-relative:page;mso-position-vertical:absolute;mso-position-vertical-relative:page" o:gfxdata="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" strokecolor="#4b4b4b" strokeweight=".8pt">
+              <v:shape w14:anchorId="6B44B089" id="Fishbone_2_Branch_1" o:spid="_x0000_s1026" type="#_x0000_t32" style="position:absolute;margin-left:220.9092pt;margin-top:356.4375pt;width:46.0334pt;height:55.5000pt;z-index:251679744;visibility:visible;mso-wrap-style:square;mso-wrap-distance-left:9pt;mso-wrap-distance-top:0;mso-wrap-distance-right:9pt;mso-wrap-distance-bottom:0;mso-position-horizontal:absolute;mso-position-horizontal-relative:page;mso-position-vertical:absolute;mso-position-vertical-relative:page" strokecolor="#7D7D7D" strokeweight="0.65pt">
                 <w10:wrap anchorx="page" anchory="page"/>
                 <w10:anchorlock/>
               </v:shape>
@@ -3206,18 +2822,18 @@
         <mc:AlternateContent>
           <mc:Choice Requires="wps">
             <w:drawing>
-              <wp:anchor distT="0" distB="0" distL="114300" distR="114300" simplePos="0" relativeHeight="251678720" behindDoc="0" locked="1" layoutInCell="1" allowOverlap="1" wp14:anchorId="0AC4E8D0" wp14:editId="783E4B56">
+              <wp:anchor distT="0" distB="0" distL="114300" distR="114300" simplePos="0" relativeHeight="251678720" behindDoc="0" locked="0" layoutInCell="1" allowOverlap="1" wp14:anchorId="0AC4E8D0" wp14:editId="783E4B56">
                 <wp:simplePos x="0" y="0"/>
                 <wp:positionH relativeFrom="page">
-                  <wp:posOffset>1765300</wp:posOffset>
+                  <wp:posOffset>2408815</wp:posOffset>
                 </wp:positionH>
                 <wp:positionV relativeFrom="page">
-                  <wp:posOffset>3771265</wp:posOffset>
+                  <wp:posOffset>4336256</wp:posOffset>
                 </wp:positionV>
-                <wp:extent cx="1168400" cy="241300"/>
-                <wp:effectExtent l="0" t="0" r="12700" b="25400"/>
+                <wp:extent cx="793463" cy="190500"/>
+                <wp:effectExtent l="0" t="0" r="0" b="0"/>
                 <wp:wrapNone/>
-                <wp:docPr id="20" name="Fishbone_2_Category_1"/>
+                <wp:docPr id="20" name="Fishbone_2_Category_1" descr="LOCATION"/>
                 <wp:cNvGraphicFramePr/>
                 <a:graphic xmlns:a="http://schemas.openxmlformats.org/drawingml/2006/main">
                   <a:graphicData uri="http://schemas.microsoft.com/office/word/2010/wordprocessingShape">
@@ -3226,7 +2842,7 @@
                       <wps:spPr>
                         <a:xfrm>
                           <a:off x="0" y="0"/>
-                          <a:ext cx="1168400" cy="241300"/>
+                          <a:ext cx="793463" cy="190500"/>
                         </a:xfrm>
                         <a:prstGeom prst="rect">
                           <a:avLst/>
@@ -3234,9 +2850,9 @@
                         <a:solidFill>
                           <a:srgbClr val="FFFFFF"/>
                         </a:solidFill>
-                        <a:ln w="10160">
+                        <a:ln w="7620">
                           <a:solidFill>
-                            <a:srgbClr val="2D2D2D"/>
+                            <a:srgbClr val="5A5A5A"/>
                           </a:solidFill>
                         </a:ln>
                       </wps:spPr>
@@ -3260,28 +2876,25 @@
                         <w:txbxContent>
                           <w:p>
                             <w:pPr>
-                              <w:spacing w:after="0" w:line="240" w:lineRule="auto"/>
+                              <w:spacing w:before="0" w:after="0" w:line="150" w:lineRule="exact"/>
+                              <w:ind w:left="0" w:right="0" w:firstLine="0"/>
                               <w:jc w:val="center"/>
-                              <w:rPr>
-                                <w:rFonts w:ascii="Arial" w:hAnsi="Arial" w:cs="Arial"/>
-                                <w:b/>
-                                <w:color w:val="000000"/>
-                                <w:sz w:val="13"/>
-                              </w:rPr>
                             </w:pPr>
                             <w:r>
                               <w:rPr>
-                                <w:rFonts w:ascii="Arial" w:hAnsi="Arial" w:cs="Arial"/>
-                                <w:b/>
+                                <w:rFonts w:ascii="Arial" w:hAnsi="Arial" w:eastAsia="Arial" w:cs="Arial"/>
                                 <w:color w:val="000000"/>
                                 <w:sz w:val="13"/>
+                                <w:szCs w:val="13"/>
+                                <w:b/>
+                                <w:bCs/>
                               </w:rPr>
-                              <w:t>KNOWLEDGE</w:t>
+                              <w:t>LOCATION</w:t>
                             </w:r>
                           </w:p>
                         </w:txbxContent>
                       </wps:txbx>
-                      <wps:bodyPr rot="0" spcFirstLastPara="0" vertOverflow="overflow" horzOverflow="overflow" vert="horz" wrap="square" lIns="25400" tIns="12700" rIns="25400" bIns="12700" numCol="1" spcCol="0" rtlCol="0" fromWordArt="0" anchor="ctr" anchorCtr="0" forceAA="0" compatLnSpc="1">
+                      <wps:bodyPr rot="0" spcFirstLastPara="0" vertOverflow="overflow" horzOverflow="overflow" vert="horz" wrap="square" lIns="0" tIns="0" rIns="0" bIns="0" numCol="1" spcCol="0" rtlCol="0" fromWordArt="0" anchor="ctr" anchorCtr="0" forceAA="0" compatLnSpc="1">
                         <a:prstTxWarp prst="textNoShape">
                           <a:avLst/>
                         </a:prstTxWarp>
@@ -3295,28 +2908,25 @@
           </mc:Choice>
           <mc:Fallback>
             <w:pict>
-              <v:rect w14:anchorId="0AC4E8D0" id="Fishbone_2_Category_1" o:spid="_x0000_s1040" style="position:absolute;margin-left:139pt;margin-top:296.95pt;width:92pt;height:19pt;z-index:251678720;visibility:visible;mso-wrap-style:square;mso-wrap-distance-left:9pt;mso-wrap-distance-top:0;mso-wrap-distance-right:9pt;mso-wrap-distance-bottom:0;mso-position-horizontal:absolute;mso-position-horizontal-relative:page;mso-position-vertical:absolute;mso-position-vertical-relative:page;v-text-anchor:middle" o:gfxdata="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" strokecolor="#2d2d2d" strokeweight=".8pt">
-                <v:textbox inset="2pt,1pt,2pt,1pt">
+              <v:rect w14:anchorId="0AC4E8D0" id="Fishbone_2_Category_1" o:spid="_x0000_s1040" style="position:absolute;margin-left:189.6705pt;margin-top:341.4375pt;width:62.4774pt;height:15.0000pt;z-index:251678720;visibility:visible;mso-wrap-style:square;mso-wrap-distance-left:9pt;mso-wrap-distance-top:0;mso-wrap-distance-right:9pt;mso-wrap-distance-bottom:0;mso-position-horizontal:absolute;mso-position-horizontal-relative:page;mso-position-vertical:absolute;mso-position-vertical-relative:page;v-text-anchor:middle" strokecolor="#5A5A5A" strokeweight="0.6pt">
+                <v:textbox inset="0,0,0,0">
                   <w:txbxContent>
                     <w:p>
                       <w:pPr>
-                        <w:spacing w:after="0" w:line="240" w:lineRule="auto"/>
+                        <w:spacing w:before="0" w:after="0" w:line="150" w:lineRule="exact"/>
+                        <w:ind w:left="0" w:right="0" w:firstLine="0"/>
                         <w:jc w:val="center"/>
-                        <w:rPr>
-                          <w:rFonts w:ascii="Arial" w:hAnsi="Arial" w:cs="Arial"/>
-                          <w:b/>
-                          <w:color w:val="000000"/>
-                          <w:sz w:val="13"/>
-                        </w:rPr>
                       </w:pPr>
                       <w:r>
                         <w:rPr>
-                          <w:rFonts w:ascii="Arial" w:hAnsi="Arial" w:cs="Arial"/>
-                          <w:b/>
+                          <w:rFonts w:ascii="Arial" w:hAnsi="Arial" w:eastAsia="Arial" w:cs="Arial"/>
                           <w:color w:val="000000"/>
                           <w:sz w:val="13"/>
+                          <w:szCs w:val="13"/>
+                          <w:b/>
+                          <w:bCs/>
                         </w:rPr>
-                        <w:t>KNOWLEDGE</w:t>
+                        <w:t>LOCATION</w:t>
                       </w:r>
                     </w:p>
                   </w:txbxContent>
@@ -3335,18 +2945,18 @@
         <mc:AlternateContent>
           <mc:Choice Requires="wps">
             <w:drawing>
-              <wp:anchor distT="0" distB="0" distL="114300" distR="114300" simplePos="0" relativeHeight="251677696" behindDoc="0" locked="1" layoutInCell="1" allowOverlap="1" wp14:anchorId="1DFA6DA2" wp14:editId="5175A0A9">
+              <wp:anchor distT="0" distB="0" distL="114300" distR="114300" simplePos="0" relativeHeight="251677696" behindDoc="0" locked="0" layoutInCell="1" allowOverlap="1" wp14:anchorId="1DFA6DA2" wp14:editId="5175A0A9">
                 <wp:simplePos x="0" y="0"/>
                 <wp:positionH relativeFrom="page">
-                  <wp:posOffset>5549900</wp:posOffset>
+                  <wp:posOffset>5605521</wp:posOffset>
                 </wp:positionH>
                 <wp:positionV relativeFrom="page">
-                  <wp:posOffset>4418965</wp:posOffset>
+                  <wp:posOffset>4964906</wp:posOffset>
                 </wp:positionV>
-                <wp:extent cx="1003300" cy="812800"/>
-                <wp:effectExtent l="0" t="0" r="6350" b="6350"/>
+                <wp:extent cx="774420" cy="533400"/>
+                <wp:effectExtent l="0" t="0" r="0" b="0"/>
                 <wp:wrapNone/>
-                <wp:docPr id="19" name="Fishbone_2_Effect_Label"/>
+                <wp:docPr id="19" name="Fishbone_2_Effect_Label" descr="DIFFICULTY DETERMINING LOCAL FLOOD SUSCEPTIBILITY"/>
                 <wp:cNvGraphicFramePr/>
                 <a:graphic xmlns:a="http://schemas.openxmlformats.org/drawingml/2006/main">
                   <a:graphicData uri="http://schemas.microsoft.com/office/word/2010/wordprocessingShape">
@@ -3355,7 +2965,7 @@
                       <wps:spPr>
                         <a:xfrm>
                           <a:off x="0" y="0"/>
-                          <a:ext cx="1003300" cy="812800"/>
+                          <a:ext cx="774420" cy="533400"/>
                         </a:xfrm>
                         <a:prstGeom prst="rect">
                           <a:avLst/>
@@ -3378,91 +2988,79 @@
                         <w:txbxContent>
                           <w:p>
                             <w:pPr>
-                              <w:spacing w:after="0" w:line="240" w:lineRule="auto"/>
+                              <w:spacing w:before="0" w:after="0" w:line="146" w:lineRule="exact"/>
+                              <w:ind w:left="0" w:right="0" w:firstLine="0"/>
                               <w:jc w:val="center"/>
-                              <w:rPr>
-                                <w:rFonts w:ascii="Arial" w:hAnsi="Arial" w:cs="Arial"/>
-                                <w:b/>
-                                <w:color w:val="000000"/>
-                                <w:sz w:val="12"/>
-                              </w:rPr>
                             </w:pPr>
                             <w:r>
                               <w:rPr>
-                                <w:rFonts w:ascii="Arial" w:hAnsi="Arial" w:cs="Arial"/>
+                                <w:rFonts w:ascii="Arial" w:hAnsi="Arial" w:eastAsia="Arial" w:cs="Arial"/>
+                                <w:color w:val="000000"/>
+                                <w:sz w:val="13"/>
+                                <w:szCs w:val="13"/>
                                 <w:b/>
-                                <w:color w:val="000000"/>
-                                <w:sz w:val="12"/>
+                                <w:bCs/>
                               </w:rPr>
-                              <w:t>DISCONNECT BETWEEN</w:t>
+                              <w:t>DIFFICULTY</w:t>
                             </w:r>
                           </w:p>
                           <w:p>
                             <w:pPr>
-                              <w:spacing w:after="0" w:line="240" w:lineRule="auto"/>
+                              <w:spacing w:before="0" w:after="0" w:line="146" w:lineRule="exact"/>
+                              <w:ind w:left="0" w:right="0" w:firstLine="0"/>
                               <w:jc w:val="center"/>
-                              <w:rPr>
-                                <w:rFonts w:ascii="Arial" w:hAnsi="Arial" w:cs="Arial"/>
-                                <w:b/>
-                                <w:color w:val="000000"/>
-                                <w:sz w:val="12"/>
-                              </w:rPr>
                             </w:pPr>
                             <w:r>
                               <w:rPr>
-                                <w:rFonts w:ascii="Arial" w:hAnsi="Arial" w:cs="Arial"/>
+                                <w:rFonts w:ascii="Arial" w:hAnsi="Arial" w:eastAsia="Arial" w:cs="Arial"/>
+                                <w:color w:val="000000"/>
+                                <w:sz w:val="13"/>
+                                <w:szCs w:val="13"/>
                                 <w:b/>
-                                <w:color w:val="000000"/>
-                                <w:sz w:val="12"/>
+                                <w:bCs/>
                               </w:rPr>
-                              <w:t>EXPERT FLOOD KNOWLEDGE</w:t>
+                              <w:t>DETERMINING</w:t>
                             </w:r>
                           </w:p>
                           <w:p>
                             <w:pPr>
-                              <w:spacing w:after="0" w:line="240" w:lineRule="auto"/>
+                              <w:spacing w:before="0" w:after="0" w:line="146" w:lineRule="exact"/>
+                              <w:ind w:left="0" w:right="0" w:firstLine="0"/>
                               <w:jc w:val="center"/>
-                              <w:rPr>
-                                <w:rFonts w:ascii="Arial" w:hAnsi="Arial" w:cs="Arial"/>
-                                <w:b/>
-                                <w:color w:val="000000"/>
-                                <w:sz w:val="12"/>
-                              </w:rPr>
                             </w:pPr>
                             <w:r>
                               <w:rPr>
-                                <w:rFonts w:ascii="Arial" w:hAnsi="Arial" w:cs="Arial"/>
+                                <w:rFonts w:ascii="Arial" w:hAnsi="Arial" w:eastAsia="Arial" w:cs="Arial"/>
+                                <w:color w:val="000000"/>
+                                <w:sz w:val="13"/>
+                                <w:szCs w:val="13"/>
                                 <w:b/>
-                                <w:color w:val="000000"/>
-                                <w:sz w:val="12"/>
+                                <w:bCs/>
                               </w:rPr>
-                              <w:t>AND RESIDENT</w:t>
+                              <w:t>LOCAL FLOOD</w:t>
                             </w:r>
                           </w:p>
                           <w:p>
                             <w:pPr>
-                              <w:spacing w:after="0" w:line="240" w:lineRule="auto"/>
+                              <w:spacing w:before="0" w:after="0" w:line="146" w:lineRule="exact"/>
+                              <w:ind w:left="0" w:right="0" w:firstLine="0"/>
                               <w:jc w:val="center"/>
-                              <w:rPr>
-                                <w:rFonts w:ascii="Arial" w:hAnsi="Arial" w:cs="Arial"/>
-                                <w:b/>
-                                <w:color w:val="000000"/>
-                                <w:sz w:val="12"/>
-                              </w:rPr>
                             </w:pPr>
                             <w:r>
                               <w:rPr>
-                                <w:rFonts w:ascii="Arial" w:hAnsi="Arial" w:cs="Arial"/>
+                                <w:rFonts w:ascii="Arial" w:hAnsi="Arial" w:eastAsia="Arial" w:cs="Arial"/>
+                                <w:color w:val="000000"/>
+                                <w:sz w:val="13"/>
+                                <w:szCs w:val="13"/>
                                 <w:b/>
-                                <w:color w:val="000000"/>
-                                <w:sz w:val="12"/>
+                                <w:bCs/>
                               </w:rPr>
-                              <w:t>ASSESSMENT NEEDS</w:t>
+                              <w:t>SUSCEPTIBILITY</w:t>
                             </w:r>
                           </w:p>
                         </w:txbxContent>
                       </wps:txbx>
-                      <wps:bodyPr rot="0" spcFirstLastPara="0" vertOverflow="overflow" horzOverflow="overflow" vert="horz" wrap="square" lIns="25400" tIns="12700" rIns="25400" bIns="12700" numCol="1" spcCol="0" rtlCol="0" fromWordArt="0" anchor="ctr" anchorCtr="0" forceAA="0" compatLnSpc="1">
+                      <wps:bodyPr rot="0" spcFirstLastPara="0" vertOverflow="overflow" horzOverflow="overflow" vert="horz" wrap="square" lIns="0" tIns="0" rIns="0" bIns="0" numCol="1" spcCol="0" rtlCol="0" fromWordArt="0" anchor="ctr" anchorCtr="0" forceAA="0" compatLnSpc="1">
                         <a:prstTxWarp prst="textNoShape">
                           <a:avLst/>
                         </a:prstTxWarp>
@@ -3476,91 +3074,79 @@
           </mc:Choice>
           <mc:Fallback>
             <w:pict>
-              <v:shape w14:anchorId="1DFA6DA2" id="Fishbone_2_Effect_Label" o:spid="_x0000_s1041" type="#_x0000_t202" style="position:absolute;margin-left:437pt;margin-top:347.95pt;width:79pt;height:64pt;z-index:251677696;visibility:visible;mso-wrap-style:square;mso-wrap-distance-left:9pt;mso-wrap-distance-top:0;mso-wrap-distance-right:9pt;mso-wrap-distance-bottom:0;mso-position-horizontal:absolute;mso-position-horizontal-relative:page;mso-position-vertical:absolute;mso-position-vertical-relative:page;v-text-anchor:middle" o:gfxdata="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" filled="f" stroked="f" strokeweight=".5pt">
-                <v:textbox inset="2pt,1pt,2pt,1pt">
+              <v:shape w14:anchorId="1DFA6DA2" id="Fishbone_2_Effect_Label" o:spid="_x0000_s1041" type="#_x0000_t202" style="position:absolute;margin-left:441.3796pt;margin-top:390.9375pt;width:60.9780pt;height:42.0000pt;z-index:251677696;visibility:visible;mso-wrap-style:square;mso-wrap-distance-left:9pt;mso-wrap-distance-top:0;mso-wrap-distance-right:9pt;mso-wrap-distance-bottom:0;mso-position-horizontal:absolute;mso-position-horizontal-relative:page;mso-position-vertical:absolute;mso-position-vertical-relative:page;v-text-anchor:middle" filled="f" stroked="f" strokeweight=".5pt">
+                <v:textbox inset="0,0,0,0">
                   <w:txbxContent>
                     <w:p>
                       <w:pPr>
-                        <w:spacing w:after="0" w:line="240" w:lineRule="auto"/>
+                        <w:spacing w:before="0" w:after="0" w:line="146" w:lineRule="exact"/>
+                        <w:ind w:left="0" w:right="0" w:firstLine="0"/>
                         <w:jc w:val="center"/>
-                        <w:rPr>
-                          <w:rFonts w:ascii="Arial" w:hAnsi="Arial" w:cs="Arial"/>
-                          <w:b/>
-                          <w:color w:val="000000"/>
-                          <w:sz w:val="12"/>
-                        </w:rPr>
                       </w:pPr>
                       <w:r>
                         <w:rPr>
-                          <w:rFonts w:ascii="Arial" w:hAnsi="Arial" w:cs="Arial"/>
+                          <w:rFonts w:ascii="Arial" w:hAnsi="Arial" w:eastAsia="Arial" w:cs="Arial"/>
+                          <w:color w:val="000000"/>
+                          <w:sz w:val="13"/>
+                          <w:szCs w:val="13"/>
                           <w:b/>
-                          <w:color w:val="000000"/>
-                          <w:sz w:val="12"/>
+                          <w:bCs/>
                         </w:rPr>
-                        <w:t>DISCONNECT BETWEEN</w:t>
+                        <w:t>DIFFICULTY</w:t>
                       </w:r>
                     </w:p>
                     <w:p>
                       <w:pPr>
-                        <w:spacing w:after="0" w:line="240" w:lineRule="auto"/>
+                        <w:spacing w:before="0" w:after="0" w:line="146" w:lineRule="exact"/>
+                        <w:ind w:left="0" w:right="0" w:firstLine="0"/>
                         <w:jc w:val="center"/>
-                        <w:rPr>
-                          <w:rFonts w:ascii="Arial" w:hAnsi="Arial" w:cs="Arial"/>
-                          <w:b/>
-                          <w:color w:val="000000"/>
-                          <w:sz w:val="12"/>
-                        </w:rPr>
                       </w:pPr>
                       <w:r>
                         <w:rPr>
-                          <w:rFonts w:ascii="Arial" w:hAnsi="Arial" w:cs="Arial"/>
+                          <w:rFonts w:ascii="Arial" w:hAnsi="Arial" w:eastAsia="Arial" w:cs="Arial"/>
+                          <w:color w:val="000000"/>
+                          <w:sz w:val="13"/>
+                          <w:szCs w:val="13"/>
                           <w:b/>
-                          <w:color w:val="000000"/>
-                          <w:sz w:val="12"/>
+                          <w:bCs/>
                         </w:rPr>
-                        <w:t>EXPERT FLOOD KNOWLEDGE</w:t>
+                        <w:t>DETERMINING</w:t>
                       </w:r>
                     </w:p>
                     <w:p>
                       <w:pPr>
-                        <w:spacing w:after="0" w:line="240" w:lineRule="auto"/>
+                        <w:spacing w:before="0" w:after="0" w:line="146" w:lineRule="exact"/>
+                        <w:ind w:left="0" w:right="0" w:firstLine="0"/>
                         <w:jc w:val="center"/>
-                        <w:rPr>
-                          <w:rFonts w:ascii="Arial" w:hAnsi="Arial" w:cs="Arial"/>
-                          <w:b/>
-                          <w:color w:val="000000"/>
-                          <w:sz w:val="12"/>
-                        </w:rPr>
                       </w:pPr>
                       <w:r>
                         <w:rPr>
-                          <w:rFonts w:ascii="Arial" w:hAnsi="Arial" w:cs="Arial"/>
+                          <w:rFonts w:ascii="Arial" w:hAnsi="Arial" w:eastAsia="Arial" w:cs="Arial"/>
+                          <w:color w:val="000000"/>
+                          <w:sz w:val="13"/>
+                          <w:szCs w:val="13"/>
                           <w:b/>
-                          <w:color w:val="000000"/>
-                          <w:sz w:val="12"/>
+                          <w:bCs/>
                         </w:rPr>
-                        <w:t>AND RESIDENT</w:t>
+                        <w:t>LOCAL FLOOD</w:t>
                       </w:r>
                     </w:p>
                     <w:p>
                       <w:pPr>
-                        <w:spacing w:after="0" w:line="240" w:lineRule="auto"/>
+                        <w:spacing w:before="0" w:after="0" w:line="146" w:lineRule="exact"/>
+                        <w:ind w:left="0" w:right="0" w:firstLine="0"/>
                         <w:jc w:val="center"/>
-                        <w:rPr>
-                          <w:rFonts w:ascii="Arial" w:hAnsi="Arial" w:cs="Arial"/>
-                          <w:b/>
-                          <w:color w:val="000000"/>
-                          <w:sz w:val="12"/>
-                        </w:rPr>
                       </w:pPr>
                       <w:r>
                         <w:rPr>
-                          <w:rFonts w:ascii="Arial" w:hAnsi="Arial" w:cs="Arial"/>
+                          <w:rFonts w:ascii="Arial" w:hAnsi="Arial" w:eastAsia="Arial" w:cs="Arial"/>
+                          <w:color w:val="000000"/>
+                          <w:sz w:val="13"/>
+                          <w:szCs w:val="13"/>
                           <w:b/>
-                          <w:color w:val="000000"/>
-                          <w:sz w:val="12"/>
+                          <w:bCs/>
                         </w:rPr>
-                        <w:t>ASSESSMENT NEEDS</w:t>
+                        <w:t>SUSCEPTIBILITY</w:t>
                       </w:r>
                     </w:p>
                   </w:txbxContent>
@@ -3579,16 +3165,16 @@
         <mc:AlternateContent>
           <mc:Choice Requires="wps">
             <w:drawing>
-              <wp:anchor distT="0" distB="0" distL="114300" distR="114300" simplePos="0" relativeHeight="251676672" behindDoc="0" locked="1" layoutInCell="1" allowOverlap="1" wp14:anchorId="6AC18939" wp14:editId="1CAA8636">
+              <wp:anchor distT="0" distB="0" distL="114300" distR="114300" simplePos="0" relativeHeight="251676672" behindDoc="0" locked="0" layoutInCell="1" allowOverlap="1" wp14:anchorId="6AC18939" wp14:editId="1CAA8636">
                 <wp:simplePos x="0" y="0"/>
                 <wp:positionH relativeFrom="page">
-                  <wp:posOffset>5473700</wp:posOffset>
+                  <wp:posOffset>5549661</wp:posOffset>
                 </wp:positionH>
                 <wp:positionV relativeFrom="page">
-                  <wp:posOffset>4203065</wp:posOffset>
+                  <wp:posOffset>4469606</wp:posOffset>
                 </wp:positionV>
-                <wp:extent cx="1600200" cy="1244600"/>
-                <wp:effectExtent l="0" t="0" r="19050" b="12700"/>
+                <wp:extent cx="1096884" cy="1524000"/>
+                <wp:effectExtent l="0" t="0" r="0" b="0"/>
                 <wp:wrapNone/>
                 <wp:docPr id="18" name="Fishbone_2_Effect_Head"/>
                 <wp:cNvGraphicFramePr/>
@@ -3599,7 +3185,7 @@
                       <wps:spPr>
                         <a:xfrm>
                           <a:off x="0" y="0"/>
-                          <a:ext cx="1600200" cy="1244600"/>
+                          <a:ext cx="1096884" cy="1524000"/>
                         </a:xfrm>
                         <a:custGeom>
                           <a:avLst/>
@@ -3625,16 +3211,16 @@
                         <a:gradFill flip="none" rotWithShape="1">
                           <a:gsLst>
                             <a:gs pos="0">
-                              <a:srgbClr val="F7F7F7"/>
+                              <a:srgbClr val="F0F0F0"/>
                             </a:gs>
                             <a:gs pos="100000">
-                              <a:srgbClr val="FFFFFF"/>
+                              <a:srgbClr val="BFBFBF"/>
                             </a:gs>
                           </a:gsLst>
-                          <a:lin ang="0" scaled="1"/>
+                          <a:lin ang="5400000" scaled="1"/>
                           <a:tileRect/>
                         </a:gradFill>
-                        <a:ln w="10160">
+                        <a:ln w="7620">
                           <a:solidFill>
                             <a:srgbClr val="7D7D7D"/>
                           </a:solidFill>
@@ -3665,8 +3251,8 @@
           </mc:Choice>
           <mc:Fallback>
             <w:pict>
-              <v:shape w14:anchorId="01F0BAC4" id="Fishbone_2_Effect_Head" o:spid="_x0000_s1026" style="position:absolute;margin-left:431pt;margin-top:330.95pt;width:126pt;height:98pt;z-index:251676672;visibility:visible;mso-wrap-style:square;mso-wrap-distance-left:9pt;mso-wrap-distance-top:0;mso-wrap-distance-right:9pt;mso-wrap-distance-bottom:0;mso-position-horizontal:absolute;mso-position-horizontal-relative:page;mso-position-vertical:absolute;mso-position-vertical-relative:page;v-text-anchor:top" coordsize="1600201,1244601" o:gfxdata="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" path="m,l1600200,622300,,1244600,,xe" fillcolor="#f7f7f7" strokecolor="#7d7d7d" strokeweight=".8pt">
-                <v:fill rotate="t" angle="90" focus="100%" type="gradient"/>
+              <v:shape w14:anchorId="01F0BAC4" id="Fishbone_2_Effect_Head" o:spid="_x0000_s1026" style="position:absolute;margin-left:436.9812pt;margin-top:351.9375pt;width:86.3688pt;height:120.0000pt;z-index:251676672;visibility:visible;mso-wrap-style:square;mso-wrap-distance-left:9pt;mso-wrap-distance-top:0;mso-wrap-distance-right:9pt;mso-wrap-distance-bottom:0;mso-position-horizontal:absolute;mso-position-horizontal-relative:page;mso-position-vertical:absolute;mso-position-vertical-relative:page;v-text-anchor:top" coordsize="1600201,1244601" path="m,l1600200,622300,,1244600,,xe" fillcolor="#F0F0F0" strokecolor="#7D7D7D" strokeweight="0.6pt">
+                <v:fill rotate="t" angle="0" focus="100%" type="gradient" color2="#BFBFBF"/>
                 <v:path arrowok="t" textboxrect="0,0,1600201,1244601"/>
                 <w10:wrap anchorx="page" anchory="page"/>
                 <w10:anchorlock/>
@@ -3682,15 +3268,15 @@
         <mc:AlternateContent>
           <mc:Choice Requires="wps">
             <w:drawing>
-              <wp:anchor distT="0" distB="0" distL="114300" distR="114300" simplePos="0" relativeHeight="251675648" behindDoc="0" locked="1" layoutInCell="1" allowOverlap="1" wp14:anchorId="7024A45C" wp14:editId="7528BE16">
+              <wp:anchor distT="0" distB="0" distL="114300" distR="114300" simplePos="0" relativeHeight="251675648" behindDoc="0" locked="0" layoutInCell="1" allowOverlap="1" wp14:anchorId="7024A45C" wp14:editId="7528BE16">
                 <wp:simplePos x="0" y="0"/>
                 <wp:positionH relativeFrom="page">
-                  <wp:posOffset>927100</wp:posOffset>
+                  <wp:posOffset>1789279</wp:posOffset>
                 </wp:positionH>
                 <wp:positionV relativeFrom="page">
-                  <wp:posOffset>4825365</wp:posOffset>
+                  <wp:posOffset>5231606</wp:posOffset>
                 </wp:positionV>
-                <wp:extent cx="4546600" cy="0"/>
+                <wp:extent cx="3760382" cy="0"/>
                 <wp:effectExtent l="0" t="0" r="0" b="0"/>
                 <wp:wrapNone/>
                 <wp:docPr id="17" name="Fishbone_2_Spine"/>
@@ -3702,17 +3288,15 @@
                       <wps:spPr>
                         <a:xfrm>
                           <a:off x="0" y="0"/>
-                          <a:ext cx="4546600" cy="0"/>
+                          <a:ext cx="3760382" cy="0"/>
                         </a:xfrm>
                         <a:prstGeom prst="straightConnector1">
                           <a:avLst/>
                         </a:prstGeom>
-                        <a:ln w="12065">
+                        <a:ln w="9525">
                           <a:solidFill>
-                            <a:srgbClr val="4B4B4B"/>
+                            <a:srgbClr val="7D7D7D"/>
                           </a:solidFill>
-                          <a:headEnd type="none"/>
-                          <a:tailEnd type="none"/>
                         </a:ln>
                       </wps:spPr>
                       <wps:style>
@@ -3738,7 +3322,7 @@
           </mc:Choice>
           <mc:Fallback>
             <w:pict>
-              <v:shape w14:anchorId="2D4EC5CE" id="Fishbone_2_Spine" o:spid="_x0000_s1026" type="#_x0000_t32" style="position:absolute;margin-left:73pt;margin-top:379.95pt;width:358pt;height:0;z-index:251675648;visibility:visible;mso-wrap-style:square;mso-wrap-distance-left:9pt;mso-wrap-distance-top:0;mso-wrap-distance-right:9pt;mso-wrap-distance-bottom:0;mso-position-horizontal:absolute;mso-position-horizontal-relative:page;mso-position-vertical:absolute;mso-position-vertical-relative:page" o:gfxdata="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" strokecolor="#4b4b4b" strokeweight=".95pt">
+              <v:shape w14:anchorId="2D4EC5CE" id="Fishbone_2_Spine" o:spid="_x0000_s1026" type="#_x0000_t32" style="position:absolute;margin-left:140.8881pt;margin-top:411.9375pt;width:296.0931pt;height:0.0000pt;z-index:251675648;visibility:visible;mso-wrap-style:square;mso-wrap-distance-left:9pt;mso-wrap-distance-top:0;mso-wrap-distance-right:9pt;mso-wrap-distance-bottom:0;mso-position-horizontal:absolute;mso-position-horizontal-relative:page;mso-position-vertical:absolute;mso-position-vertical-relative:page" strokecolor="#7D7D7D" strokeweight="0.75pt">
                 <w10:wrap anchorx="page" anchory="page"/>
                 <w10:anchorlock/>
               </v:shape>
@@ -3753,16 +3337,16 @@
         <mc:AlternateContent>
           <mc:Choice Requires="wps">
             <w:drawing>
-              <wp:anchor distT="0" distB="0" distL="114300" distR="114300" simplePos="0" relativeHeight="251674624" behindDoc="0" locked="1" layoutInCell="1" allowOverlap="1" wp14:anchorId="6035C424" wp14:editId="0921FB62">
+              <wp:anchor distT="0" distB="0" distL="114300" distR="114300" simplePos="0" relativeHeight="251674624" behindDoc="0" locked="0" layoutInCell="1" allowOverlap="1" wp14:anchorId="6035C424" wp14:editId="0921FB62">
                 <wp:simplePos x="0" y="0"/>
                 <wp:positionH relativeFrom="page">
-                  <wp:posOffset>342900</wp:posOffset>
+                  <wp:posOffset>1371600</wp:posOffset>
                 </wp:positionH>
                 <wp:positionV relativeFrom="page">
-                  <wp:posOffset>4571365</wp:posOffset>
+                  <wp:posOffset>4947126</wp:posOffset>
                 </wp:positionV>
-                <wp:extent cx="584200" cy="508000"/>
-                <wp:effectExtent l="0" t="0" r="25400" b="25400"/>
+                <wp:extent cx="417679" cy="568960"/>
+                <wp:effectExtent l="0" t="0" r="0" b="0"/>
                 <wp:wrapNone/>
                 <wp:docPr id="16" name="Fishbone_2_Tail"/>
                 <wp:cNvGraphicFramePr/>
@@ -3773,7 +3357,7 @@
                       <wps:spPr>
                         <a:xfrm>
                           <a:off x="0" y="0"/>
-                          <a:ext cx="584200" cy="508000"/>
+                          <a:ext cx="417679" cy="568960"/>
                         </a:xfrm>
                         <a:custGeom>
                           <a:avLst/>
@@ -3799,16 +3383,16 @@
                         <a:gradFill flip="none" rotWithShape="1">
                           <a:gsLst>
                             <a:gs pos="0">
-                              <a:srgbClr val="F7F7F7"/>
+                              <a:srgbClr val="F0F0F0"/>
                             </a:gs>
                             <a:gs pos="100000">
-                              <a:srgbClr val="FFFFFF"/>
+                              <a:srgbClr val="BFBFBF"/>
                             </a:gs>
                           </a:gsLst>
-                          <a:lin ang="0" scaled="1"/>
+                          <a:lin ang="5400000" scaled="1"/>
                           <a:tileRect/>
                         </a:gradFill>
-                        <a:ln w="10160">
+                        <a:ln w="7620">
                           <a:solidFill>
                             <a:srgbClr val="7D7D7D"/>
                           </a:solidFill>
@@ -3839,8 +3423,8 @@
           </mc:Choice>
           <mc:Fallback>
             <w:pict>
-              <v:shape w14:anchorId="25F294A8" id="Fishbone_2_Tail" o:spid="_x0000_s1026" style="position:absolute;margin-left:27pt;margin-top:359.95pt;width:46pt;height:40pt;z-index:251674624;visibility:visible;mso-wrap-style:square;mso-wrap-distance-left:9pt;mso-wrap-distance-top:0;mso-wrap-distance-right:9pt;mso-wrap-distance-bottom:0;mso-position-horizontal:absolute;mso-position-horizontal-relative:page;mso-position-vertical:absolute;mso-position-vertical-relative:page;v-text-anchor:top" coordsize="584201,508001" o:gfxdata="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" path="m,l584200,254000,,508000,,xe" fillcolor="#f7f7f7" strokecolor="#7d7d7d" strokeweight=".8pt">
-                <v:fill rotate="t" angle="90" focus="100%" type="gradient"/>
+              <v:shape w14:anchorId="25F294A8" id="Fishbone_2_Tail" o:spid="_x0000_s1026" style="position:absolute;margin-left:108.0000pt;margin-top:389.5375pt;width:32.8881pt;height:44.8000pt;z-index:251674624;visibility:visible;mso-wrap-style:square;mso-wrap-distance-left:9pt;mso-wrap-distance-top:0;mso-wrap-distance-right:9pt;mso-wrap-distance-bottom:0;mso-position-horizontal:absolute;mso-position-horizontal-relative:page;mso-position-vertical:absolute;mso-position-vertical-relative:page;v-text-anchor:top" coordsize="584201,508001" path="m,l584200,254000,,508000,,xe" fillcolor="#F0F0F0" strokecolor="#7D7D7D" strokeweight="0.6pt">
+                <v:fill rotate="t" angle="0" focus="100%" type="gradient" color2="#BFBFBF"/>
                 <v:path arrowok="t" textboxrect="0,0,584201,508001"/>
                 <w10:wrap anchorx="page" anchory="page"/>
                 <w10:anchorlock/>
@@ -3856,18 +3440,18 @@
         <mc:AlternateContent>
           <mc:Choice Requires="wps">
             <w:drawing>
-              <wp:anchor distT="0" distB="0" distL="114300" distR="114300" simplePos="0" relativeHeight="251673600" behindDoc="0" locked="1" layoutInCell="1" allowOverlap="1" wp14:anchorId="1E296EFC" wp14:editId="7A2E9C76">
+              <wp:anchor distT="0" distB="0" distL="114300" distR="114300" simplePos="0" relativeHeight="251673600" behindDoc="0" locked="0" layoutInCell="1" allowOverlap="1" wp14:anchorId="1E296EFC" wp14:editId="7A2E9C76">
                 <wp:simplePos x="0" y="0"/>
                 <wp:positionH relativeFrom="page">
-                  <wp:posOffset>660400</wp:posOffset>
+                  <wp:posOffset>1371600</wp:posOffset>
                 </wp:positionH>
                 <wp:positionV relativeFrom="page">
-                  <wp:posOffset>2831465</wp:posOffset>
+                  <wp:posOffset>3549650</wp:posOffset>
                 </wp:positionV>
-                <wp:extent cx="5867400" cy="215900"/>
+                <wp:extent cx="5274945" cy="393700"/>
                 <wp:effectExtent l="0" t="0" r="0" b="0"/>
                 <wp:wrapNone/>
-                <wp:docPr id="15" name="Fishbone_1_Caption"/>
+                <wp:docPr id="15" name="Fishbone_1_Caption" descr="Appendix Figure 1. Fishbone Diagram of Flood-Information Difficulties"/>
                 <wp:cNvGraphicFramePr/>
                 <a:graphic xmlns:a="http://schemas.openxmlformats.org/drawingml/2006/main">
                   <a:graphicData uri="http://schemas.microsoft.com/office/word/2010/wordprocessingShape">
@@ -3876,7 +3460,7 @@
                       <wps:spPr>
                         <a:xfrm>
                           <a:off x="0" y="0"/>
-                          <a:ext cx="5867400" cy="215900"/>
+                          <a:ext cx="5274945" cy="393700"/>
                         </a:xfrm>
                         <a:prstGeom prst="rect">
                           <a:avLst/>
@@ -3899,26 +3483,23 @@
                         <w:txbxContent>
                           <w:p>
                             <w:pPr>
-                              <w:spacing w:after="0" w:line="240" w:lineRule="auto"/>
+                              <w:spacing w:before="0" w:after="0" w:line="264" w:lineRule="exact"/>
+                              <w:ind w:left="0" w:right="0" w:firstLine="0"/>
                               <w:jc w:val="center"/>
-                              <w:rPr>
-                                <w:rFonts w:ascii="Arial" w:hAnsi="Arial" w:cs="Arial"/>
-                                <w:color w:val="000000"/>
-                                <w:sz w:val="14"/>
-                              </w:rPr>
                             </w:pPr>
                             <w:r>
                               <w:rPr>
-                                <w:rFonts w:ascii="Arial" w:hAnsi="Arial" w:cs="Arial"/>
+                                <w:rFonts w:ascii="Arial" w:hAnsi="Arial" w:eastAsia="Arial" w:cs="Arial"/>
                                 <w:color w:val="000000"/>
-                                <w:sz w:val="14"/>
+                                <w:sz w:val="22"/>
+                                <w:szCs w:val="22"/>
                               </w:rPr>
-                              <w:t>Appendix Figure 2. Fishbone Diagram of Location-Specific Flood Information Needs</w:t>
+                              <w:t>Appendix Figure 1. Fishbone Diagram of Flood-Information Difficulties</w:t>
                             </w:r>
                           </w:p>
                         </w:txbxContent>
                       </wps:txbx>
-                      <wps:bodyPr rot="0" spcFirstLastPara="0" vertOverflow="overflow" horzOverflow="overflow" vert="horz" wrap="square" lIns="25400" tIns="12700" rIns="25400" bIns="12700" numCol="1" spcCol="0" rtlCol="0" fromWordArt="0" anchor="ctr" anchorCtr="0" forceAA="0" compatLnSpc="1">
+                      <wps:bodyPr rot="0" spcFirstLastPara="0" vertOverflow="overflow" horzOverflow="overflow" vert="horz" wrap="square" lIns="0" tIns="0" rIns="0" bIns="0" numCol="1" spcCol="0" rtlCol="0" fromWordArt="0" anchor="t" anchorCtr="0" forceAA="0" compatLnSpc="1">
                         <a:prstTxWarp prst="textNoShape">
                           <a:avLst/>
                         </a:prstTxWarp>
@@ -3932,26 +3513,23 @@
           </mc:Choice>
           <mc:Fallback>
             <w:pict>
-              <v:shape w14:anchorId="1E296EFC" id="Fishbone_1_Caption" o:spid="_x0000_s1042" type="#_x0000_t202" style="position:absolute;margin-left:52pt;margin-top:222.95pt;width:462pt;height:17pt;z-index:251673600;visibility:visible;mso-wrap-style:square;mso-wrap-distance-left:9pt;mso-wrap-distance-top:0;mso-wrap-distance-right:9pt;mso-wrap-distance-bottom:0;mso-position-horizontal:absolute;mso-position-horizontal-relative:page;mso-position-vertical:absolute;mso-position-vertical-relative:page;v-text-anchor:middle" o:gfxdata="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" filled="f" stroked="f" strokeweight=".5pt">
-                <v:textbox inset="2pt,1pt,2pt,1pt">
+              <v:shape w14:anchorId="1E296EFC" id="Fishbone_1_Caption" o:spid="_x0000_s1042" type="#_x0000_t202" style="position:absolute;margin-left:108.0000pt;margin-top:279.5000pt;width:415.3500pt;height:31.0000pt;z-index:251673600;visibility:visible;mso-wrap-style:square;mso-wrap-distance-left:9pt;mso-wrap-distance-top:0;mso-wrap-distance-right:9pt;mso-wrap-distance-bottom:0;mso-position-horizontal:absolute;mso-position-horizontal-relative:page;mso-position-vertical:absolute;mso-position-vertical-relative:page;v-text-anchor:top" filled="f" stroked="f" strokeweight=".5pt">
+                <v:textbox inset="0,0,0,0">
                   <w:txbxContent>
                     <w:p>
                       <w:pPr>
-                        <w:spacing w:after="0" w:line="240" w:lineRule="auto"/>
+                        <w:spacing w:before="0" w:after="0" w:line="264" w:lineRule="exact"/>
+                        <w:ind w:left="0" w:right="0" w:firstLine="0"/>
                         <w:jc w:val="center"/>
-                        <w:rPr>
-                          <w:rFonts w:ascii="Arial" w:hAnsi="Arial" w:cs="Arial"/>
-                          <w:color w:val="000000"/>
-                          <w:sz w:val="14"/>
-                        </w:rPr>
                       </w:pPr>
                       <w:r>
                         <w:rPr>
-                          <w:rFonts w:ascii="Arial" w:hAnsi="Arial" w:cs="Arial"/>
+                          <w:rFonts w:ascii="Arial" w:hAnsi="Arial" w:eastAsia="Arial" w:cs="Arial"/>
                           <w:color w:val="000000"/>
-                          <w:sz w:val="14"/>
+                          <w:sz w:val="22"/>
+                          <w:szCs w:val="22"/>
                         </w:rPr>
-                        <w:t>Appendix Figure 2. Fishbone Diagram of Location-Specific Flood Information Needs</w:t>
+                        <w:t>Appendix Figure 1. Fishbone Diagram of Flood-Information Difficulties</w:t>
                       </w:r>
                     </w:p>
                   </w:txbxContent>
@@ -3970,18 +3548,18 @@
         <mc:AlternateContent>
           <mc:Choice Requires="wps">
             <w:drawing>
-              <wp:anchor distT="0" distB="0" distL="114300" distR="114300" simplePos="0" relativeHeight="251672576" behindDoc="0" locked="1" layoutInCell="1" allowOverlap="1" wp14:anchorId="19F71B79" wp14:editId="1A7514ED">
+              <wp:anchor distT="0" distB="0" distL="114300" distR="114300" simplePos="0" relativeHeight="251672576" behindDoc="0" locked="0" layoutInCell="1" allowOverlap="1" wp14:anchorId="19F71B79" wp14:editId="1A7514ED">
                 <wp:simplePos x="0" y="0"/>
                 <wp:positionH relativeFrom="page">
-                  <wp:posOffset>2857500</wp:posOffset>
+                  <wp:posOffset>3100716</wp:posOffset>
                 </wp:positionH>
                 <wp:positionV relativeFrom="page">
-                  <wp:posOffset>2450465</wp:posOffset>
+                  <wp:posOffset>3114119</wp:posOffset>
                 </wp:positionV>
-                <wp:extent cx="1397000" cy="241300"/>
-                <wp:effectExtent l="0" t="0" r="12700" b="25400"/>
+                <wp:extent cx="564946" cy="190500"/>
+                <wp:effectExtent l="0" t="0" r="0" b="0"/>
                 <wp:wrapNone/>
-                <wp:docPr id="14" name="Fishbone_1_Category_3"/>
+                <wp:docPr id="14" name="Fishbone_1_Category_3" descr="TIMING"/>
                 <wp:cNvGraphicFramePr/>
                 <a:graphic xmlns:a="http://schemas.openxmlformats.org/drawingml/2006/main">
                   <a:graphicData uri="http://schemas.microsoft.com/office/word/2010/wordprocessingShape">
@@ -3990,7 +3568,7 @@
                       <wps:spPr>
                         <a:xfrm>
                           <a:off x="0" y="0"/>
-                          <a:ext cx="1397000" cy="241300"/>
+                          <a:ext cx="564946" cy="190500"/>
                         </a:xfrm>
                         <a:prstGeom prst="rect">
                           <a:avLst/>
@@ -3998,9 +3576,9 @@
                         <a:solidFill>
                           <a:srgbClr val="FFFFFF"/>
                         </a:solidFill>
-                        <a:ln w="10160">
+                        <a:ln w="7620">
                           <a:solidFill>
-                            <a:srgbClr val="2D2D2D"/>
+                            <a:srgbClr val="5A5A5A"/>
                           </a:solidFill>
                         </a:ln>
                       </wps:spPr>
@@ -4024,28 +3602,25 @@
                         <w:txbxContent>
                           <w:p>
                             <w:pPr>
-                              <w:spacing w:after="0" w:line="240" w:lineRule="auto"/>
+                              <w:spacing w:before="0" w:after="0" w:line="150" w:lineRule="exact"/>
+                              <w:ind w:left="0" w:right="0" w:firstLine="0"/>
                               <w:jc w:val="center"/>
-                              <w:rPr>
-                                <w:rFonts w:ascii="Arial" w:hAnsi="Arial" w:cs="Arial"/>
-                                <w:b/>
-                                <w:color w:val="000000"/>
-                                <w:sz w:val="13"/>
-                              </w:rPr>
                             </w:pPr>
                             <w:r>
                               <w:rPr>
-                                <w:rFonts w:ascii="Arial" w:hAnsi="Arial" w:cs="Arial"/>
-                                <w:b/>
+                                <w:rFonts w:ascii="Arial" w:hAnsi="Arial" w:eastAsia="Arial" w:cs="Arial"/>
                                 <w:color w:val="000000"/>
                                 <w:sz w:val="13"/>
+                                <w:szCs w:val="13"/>
+                                <w:b/>
+                                <w:bCs/>
                               </w:rPr>
-                              <w:t>METHOD</w:t>
+                              <w:t>TIMING</w:t>
                             </w:r>
                           </w:p>
                         </w:txbxContent>
                       </wps:txbx>
-                      <wps:bodyPr rot="0" spcFirstLastPara="0" vertOverflow="overflow" horzOverflow="overflow" vert="horz" wrap="square" lIns="25400" tIns="12700" rIns="25400" bIns="12700" numCol="1" spcCol="0" rtlCol="0" fromWordArt="0" anchor="ctr" anchorCtr="0" forceAA="0" compatLnSpc="1">
+                      <wps:bodyPr rot="0" spcFirstLastPara="0" vertOverflow="overflow" horzOverflow="overflow" vert="horz" wrap="square" lIns="0" tIns="0" rIns="0" bIns="0" numCol="1" spcCol="0" rtlCol="0" fromWordArt="0" anchor="ctr" anchorCtr="0" forceAA="0" compatLnSpc="1">
                         <a:prstTxWarp prst="textNoShape">
                           <a:avLst/>
                         </a:prstTxWarp>
@@ -4059,28 +3634,25 @@
           </mc:Choice>
           <mc:Fallback>
             <w:pict>
-              <v:rect w14:anchorId="19F71B79" id="Fishbone_1_Category_3" o:spid="_x0000_s1043" style="position:absolute;margin-left:225pt;margin-top:192.95pt;width:110pt;height:19pt;z-index:251672576;visibility:visible;mso-wrap-style:square;mso-wrap-distance-left:9pt;mso-wrap-distance-top:0;mso-wrap-distance-right:9pt;mso-wrap-distance-bottom:0;mso-position-horizontal:absolute;mso-position-horizontal-relative:page;mso-position-vertical:absolute;mso-position-vertical-relative:page;v-text-anchor:middle" o:gfxdata="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" strokecolor="#2d2d2d" strokeweight=".8pt">
-                <v:textbox inset="2pt,1pt,2pt,1pt">
+              <v:rect w14:anchorId="19F71B79" id="Fishbone_1_Category_3" o:spid="_x0000_s1043" style="position:absolute;margin-left:244.1508pt;margin-top:245.2063pt;width:44.4839pt;height:15.0000pt;z-index:251672576;visibility:visible;mso-wrap-style:square;mso-wrap-distance-left:9pt;mso-wrap-distance-top:0;mso-wrap-distance-right:9pt;mso-wrap-distance-bottom:0;mso-position-horizontal:absolute;mso-position-horizontal-relative:page;mso-position-vertical:absolute;mso-position-vertical-relative:page;v-text-anchor:middle" strokecolor="#5A5A5A" strokeweight="0.6pt">
+                <v:textbox inset="0,0,0,0">
                   <w:txbxContent>
                     <w:p>
                       <w:pPr>
-                        <w:spacing w:after="0" w:line="240" w:lineRule="auto"/>
+                        <w:spacing w:before="0" w:after="0" w:line="150" w:lineRule="exact"/>
+                        <w:ind w:left="0" w:right="0" w:firstLine="0"/>
                         <w:jc w:val="center"/>
-                        <w:rPr>
-                          <w:rFonts w:ascii="Arial" w:hAnsi="Arial" w:cs="Arial"/>
-                          <w:b/>
-                          <w:color w:val="000000"/>
-                          <w:sz w:val="13"/>
-                        </w:rPr>
                       </w:pPr>
                       <w:r>
                         <w:rPr>
-                          <w:rFonts w:ascii="Arial" w:hAnsi="Arial" w:cs="Arial"/>
-                          <w:b/>
+                          <w:rFonts w:ascii="Arial" w:hAnsi="Arial" w:eastAsia="Arial" w:cs="Arial"/>
                           <w:color w:val="000000"/>
                           <w:sz w:val="13"/>
+                          <w:szCs w:val="13"/>
+                          <w:b/>
+                          <w:bCs/>
                         </w:rPr>
-                        <w:t>METHOD</w:t>
+                        <w:t>TIMING</w:t>
                       </w:r>
                     </w:p>
                   </w:txbxContent>
@@ -4099,18 +3671,18 @@
         <mc:AlternateContent>
           <mc:Choice Requires="wps">
             <w:drawing>
-              <wp:anchor distT="0" distB="0" distL="114300" distR="114300" simplePos="0" relativeHeight="251671552" behindDoc="0" locked="1" layoutInCell="1" allowOverlap="1" wp14:anchorId="047DC7E2" wp14:editId="132FF3D3">
+              <wp:anchor distT="0" distB="0" distL="114300" distR="114300" simplePos="0" relativeHeight="251671552" behindDoc="0" locked="0" layoutInCell="1" allowOverlap="1" wp14:anchorId="047DC7E2" wp14:editId="132FF3D3">
                 <wp:simplePos x="0" y="0"/>
                 <wp:positionH relativeFrom="page">
-                  <wp:posOffset>1574800</wp:posOffset>
+                  <wp:posOffset>2330104</wp:posOffset>
                 </wp:positionH>
                 <wp:positionV relativeFrom="page">
-                  <wp:posOffset>1751965</wp:posOffset>
+                  <wp:posOffset>2456259</wp:posOffset>
                 </wp:positionV>
-                <wp:extent cx="2260600" cy="584200"/>
-                <wp:effectExtent l="0" t="0" r="6350" b="6350"/>
+                <wp:extent cx="1421886" cy="609600"/>
+                <wp:effectExtent l="0" t="0" r="0" b="0"/>
                 <wp:wrapNone/>
-                <wp:docPr id="13" name="Fishbone_1_Causes_3"/>
+                <wp:docPr id="13" name="Fishbone_1_Causes_3" descr="Information arrived late Some information was outdated"/>
                 <wp:cNvGraphicFramePr/>
                 <a:graphic xmlns:a="http://schemas.openxmlformats.org/drawingml/2006/main">
                   <a:graphicData uri="http://schemas.microsoft.com/office/word/2010/wordprocessingShape">
@@ -4119,7 +3691,7 @@
                       <wps:spPr>
                         <a:xfrm>
                           <a:off x="0" y="0"/>
-                          <a:ext cx="2260600" cy="584200"/>
+                          <a:ext cx="1421886" cy="609600"/>
                         </a:xfrm>
                         <a:prstGeom prst="rect">
                           <a:avLst/>
@@ -4142,83 +3714,39 @@
                         <w:txbxContent>
                           <w:p>
                             <w:pPr>
-                              <w:spacing w:after="0" w:line="240" w:lineRule="auto"/>
+                              <w:spacing w:before="0" w:after="0" w:line="156" w:lineRule="exact"/>
+                              <w:ind w:left="0" w:right="0" w:firstLine="0"/>
                               <w:jc w:val="center"/>
-                              <w:rPr>
-                                <w:rFonts w:ascii="Arial" w:hAnsi="Arial" w:cs="Arial"/>
-                                <w:color w:val="000000"/>
-                                <w:sz w:val="12"/>
-                              </w:rPr>
                             </w:pPr>
                             <w:r>
                               <w:rPr>
-                                <w:rFonts w:ascii="Arial" w:hAnsi="Arial" w:cs="Arial"/>
+                                <w:rFonts w:ascii="Arial" w:hAnsi="Arial" w:eastAsia="Arial" w:cs="Arial"/>
                                 <w:color w:val="000000"/>
-                                <w:sz w:val="12"/>
+                                <w:sz w:val="13"/>
+                                <w:szCs w:val="13"/>
                               </w:rPr>
-                              <w:t>Residents use several information</w:t>
+                              <w:t>Information arrived late</w:t>
                             </w:r>
                           </w:p>
                           <w:p>
                             <w:pPr>
-                              <w:spacing w:after="0" w:line="240" w:lineRule="auto"/>
+                              <w:spacing w:before="0" w:after="0" w:line="156" w:lineRule="exact"/>
+                              <w:ind w:left="0" w:right="0" w:firstLine="0"/>
                               <w:jc w:val="center"/>
-                              <w:rPr>
-                                <w:rFonts w:ascii="Arial" w:hAnsi="Arial" w:cs="Arial"/>
-                                <w:color w:val="000000"/>
-                                <w:sz w:val="12"/>
-                              </w:rPr>
                             </w:pPr>
                             <w:r>
                               <w:rPr>
-                                <w:rFonts w:ascii="Arial" w:hAnsi="Arial" w:cs="Arial"/>
+                                <w:rFonts w:ascii="Arial" w:hAnsi="Arial" w:eastAsia="Arial" w:cs="Arial"/>
                                 <w:color w:val="000000"/>
-                                <w:sz w:val="12"/>
+                                <w:sz w:val="13"/>
+                                <w:szCs w:val="13"/>
                               </w:rPr>
-                              <w:t>channels with different purposes</w:t>
-                            </w:r>
-                          </w:p>
-                          <w:p>
-                            <w:pPr>
-                              <w:spacing w:after="0" w:line="240" w:lineRule="auto"/>
-                              <w:jc w:val="center"/>
-                              <w:rPr>
-                                <w:rFonts w:ascii="Arial" w:hAnsi="Arial" w:cs="Arial"/>
-                                <w:color w:val="000000"/>
-                                <w:sz w:val="12"/>
-                              </w:rPr>
-                            </w:pPr>
-                            <w:r>
-                              <w:rPr>
-                                <w:rFonts w:ascii="Arial" w:hAnsi="Arial" w:cs="Arial"/>
-                                <w:color w:val="000000"/>
-                                <w:sz w:val="12"/>
-                              </w:rPr>
-                              <w:t>A hypothetical scenario needs explicit</w:t>
-                            </w:r>
-                          </w:p>
-                          <w:p>
-                            <w:pPr>
-                              <w:spacing w:after="0" w:line="240" w:lineRule="auto"/>
-                              <w:jc w:val="center"/>
-                              <w:rPr>
-                                <w:rFonts w:ascii="Arial" w:hAnsi="Arial" w:cs="Arial"/>
-                                <w:color w:val="000000"/>
-                                <w:sz w:val="12"/>
-                              </w:rPr>
-                            </w:pPr>
-                            <w:r>
-                              <w:rPr>
-                                <w:rFonts w:ascii="Arial" w:hAnsi="Arial" w:cs="Arial"/>
-                                <w:color w:val="000000"/>
-                                <w:sz w:val="12"/>
-                              </w:rPr>
-                              <w:t>selection and confirmation</w:t>
+                              <w:t>Some information was outdated</w:t>
                             </w:r>
                           </w:p>
                         </w:txbxContent>
                       </wps:txbx>
-                      <wps:bodyPr rot="0" spcFirstLastPara="0" vertOverflow="overflow" horzOverflow="overflow" vert="horz" wrap="square" lIns="25400" tIns="12700" rIns="25400" bIns="12700" numCol="1" spcCol="0" rtlCol="0" fromWordArt="0" anchor="ctr" anchorCtr="0" forceAA="0" compatLnSpc="1">
+                      <wps:bodyPr rot="0" spcFirstLastPara="0" vertOverflow="overflow" horzOverflow="overflow" vert="horz" wrap="square" lIns="0" tIns="0" rIns="0" bIns="0" numCol="1" spcCol="0" rtlCol="0" fromWordArt="0" anchor="ctr" anchorCtr="0" forceAA="0" compatLnSpc="1">
                         <a:prstTxWarp prst="textNoShape">
                           <a:avLst/>
                         </a:prstTxWarp>
@@ -4232,83 +3760,39 @@
           </mc:Choice>
           <mc:Fallback>
             <w:pict>
-              <v:shape w14:anchorId="047DC7E2" id="Fishbone_1_Causes_3" o:spid="_x0000_s1044" type="#_x0000_t202" style="position:absolute;margin-left:124pt;margin-top:137.95pt;width:178pt;height:46pt;z-index:251671552;visibility:visible;mso-wrap-style:square;mso-wrap-distance-left:9pt;mso-wrap-distance-top:0;mso-wrap-distance-right:9pt;mso-wrap-distance-bottom:0;mso-position-horizontal:absolute;mso-position-horizontal-relative:page;mso-position-vertical:absolute;mso-position-vertical-relative:page;v-text-anchor:middle" o:gfxdata="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" filled="f" stroked="f" strokeweight=".5pt">
-                <v:textbox inset="2pt,1pt,2pt,1pt">
+              <v:shape w14:anchorId="047DC7E2" id="Fishbone_1_Causes_3" o:spid="_x0000_s1044" type="#_x0000_t202" style="position:absolute;margin-left:183.4727pt;margin-top:193.4062pt;width:111.9596pt;height:48.0000pt;z-index:251671552;visibility:visible;mso-wrap-style:square;mso-wrap-distance-left:9pt;mso-wrap-distance-top:0;mso-wrap-distance-right:9pt;mso-wrap-distance-bottom:0;mso-position-horizontal:absolute;mso-position-horizontal-relative:page;mso-position-vertical:absolute;mso-position-vertical-relative:page;v-text-anchor:middle" filled="f" stroked="f" strokeweight=".5pt">
+                <v:textbox inset="0,0,0,0">
                   <w:txbxContent>
                     <w:p>
                       <w:pPr>
-                        <w:spacing w:after="0" w:line="240" w:lineRule="auto"/>
+                        <w:spacing w:before="0" w:after="0" w:line="156" w:lineRule="exact"/>
+                        <w:ind w:left="0" w:right="0" w:firstLine="0"/>
                         <w:jc w:val="center"/>
-                        <w:rPr>
-                          <w:rFonts w:ascii="Arial" w:hAnsi="Arial" w:cs="Arial"/>
-                          <w:color w:val="000000"/>
-                          <w:sz w:val="12"/>
-                        </w:rPr>
                       </w:pPr>
                       <w:r>
                         <w:rPr>
-                          <w:rFonts w:ascii="Arial" w:hAnsi="Arial" w:cs="Arial"/>
+                          <w:rFonts w:ascii="Arial" w:hAnsi="Arial" w:eastAsia="Arial" w:cs="Arial"/>
                           <w:color w:val="000000"/>
-                          <w:sz w:val="12"/>
+                          <w:sz w:val="13"/>
+                          <w:szCs w:val="13"/>
                         </w:rPr>
-                        <w:t>Residents use several information</w:t>
+                        <w:t>Information arrived late</w:t>
                       </w:r>
                     </w:p>
                     <w:p>
                       <w:pPr>
-                        <w:spacing w:after="0" w:line="240" w:lineRule="auto"/>
+                        <w:spacing w:before="0" w:after="0" w:line="156" w:lineRule="exact"/>
+                        <w:ind w:left="0" w:right="0" w:firstLine="0"/>
                         <w:jc w:val="center"/>
-                        <w:rPr>
-                          <w:rFonts w:ascii="Arial" w:hAnsi="Arial" w:cs="Arial"/>
-                          <w:color w:val="000000"/>
-                          <w:sz w:val="12"/>
-                        </w:rPr>
                       </w:pPr>
                       <w:r>
                         <w:rPr>
-                          <w:rFonts w:ascii="Arial" w:hAnsi="Arial" w:cs="Arial"/>
+                          <w:rFonts w:ascii="Arial" w:hAnsi="Arial" w:eastAsia="Arial" w:cs="Arial"/>
                           <w:color w:val="000000"/>
-                          <w:sz w:val="12"/>
+                          <w:sz w:val="13"/>
+                          <w:szCs w:val="13"/>
                         </w:rPr>
-                        <w:t>channels with different purposes</w:t>
-                      </w:r>
-                    </w:p>
-                    <w:p>
-                      <w:pPr>
-                        <w:spacing w:after="0" w:line="240" w:lineRule="auto"/>
-                        <w:jc w:val="center"/>
-                        <w:rPr>
-                          <w:rFonts w:ascii="Arial" w:hAnsi="Arial" w:cs="Arial"/>
-                          <w:color w:val="000000"/>
-                          <w:sz w:val="12"/>
-                        </w:rPr>
-                      </w:pPr>
-                      <w:r>
-                        <w:rPr>
-                          <w:rFonts w:ascii="Arial" w:hAnsi="Arial" w:cs="Arial"/>
-                          <w:color w:val="000000"/>
-                          <w:sz w:val="12"/>
-                        </w:rPr>
-                        <w:t>A hypothetical scenario needs explicit</w:t>
-                      </w:r>
-                    </w:p>
-                    <w:p>
-                      <w:pPr>
-                        <w:spacing w:after="0" w:line="240" w:lineRule="auto"/>
-                        <w:jc w:val="center"/>
-                        <w:rPr>
-                          <w:rFonts w:ascii="Arial" w:hAnsi="Arial" w:cs="Arial"/>
-                          <w:color w:val="000000"/>
-                          <w:sz w:val="12"/>
-                        </w:rPr>
-                      </w:pPr>
-                      <w:r>
-                        <w:rPr>
-                          <w:rFonts w:ascii="Arial" w:hAnsi="Arial" w:cs="Arial"/>
-                          <w:color w:val="000000"/>
-                          <w:sz w:val="12"/>
-                        </w:rPr>
-                        <w:t>selection and confirmation</w:t>
+                        <w:t>Some information was outdated</w:t>
                       </w:r>
                     </w:p>
                   </w:txbxContent>
@@ -4327,16 +3811,16 @@
         <mc:AlternateContent>
           <mc:Choice Requires="wps">
             <w:drawing>
-              <wp:anchor distT="0" distB="0" distL="114300" distR="114300" simplePos="0" relativeHeight="251670528" behindDoc="0" locked="1" layoutInCell="1" allowOverlap="1" wp14:anchorId="5F137F2C" wp14:editId="6C89367C">
+              <wp:anchor distT="0" distB="0" distL="114300" distR="114300" simplePos="0" relativeHeight="251670528" behindDoc="0" locked="0" layoutInCell="1" allowOverlap="1" wp14:anchorId="5F137F2C" wp14:editId="6C89367C">
                 <wp:simplePos x="0" y="0"/>
                 <wp:positionH relativeFrom="page">
-                  <wp:posOffset>3556000</wp:posOffset>
+                  <wp:posOffset>3383823</wp:posOffset>
                 </wp:positionH>
                 <wp:positionV relativeFrom="page">
-                  <wp:posOffset>1675765</wp:posOffset>
+                  <wp:posOffset>2418159</wp:posOffset>
                 </wp:positionV>
-                <wp:extent cx="901700" cy="774700"/>
-                <wp:effectExtent l="0" t="0" r="31750" b="25400"/>
+                <wp:extent cx="740143" cy="695960"/>
+                <wp:effectExtent l="0" t="0" r="0" b="0"/>
                 <wp:wrapNone/>
                 <wp:docPr id="12" name="Fishbone_1_Branch_3"/>
                 <wp:cNvGraphicFramePr/>
@@ -4347,17 +3831,15 @@
                       <wps:spPr>
                         <a:xfrm flipH="1">
                           <a:off x="0" y="0"/>
-                          <a:ext cx="901700" cy="774700"/>
+                          <a:ext cx="740143" cy="695960"/>
                         </a:xfrm>
                         <a:prstGeom prst="straightConnector1">
                           <a:avLst/>
                         </a:prstGeom>
-                        <a:ln w="10160">
+                        <a:ln w="8255">
                           <a:solidFill>
-                            <a:srgbClr val="4B4B4B"/>
+                            <a:srgbClr val="7D7D7D"/>
                           </a:solidFill>
-                          <a:headEnd type="none"/>
-                          <a:tailEnd type="none"/>
                         </a:ln>
                       </wps:spPr>
                       <wps:style>
@@ -4383,7 +3865,7 @@
           </mc:Choice>
           <mc:Fallback>
             <w:pict>
-              <v:shape w14:anchorId="192DBEBE" id="Fishbone_1_Branch_3" o:spid="_x0000_s1026" type="#_x0000_t32" style="position:absolute;margin-left:280pt;margin-top:131.95pt;width:71pt;height:61pt;flip:x;z-index:251670528;visibility:visible;mso-wrap-style:square;mso-wrap-distance-left:9pt;mso-wrap-distance-top:0;mso-wrap-distance-right:9pt;mso-wrap-distance-bottom:0;mso-position-horizontal:absolute;mso-position-horizontal-relative:page;mso-position-vertical:absolute;mso-position-vertical-relative:page" o:gfxdata="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" strokecolor="#4b4b4b" strokeweight=".8pt">
+              <v:shape w14:anchorId="192DBEBE" id="Fishbone_1_Branch_3" o:spid="_x0000_s1026" type="#_x0000_t32" style="position:absolute;margin-left:266.4428pt;margin-top:190.4062pt;width:58.2790pt;height:54.8000pt;flip:x;z-index:251670528;visibility:visible;mso-wrap-style:square;mso-wrap-distance-left:9pt;mso-wrap-distance-top:0;mso-wrap-distance-right:9pt;mso-wrap-distance-bottom:0;mso-position-horizontal:absolute;mso-position-horizontal-relative:page;mso-position-vertical:absolute;mso-position-vertical-relative:page" strokecolor="#7D7D7D" strokeweight="0.65pt">
                 <w10:wrap anchorx="page" anchory="page"/>
                 <w10:anchorlock/>
               </v:shape>
@@ -4398,18 +3880,18 @@
         <mc:AlternateContent>
           <mc:Choice Requires="wps">
             <w:drawing>
-              <wp:anchor distT="0" distB="0" distL="114300" distR="114300" simplePos="0" relativeHeight="251669504" behindDoc="0" locked="1" layoutInCell="1" allowOverlap="1" wp14:anchorId="38090E7F" wp14:editId="6078F7DC">
+              <wp:anchor distT="0" distB="0" distL="114300" distR="114300" simplePos="0" relativeHeight="251669504" behindDoc="0" locked="0" layoutInCell="1" allowOverlap="1" wp14:anchorId="38090E7F" wp14:editId="6078F7DC">
                 <wp:simplePos x="0" y="0"/>
                 <wp:positionH relativeFrom="page">
-                  <wp:posOffset>2825115</wp:posOffset>
+                  <wp:posOffset>3447300</wp:posOffset>
                 </wp:positionH>
                 <wp:positionV relativeFrom="page">
-                  <wp:posOffset>969010</wp:posOffset>
+                  <wp:posOffset>1840309</wp:posOffset>
                 </wp:positionV>
-                <wp:extent cx="2184400" cy="609600"/>
-                <wp:effectExtent l="0" t="0" r="6350" b="0"/>
+                <wp:extent cx="1345714" cy="558800"/>
+                <wp:effectExtent l="0" t="0" r="0" b="0"/>
                 <wp:wrapNone/>
-                <wp:docPr id="11" name="Fishbone_1_Causes_2"/>
+                <wp:docPr id="11" name="Fishbone_1_Causes_2" descr="Information hard to understand Different sources conflicted Source or date unclear"/>
                 <wp:cNvGraphicFramePr/>
                 <a:graphic xmlns:a="http://schemas.openxmlformats.org/drawingml/2006/main">
                   <a:graphicData uri="http://schemas.microsoft.com/office/word/2010/wordprocessingShape">
@@ -4418,7 +3900,7 @@
                       <wps:spPr>
                         <a:xfrm>
                           <a:off x="0" y="0"/>
-                          <a:ext cx="2184400" cy="609600"/>
+                          <a:ext cx="1345714" cy="558800"/>
                         </a:xfrm>
                         <a:prstGeom prst="rect">
                           <a:avLst/>
@@ -4441,85 +3923,55 @@
                         <w:txbxContent>
                           <w:p>
                             <w:pPr>
-                              <w:spacing w:after="0" w:line="240" w:lineRule="auto"/>
+                              <w:spacing w:before="0" w:after="0" w:line="156" w:lineRule="exact"/>
+                              <w:ind w:left="0" w:right="0" w:firstLine="0"/>
                               <w:jc w:val="center"/>
-                              <w:rPr>
-                                <w:rFonts w:ascii="Arial" w:hAnsi="Arial" w:cs="Arial"/>
-                                <w:color w:val="000000"/>
-                                <w:sz w:val="12"/>
-                              </w:rPr>
                             </w:pPr>
-                            <w:bookmarkStart w:id="0" w:name="_GoBack"/>
                             <w:r>
                               <w:rPr>
-                                <w:rFonts w:ascii="Arial" w:hAnsi="Arial" w:cs="Arial"/>
+                                <w:rFonts w:ascii="Arial" w:hAnsi="Arial" w:eastAsia="Arial" w:cs="Arial"/>
                                 <w:color w:val="000000"/>
-                                <w:sz w:val="12"/>
+                                <w:sz w:val="13"/>
+                                <w:szCs w:val="13"/>
                               </w:rPr>
-                              <w:t>Public maps have different scopes</w:t>
+                              <w:t>Information hard to understand</w:t>
                             </w:r>
                           </w:p>
                           <w:p>
                             <w:pPr>
-                              <w:spacing w:after="0" w:line="240" w:lineRule="auto"/>
+                              <w:spacing w:before="0" w:after="0" w:line="156" w:lineRule="exact"/>
+                              <w:ind w:left="0" w:right="0" w:firstLine="0"/>
                               <w:jc w:val="center"/>
-                              <w:rPr>
-                                <w:rFonts w:ascii="Arial" w:hAnsi="Arial" w:cs="Arial"/>
-                                <w:color w:val="000000"/>
-                                <w:sz w:val="12"/>
-                              </w:rPr>
                             </w:pPr>
                             <w:r>
                               <w:rPr>
-                                <w:rFonts w:ascii="Arial" w:hAnsi="Arial" w:cs="Arial"/>
+                                <w:rFonts w:ascii="Arial" w:hAnsi="Arial" w:eastAsia="Arial" w:cs="Arial"/>
                                 <w:color w:val="000000"/>
-                                <w:sz w:val="12"/>
+                                <w:sz w:val="13"/>
+                                <w:szCs w:val="13"/>
                               </w:rPr>
-                              <w:t>Local source approval is necessary</w:t>
+                              <w:t>Different sources conflicted</w:t>
                             </w:r>
                           </w:p>
                           <w:p>
                             <w:pPr>
-                              <w:spacing w:after="0" w:line="240" w:lineRule="auto"/>
+                              <w:spacing w:before="0" w:after="0" w:line="156" w:lineRule="exact"/>
+                              <w:ind w:left="0" w:right="0" w:firstLine="0"/>
                               <w:jc w:val="center"/>
-                              <w:rPr>
-                                <w:rFonts w:ascii="Arial" w:hAnsi="Arial" w:cs="Arial"/>
-                                <w:color w:val="000000"/>
-                                <w:sz w:val="12"/>
-                              </w:rPr>
                             </w:pPr>
                             <w:r>
                               <w:rPr>
-                                <w:rFonts w:ascii="Arial" w:hAnsi="Arial" w:cs="Arial"/>
+                                <w:rFonts w:ascii="Arial" w:hAnsi="Arial" w:eastAsia="Arial" w:cs="Arial"/>
                                 <w:color w:val="000000"/>
-                                <w:sz w:val="12"/>
+                                <w:sz w:val="13"/>
+                                <w:szCs w:val="13"/>
                               </w:rPr>
-                              <w:t>Administrative boundaries alone do not</w:t>
+                              <w:t>Source or date unclear</w:t>
                             </w:r>
-                          </w:p>
-                          <w:p>
-                            <w:pPr>
-                              <w:spacing w:after="0" w:line="240" w:lineRule="auto"/>
-                              <w:jc w:val="center"/>
-                              <w:rPr>
-                                <w:rFonts w:ascii="Arial" w:hAnsi="Arial" w:cs="Arial"/>
-                                <w:color w:val="000000"/>
-                                <w:sz w:val="12"/>
-                              </w:rPr>
-                            </w:pPr>
-                            <w:r>
-                              <w:rPr>
-                                <w:rFonts w:ascii="Arial" w:hAnsi="Arial" w:cs="Arial"/>
-                                <w:color w:val="000000"/>
-                                <w:sz w:val="12"/>
-                              </w:rPr>
-                              <w:t>classify flood susceptibility</w:t>
-                            </w:r>
-                            <w:bookmarkEnd w:id="0"/>
                           </w:p>
                         </w:txbxContent>
                       </wps:txbx>
-                      <wps:bodyPr rot="0" spcFirstLastPara="0" vertOverflow="overflow" horzOverflow="overflow" vert="horz" wrap="square" lIns="25400" tIns="12700" rIns="25400" bIns="12700" numCol="1" spcCol="0" rtlCol="0" fromWordArt="0" anchor="ctr" anchorCtr="0" forceAA="0" compatLnSpc="1">
+                      <wps:bodyPr rot="0" spcFirstLastPara="0" vertOverflow="overflow" horzOverflow="overflow" vert="horz" wrap="square" lIns="0" tIns="0" rIns="0" bIns="0" numCol="1" spcCol="0" rtlCol="0" fromWordArt="0" anchor="ctr" anchorCtr="0" forceAA="0" compatLnSpc="1">
                         <a:prstTxWarp prst="textNoShape">
                           <a:avLst/>
                         </a:prstTxWarp>
@@ -4533,86 +3985,56 @@
           </mc:Choice>
           <mc:Fallback>
             <w:pict>
-              <v:shape w14:anchorId="38090E7F" id="Fishbone_1_Causes_2" o:spid="_x0000_s1045" type="#_x0000_t202" style="position:absolute;margin-left:222.45pt;margin-top:76.3pt;width:172pt;height:48pt;z-index:251669504;visibility:visible;mso-wrap-style:square;mso-wrap-distance-left:9pt;mso-wrap-distance-top:0;mso-wrap-distance-right:9pt;mso-wrap-distance-bottom:0;mso-position-horizontal:absolute;mso-position-horizontal-relative:page;mso-position-vertical:absolute;mso-position-vertical-relative:page;v-text-anchor:middle" o:gfxdata="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" filled="f" stroked="f" strokeweight=".5pt">
-                <v:textbox inset="2pt,1pt,2pt,1pt">
+              <v:shape w14:anchorId="38090E7F" id="Fishbone_1_Causes_2" o:spid="_x0000_s1045" type="#_x0000_t202" style="position:absolute;margin-left:271.4410pt;margin-top:144.9062pt;width:105.9617pt;height:44.0000pt;z-index:251669504;visibility:visible;mso-wrap-style:square;mso-wrap-distance-left:9pt;mso-wrap-distance-top:0;mso-wrap-distance-right:9pt;mso-wrap-distance-bottom:0;mso-position-horizontal:absolute;mso-position-horizontal-relative:page;mso-position-vertical:absolute;mso-position-vertical-relative:page;v-text-anchor:middle" filled="f" stroked="f" strokeweight=".5pt">
+                <v:textbox inset="0,0,0,0">
                   <w:txbxContent>
                     <w:p>
                       <w:pPr>
-                        <w:spacing w:after="0" w:line="240" w:lineRule="auto"/>
+                        <w:spacing w:before="0" w:after="0" w:line="156" w:lineRule="exact"/>
+                        <w:ind w:left="0" w:right="0" w:firstLine="0"/>
                         <w:jc w:val="center"/>
-                        <w:rPr>
-                          <w:rFonts w:ascii="Arial" w:hAnsi="Arial" w:cs="Arial"/>
-                          <w:color w:val="000000"/>
-                          <w:sz w:val="12"/>
-                        </w:rPr>
                       </w:pPr>
-                      <w:bookmarkStart w:id="1" w:name="_GoBack"/>
                       <w:r>
                         <w:rPr>
-                          <w:rFonts w:ascii="Arial" w:hAnsi="Arial" w:cs="Arial"/>
+                          <w:rFonts w:ascii="Arial" w:hAnsi="Arial" w:eastAsia="Arial" w:cs="Arial"/>
                           <w:color w:val="000000"/>
-                          <w:sz w:val="12"/>
+                          <w:sz w:val="13"/>
+                          <w:szCs w:val="13"/>
                         </w:rPr>
-                        <w:t>Public maps have different scopes</w:t>
+                        <w:t>Information hard to understand</w:t>
                       </w:r>
                     </w:p>
                     <w:p>
                       <w:pPr>
-                        <w:spacing w:after="0" w:line="240" w:lineRule="auto"/>
+                        <w:spacing w:before="0" w:after="0" w:line="156" w:lineRule="exact"/>
+                        <w:ind w:left="0" w:right="0" w:firstLine="0"/>
                         <w:jc w:val="center"/>
-                        <w:rPr>
-                          <w:rFonts w:ascii="Arial" w:hAnsi="Arial" w:cs="Arial"/>
-                          <w:color w:val="000000"/>
-                          <w:sz w:val="12"/>
-                        </w:rPr>
                       </w:pPr>
                       <w:r>
                         <w:rPr>
-                          <w:rFonts w:ascii="Arial" w:hAnsi="Arial" w:cs="Arial"/>
+                          <w:rFonts w:ascii="Arial" w:hAnsi="Arial" w:eastAsia="Arial" w:cs="Arial"/>
                           <w:color w:val="000000"/>
-                          <w:sz w:val="12"/>
+                          <w:sz w:val="13"/>
+                          <w:szCs w:val="13"/>
                         </w:rPr>
-                        <w:t>Local source approval is necessary</w:t>
+                        <w:t>Different sources conflicted</w:t>
                       </w:r>
                     </w:p>
                     <w:p>
                       <w:pPr>
-                        <w:spacing w:after="0" w:line="240" w:lineRule="auto"/>
+                        <w:spacing w:before="0" w:after="0" w:line="156" w:lineRule="exact"/>
+                        <w:ind w:left="0" w:right="0" w:firstLine="0"/>
                         <w:jc w:val="center"/>
-                        <w:rPr>
-                          <w:rFonts w:ascii="Arial" w:hAnsi="Arial" w:cs="Arial"/>
-                          <w:color w:val="000000"/>
-                          <w:sz w:val="12"/>
-                        </w:rPr>
                       </w:pPr>
                       <w:r>
                         <w:rPr>
-                          <w:rFonts w:ascii="Arial" w:hAnsi="Arial" w:cs="Arial"/>
+                          <w:rFonts w:ascii="Arial" w:hAnsi="Arial" w:eastAsia="Arial" w:cs="Arial"/>
                           <w:color w:val="000000"/>
-                          <w:sz w:val="12"/>
+                          <w:sz w:val="13"/>
+                          <w:szCs w:val="13"/>
                         </w:rPr>
-                        <w:t>Administrative boundaries alone do not</w:t>
+                        <w:t>Source or date unclear</w:t>
                       </w:r>
-                    </w:p>
-                    <w:p>
-                      <w:pPr>
-                        <w:spacing w:after="0" w:line="240" w:lineRule="auto"/>
-                        <w:jc w:val="center"/>
-                        <w:rPr>
-                          <w:rFonts w:ascii="Arial" w:hAnsi="Arial" w:cs="Arial"/>
-                          <w:color w:val="000000"/>
-                          <w:sz w:val="12"/>
-                        </w:rPr>
-                      </w:pPr>
-                      <w:r>
-                        <w:rPr>
-                          <w:rFonts w:ascii="Arial" w:hAnsi="Arial" w:cs="Arial"/>
-                          <w:color w:val="000000"/>
-                          <w:sz w:val="12"/>
-                        </w:rPr>
-                        <w:t>classify flood susceptibility</w:t>
-                      </w:r>
-                      <w:bookmarkEnd w:id="1"/>
                     </w:p>
                   </w:txbxContent>
                 </v:textbox>
@@ -4630,16 +4052,16 @@
         <mc:AlternateContent>
           <mc:Choice Requires="wps">
             <w:drawing>
-              <wp:anchor distT="0" distB="0" distL="114300" distR="114300" simplePos="0" relativeHeight="251668480" behindDoc="0" locked="1" layoutInCell="1" allowOverlap="1" wp14:anchorId="0B794EAC" wp14:editId="6AC9DB7F">
+              <wp:anchor distT="0" distB="0" distL="114300" distR="114300" simplePos="0" relativeHeight="251668480" behindDoc="0" locked="0" layoutInCell="1" allowOverlap="1" wp14:anchorId="0B794EAC" wp14:editId="6AC9DB7F">
                 <wp:simplePos x="0" y="0"/>
                 <wp:positionH relativeFrom="page">
-                  <wp:posOffset>4356100</wp:posOffset>
+                  <wp:posOffset>4530219</wp:posOffset>
                 </wp:positionH>
                 <wp:positionV relativeFrom="page">
-                  <wp:posOffset>862965</wp:posOffset>
+                  <wp:posOffset>1713309</wp:posOffset>
                 </wp:positionV>
-                <wp:extent cx="990600" cy="812800"/>
-                <wp:effectExtent l="0" t="0" r="19050" b="25400"/>
+                <wp:extent cx="665240" cy="704850"/>
+                <wp:effectExtent l="0" t="0" r="0" b="0"/>
                 <wp:wrapNone/>
                 <wp:docPr id="10" name="Fishbone_1_Branch_2"/>
                 <wp:cNvGraphicFramePr/>
@@ -4650,17 +4072,15 @@
                       <wps:spPr>
                         <a:xfrm>
                           <a:off x="0" y="0"/>
-                          <a:ext cx="990600" cy="812800"/>
+                          <a:ext cx="665240" cy="704850"/>
                         </a:xfrm>
                         <a:prstGeom prst="straightConnector1">
                           <a:avLst/>
                         </a:prstGeom>
-                        <a:ln w="10160">
+                        <a:ln w="8255">
                           <a:solidFill>
-                            <a:srgbClr val="4B4B4B"/>
+                            <a:srgbClr val="7D7D7D"/>
                           </a:solidFill>
-                          <a:headEnd type="none"/>
-                          <a:tailEnd type="none"/>
                         </a:ln>
                       </wps:spPr>
                       <wps:style>
@@ -4686,7 +4106,7 @@
           </mc:Choice>
           <mc:Fallback>
             <w:pict>
-              <v:shape w14:anchorId="488FE974" id="Fishbone_1_Branch_2" o:spid="_x0000_s1026" type="#_x0000_t32" style="position:absolute;margin-left:343pt;margin-top:67.95pt;width:78pt;height:64pt;z-index:251668480;visibility:visible;mso-wrap-style:square;mso-wrap-distance-left:9pt;mso-wrap-distance-top:0;mso-wrap-distance-right:9pt;mso-wrap-distance-bottom:0;mso-position-horizontal:absolute;mso-position-horizontal-relative:page;mso-position-vertical:absolute;mso-position-vertical-relative:page" o:gfxdata="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" strokecolor="#4b4b4b" strokeweight=".8pt">
+              <v:shape w14:anchorId="488FE974" id="Fishbone_1_Branch_2" o:spid="_x0000_s1026" type="#_x0000_t32" style="position:absolute;margin-left:356.7102pt;margin-top:134.9062pt;width:52.3811pt;height:55.5000pt;z-index:251668480;visibility:visible;mso-wrap-style:square;mso-wrap-distance-left:9pt;mso-wrap-distance-top:0;mso-wrap-distance-right:9pt;mso-wrap-distance-bottom:0;mso-position-horizontal:absolute;mso-position-horizontal-relative:page;mso-position-vertical:absolute;mso-position-vertical-relative:page" strokecolor="#7D7D7D" strokeweight="0.65pt">
                 <w10:wrap anchorx="page" anchory="page"/>
                 <w10:anchorlock/>
               </v:shape>
@@ -4701,18 +4121,18 @@
         <mc:AlternateContent>
           <mc:Choice Requires="wps">
             <w:drawing>
-              <wp:anchor distT="0" distB="0" distL="114300" distR="114300" simplePos="0" relativeHeight="251667456" behindDoc="0" locked="1" layoutInCell="1" allowOverlap="1" wp14:anchorId="65EBAB3B" wp14:editId="7137B97F">
+              <wp:anchor distT="0" distB="0" distL="114300" distR="114300" simplePos="0" relativeHeight="251667456" behindDoc="0" locked="0" layoutInCell="1" allowOverlap="1" wp14:anchorId="65EBAB3B" wp14:editId="7137B97F">
                 <wp:simplePos x="0" y="0"/>
                 <wp:positionH relativeFrom="page">
-                  <wp:posOffset>3771900</wp:posOffset>
+                  <wp:posOffset>4244572</wp:posOffset>
                 </wp:positionH>
                 <wp:positionV relativeFrom="page">
-                  <wp:posOffset>621665</wp:posOffset>
+                  <wp:posOffset>1522809</wp:posOffset>
                 </wp:positionV>
-                <wp:extent cx="1168400" cy="241300"/>
-                <wp:effectExtent l="0" t="0" r="12700" b="25400"/>
+                <wp:extent cx="571294" cy="190500"/>
+                <wp:effectExtent l="0" t="0" r="0" b="0"/>
                 <wp:wrapNone/>
-                <wp:docPr id="9" name="Fishbone_1_Category_2"/>
+                <wp:docPr id="9" name="Fishbone_1_Category_2" descr="QUALITY"/>
                 <wp:cNvGraphicFramePr/>
                 <a:graphic xmlns:a="http://schemas.openxmlformats.org/drawingml/2006/main">
                   <a:graphicData uri="http://schemas.microsoft.com/office/word/2010/wordprocessingShape">
@@ -4721,7 +4141,7 @@
                       <wps:spPr>
                         <a:xfrm>
                           <a:off x="0" y="0"/>
-                          <a:ext cx="1168400" cy="241300"/>
+                          <a:ext cx="571294" cy="190500"/>
                         </a:xfrm>
                         <a:prstGeom prst="rect">
                           <a:avLst/>
@@ -4729,9 +4149,9 @@
                         <a:solidFill>
                           <a:srgbClr val="FFFFFF"/>
                         </a:solidFill>
-                        <a:ln w="10160">
+                        <a:ln w="7620">
                           <a:solidFill>
-                            <a:srgbClr val="2D2D2D"/>
+                            <a:srgbClr val="5A5A5A"/>
                           </a:solidFill>
                         </a:ln>
                       </wps:spPr>
@@ -4755,28 +4175,25 @@
                         <w:txbxContent>
                           <w:p>
                             <w:pPr>
-                              <w:spacing w:after="0" w:line="240" w:lineRule="auto"/>
+                              <w:spacing w:before="0" w:after="0" w:line="150" w:lineRule="exact"/>
+                              <w:ind w:left="0" w:right="0" w:firstLine="0"/>
                               <w:jc w:val="center"/>
-                              <w:rPr>
-                                <w:rFonts w:ascii="Arial" w:hAnsi="Arial" w:cs="Arial"/>
-                                <w:b/>
-                                <w:color w:val="000000"/>
-                                <w:sz w:val="13"/>
-                              </w:rPr>
                             </w:pPr>
                             <w:r>
                               <w:rPr>
-                                <w:rFonts w:ascii="Arial" w:hAnsi="Arial" w:cs="Arial"/>
-                                <w:b/>
+                                <w:rFonts w:ascii="Arial" w:hAnsi="Arial" w:eastAsia="Arial" w:cs="Arial"/>
                                 <w:color w:val="000000"/>
                                 <w:sz w:val="13"/>
+                                <w:szCs w:val="13"/>
+                                <w:b/>
+                                <w:bCs/>
                               </w:rPr>
-                              <w:t>PLATFORM</w:t>
+                              <w:t>QUALITY</w:t>
                             </w:r>
                           </w:p>
                         </w:txbxContent>
                       </wps:txbx>
-                      <wps:bodyPr rot="0" spcFirstLastPara="0" vertOverflow="overflow" horzOverflow="overflow" vert="horz" wrap="square" lIns="25400" tIns="12700" rIns="25400" bIns="12700" numCol="1" spcCol="0" rtlCol="0" fromWordArt="0" anchor="ctr" anchorCtr="0" forceAA="0" compatLnSpc="1">
+                      <wps:bodyPr rot="0" spcFirstLastPara="0" vertOverflow="overflow" horzOverflow="overflow" vert="horz" wrap="square" lIns="0" tIns="0" rIns="0" bIns="0" numCol="1" spcCol="0" rtlCol="0" fromWordArt="0" anchor="ctr" anchorCtr="0" forceAA="0" compatLnSpc="1">
                         <a:prstTxWarp prst="textNoShape">
                           <a:avLst/>
                         </a:prstTxWarp>
@@ -4790,28 +4207,25 @@
           </mc:Choice>
           <mc:Fallback>
             <w:pict>
-              <v:rect w14:anchorId="65EBAB3B" id="Fishbone_1_Category_2" o:spid="_x0000_s1046" style="position:absolute;margin-left:297pt;margin-top:48.95pt;width:92pt;height:19pt;z-index:251667456;visibility:visible;mso-wrap-style:square;mso-wrap-distance-left:9pt;mso-wrap-distance-top:0;mso-wrap-distance-right:9pt;mso-wrap-distance-bottom:0;mso-position-horizontal:absolute;mso-position-horizontal-relative:page;mso-position-vertical:absolute;mso-position-vertical-relative:page;v-text-anchor:middle" o:gfxdata="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" strokecolor="#2d2d2d" strokeweight=".8pt">
-                <v:textbox inset="2pt,1pt,2pt,1pt">
+              <v:rect w14:anchorId="65EBAB3B" id="Fishbone_1_Category_2" o:spid="_x0000_s1046" style="position:absolute;margin-left:334.2183pt;margin-top:119.9062pt;width:44.9838pt;height:15.0000pt;z-index:251667456;visibility:visible;mso-wrap-style:square;mso-wrap-distance-left:9pt;mso-wrap-distance-top:0;mso-wrap-distance-right:9pt;mso-wrap-distance-bottom:0;mso-position-horizontal:absolute;mso-position-horizontal-relative:page;mso-position-vertical:absolute;mso-position-vertical-relative:page;v-text-anchor:middle" strokecolor="#5A5A5A" strokeweight="0.6pt">
+                <v:textbox inset="0,0,0,0">
                   <w:txbxContent>
                     <w:p>
                       <w:pPr>
-                        <w:spacing w:after="0" w:line="240" w:lineRule="auto"/>
+                        <w:spacing w:before="0" w:after="0" w:line="150" w:lineRule="exact"/>
+                        <w:ind w:left="0" w:right="0" w:firstLine="0"/>
                         <w:jc w:val="center"/>
-                        <w:rPr>
-                          <w:rFonts w:ascii="Arial" w:hAnsi="Arial" w:cs="Arial"/>
-                          <w:b/>
-                          <w:color w:val="000000"/>
-                          <w:sz w:val="13"/>
-                        </w:rPr>
                       </w:pPr>
                       <w:r>
                         <w:rPr>
-                          <w:rFonts w:ascii="Arial" w:hAnsi="Arial" w:cs="Arial"/>
-                          <w:b/>
+                          <w:rFonts w:ascii="Arial" w:hAnsi="Arial" w:eastAsia="Arial" w:cs="Arial"/>
                           <w:color w:val="000000"/>
                           <w:sz w:val="13"/>
+                          <w:szCs w:val="13"/>
+                          <w:b/>
+                          <w:bCs/>
                         </w:rPr>
-                        <w:t>PLATFORM</w:t>
+                        <w:t>QUALITY</w:t>
                       </w:r>
                     </w:p>
                   </w:txbxContent>
@@ -4830,18 +4244,18 @@
         <mc:AlternateContent>
           <mc:Choice Requires="wps">
             <w:drawing>
-              <wp:anchor distT="0" distB="0" distL="114300" distR="114300" simplePos="0" relativeHeight="251666432" behindDoc="0" locked="1" layoutInCell="1" allowOverlap="1" wp14:anchorId="5A021CFE" wp14:editId="0CC3605F">
+              <wp:anchor distT="0" distB="0" distL="114300" distR="114300" simplePos="0" relativeHeight="251666432" behindDoc="0" locked="0" layoutInCell="1" allowOverlap="1" wp14:anchorId="5A021CFE" wp14:editId="0CC3605F">
                 <wp:simplePos x="0" y="0"/>
                 <wp:positionH relativeFrom="page">
-                  <wp:posOffset>825500</wp:posOffset>
+                  <wp:posOffset>1822287</wp:posOffset>
                 </wp:positionH>
                 <wp:positionV relativeFrom="page">
-                  <wp:posOffset>977265</wp:posOffset>
+                  <wp:posOffset>1922859</wp:posOffset>
                 </wp:positionV>
-                <wp:extent cx="2082800" cy="609600"/>
+                <wp:extent cx="1193369" cy="469900"/>
                 <wp:effectExtent l="0" t="0" r="0" b="0"/>
                 <wp:wrapNone/>
-                <wp:docPr id="8" name="Fishbone_1_Causes_1"/>
+                <wp:docPr id="8" name="Fishbone_1_Causes_1" descr="Needed information difficult to obtain Access harder during internet or power interruptions"/>
                 <wp:cNvGraphicFramePr/>
                 <a:graphic xmlns:a="http://schemas.openxmlformats.org/drawingml/2006/main">
                   <a:graphicData uri="http://schemas.microsoft.com/office/word/2010/wordprocessingShape">
@@ -4850,7 +4264,7 @@
                       <wps:spPr>
                         <a:xfrm>
                           <a:off x="0" y="0"/>
-                          <a:ext cx="2082800" cy="609600"/>
+                          <a:ext cx="1193369" cy="469900"/>
                         </a:xfrm>
                         <a:prstGeom prst="rect">
                           <a:avLst/>
@@ -4873,83 +4287,71 @@
                         <w:txbxContent>
                           <w:p>
                             <w:pPr>
-                              <w:spacing w:after="0" w:line="240" w:lineRule="auto"/>
+                              <w:spacing w:before="0" w:after="0" w:line="156" w:lineRule="exact"/>
+                              <w:ind w:left="0" w:right="0" w:firstLine="0"/>
                               <w:jc w:val="center"/>
-                              <w:rPr>
-                                <w:rFonts w:ascii="Arial" w:hAnsi="Arial" w:cs="Arial"/>
-                                <w:color w:val="000000"/>
-                                <w:sz w:val="12"/>
-                              </w:rPr>
                             </w:pPr>
                             <w:r>
                               <w:rPr>
-                                <w:rFonts w:ascii="Arial" w:hAnsi="Arial" w:cs="Arial"/>
+                                <w:rFonts w:ascii="Arial" w:hAnsi="Arial" w:eastAsia="Arial" w:cs="Arial"/>
                                 <w:color w:val="000000"/>
-                                <w:sz w:val="12"/>
+                                <w:sz w:val="13"/>
+                                <w:szCs w:val="13"/>
                               </w:rPr>
-                              <w:t>Surveyed residents reported difficulty</w:t>
+                              <w:t>Needed information difficult</w:t>
                             </w:r>
                           </w:p>
                           <w:p>
                             <w:pPr>
-                              <w:spacing w:after="0" w:line="240" w:lineRule="auto"/>
+                              <w:spacing w:before="0" w:after="0" w:line="156" w:lineRule="exact"/>
+                              <w:ind w:left="0" w:right="0" w:firstLine="0"/>
                               <w:jc w:val="center"/>
-                              <w:rPr>
-                                <w:rFonts w:ascii="Arial" w:hAnsi="Arial" w:cs="Arial"/>
-                                <w:color w:val="000000"/>
-                                <w:sz w:val="12"/>
-                              </w:rPr>
                             </w:pPr>
                             <w:r>
                               <w:rPr>
-                                <w:rFonts w:ascii="Arial" w:hAnsi="Arial" w:cs="Arial"/>
+                                <w:rFonts w:ascii="Arial" w:hAnsi="Arial" w:eastAsia="Arial" w:cs="Arial"/>
                                 <w:color w:val="000000"/>
-                                <w:sz w:val="12"/>
+                                <w:sz w:val="13"/>
+                                <w:szCs w:val="13"/>
                               </w:rPr>
-                              <w:t>finding needed flood information</w:t>
+                              <w:t>to obtain</w:t>
                             </w:r>
                           </w:p>
                           <w:p>
                             <w:pPr>
-                              <w:spacing w:after="0" w:line="240" w:lineRule="auto"/>
+                              <w:spacing w:before="0" w:after="0" w:line="156" w:lineRule="exact"/>
+                              <w:ind w:left="0" w:right="0" w:firstLine="0"/>
                               <w:jc w:val="center"/>
-                              <w:rPr>
-                                <w:rFonts w:ascii="Arial" w:hAnsi="Arial" w:cs="Arial"/>
-                                <w:color w:val="000000"/>
-                                <w:sz w:val="12"/>
-                              </w:rPr>
                             </w:pPr>
                             <w:r>
                               <w:rPr>
-                                <w:rFonts w:ascii="Arial" w:hAnsi="Arial" w:cs="Arial"/>
+                                <w:rFonts w:ascii="Arial" w:hAnsi="Arial" w:eastAsia="Arial" w:cs="Arial"/>
                                 <w:color w:val="000000"/>
-                                <w:sz w:val="12"/>
+                                <w:sz w:val="13"/>
+                                <w:szCs w:val="13"/>
                               </w:rPr>
-                              <w:t>Location-specific explanations</w:t>
+                              <w:t>Access harder during internet</w:t>
                             </w:r>
                           </w:p>
                           <w:p>
                             <w:pPr>
-                              <w:spacing w:after="0" w:line="240" w:lineRule="auto"/>
+                              <w:spacing w:before="0" w:after="0" w:line="156" w:lineRule="exact"/>
+                              <w:ind w:left="0" w:right="0" w:firstLine="0"/>
                               <w:jc w:val="center"/>
-                              <w:rPr>
-                                <w:rFonts w:ascii="Arial" w:hAnsi="Arial" w:cs="Arial"/>
-                                <w:color w:val="000000"/>
-                                <w:sz w:val="12"/>
-                              </w:rPr>
                             </w:pPr>
                             <w:r>
                               <w:rPr>
-                                <w:rFonts w:ascii="Arial" w:hAnsi="Arial" w:cs="Arial"/>
+                                <w:rFonts w:ascii="Arial" w:hAnsi="Arial" w:eastAsia="Arial" w:cs="Arial"/>
                                 <w:color w:val="000000"/>
-                                <w:sz w:val="12"/>
+                                <w:sz w:val="13"/>
+                                <w:szCs w:val="13"/>
                               </w:rPr>
-                              <w:t>remain important</w:t>
+                              <w:t>or power interruptions</w:t>
                             </w:r>
                           </w:p>
                         </w:txbxContent>
                       </wps:txbx>
-                      <wps:bodyPr rot="0" spcFirstLastPara="0" vertOverflow="overflow" horzOverflow="overflow" vert="horz" wrap="square" lIns="25400" tIns="12700" rIns="25400" bIns="12700" numCol="1" spcCol="0" rtlCol="0" fromWordArt="0" anchor="ctr" anchorCtr="0" forceAA="0" compatLnSpc="1">
+                      <wps:bodyPr rot="0" spcFirstLastPara="0" vertOverflow="overflow" horzOverflow="overflow" vert="horz" wrap="square" lIns="0" tIns="0" rIns="0" bIns="0" numCol="1" spcCol="0" rtlCol="0" fromWordArt="0" anchor="ctr" anchorCtr="0" forceAA="0" compatLnSpc="1">
                         <a:prstTxWarp prst="textNoShape">
                           <a:avLst/>
                         </a:prstTxWarp>
@@ -4963,83 +4365,71 @@
           </mc:Choice>
           <mc:Fallback>
             <w:pict>
-              <v:shape w14:anchorId="5A021CFE" id="Fishbone_1_Causes_1" o:spid="_x0000_s1047" type="#_x0000_t202" style="position:absolute;margin-left:65pt;margin-top:76.95pt;width:164pt;height:48pt;z-index:251666432;visibility:visible;mso-wrap-style:square;mso-wrap-distance-left:9pt;mso-wrap-distance-top:0;mso-wrap-distance-right:9pt;mso-wrap-distance-bottom:0;mso-position-horizontal:absolute;mso-position-horizontal-relative:page;mso-position-vertical:absolute;mso-position-vertical-relative:page;v-text-anchor:middle" o:gfxdata="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" filled="f" stroked="f" strokeweight=".5pt">
-                <v:textbox inset="2pt,1pt,2pt,1pt">
+              <v:shape w14:anchorId="5A021CFE" id="Fishbone_1_Causes_1" o:spid="_x0000_s1047" type="#_x0000_t202" style="position:absolute;margin-left:143.4872pt;margin-top:151.4062pt;width:93.9661pt;height:37.0000pt;z-index:251666432;visibility:visible;mso-wrap-style:square;mso-wrap-distance-left:9pt;mso-wrap-distance-top:0;mso-wrap-distance-right:9pt;mso-wrap-distance-bottom:0;mso-position-horizontal:absolute;mso-position-horizontal-relative:page;mso-position-vertical:absolute;mso-position-vertical-relative:page;v-text-anchor:middle" filled="f" stroked="f" strokeweight=".5pt">
+                <v:textbox inset="0,0,0,0">
                   <w:txbxContent>
                     <w:p>
                       <w:pPr>
-                        <w:spacing w:after="0" w:line="240" w:lineRule="auto"/>
+                        <w:spacing w:before="0" w:after="0" w:line="156" w:lineRule="exact"/>
+                        <w:ind w:left="0" w:right="0" w:firstLine="0"/>
                         <w:jc w:val="center"/>
-                        <w:rPr>
-                          <w:rFonts w:ascii="Arial" w:hAnsi="Arial" w:cs="Arial"/>
-                          <w:color w:val="000000"/>
-                          <w:sz w:val="12"/>
-                        </w:rPr>
                       </w:pPr>
                       <w:r>
                         <w:rPr>
-                          <w:rFonts w:ascii="Arial" w:hAnsi="Arial" w:cs="Arial"/>
+                          <w:rFonts w:ascii="Arial" w:hAnsi="Arial" w:eastAsia="Arial" w:cs="Arial"/>
                           <w:color w:val="000000"/>
-                          <w:sz w:val="12"/>
+                          <w:sz w:val="13"/>
+                          <w:szCs w:val="13"/>
                         </w:rPr>
-                        <w:t>Surveyed residents reported difficulty</w:t>
+                        <w:t>Needed information difficult</w:t>
                       </w:r>
                     </w:p>
                     <w:p>
                       <w:pPr>
-                        <w:spacing w:after="0" w:line="240" w:lineRule="auto"/>
+                        <w:spacing w:before="0" w:after="0" w:line="156" w:lineRule="exact"/>
+                        <w:ind w:left="0" w:right="0" w:firstLine="0"/>
                         <w:jc w:val="center"/>
-                        <w:rPr>
-                          <w:rFonts w:ascii="Arial" w:hAnsi="Arial" w:cs="Arial"/>
-                          <w:color w:val="000000"/>
-                          <w:sz w:val="12"/>
-                        </w:rPr>
                       </w:pPr>
                       <w:r>
                         <w:rPr>
-                          <w:rFonts w:ascii="Arial" w:hAnsi="Arial" w:cs="Arial"/>
+                          <w:rFonts w:ascii="Arial" w:hAnsi="Arial" w:eastAsia="Arial" w:cs="Arial"/>
                           <w:color w:val="000000"/>
-                          <w:sz w:val="12"/>
+                          <w:sz w:val="13"/>
+                          <w:szCs w:val="13"/>
                         </w:rPr>
-                        <w:t>finding needed flood information</w:t>
+                        <w:t>to obtain</w:t>
                       </w:r>
                     </w:p>
                     <w:p>
                       <w:pPr>
-                        <w:spacing w:after="0" w:line="240" w:lineRule="auto"/>
+                        <w:spacing w:before="0" w:after="0" w:line="156" w:lineRule="exact"/>
+                        <w:ind w:left="0" w:right="0" w:firstLine="0"/>
                         <w:jc w:val="center"/>
-                        <w:rPr>
-                          <w:rFonts w:ascii="Arial" w:hAnsi="Arial" w:cs="Arial"/>
-                          <w:color w:val="000000"/>
-                          <w:sz w:val="12"/>
-                        </w:rPr>
                       </w:pPr>
                       <w:r>
                         <w:rPr>
-                          <w:rFonts w:ascii="Arial" w:hAnsi="Arial" w:cs="Arial"/>
+                          <w:rFonts w:ascii="Arial" w:hAnsi="Arial" w:eastAsia="Arial" w:cs="Arial"/>
                           <w:color w:val="000000"/>
-                          <w:sz w:val="12"/>
+                          <w:sz w:val="13"/>
+                          <w:szCs w:val="13"/>
                         </w:rPr>
-                        <w:t>Location-specific explanations</w:t>
+                        <w:t>Access harder during internet</w:t>
                       </w:r>
                     </w:p>
                     <w:p>
                       <w:pPr>
-                        <w:spacing w:after="0" w:line="240" w:lineRule="auto"/>
+                        <w:spacing w:before="0" w:after="0" w:line="156" w:lineRule="exact"/>
+                        <w:ind w:left="0" w:right="0" w:firstLine="0"/>
                         <w:jc w:val="center"/>
-                        <w:rPr>
-                          <w:rFonts w:ascii="Arial" w:hAnsi="Arial" w:cs="Arial"/>
-                          <w:color w:val="000000"/>
-                          <w:sz w:val="12"/>
-                        </w:rPr>
                       </w:pPr>
                       <w:r>
                         <w:rPr>
-                          <w:rFonts w:ascii="Arial" w:hAnsi="Arial" w:cs="Arial"/>
+                          <w:rFonts w:ascii="Arial" w:hAnsi="Arial" w:eastAsia="Arial" w:cs="Arial"/>
                           <w:color w:val="000000"/>
-                          <w:sz w:val="12"/>
+                          <w:sz w:val="13"/>
+                          <w:szCs w:val="13"/>
                         </w:rPr>
-                        <w:t>remain important</w:t>
+                        <w:t>or power interruptions</w:t>
                       </w:r>
                     </w:p>
                   </w:txbxContent>
@@ -5058,16 +4448,16 @@
         <mc:AlternateContent>
           <mc:Choice Requires="wps">
             <w:drawing>
-              <wp:anchor distT="0" distB="0" distL="114300" distR="114300" simplePos="0" relativeHeight="251665408" behindDoc="0" locked="1" layoutInCell="1" allowOverlap="1" wp14:anchorId="05231432" wp14:editId="150811B4">
+              <wp:anchor distT="0" distB="0" distL="114300" distR="114300" simplePos="0" relativeHeight="251665408" behindDoc="0" locked="0" layoutInCell="1" allowOverlap="1" wp14:anchorId="05231432" wp14:editId="150811B4">
                 <wp:simplePos x="0" y="0"/>
                 <wp:positionH relativeFrom="page">
-                  <wp:posOffset>2349500</wp:posOffset>
+                  <wp:posOffset>2805547</wp:posOffset>
                 </wp:positionH>
                 <wp:positionV relativeFrom="page">
-                  <wp:posOffset>862965</wp:posOffset>
+                  <wp:posOffset>1713309</wp:posOffset>
                 </wp:positionV>
-                <wp:extent cx="1028700" cy="812800"/>
-                <wp:effectExtent l="0" t="0" r="19050" b="25400"/>
+                <wp:extent cx="584624" cy="704850"/>
+                <wp:effectExtent l="0" t="0" r="0" b="0"/>
                 <wp:wrapNone/>
                 <wp:docPr id="7" name="Fishbone_1_Branch_1"/>
                 <wp:cNvGraphicFramePr/>
@@ -5078,17 +4468,15 @@
                       <wps:spPr>
                         <a:xfrm>
                           <a:off x="0" y="0"/>
-                          <a:ext cx="1028700" cy="812800"/>
+                          <a:ext cx="584624" cy="704850"/>
                         </a:xfrm>
                         <a:prstGeom prst="straightConnector1">
                           <a:avLst/>
                         </a:prstGeom>
-                        <a:ln w="10160">
+                        <a:ln w="8255">
                           <a:solidFill>
-                            <a:srgbClr val="4B4B4B"/>
+                            <a:srgbClr val="7D7D7D"/>
                           </a:solidFill>
-                          <a:headEnd type="none"/>
-                          <a:tailEnd type="none"/>
                         </a:ln>
                       </wps:spPr>
                       <wps:style>
@@ -5114,7 +4502,7 @@
           </mc:Choice>
           <mc:Fallback>
             <w:pict>
-              <v:shape w14:anchorId="4C16FFD7" id="Fishbone_1_Branch_1" o:spid="_x0000_s1026" type="#_x0000_t32" style="position:absolute;margin-left:185pt;margin-top:67.95pt;width:81pt;height:64pt;z-index:251665408;visibility:visible;mso-wrap-style:square;mso-wrap-distance-left:9pt;mso-wrap-distance-top:0;mso-wrap-distance-right:9pt;mso-wrap-distance-bottom:0;mso-position-horizontal:absolute;mso-position-horizontal-relative:page;mso-position-vertical:absolute;mso-position-vertical-relative:page" o:gfxdata="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" strokecolor="#4b4b4b" strokeweight=".8pt">
+              <v:shape w14:anchorId="4C16FFD7" id="Fishbone_1_Branch_1" o:spid="_x0000_s1026" type="#_x0000_t32" style="position:absolute;margin-left:220.9092pt;margin-top:134.9062pt;width:46.0334pt;height:55.5000pt;z-index:251665408;visibility:visible;mso-wrap-style:square;mso-wrap-distance-left:9pt;mso-wrap-distance-top:0;mso-wrap-distance-right:9pt;mso-wrap-distance-bottom:0;mso-position-horizontal:absolute;mso-position-horizontal-relative:page;mso-position-vertical:absolute;mso-position-vertical-relative:page" strokecolor="#7D7D7D" strokeweight="0.65pt">
                 <w10:wrap anchorx="page" anchory="page"/>
                 <w10:anchorlock/>
               </v:shape>
@@ -5129,18 +4517,18 @@
         <mc:AlternateContent>
           <mc:Choice Requires="wps">
             <w:drawing>
-              <wp:anchor distT="0" distB="0" distL="114300" distR="114300" simplePos="0" relativeHeight="251664384" behindDoc="0" locked="1" layoutInCell="1" allowOverlap="1" wp14:anchorId="18A32A29" wp14:editId="7B4BAE15">
+              <wp:anchor distT="0" distB="0" distL="114300" distR="114300" simplePos="0" relativeHeight="251664384" behindDoc="0" locked="0" layoutInCell="1" allowOverlap="1" wp14:anchorId="18A32A29" wp14:editId="7B4BAE15">
                 <wp:simplePos x="0" y="0"/>
                 <wp:positionH relativeFrom="page">
-                  <wp:posOffset>1765300</wp:posOffset>
+                  <wp:posOffset>2408815</wp:posOffset>
                 </wp:positionH>
                 <wp:positionV relativeFrom="page">
-                  <wp:posOffset>621665</wp:posOffset>
+                  <wp:posOffset>1522809</wp:posOffset>
                 </wp:positionV>
-                <wp:extent cx="1168400" cy="241300"/>
-                <wp:effectExtent l="0" t="0" r="12700" b="25400"/>
+                <wp:extent cx="793463" cy="190500"/>
+                <wp:effectExtent l="0" t="0" r="0" b="0"/>
                 <wp:wrapNone/>
-                <wp:docPr id="6" name="Fishbone_1_Category_1"/>
+                <wp:docPr id="6" name="Fishbone_1_Category_1" descr="ACCESS"/>
                 <wp:cNvGraphicFramePr/>
                 <a:graphic xmlns:a="http://schemas.openxmlformats.org/drawingml/2006/main">
                   <a:graphicData uri="http://schemas.microsoft.com/office/word/2010/wordprocessingShape">
@@ -5149,7 +4537,7 @@
                       <wps:spPr>
                         <a:xfrm>
                           <a:off x="0" y="0"/>
-                          <a:ext cx="1168400" cy="241300"/>
+                          <a:ext cx="793463" cy="190500"/>
                         </a:xfrm>
                         <a:prstGeom prst="rect">
                           <a:avLst/>
@@ -5157,9 +4545,9 @@
                         <a:solidFill>
                           <a:srgbClr val="FFFFFF"/>
                         </a:solidFill>
-                        <a:ln w="10160">
+                        <a:ln w="7620">
                           <a:solidFill>
-                            <a:srgbClr val="2D2D2D"/>
+                            <a:srgbClr val="5A5A5A"/>
                           </a:solidFill>
                         </a:ln>
                       </wps:spPr>
@@ -5183,28 +4571,25 @@
                         <w:txbxContent>
                           <w:p>
                             <w:pPr>
-                              <w:spacing w:after="0" w:line="240" w:lineRule="auto"/>
+                              <w:spacing w:before="0" w:after="0" w:line="150" w:lineRule="exact"/>
+                              <w:ind w:left="0" w:right="0" w:firstLine="0"/>
                               <w:jc w:val="center"/>
-                              <w:rPr>
-                                <w:rFonts w:ascii="Arial" w:hAnsi="Arial" w:cs="Arial"/>
-                                <w:b/>
-                                <w:color w:val="000000"/>
-                                <w:sz w:val="13"/>
-                              </w:rPr>
                             </w:pPr>
                             <w:r>
                               <w:rPr>
-                                <w:rFonts w:ascii="Arial" w:hAnsi="Arial" w:cs="Arial"/>
-                                <w:b/>
+                                <w:rFonts w:ascii="Arial" w:hAnsi="Arial" w:eastAsia="Arial" w:cs="Arial"/>
                                 <w:color w:val="000000"/>
                                 <w:sz w:val="13"/>
+                                <w:szCs w:val="13"/>
+                                <w:b/>
+                                <w:bCs/>
                               </w:rPr>
-                              <w:t>INFORMATION</w:t>
+                              <w:t>ACCESS</w:t>
                             </w:r>
                           </w:p>
                         </w:txbxContent>
                       </wps:txbx>
-                      <wps:bodyPr rot="0" spcFirstLastPara="0" vertOverflow="overflow" horzOverflow="overflow" vert="horz" wrap="square" lIns="25400" tIns="12700" rIns="25400" bIns="12700" numCol="1" spcCol="0" rtlCol="0" fromWordArt="0" anchor="ctr" anchorCtr="0" forceAA="0" compatLnSpc="1">
+                      <wps:bodyPr rot="0" spcFirstLastPara="0" vertOverflow="overflow" horzOverflow="overflow" vert="horz" wrap="square" lIns="0" tIns="0" rIns="0" bIns="0" numCol="1" spcCol="0" rtlCol="0" fromWordArt="0" anchor="ctr" anchorCtr="0" forceAA="0" compatLnSpc="1">
                         <a:prstTxWarp prst="textNoShape">
                           <a:avLst/>
                         </a:prstTxWarp>
@@ -5218,28 +4603,25 @@
           </mc:Choice>
           <mc:Fallback>
             <w:pict>
-              <v:rect w14:anchorId="18A32A29" id="Fishbone_1_Category_1" o:spid="_x0000_s1048" style="position:absolute;margin-left:139pt;margin-top:48.95pt;width:92pt;height:19pt;z-index:251664384;visibility:visible;mso-wrap-style:square;mso-wrap-distance-left:9pt;mso-wrap-distance-top:0;mso-wrap-distance-right:9pt;mso-wrap-distance-bottom:0;mso-position-horizontal:absolute;mso-position-horizontal-relative:page;mso-position-vertical:absolute;mso-position-vertical-relative:page;v-text-anchor:middle" o:gfxdata="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" strokecolor="#2d2d2d" strokeweight=".8pt">
-                <v:textbox inset="2pt,1pt,2pt,1pt">
+              <v:rect w14:anchorId="18A32A29" id="Fishbone_1_Category_1" o:spid="_x0000_s1048" style="position:absolute;margin-left:189.6705pt;margin-top:119.9062pt;width:62.4774pt;height:15.0000pt;z-index:251664384;visibility:visible;mso-wrap-style:square;mso-wrap-distance-left:9pt;mso-wrap-distance-top:0;mso-wrap-distance-right:9pt;mso-wrap-distance-bottom:0;mso-position-horizontal:absolute;mso-position-horizontal-relative:page;mso-position-vertical:absolute;mso-position-vertical-relative:page;v-text-anchor:middle" strokecolor="#5A5A5A" strokeweight="0.6pt">
+                <v:textbox inset="0,0,0,0">
                   <w:txbxContent>
                     <w:p>
                       <w:pPr>
-                        <w:spacing w:after="0" w:line="240" w:lineRule="auto"/>
+                        <w:spacing w:before="0" w:after="0" w:line="150" w:lineRule="exact"/>
+                        <w:ind w:left="0" w:right="0" w:firstLine="0"/>
                         <w:jc w:val="center"/>
-                        <w:rPr>
-                          <w:rFonts w:ascii="Arial" w:hAnsi="Arial" w:cs="Arial"/>
-                          <w:b/>
-                          <w:color w:val="000000"/>
-                          <w:sz w:val="13"/>
-                        </w:rPr>
                       </w:pPr>
                       <w:r>
                         <w:rPr>
-                          <w:rFonts w:ascii="Arial" w:hAnsi="Arial" w:cs="Arial"/>
-                          <w:b/>
+                          <w:rFonts w:ascii="Arial" w:hAnsi="Arial" w:eastAsia="Arial" w:cs="Arial"/>
                           <w:color w:val="000000"/>
                           <w:sz w:val="13"/>
+                          <w:szCs w:val="13"/>
+                          <w:b/>
+                          <w:bCs/>
                         </w:rPr>
-                        <w:t>INFORMATION</w:t>
+                        <w:t>ACCESS</w:t>
                       </w:r>
                     </w:p>
                   </w:txbxContent>
@@ -5258,18 +4640,18 @@
         <mc:AlternateContent>
           <mc:Choice Requires="wps">
             <w:drawing>
-              <wp:anchor distT="0" distB="0" distL="114300" distR="114300" simplePos="0" relativeHeight="251663360" behindDoc="0" locked="1" layoutInCell="1" allowOverlap="1" wp14:anchorId="2CB9719D" wp14:editId="22083862">
+              <wp:anchor distT="0" distB="0" distL="114300" distR="114300" simplePos="0" relativeHeight="251663360" behindDoc="0" locked="0" layoutInCell="1" allowOverlap="1" wp14:anchorId="2CB9719D" wp14:editId="22083862">
                 <wp:simplePos x="0" y="0"/>
                 <wp:positionH relativeFrom="page">
-                  <wp:posOffset>5549900</wp:posOffset>
+                  <wp:posOffset>5605521</wp:posOffset>
                 </wp:positionH>
                 <wp:positionV relativeFrom="page">
-                  <wp:posOffset>1269365</wp:posOffset>
+                  <wp:posOffset>2151459</wp:posOffset>
                 </wp:positionV>
-                <wp:extent cx="1003300" cy="812800"/>
-                <wp:effectExtent l="0" t="0" r="6350" b="6350"/>
+                <wp:extent cx="774420" cy="533400"/>
+                <wp:effectExtent l="0" t="0" r="0" b="0"/>
                 <wp:wrapNone/>
-                <wp:docPr id="5" name="Fishbone_1_Effect_Label"/>
+                <wp:docPr id="5" name="Fishbone_1_Effect_Label" descr="FLOOD INFORMATION DIFFICULTIES IN PRE-EVENT DECISIONS"/>
                 <wp:cNvGraphicFramePr/>
                 <a:graphic xmlns:a="http://schemas.openxmlformats.org/drawingml/2006/main">
                   <a:graphicData uri="http://schemas.microsoft.com/office/word/2010/wordprocessingShape">
@@ -5278,7 +4660,7 @@
                       <wps:spPr>
                         <a:xfrm>
                           <a:off x="0" y="0"/>
-                          <a:ext cx="1003300" cy="812800"/>
+                          <a:ext cx="774420" cy="533400"/>
                         </a:xfrm>
                         <a:prstGeom prst="rect">
                           <a:avLst/>
@@ -5301,91 +4683,97 @@
                         <w:txbxContent>
                           <w:p>
                             <w:pPr>
-                              <w:spacing w:after="0" w:line="240" w:lineRule="auto"/>
+                              <w:spacing w:before="0" w:after="0" w:line="146" w:lineRule="exact"/>
+                              <w:ind w:left="0" w:right="0" w:firstLine="0"/>
                               <w:jc w:val="center"/>
-                              <w:rPr>
-                                <w:rFonts w:ascii="Arial" w:hAnsi="Arial" w:cs="Arial"/>
-                                <w:b/>
-                                <w:color w:val="000000"/>
-                                <w:sz w:val="12"/>
-                              </w:rPr>
                             </w:pPr>
                             <w:r>
                               <w:rPr>
-                                <w:rFonts w:ascii="Arial" w:hAnsi="Arial" w:cs="Arial"/>
+                                <w:rFonts w:ascii="Arial" w:hAnsi="Arial" w:eastAsia="Arial" w:cs="Arial"/>
+                                <w:color w:val="000000"/>
+                                <w:sz w:val="13"/>
+                                <w:szCs w:val="13"/>
                                 <w:b/>
-                                <w:color w:val="000000"/>
-                                <w:sz w:val="12"/>
+                                <w:bCs/>
                               </w:rPr>
-                              <w:t>LIMITED</w:t>
+                              <w:t>FLOOD</w:t>
                             </w:r>
                           </w:p>
                           <w:p>
                             <w:pPr>
-                              <w:spacing w:after="0" w:line="240" w:lineRule="auto"/>
+                              <w:spacing w:before="0" w:after="0" w:line="146" w:lineRule="exact"/>
+                              <w:ind w:left="0" w:right="0" w:firstLine="0"/>
                               <w:jc w:val="center"/>
-                              <w:rPr>
-                                <w:rFonts w:ascii="Arial" w:hAnsi="Arial" w:cs="Arial"/>
-                                <w:b/>
-                                <w:color w:val="000000"/>
-                                <w:sz w:val="12"/>
-                              </w:rPr>
                             </w:pPr>
                             <w:r>
                               <w:rPr>
-                                <w:rFonts w:ascii="Arial" w:hAnsi="Arial" w:cs="Arial"/>
+                                <w:rFonts w:ascii="Arial" w:hAnsi="Arial" w:eastAsia="Arial" w:cs="Arial"/>
+                                <w:color w:val="000000"/>
+                                <w:sz w:val="13"/>
+                                <w:szCs w:val="13"/>
                                 <w:b/>
-                                <w:color w:val="000000"/>
-                                <w:sz w:val="12"/>
+                                <w:bCs/>
                               </w:rPr>
-                              <w:t>LOCATION-SPECIFIC</w:t>
+                              <w:t>INFORMATION</w:t>
                             </w:r>
                           </w:p>
                           <w:p>
                             <w:pPr>
-                              <w:spacing w:after="0" w:line="240" w:lineRule="auto"/>
+                              <w:spacing w:before="0" w:after="0" w:line="146" w:lineRule="exact"/>
+                              <w:ind w:left="0" w:right="0" w:firstLine="0"/>
                               <w:jc w:val="center"/>
-                              <w:rPr>
-                                <w:rFonts w:ascii="Arial" w:hAnsi="Arial" w:cs="Arial"/>
-                                <w:b/>
-                                <w:color w:val="000000"/>
-                                <w:sz w:val="12"/>
-                              </w:rPr>
                             </w:pPr>
                             <w:r>
                               <w:rPr>
-                                <w:rFonts w:ascii="Arial" w:hAnsi="Arial" w:cs="Arial"/>
+                                <w:rFonts w:ascii="Arial" w:hAnsi="Arial" w:eastAsia="Arial" w:cs="Arial"/>
+                                <w:color w:val="000000"/>
+                                <w:sz w:val="13"/>
+                                <w:szCs w:val="13"/>
                                 <w:b/>
-                                <w:color w:val="000000"/>
-                                <w:sz w:val="12"/>
+                                <w:bCs/>
                               </w:rPr>
-                              <w:t>FLOOD SUSCEPTIBILITY</w:t>
+                              <w:t>DIFFICULTIES IN</w:t>
                             </w:r>
                           </w:p>
                           <w:p>
                             <w:pPr>
-                              <w:spacing w:after="0" w:line="240" w:lineRule="auto"/>
+                              <w:spacing w:before="0" w:after="0" w:line="146" w:lineRule="exact"/>
+                              <w:ind w:left="0" w:right="0" w:firstLine="0"/>
                               <w:jc w:val="center"/>
-                              <w:rPr>
-                                <w:rFonts w:ascii="Arial" w:hAnsi="Arial" w:cs="Arial"/>
-                                <w:b/>
-                                <w:color w:val="000000"/>
-                                <w:sz w:val="12"/>
-                              </w:rPr>
                             </w:pPr>
                             <w:r>
                               <w:rPr>
-                                <w:rFonts w:ascii="Arial" w:hAnsi="Arial" w:cs="Arial"/>
+                                <w:rFonts w:ascii="Arial" w:hAnsi="Arial" w:eastAsia="Arial" w:cs="Arial"/>
+                                <w:color w:val="000000"/>
+                                <w:sz w:val="13"/>
+                                <w:szCs w:val="13"/>
                                 <w:b/>
+                                <w:bCs/>
+                              </w:rPr>
+                              <w:t>PRE-EVENT</w:t>
+                            </w:r>
+                          </w:p>
+                          <w:p>
+                            <w:pPr>
+                              <w:spacing w:before="0" w:after="0" w:line="146" w:lineRule="exact"/>
+                              <w:ind w:left="0" w:right="0" w:firstLine="0"/>
+                              <w:jc w:val="center"/>
+                            </w:pPr>
+                            <w:r>
+                              <w:rPr>
+                                <w:rFonts w:ascii="Arial" w:hAnsi="Arial" w:eastAsia="Arial" w:cs="Arial"/>
                                 <w:color w:val="000000"/>
-                                <w:sz w:val="12"/>
+                                <w:sz w:val="13"/>
+                                <w:szCs w:val="13"/>
+                                <w:b/>
+                                <w:bCs/>
                               </w:rPr>
-                              <w:t>INFORMATION</w:t>
+                              <w:t>DECISIONS</w:t>
                             </w:r>
                           </w:p>
                         </w:txbxContent>
                       </wps:txbx>
-                      <wps:bodyPr rot="0" spcFirstLastPara="0" vertOverflow="overflow" horzOverflow="overflow" vert="horz" wrap="square" lIns="25400" tIns="12700" rIns="25400" bIns="12700" numCol="1" spcCol="0" rtlCol="0" fromWordArt="0" anchor="ctr" anchorCtr="0" forceAA="0" compatLnSpc="1">
+                      <wps:bodyPr rot="0" spcFirstLastPara="0" vertOverflow="overflow" horzOverflow="overflow" vert="horz" wrap="square" lIns="0" tIns="0" rIns="0" bIns="0" numCol="1" spcCol="0" rtlCol="0" fromWordArt="0" anchor="ctr" anchorCtr="0" forceAA="0" compatLnSpc="1">
                         <a:prstTxWarp prst="textNoShape">
                           <a:avLst/>
                         </a:prstTxWarp>
@@ -5399,91 +4787,97 @@
           </mc:Choice>
           <mc:Fallback>
             <w:pict>
-              <v:shape w14:anchorId="2CB9719D" id="Fishbone_1_Effect_Label" o:spid="_x0000_s1049" type="#_x0000_t202" style="position:absolute;margin-left:437pt;margin-top:99.95pt;width:79pt;height:64pt;z-index:251663360;visibility:visible;mso-wrap-style:square;mso-wrap-distance-left:9pt;mso-wrap-distance-top:0;mso-wrap-distance-right:9pt;mso-wrap-distance-bottom:0;mso-position-horizontal:absolute;mso-position-horizontal-relative:page;mso-position-vertical:absolute;mso-position-vertical-relative:page;v-text-anchor:middle" o:gfxdata="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" filled="f" stroked="f" strokeweight=".5pt">
-                <v:textbox inset="2pt,1pt,2pt,1pt">
+              <v:shape w14:anchorId="2CB9719D" id="Fishbone_1_Effect_Label" o:spid="_x0000_s1049" type="#_x0000_t202" style="position:absolute;margin-left:441.3796pt;margin-top:169.4062pt;width:60.9780pt;height:42.0000pt;z-index:251663360;visibility:visible;mso-wrap-style:square;mso-wrap-distance-left:9pt;mso-wrap-distance-top:0;mso-wrap-distance-right:9pt;mso-wrap-distance-bottom:0;mso-position-horizontal:absolute;mso-position-horizontal-relative:page;mso-position-vertical:absolute;mso-position-vertical-relative:page;v-text-anchor:middle" filled="f" stroked="f" strokeweight=".5pt">
+                <v:textbox inset="0,0,0,0">
                   <w:txbxContent>
                     <w:p>
                       <w:pPr>
-                        <w:spacing w:after="0" w:line="240" w:lineRule="auto"/>
+                        <w:spacing w:before="0" w:after="0" w:line="146" w:lineRule="exact"/>
+                        <w:ind w:left="0" w:right="0" w:firstLine="0"/>
                         <w:jc w:val="center"/>
-                        <w:rPr>
-                          <w:rFonts w:ascii="Arial" w:hAnsi="Arial" w:cs="Arial"/>
-                          <w:b/>
-                          <w:color w:val="000000"/>
-                          <w:sz w:val="12"/>
-                        </w:rPr>
                       </w:pPr>
                       <w:r>
                         <w:rPr>
-                          <w:rFonts w:ascii="Arial" w:hAnsi="Arial" w:cs="Arial"/>
+                          <w:rFonts w:ascii="Arial" w:hAnsi="Arial" w:eastAsia="Arial" w:cs="Arial"/>
+                          <w:color w:val="000000"/>
+                          <w:sz w:val="13"/>
+                          <w:szCs w:val="13"/>
                           <w:b/>
-                          <w:color w:val="000000"/>
-                          <w:sz w:val="12"/>
+                          <w:bCs/>
                         </w:rPr>
-                        <w:t>LIMITED</w:t>
+                        <w:t>FLOOD</w:t>
                       </w:r>
                     </w:p>
                     <w:p>
                       <w:pPr>
-                        <w:spacing w:after="0" w:line="240" w:lineRule="auto"/>
+                        <w:spacing w:before="0" w:after="0" w:line="146" w:lineRule="exact"/>
+                        <w:ind w:left="0" w:right="0" w:firstLine="0"/>
                         <w:jc w:val="center"/>
-                        <w:rPr>
-                          <w:rFonts w:ascii="Arial" w:hAnsi="Arial" w:cs="Arial"/>
-                          <w:b/>
-                          <w:color w:val="000000"/>
-                          <w:sz w:val="12"/>
-                        </w:rPr>
                       </w:pPr>
                       <w:r>
                         <w:rPr>
-                          <w:rFonts w:ascii="Arial" w:hAnsi="Arial" w:cs="Arial"/>
+                          <w:rFonts w:ascii="Arial" w:hAnsi="Arial" w:eastAsia="Arial" w:cs="Arial"/>
+                          <w:color w:val="000000"/>
+                          <w:sz w:val="13"/>
+                          <w:szCs w:val="13"/>
                           <w:b/>
-                          <w:color w:val="000000"/>
-                          <w:sz w:val="12"/>
+                          <w:bCs/>
                         </w:rPr>
-                        <w:t>LOCATION-SPECIFIC</w:t>
+                        <w:t>INFORMATION</w:t>
                       </w:r>
                     </w:p>
                     <w:p>
                       <w:pPr>
-                        <w:spacing w:after="0" w:line="240" w:lineRule="auto"/>
+                        <w:spacing w:before="0" w:after="0" w:line="146" w:lineRule="exact"/>
+                        <w:ind w:left="0" w:right="0" w:firstLine="0"/>
                         <w:jc w:val="center"/>
-                        <w:rPr>
-                          <w:rFonts w:ascii="Arial" w:hAnsi="Arial" w:cs="Arial"/>
-                          <w:b/>
-                          <w:color w:val="000000"/>
-                          <w:sz w:val="12"/>
-                        </w:rPr>
                       </w:pPr>
                       <w:r>
                         <w:rPr>
-                          <w:rFonts w:ascii="Arial" w:hAnsi="Arial" w:cs="Arial"/>
+                          <w:rFonts w:ascii="Arial" w:hAnsi="Arial" w:eastAsia="Arial" w:cs="Arial"/>
+                          <w:color w:val="000000"/>
+                          <w:sz w:val="13"/>
+                          <w:szCs w:val="13"/>
                           <w:b/>
-                          <w:color w:val="000000"/>
-                          <w:sz w:val="12"/>
+                          <w:bCs/>
                         </w:rPr>
-                        <w:t>FLOOD SUSCEPTIBILITY</w:t>
+                        <w:t>DIFFICULTIES IN</w:t>
                       </w:r>
                     </w:p>
                     <w:p>
                       <w:pPr>
-                        <w:spacing w:after="0" w:line="240" w:lineRule="auto"/>
+                        <w:spacing w:before="0" w:after="0" w:line="146" w:lineRule="exact"/>
+                        <w:ind w:left="0" w:right="0" w:firstLine="0"/>
                         <w:jc w:val="center"/>
-                        <w:rPr>
-                          <w:rFonts w:ascii="Arial" w:hAnsi="Arial" w:cs="Arial"/>
-                          <w:b/>
-                          <w:color w:val="000000"/>
-                          <w:sz w:val="12"/>
-                        </w:rPr>
                       </w:pPr>
                       <w:r>
                         <w:rPr>
-                          <w:rFonts w:ascii="Arial" w:hAnsi="Arial" w:cs="Arial"/>
+                          <w:rFonts w:ascii="Arial" w:hAnsi="Arial" w:eastAsia="Arial" w:cs="Arial"/>
+                          <w:color w:val="000000"/>
+                          <w:sz w:val="13"/>
+                          <w:szCs w:val="13"/>
                           <w:b/>
+                          <w:bCs/>
+                        </w:rPr>
+                        <w:t>PRE-EVENT</w:t>
+                      </w:r>
+                    </w:p>
+                    <w:p>
+                      <w:pPr>
+                        <w:spacing w:before="0" w:after="0" w:line="146" w:lineRule="exact"/>
+                        <w:ind w:left="0" w:right="0" w:firstLine="0"/>
+                        <w:jc w:val="center"/>
+                      </w:pPr>
+                      <w:r>
+                        <w:rPr>
+                          <w:rFonts w:ascii="Arial" w:hAnsi="Arial" w:eastAsia="Arial" w:cs="Arial"/>
                           <w:color w:val="000000"/>
-                          <w:sz w:val="12"/>
+                          <w:sz w:val="13"/>
+                          <w:szCs w:val="13"/>
+                          <w:b/>
+                          <w:bCs/>
                         </w:rPr>
-                        <w:t>INFORMATION</w:t>
+                        <w:t>DECISIONS</w:t>
                       </w:r>
                     </w:p>
                   </w:txbxContent>
@@ -5502,16 +4896,16 @@
         <mc:AlternateContent>
           <mc:Choice Requires="wps">
             <w:drawing>
-              <wp:anchor distT="0" distB="0" distL="114300" distR="114300" simplePos="0" relativeHeight="251662336" behindDoc="0" locked="1" layoutInCell="1" allowOverlap="1" wp14:anchorId="46E793FA" wp14:editId="4ABCF409">
+              <wp:anchor distT="0" distB="0" distL="114300" distR="114300" simplePos="0" relativeHeight="251662336" behindDoc="0" locked="0" layoutInCell="1" allowOverlap="1" wp14:anchorId="46E793FA" wp14:editId="4ABCF409">
                 <wp:simplePos x="0" y="0"/>
                 <wp:positionH relativeFrom="page">
-                  <wp:posOffset>5473700</wp:posOffset>
+                  <wp:posOffset>5549661</wp:posOffset>
                 </wp:positionH>
                 <wp:positionV relativeFrom="page">
-                  <wp:posOffset>1053465</wp:posOffset>
+                  <wp:posOffset>1656159</wp:posOffset>
                 </wp:positionV>
-                <wp:extent cx="1600200" cy="1244600"/>
-                <wp:effectExtent l="0" t="0" r="19050" b="12700"/>
+                <wp:extent cx="1096884" cy="1524000"/>
+                <wp:effectExtent l="0" t="0" r="0" b="0"/>
                 <wp:wrapNone/>
                 <wp:docPr id="4" name="Fishbone_1_Effect_Head"/>
                 <wp:cNvGraphicFramePr/>
@@ -5522,7 +4916,7 @@
                       <wps:spPr>
                         <a:xfrm>
                           <a:off x="0" y="0"/>
-                          <a:ext cx="1600200" cy="1244600"/>
+                          <a:ext cx="1096884" cy="1524000"/>
                         </a:xfrm>
                         <a:custGeom>
                           <a:avLst/>
@@ -5548,16 +4942,16 @@
                         <a:gradFill flip="none" rotWithShape="1">
                           <a:gsLst>
                             <a:gs pos="0">
-                              <a:srgbClr val="F7F7F7"/>
+                              <a:srgbClr val="F0F0F0"/>
                             </a:gs>
                             <a:gs pos="100000">
-                              <a:srgbClr val="FFFFFF"/>
+                              <a:srgbClr val="BFBFBF"/>
                             </a:gs>
                           </a:gsLst>
-                          <a:lin ang="0" scaled="1"/>
+                          <a:lin ang="5400000" scaled="1"/>
                           <a:tileRect/>
                         </a:gradFill>
-                        <a:ln w="10160">
+                        <a:ln w="7620">
                           <a:solidFill>
                             <a:srgbClr val="7D7D7D"/>
                           </a:solidFill>
@@ -5588,8 +4982,8 @@
           </mc:Choice>
           <mc:Fallback>
             <w:pict>
-              <v:shape w14:anchorId="52964527" id="Fishbone_1_Effect_Head" o:spid="_x0000_s1026" style="position:absolute;margin-left:431pt;margin-top:82.95pt;width:126pt;height:98pt;z-index:251662336;visibility:visible;mso-wrap-style:square;mso-wrap-distance-left:9pt;mso-wrap-distance-top:0;mso-wrap-distance-right:9pt;mso-wrap-distance-bottom:0;mso-position-horizontal:absolute;mso-position-horizontal-relative:page;mso-position-vertical:absolute;mso-position-vertical-relative:page;v-text-anchor:top" coordsize="1600201,1244601" o:gfxdata="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" path="m,l1600200,622300,,1244600,,xe" fillcolor="#f7f7f7" strokecolor="#7d7d7d" strokeweight=".8pt">
-                <v:fill rotate="t" angle="90" focus="100%" type="gradient"/>
+              <v:shape w14:anchorId="52964527" id="Fishbone_1_Effect_Head" o:spid="_x0000_s1026" style="position:absolute;margin-left:436.9812pt;margin-top:130.4062pt;width:86.3688pt;height:120.0000pt;z-index:251662336;visibility:visible;mso-wrap-style:square;mso-wrap-distance-left:9pt;mso-wrap-distance-top:0;mso-wrap-distance-right:9pt;mso-wrap-distance-bottom:0;mso-position-horizontal:absolute;mso-position-horizontal-relative:page;mso-position-vertical:absolute;mso-position-vertical-relative:page;v-text-anchor:top" coordsize="1600201,1244601" path="m,l1600200,622300,,1244600,,xe" fillcolor="#F0F0F0" strokecolor="#7D7D7D" strokeweight="0.6pt">
+                <v:fill rotate="t" angle="0" focus="100%" type="gradient" color2="#BFBFBF"/>
                 <v:path arrowok="t" textboxrect="0,0,1600201,1244601"/>
                 <w10:wrap anchorx="page" anchory="page"/>
                 <w10:anchorlock/>
@@ -5605,15 +4999,15 @@
         <mc:AlternateContent>
           <mc:Choice Requires="wps">
             <w:drawing>
-              <wp:anchor distT="0" distB="0" distL="114300" distR="114300" simplePos="0" relativeHeight="251661312" behindDoc="0" locked="1" layoutInCell="1" allowOverlap="1" wp14:anchorId="3FFA9A2D" wp14:editId="6391E180">
+              <wp:anchor distT="0" distB="0" distL="114300" distR="114300" simplePos="0" relativeHeight="251661312" behindDoc="0" locked="0" layoutInCell="1" allowOverlap="1" wp14:anchorId="3FFA9A2D" wp14:editId="6391E180">
                 <wp:simplePos x="0" y="0"/>
                 <wp:positionH relativeFrom="page">
-                  <wp:posOffset>927100</wp:posOffset>
+                  <wp:posOffset>1789279</wp:posOffset>
                 </wp:positionH>
                 <wp:positionV relativeFrom="page">
-                  <wp:posOffset>1675765</wp:posOffset>
+                  <wp:posOffset>2418159</wp:posOffset>
                 </wp:positionV>
-                <wp:extent cx="4546600" cy="0"/>
+                <wp:extent cx="3760382" cy="0"/>
                 <wp:effectExtent l="0" t="0" r="0" b="0"/>
                 <wp:wrapNone/>
                 <wp:docPr id="3" name="Fishbone_1_Spine"/>
@@ -5625,17 +5019,15 @@
                       <wps:spPr>
                         <a:xfrm>
                           <a:off x="0" y="0"/>
-                          <a:ext cx="4546600" cy="0"/>
+                          <a:ext cx="3760382" cy="0"/>
                         </a:xfrm>
                         <a:prstGeom prst="straightConnector1">
                           <a:avLst/>
                         </a:prstGeom>
-                        <a:ln w="12065">
+                        <a:ln w="9525">
                           <a:solidFill>
-                            <a:srgbClr val="4B4B4B"/>
+                            <a:srgbClr val="7D7D7D"/>
                           </a:solidFill>
-                          <a:headEnd type="none"/>
-                          <a:tailEnd type="none"/>
                         </a:ln>
                       </wps:spPr>
                       <wps:style>
@@ -5661,7 +5053,7 @@
           </mc:Choice>
           <mc:Fallback>
             <w:pict>
-              <v:shape w14:anchorId="077A0A0F" id="Fishbone_1_Spine" o:spid="_x0000_s1026" type="#_x0000_t32" style="position:absolute;margin-left:73pt;margin-top:131.95pt;width:358pt;height:0;z-index:251661312;visibility:visible;mso-wrap-style:square;mso-wrap-distance-left:9pt;mso-wrap-distance-top:0;mso-wrap-distance-right:9pt;mso-wrap-distance-bottom:0;mso-position-horizontal:absolute;mso-position-horizontal-relative:page;mso-position-vertical:absolute;mso-position-vertical-relative:page" o:gfxdata="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" strokecolor="#4b4b4b" strokeweight=".95pt">
+              <v:shape w14:anchorId="077A0A0F" id="Fishbone_1_Spine" o:spid="_x0000_s1026" type="#_x0000_t32" style="position:absolute;margin-left:140.8881pt;margin-top:190.4062pt;width:296.0931pt;height:0.0000pt;z-index:251661312;visibility:visible;mso-wrap-style:square;mso-wrap-distance-left:9pt;mso-wrap-distance-top:0;mso-wrap-distance-right:9pt;mso-wrap-distance-bottom:0;mso-position-horizontal:absolute;mso-position-horizontal-relative:page;mso-position-vertical:absolute;mso-position-vertical-relative:page" strokecolor="#7D7D7D" strokeweight="0.75pt">
                 <w10:wrap anchorx="page" anchory="page"/>
                 <w10:anchorlock/>
               </v:shape>
@@ -5676,16 +5068,16 @@
         <mc:AlternateContent>
           <mc:Choice Requires="wps">
             <w:drawing>
-              <wp:anchor distT="0" distB="0" distL="114300" distR="114300" simplePos="0" relativeHeight="251660288" behindDoc="0" locked="1" layoutInCell="1" allowOverlap="1" wp14:anchorId="6622A11B" wp14:editId="603ED106">
+              <wp:anchor distT="0" distB="0" distL="114300" distR="114300" simplePos="0" relativeHeight="251660288" behindDoc="0" locked="0" layoutInCell="1" allowOverlap="1" wp14:anchorId="6622A11B" wp14:editId="603ED106">
                 <wp:simplePos x="0" y="0"/>
                 <wp:positionH relativeFrom="page">
-                  <wp:posOffset>342900</wp:posOffset>
+                  <wp:posOffset>1371600</wp:posOffset>
                 </wp:positionH>
                 <wp:positionV relativeFrom="page">
-                  <wp:posOffset>1421765</wp:posOffset>
+                  <wp:posOffset>2133679</wp:posOffset>
                 </wp:positionV>
-                <wp:extent cx="584200" cy="508000"/>
-                <wp:effectExtent l="0" t="0" r="25400" b="25400"/>
+                <wp:extent cx="417679" cy="568960"/>
+                <wp:effectExtent l="0" t="0" r="0" b="0"/>
                 <wp:wrapNone/>
                 <wp:docPr id="2" name="Fishbone_1_Tail"/>
                 <wp:cNvGraphicFramePr/>
@@ -5696,7 +5088,7 @@
                       <wps:spPr>
                         <a:xfrm>
                           <a:off x="0" y="0"/>
-                          <a:ext cx="584200" cy="508000"/>
+                          <a:ext cx="417679" cy="568960"/>
                         </a:xfrm>
                         <a:custGeom>
                           <a:avLst/>
@@ -5722,16 +5114,16 @@
                         <a:gradFill flip="none" rotWithShape="1">
                           <a:gsLst>
                             <a:gs pos="0">
-                              <a:srgbClr val="F7F7F7"/>
+                              <a:srgbClr val="F0F0F0"/>
                             </a:gs>
                             <a:gs pos="100000">
-                              <a:srgbClr val="FFFFFF"/>
+                              <a:srgbClr val="BFBFBF"/>
                             </a:gs>
                           </a:gsLst>
-                          <a:lin ang="0" scaled="1"/>
+                          <a:lin ang="5400000" scaled="1"/>
                           <a:tileRect/>
                         </a:gradFill>
-                        <a:ln w="10160">
+                        <a:ln w="7620">
                           <a:solidFill>
                             <a:srgbClr val="7D7D7D"/>
                           </a:solidFill>
@@ -5762,8 +5154,8 @@
           </mc:Choice>
           <mc:Fallback>
             <w:pict>
-              <v:shape w14:anchorId="40C7E5C6" id="Fishbone_1_Tail" o:spid="_x0000_s1026" style="position:absolute;margin-left:27pt;margin-top:111.95pt;width:46pt;height:40pt;z-index:251660288;visibility:visible;mso-wrap-style:square;mso-wrap-distance-left:9pt;mso-wrap-distance-top:0;mso-wrap-distance-right:9pt;mso-wrap-distance-bottom:0;mso-position-horizontal:absolute;mso-position-horizontal-relative:page;mso-position-vertical:absolute;mso-position-vertical-relative:page;v-text-anchor:top" coordsize="584201,508001" o:gfxdata="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" path="m,l584200,254000,,508000,,xe" fillcolor="#f7f7f7" strokecolor="#7d7d7d" strokeweight=".8pt">
-                <v:fill rotate="t" angle="90" focus="100%" type="gradient"/>
+              <v:shape w14:anchorId="40C7E5C6" id="Fishbone_1_Tail" o:spid="_x0000_s1026" style="position:absolute;margin-left:108.0000pt;margin-top:168.0062pt;width:32.8881pt;height:44.8000pt;z-index:251660288;visibility:visible;mso-wrap-style:square;mso-wrap-distance-left:9pt;mso-wrap-distance-top:0;mso-wrap-distance-right:9pt;mso-wrap-distance-bottom:0;mso-position-horizontal:absolute;mso-position-horizontal-relative:page;mso-position-vertical:absolute;mso-position-vertical-relative:page;v-text-anchor:top" coordsize="584201,508001" path="m,l584200,254000,,508000,,xe" fillcolor="#F0F0F0" strokecolor="#7D7D7D" strokeweight="0.6pt">
+                <v:fill rotate="t" angle="0" focus="100%" type="gradient" color2="#BFBFBF"/>
                 <v:path arrowok="t" textboxrect="0,0,584201,508001"/>
                 <w10:wrap anchorx="page" anchory="page"/>
                 <w10:anchorlock/>
@@ -5779,18 +5171,18 @@
         <mc:AlternateContent>
           <mc:Choice Requires="wps">
             <w:drawing>
-              <wp:anchor distT="0" distB="0" distL="114300" distR="114300" simplePos="0" relativeHeight="251659264" behindDoc="0" locked="1" layoutInCell="1" allowOverlap="1" wp14:anchorId="5010AC2F" wp14:editId="7FBED3F8">
+              <wp:anchor distT="0" distB="0" distL="114300" distR="114300" simplePos="0" relativeHeight="251659264" behindDoc="0" locked="0" layoutInCell="1" allowOverlap="1" wp14:anchorId="5010AC2F" wp14:editId="7FBED3F8">
                 <wp:simplePos x="0" y="0"/>
                 <wp:positionH relativeFrom="page">
-                  <wp:posOffset>393700</wp:posOffset>
+                  <wp:posOffset>1371600</wp:posOffset>
                 </wp:positionH>
                 <wp:positionV relativeFrom="page">
-                  <wp:posOffset>189865</wp:posOffset>
+                  <wp:posOffset>914400</wp:posOffset>
                 </wp:positionV>
-                <wp:extent cx="4572000" cy="228600"/>
+                <wp:extent cx="5274945" cy="254000"/>
                 <wp:effectExtent l="0" t="0" r="0" b="0"/>
                 <wp:wrapNone/>
-                <wp:docPr id="1" name="Document_Title"/>
+                <wp:docPr id="1" name="Document_Title" descr="Appendix 1. Ishikawa Fish Bone Diagram"/>
                 <wp:cNvGraphicFramePr/>
                 <a:graphic xmlns:a="http://schemas.openxmlformats.org/drawingml/2006/main">
                   <a:graphicData uri="http://schemas.microsoft.com/office/word/2010/wordprocessingShape">
@@ -5799,7 +5191,7 @@
                       <wps:spPr>
                         <a:xfrm>
                           <a:off x="0" y="0"/>
-                          <a:ext cx="4572000" cy="228600"/>
+                          <a:ext cx="5274945" cy="254000"/>
                         </a:xfrm>
                         <a:prstGeom prst="rect">
                           <a:avLst/>
@@ -5822,25 +5214,23 @@
                         <w:txbxContent>
                           <w:p>
                             <w:pPr>
-                              <w:spacing w:after="0" w:line="240" w:lineRule="auto"/>
-                              <w:rPr>
-                                <w:rFonts w:ascii="Arial" w:hAnsi="Arial" w:cs="Arial"/>
-                                <w:color w:val="000000"/>
-                                <w:sz w:val="18"/>
-                              </w:rPr>
+                              <w:spacing w:before="0" w:after="0" w:line="264" w:lineRule="exact"/>
+                              <w:ind w:left="0" w:right="0" w:firstLine="0"/>
+                              <w:jc w:val="left"/>
                             </w:pPr>
                             <w:r>
                               <w:rPr>
-                                <w:rFonts w:ascii="Arial" w:hAnsi="Arial" w:cs="Arial"/>
+                                <w:rFonts w:ascii="Arial" w:hAnsi="Arial" w:eastAsia="Arial" w:cs="Arial"/>
                                 <w:color w:val="000000"/>
-                                <w:sz w:val="18"/>
+                                <w:sz w:val="22"/>
+                                <w:szCs w:val="22"/>
                               </w:rPr>
-                              <w:t>Appendix 2. FloodSense Fishbone Diagrams</w:t>
+                              <w:t>Appendix 1. Ishikawa Fish Bone Diagram</w:t>
                             </w:r>
                           </w:p>
                         </w:txbxContent>
                       </wps:txbx>
-                      <wps:bodyPr rot="0" spcFirstLastPara="0" vertOverflow="overflow" horzOverflow="overflow" vert="horz" wrap="square" lIns="25400" tIns="12700" rIns="25400" bIns="12700" numCol="1" spcCol="0" rtlCol="0" fromWordArt="0" anchor="ctr" anchorCtr="0" forceAA="0" compatLnSpc="1">
+                      <wps:bodyPr rot="0" spcFirstLastPara="0" vertOverflow="overflow" horzOverflow="overflow" vert="horz" wrap="square" lIns="0" tIns="0" rIns="0" bIns="0" numCol="1" spcCol="0" rtlCol="0" fromWordArt="0" anchor="t" anchorCtr="0" forceAA="0" compatLnSpc="1">
                         <a:prstTxWarp prst="textNoShape">
                           <a:avLst/>
                         </a:prstTxWarp>
@@ -5854,25 +5244,23 @@
           </mc:Choice>
           <mc:Fallback>
             <w:pict>
-              <v:shape w14:anchorId="5010AC2F" id="Document_Title" o:spid="_x0000_s1050" type="#_x0000_t202" style="position:absolute;margin-left:31pt;margin-top:14.95pt;width:5in;height:18pt;z-index:251659264;visibility:visible;mso-wrap-style:square;mso-wrap-distance-left:9pt;mso-wrap-distance-top:0;mso-wrap-distance-right:9pt;mso-wrap-distance-bottom:0;mso-position-horizontal:absolute;mso-position-horizontal-relative:page;mso-position-vertical:absolute;mso-position-vertical-relative:page;v-text-anchor:middle" o:gfxdata="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" filled="f" stroked="f" strokeweight=".5pt">
-                <v:textbox inset="2pt,1pt,2pt,1pt">
+              <v:shape w14:anchorId="5010AC2F" id="Document_Title" o:spid="_x0000_s1050" type="#_x0000_t202" style="position:absolute;margin-left:108.0000pt;margin-top:72.0000pt;width:415.3500pt;height:20.0000pt;z-index:251659264;visibility:visible;mso-wrap-style:square;mso-wrap-distance-left:9pt;mso-wrap-distance-top:0;mso-wrap-distance-right:9pt;mso-wrap-distance-bottom:0;mso-position-horizontal:absolute;mso-position-horizontal-relative:page;mso-position-vertical:absolute;mso-position-vertical-relative:page;v-text-anchor:top" filled="f" stroked="f" strokeweight=".5pt">
+                <v:textbox inset="0,0,0,0">
                   <w:txbxContent>
                     <w:p>
                       <w:pPr>
-                        <w:spacing w:after="0" w:line="240" w:lineRule="auto"/>
-                        <w:rPr>
-                          <w:rFonts w:ascii="Arial" w:hAnsi="Arial" w:cs="Arial"/>
-                          <w:color w:val="000000"/>
-                          <w:sz w:val="18"/>
-                        </w:rPr>
+                        <w:spacing w:before="0" w:after="0" w:line="264" w:lineRule="exact"/>
+                        <w:ind w:left="0" w:right="0" w:firstLine="0"/>
+                        <w:jc w:val="left"/>
                       </w:pPr>
                       <w:r>
                         <w:rPr>
-                          <w:rFonts w:ascii="Arial" w:hAnsi="Arial" w:cs="Arial"/>
+                          <w:rFonts w:ascii="Arial" w:hAnsi="Arial" w:eastAsia="Arial" w:cs="Arial"/>
                           <w:color w:val="000000"/>
-                          <w:sz w:val="18"/>
+                          <w:sz w:val="22"/>
+                          <w:szCs w:val="22"/>
                         </w:rPr>
-                        <w:t>Appendix 2. FloodSense Fishbone Diagrams</w:t>
+                        <w:t>Appendix 1. Ishikawa Fish Bone Diagram</w:t>
                       </w:r>
                     </w:p>
                   </w:txbxContent>
@@ -5887,7 +5275,7 @@
     </w:p>
     <w:sectPr>
       <w:pgSz w:w="11907" w:h="16839"/>
-      <w:pgMar w:top="400" w:right="400" w:bottom="400" w:left="400" w:header="240" w:footer="240" w:gutter="0"/>
+      <w:pgMar w:top="1440" w:right="1440" w:bottom="1440" w:left="2160" w:header="720" w:footer="720" w:gutter="0"/>
       <w:cols w:space="720"/>
       <w:docGrid w:linePitch="360"/>
     </w:sectPr>
